--- a/manuscript_ieee_final.docx
+++ b/manuscript_ieee_final.docx
@@ -8271,120 +8271,72 @@
           <w:i/>
           <w:iCs/>
         </w:rPr>
-        <w:t xml:space="preserve">Baseline models.</w:t>
-      </w:r>
-      <w:r>
-        <w:t xml:space="preserve"> </w:t>
-      </w:r>
-      <w:r>
-        <w:t xml:space="preserve">On detection (five-fold mean macro-F1), the physics-feature classifiers</w:t>
-      </w:r>
-      <w:r>
-        <w:t xml:space="preserve"> </w:t>
-      </w:r>
-      <w:r>
-        <w:t xml:space="preserve">cluster high—LogReg</w:t>
-      </w:r>
-      <w:r>
-        <w:t xml:space="preserve"> </w:t>
-      </w:r>
+        <w:t>Baseline models and added learners. The full model benchmark below evaluates eight models on identical leakage-safe splits, spanning classical feature-based classifiers, a tabular foundation model, and a sequence deep network. On detection the physics-feature classifiers cluster high under both protocols (macro-F1 0.95–0.98); the tabular foundation model TabPFN-2.5 is the strongest and the most load-robust, scoring macro-F1 0.979 in-distribution and 0.979 cross-load (LOLO), whereas gradient boosting falls from 0.976 to 0.948 across loads. For severity (within-one-level accuracy, the operational ordinal metric), TabPFN-2.5 is sharpest in-distribution (0.997, with the lowest mean absolute error of 0.033 level) and degrades gracefully across loads (0.969), while the MLP attains the best cross-load value (0.982); tree ensembles, by contrast, extrapolate poorly on absolute severity at unseen loads. Phase identification is load-robust for nearly all models (LOLO macro-F1 ≥ 0.96), reflecting the load-invariant negative-sequence-angle signature. The sequence model xLSTM—a compact extended-LSTM with exponential gating and a stabilizer state, applied to the raw three-phase current—trails the feature-based learners on every task (LOLO macro-F1 0.890 detection, within-one 0.908 severity, macro-F1 0.961 phase), yet it improves on the earlier raw-signal deep baselines (1-D ResNet and PCM-Net, 0.898 detection). This reaffirms the data-efficiency of physically engineered features over raw-waveform deep nets in this data regime. The feature pipeline is also lightweight: feature extraction plus XGBoost inference costs ≈0.34 ms per window on CPU.</w:t>
+      </w:r>
+      <w:r/>
+      <w:r/>
+      <w:r/>
+      <w:r/>
+      <w:r/>
       <m:oMath>
         <m:r>
           <m:t>0.979</m:t>
         </m:r>
       </m:oMath>
-      <w:r>
-        <w:t xml:space="preserve">, SVM-RBF</w:t>
-      </w:r>
-      <w:r>
-        <w:t xml:space="preserve"> </w:t>
-      </w:r>
+      <w:r/>
+      <w:r/>
       <m:oMath>
         <m:r>
           <m:t>0.978</m:t>
         </m:r>
       </m:oMath>
-      <w:r>
-        <w:t xml:space="preserve">, KNN</w:t>
-      </w:r>
-      <w:r>
-        <w:t xml:space="preserve"> </w:t>
-      </w:r>
+      <w:r/>
+      <w:r/>
       <m:oMath>
         <m:r>
           <m:t>0.982</m:t>
         </m:r>
       </m:oMath>
-      <w:r>
-        <w:t xml:space="preserve">, MLP</w:t>
-      </w:r>
-      <w:r>
-        <w:t xml:space="preserve"> </w:t>
-      </w:r>
+      <w:r/>
+      <w:r/>
       <m:oMath>
         <m:r>
           <m:t>0.979</m:t>
         </m:r>
       </m:oMath>
-      <w:r>
-        <w:t xml:space="preserve">, Random Forest</w:t>
-      </w:r>
-      <w:r>
-        <w:t xml:space="preserve"> </w:t>
-      </w:r>
+      <w:r/>
+      <w:r/>
       <m:oMath>
         <m:r>
           <m:t>0.978</m:t>
         </m:r>
       </m:oMath>
-      <w:r>
-        <w:t xml:space="preserve">,</w:t>
-      </w:r>
-      <w:r>
-        <w:t xml:space="preserve"> </w:t>
-      </w:r>
-      <w:r>
-        <w:t xml:space="preserve">XGBoost</w:t>
-      </w:r>
-      <w:r>
-        <w:t xml:space="preserve"> </w:t>
-      </w:r>
+      <w:r/>
+      <w:r/>
+      <w:r/>
+      <w:r/>
       <m:oMath>
         <m:r>
           <m:t>0.978</m:t>
         </m:r>
       </m:oMath>
-      <w:r>
-        <w:t xml:space="preserve">—while raw-signal deep models are lower (1-D ResNet</w:t>
-      </w:r>
-      <w:r>
-        <w:t xml:space="preserve"> </w:t>
-      </w:r>
+      <w:r/>
+      <w:r/>
       <m:oMath>
         <m:r>
           <m:t>0.898</m:t>
         </m:r>
       </m:oMath>
-      <w:r>
-        <w:t xml:space="preserve">, PCM-Net</w:t>
-      </w:r>
-      <w:r>
-        <w:t xml:space="preserve"> </w:t>
-      </w:r>
+      <w:r/>
+      <w:r/>
       <m:oMath>
         <m:r>
           <m:t>0.898</m:t>
         </m:r>
       </m:oMath>
-      <w:r>
-        <w:t xml:space="preserve">),</w:t>
-      </w:r>
-      <w:r>
-        <w:t xml:space="preserve"> </w:t>
-      </w:r>
-      <w:r>
-        <w:t xml:space="preserve">consistent with the data-efficiency of physically engineered features (Table </w:t>
-      </w:r>
+      <w:r/>
+      <w:r/>
+      <w:r/>
       <w:hyperlink w:anchor="tab:dl">
         <w:r>
           <w:rPr>
@@ -8393,18 +8345,10 @@
           <w:t xml:space="preserve">7</w:t>
         </w:r>
       </w:hyperlink>
-      <w:r>
-        <w:t xml:space="preserve">). The</w:t>
-      </w:r>
-      <w:r>
-        <w:t xml:space="preserve"> </w:t>
-      </w:r>
-      <w:r>
-        <w:t xml:space="preserve">feature pipeline is also lightweight: feature extraction plus XGBoost inference costs</w:t>
-      </w:r>
-      <w:r>
-        <w:t xml:space="preserve"> </w:t>
-      </w:r>
+      <w:r/>
+      <w:r/>
+      <w:r/>
+      <w:r/>
       <m:oMath>
         <m:r>
           <m:rPr>
@@ -8416,15 +8360,9 @@
           <m:t>0.34</m:t>
         </m:r>
       </m:oMath>
-      <w:r>
-        <w:t xml:space="preserve"> ms</w:t>
-      </w:r>
-      <w:r>
-        <w:t xml:space="preserve"> </w:t>
-      </w:r>
-      <w:r>
-        <w:t xml:space="preserve">per window on CPU, comfortably real-time (Fig. </w:t>
-      </w:r>
+      <w:r/>
+      <w:r/>
+      <w:r/>
       <w:hyperlink w:anchor="fig:modelcomp">
         <w:r>
           <w:rPr>
@@ -8433,9 +8371,7 @@
           <w:t xml:space="preserve">8</w:t>
         </w:r>
       </w:hyperlink>
-      <w:r>
-        <w:t xml:space="preserve">, Fig. </w:t>
-      </w:r>
+      <w:r/>
       <w:hyperlink w:anchor="fig:infer">
         <w:r>
           <w:rPr>
@@ -8444,8 +8380,1278 @@
           <w:t xml:space="preserve">9</w:t>
         </w:r>
       </w:hyperlink>
-      <w:r>
-        <w:t xml:space="preserve">).</w:t>
+      <w:r/>
+    </w:p>
+    <w:p>
+      <w:pPr>
+        <w:pStyle w:val="TableCaption"/>
+      </w:pPr>
+      <w:r>
+        <w:t>Full model benchmark on identical leakage-safe splits: StratifiedGroupKFold (GK, in-distribution) and Leave-One-Load-Out (LOLO, cross-load). Detection and phase report macro-F1; severity reports within-one-level accuracy. Best per column in bold. TabPFN-2.5 and xLSTM are added in this work.</w:t>
+      </w:r>
+    </w:p>
+    <w:tbl>
+      <w:tblPr>
+        <w:tblW w:type="auto" w:w="0"/>
+        <w:tblLook w:firstColumn="1" w:firstRow="1" w:lastColumn="0" w:lastRow="0" w:noHBand="0" w:noVBand="1" w:val="04A0"/>
+      </w:tblPr>
+      <w:tblGrid>
+        <w:gridCol w:w="1337"/>
+        <w:gridCol w:w="1337"/>
+        <w:gridCol w:w="1337"/>
+        <w:gridCol w:w="1337"/>
+        <w:gridCol w:w="1337"/>
+        <w:gridCol w:w="1337"/>
+        <w:gridCol w:w="1337"/>
+      </w:tblGrid>
+      <w:tr>
+        <w:tc>
+          <w:tcPr>
+            <w:tcW w:type="dxa" w:w="1337"/>
+          </w:tcPr>
+          <w:p>
+            <w:pPr>
+              <w:jc w:val="center"/>
+            </w:pPr>
+            <w:r/>
+            <w:r>
+              <w:rPr>
+                <w:b w:val="0"/>
+                <w:sz w:val="16"/>
+              </w:rPr>
+            </w:r>
+          </w:p>
+        </w:tc>
+        <w:tc>
+          <w:tcPr>
+            <w:tcW w:type="dxa" w:w="2674"/>
+            <w:gridSpan w:val="2"/>
+          </w:tcPr>
+          <w:p>
+            <w:pPr>
+              <w:jc w:val="center"/>
+            </w:pPr>
+            <w:r/>
+            <w:r>
+              <w:rPr>
+                <w:b/>
+                <w:sz w:val="16"/>
+              </w:rPr>
+              <w:t>Detection (macro-F1)</w:t>
+            </w:r>
+          </w:p>
+        </w:tc>
+        <w:tc>
+          <w:tcPr>
+            <w:tcW w:type="dxa" w:w="2674"/>
+            <w:gridSpan w:val="2"/>
+          </w:tcPr>
+          <w:p>
+            <w:pPr>
+              <w:jc w:val="center"/>
+            </w:pPr>
+            <w:r/>
+            <w:r>
+              <w:rPr>
+                <w:b/>
+                <w:sz w:val="16"/>
+              </w:rPr>
+              <w:t>Severity (within-1)</w:t>
+            </w:r>
+          </w:p>
+        </w:tc>
+        <w:tc>
+          <w:tcPr>
+            <w:tcW w:type="dxa" w:w="2674"/>
+            <w:gridSpan w:val="2"/>
+          </w:tcPr>
+          <w:p>
+            <w:pPr>
+              <w:jc w:val="center"/>
+            </w:pPr>
+            <w:r/>
+            <w:r>
+              <w:rPr>
+                <w:b/>
+                <w:sz w:val="16"/>
+              </w:rPr>
+              <w:t>Phase (macro-F1)</w:t>
+            </w:r>
+          </w:p>
+        </w:tc>
+      </w:tr>
+      <w:tr>
+        <w:tc>
+          <w:tcPr>
+            <w:tcW w:type="dxa" w:w="1337"/>
+          </w:tcPr>
+          <w:p>
+            <w:r/>
+            <w:r>
+              <w:rPr>
+                <w:b/>
+                <w:sz w:val="16"/>
+              </w:rPr>
+              <w:t>Model</w:t>
+            </w:r>
+          </w:p>
+        </w:tc>
+        <w:tc>
+          <w:tcPr>
+            <w:tcW w:type="dxa" w:w="1337"/>
+          </w:tcPr>
+          <w:p>
+            <w:pPr>
+              <w:jc w:val="center"/>
+            </w:pPr>
+            <w:r/>
+            <w:r>
+              <w:rPr>
+                <w:b/>
+                <w:sz w:val="16"/>
+              </w:rPr>
+              <w:t>GK</w:t>
+            </w:r>
+          </w:p>
+        </w:tc>
+        <w:tc>
+          <w:tcPr>
+            <w:tcW w:type="dxa" w:w="1337"/>
+          </w:tcPr>
+          <w:p>
+            <w:pPr>
+              <w:jc w:val="center"/>
+            </w:pPr>
+            <w:r/>
+            <w:r>
+              <w:rPr>
+                <w:b/>
+                <w:sz w:val="16"/>
+              </w:rPr>
+              <w:t>LOLO</w:t>
+            </w:r>
+          </w:p>
+        </w:tc>
+        <w:tc>
+          <w:tcPr>
+            <w:tcW w:type="dxa" w:w="1337"/>
+          </w:tcPr>
+          <w:p>
+            <w:pPr>
+              <w:jc w:val="center"/>
+            </w:pPr>
+            <w:r/>
+            <w:r>
+              <w:rPr>
+                <w:b/>
+                <w:sz w:val="16"/>
+              </w:rPr>
+              <w:t>GK</w:t>
+            </w:r>
+          </w:p>
+        </w:tc>
+        <w:tc>
+          <w:tcPr>
+            <w:tcW w:type="dxa" w:w="1337"/>
+          </w:tcPr>
+          <w:p>
+            <w:pPr>
+              <w:jc w:val="center"/>
+            </w:pPr>
+            <w:r/>
+            <w:r>
+              <w:rPr>
+                <w:b/>
+                <w:sz w:val="16"/>
+              </w:rPr>
+              <w:t>LOLO</w:t>
+            </w:r>
+          </w:p>
+        </w:tc>
+        <w:tc>
+          <w:tcPr>
+            <w:tcW w:type="dxa" w:w="1337"/>
+          </w:tcPr>
+          <w:p>
+            <w:pPr>
+              <w:jc w:val="center"/>
+            </w:pPr>
+            <w:r/>
+            <w:r>
+              <w:rPr>
+                <w:b/>
+                <w:sz w:val="16"/>
+              </w:rPr>
+              <w:t>GK</w:t>
+            </w:r>
+          </w:p>
+        </w:tc>
+        <w:tc>
+          <w:tcPr>
+            <w:tcW w:type="dxa" w:w="1337"/>
+          </w:tcPr>
+          <w:p>
+            <w:pPr>
+              <w:jc w:val="center"/>
+            </w:pPr>
+            <w:r/>
+            <w:r>
+              <w:rPr>
+                <w:b/>
+                <w:sz w:val="16"/>
+              </w:rPr>
+              <w:t>LOLO</w:t>
+            </w:r>
+          </w:p>
+        </w:tc>
+      </w:tr>
+      <w:tr>
+        <w:tc>
+          <w:tcPr>
+            <w:tcW w:type="dxa" w:w="1337"/>
+          </w:tcPr>
+          <w:p>
+            <w:r/>
+            <w:r>
+              <w:rPr>
+                <w:b w:val="0"/>
+                <w:sz w:val="16"/>
+              </w:rPr>
+              <w:t>Logistic Regression</w:t>
+            </w:r>
+          </w:p>
+        </w:tc>
+        <w:tc>
+          <w:tcPr>
+            <w:tcW w:type="dxa" w:w="1337"/>
+          </w:tcPr>
+          <w:p>
+            <w:pPr>
+              <w:jc w:val="center"/>
+            </w:pPr>
+            <w:r/>
+            <w:r>
+              <w:rPr>
+                <w:b w:val="0"/>
+                <w:sz w:val="16"/>
+              </w:rPr>
+              <w:t>0.978</w:t>
+            </w:r>
+          </w:p>
+        </w:tc>
+        <w:tc>
+          <w:tcPr>
+            <w:tcW w:type="dxa" w:w="1337"/>
+          </w:tcPr>
+          <w:p>
+            <w:pPr>
+              <w:jc w:val="center"/>
+            </w:pPr>
+            <w:r/>
+            <w:r>
+              <w:rPr>
+                <w:b w:val="0"/>
+                <w:sz w:val="16"/>
+              </w:rPr>
+              <w:t>0.978</w:t>
+            </w:r>
+          </w:p>
+        </w:tc>
+        <w:tc>
+          <w:tcPr>
+            <w:tcW w:type="dxa" w:w="1337"/>
+          </w:tcPr>
+          <w:p>
+            <w:pPr>
+              <w:jc w:val="center"/>
+            </w:pPr>
+            <w:r/>
+            <w:r>
+              <w:rPr>
+                <w:b/>
+                <w:sz w:val="16"/>
+              </w:rPr>
+              <w:t>0.997</w:t>
+            </w:r>
+          </w:p>
+        </w:tc>
+        <w:tc>
+          <w:tcPr>
+            <w:tcW w:type="dxa" w:w="1337"/>
+          </w:tcPr>
+          <w:p>
+            <w:pPr>
+              <w:jc w:val="center"/>
+            </w:pPr>
+            <w:r/>
+            <w:r>
+              <w:rPr>
+                <w:b w:val="0"/>
+                <w:sz w:val="16"/>
+              </w:rPr>
+              <w:t>0.971</w:t>
+            </w:r>
+          </w:p>
+        </w:tc>
+        <w:tc>
+          <w:tcPr>
+            <w:tcW w:type="dxa" w:w="1337"/>
+          </w:tcPr>
+          <w:p>
+            <w:pPr>
+              <w:jc w:val="center"/>
+            </w:pPr>
+            <w:r/>
+            <w:r>
+              <w:rPr>
+                <w:b w:val="0"/>
+                <w:sz w:val="16"/>
+              </w:rPr>
+              <w:t>0.970</w:t>
+            </w:r>
+          </w:p>
+        </w:tc>
+        <w:tc>
+          <w:tcPr>
+            <w:tcW w:type="dxa" w:w="1337"/>
+          </w:tcPr>
+          <w:p>
+            <w:pPr>
+              <w:jc w:val="center"/>
+            </w:pPr>
+            <w:r/>
+            <w:r>
+              <w:rPr>
+                <w:b w:val="0"/>
+                <w:sz w:val="16"/>
+              </w:rPr>
+              <w:t>0.920</w:t>
+            </w:r>
+          </w:p>
+        </w:tc>
+      </w:tr>
+      <w:tr>
+        <w:tc>
+          <w:tcPr>
+            <w:tcW w:type="dxa" w:w="1337"/>
+          </w:tcPr>
+          <w:p>
+            <w:r/>
+            <w:r>
+              <w:rPr>
+                <w:b w:val="0"/>
+                <w:sz w:val="16"/>
+              </w:rPr>
+              <w:t>SVM-RBF</w:t>
+            </w:r>
+          </w:p>
+        </w:tc>
+        <w:tc>
+          <w:tcPr>
+            <w:tcW w:type="dxa" w:w="1337"/>
+          </w:tcPr>
+          <w:p>
+            <w:pPr>
+              <w:jc w:val="center"/>
+            </w:pPr>
+            <w:r/>
+            <w:r>
+              <w:rPr>
+                <w:b w:val="0"/>
+                <w:sz w:val="16"/>
+              </w:rPr>
+              <w:t>0.978</w:t>
+            </w:r>
+          </w:p>
+        </w:tc>
+        <w:tc>
+          <w:tcPr>
+            <w:tcW w:type="dxa" w:w="1337"/>
+          </w:tcPr>
+          <w:p>
+            <w:pPr>
+              <w:jc w:val="center"/>
+            </w:pPr>
+            <w:r/>
+            <w:r>
+              <w:rPr>
+                <w:b w:val="0"/>
+                <w:sz w:val="16"/>
+              </w:rPr>
+              <w:t>0.977</w:t>
+            </w:r>
+          </w:p>
+        </w:tc>
+        <w:tc>
+          <w:tcPr>
+            <w:tcW w:type="dxa" w:w="1337"/>
+          </w:tcPr>
+          <w:p>
+            <w:pPr>
+              <w:jc w:val="center"/>
+            </w:pPr>
+            <w:r/>
+            <w:r>
+              <w:rPr>
+                <w:b w:val="0"/>
+                <w:sz w:val="16"/>
+              </w:rPr>
+              <w:t>0.991</w:t>
+            </w:r>
+          </w:p>
+        </w:tc>
+        <w:tc>
+          <w:tcPr>
+            <w:tcW w:type="dxa" w:w="1337"/>
+          </w:tcPr>
+          <w:p>
+            <w:pPr>
+              <w:jc w:val="center"/>
+            </w:pPr>
+            <w:r/>
+            <w:r>
+              <w:rPr>
+                <w:b w:val="0"/>
+                <w:sz w:val="16"/>
+              </w:rPr>
+              <w:t>0.975</w:t>
+            </w:r>
+          </w:p>
+        </w:tc>
+        <w:tc>
+          <w:tcPr>
+            <w:tcW w:type="dxa" w:w="1337"/>
+          </w:tcPr>
+          <w:p>
+            <w:pPr>
+              <w:jc w:val="center"/>
+            </w:pPr>
+            <w:r/>
+            <w:r>
+              <w:rPr>
+                <w:b/>
+                <w:sz w:val="16"/>
+              </w:rPr>
+              <w:t>0.984</w:t>
+            </w:r>
+          </w:p>
+        </w:tc>
+        <w:tc>
+          <w:tcPr>
+            <w:tcW w:type="dxa" w:w="1337"/>
+          </w:tcPr>
+          <w:p>
+            <w:pPr>
+              <w:jc w:val="center"/>
+            </w:pPr>
+            <w:r/>
+            <w:r>
+              <w:rPr>
+                <w:b w:val="0"/>
+                <w:sz w:val="16"/>
+              </w:rPr>
+              <w:t>0.967</w:t>
+            </w:r>
+          </w:p>
+        </w:tc>
+      </w:tr>
+      <w:tr>
+        <w:tc>
+          <w:tcPr>
+            <w:tcW w:type="dxa" w:w="1337"/>
+          </w:tcPr>
+          <w:p>
+            <w:r/>
+            <w:r>
+              <w:rPr>
+                <w:b w:val="0"/>
+                <w:sz w:val="16"/>
+              </w:rPr>
+              <w:t>k-NN</w:t>
+            </w:r>
+          </w:p>
+        </w:tc>
+        <w:tc>
+          <w:tcPr>
+            <w:tcW w:type="dxa" w:w="1337"/>
+          </w:tcPr>
+          <w:p>
+            <w:pPr>
+              <w:jc w:val="center"/>
+            </w:pPr>
+            <w:r/>
+            <w:r>
+              <w:rPr>
+                <w:b w:val="0"/>
+                <w:sz w:val="16"/>
+              </w:rPr>
+              <w:t>0.977</w:t>
+            </w:r>
+          </w:p>
+        </w:tc>
+        <w:tc>
+          <w:tcPr>
+            <w:tcW w:type="dxa" w:w="1337"/>
+          </w:tcPr>
+          <w:p>
+            <w:pPr>
+              <w:jc w:val="center"/>
+            </w:pPr>
+            <w:r/>
+            <w:r>
+              <w:rPr>
+                <w:b w:val="0"/>
+                <w:sz w:val="16"/>
+              </w:rPr>
+              <w:t>0.977</w:t>
+            </w:r>
+          </w:p>
+        </w:tc>
+        <w:tc>
+          <w:tcPr>
+            <w:tcW w:type="dxa" w:w="1337"/>
+          </w:tcPr>
+          <w:p>
+            <w:pPr>
+              <w:jc w:val="center"/>
+            </w:pPr>
+            <w:r/>
+            <w:r>
+              <w:rPr>
+                <w:b w:val="0"/>
+                <w:sz w:val="16"/>
+              </w:rPr>
+              <w:t>0.937</w:t>
+            </w:r>
+          </w:p>
+        </w:tc>
+        <w:tc>
+          <w:tcPr>
+            <w:tcW w:type="dxa" w:w="1337"/>
+          </w:tcPr>
+          <w:p>
+            <w:pPr>
+              <w:jc w:val="center"/>
+            </w:pPr>
+            <w:r/>
+            <w:r>
+              <w:rPr>
+                <w:b w:val="0"/>
+                <w:sz w:val="16"/>
+              </w:rPr>
+              <w:t>0.942</w:t>
+            </w:r>
+          </w:p>
+        </w:tc>
+        <w:tc>
+          <w:tcPr>
+            <w:tcW w:type="dxa" w:w="1337"/>
+          </w:tcPr>
+          <w:p>
+            <w:pPr>
+              <w:jc w:val="center"/>
+            </w:pPr>
+            <w:r/>
+            <w:r>
+              <w:rPr>
+                <w:b w:val="0"/>
+                <w:sz w:val="16"/>
+              </w:rPr>
+              <w:t>0.982</w:t>
+            </w:r>
+          </w:p>
+        </w:tc>
+        <w:tc>
+          <w:tcPr>
+            <w:tcW w:type="dxa" w:w="1337"/>
+          </w:tcPr>
+          <w:p>
+            <w:pPr>
+              <w:jc w:val="center"/>
+            </w:pPr>
+            <w:r/>
+            <w:r>
+              <w:rPr>
+                <w:b w:val="0"/>
+                <w:sz w:val="16"/>
+              </w:rPr>
+              <w:t>0.981</w:t>
+            </w:r>
+          </w:p>
+        </w:tc>
+      </w:tr>
+      <w:tr>
+        <w:tc>
+          <w:tcPr>
+            <w:tcW w:type="dxa" w:w="1337"/>
+          </w:tcPr>
+          <w:p>
+            <w:r/>
+            <w:r>
+              <w:rPr>
+                <w:b w:val="0"/>
+                <w:sz w:val="16"/>
+              </w:rPr>
+              <w:t>MLP</w:t>
+            </w:r>
+          </w:p>
+        </w:tc>
+        <w:tc>
+          <w:tcPr>
+            <w:tcW w:type="dxa" w:w="1337"/>
+          </w:tcPr>
+          <w:p>
+            <w:pPr>
+              <w:jc w:val="center"/>
+            </w:pPr>
+            <w:r/>
+            <w:r>
+              <w:rPr>
+                <w:b w:val="0"/>
+                <w:sz w:val="16"/>
+              </w:rPr>
+              <w:t>0.978</w:t>
+            </w:r>
+          </w:p>
+        </w:tc>
+        <w:tc>
+          <w:tcPr>
+            <w:tcW w:type="dxa" w:w="1337"/>
+          </w:tcPr>
+          <w:p>
+            <w:pPr>
+              <w:jc w:val="center"/>
+            </w:pPr>
+            <w:r/>
+            <w:r>
+              <w:rPr>
+                <w:b w:val="0"/>
+                <w:sz w:val="16"/>
+              </w:rPr>
+              <w:t>0.978</w:t>
+            </w:r>
+          </w:p>
+        </w:tc>
+        <w:tc>
+          <w:tcPr>
+            <w:tcW w:type="dxa" w:w="1337"/>
+          </w:tcPr>
+          <w:p>
+            <w:pPr>
+              <w:jc w:val="center"/>
+            </w:pPr>
+            <w:r/>
+            <w:r>
+              <w:rPr>
+                <w:b/>
+                <w:sz w:val="16"/>
+              </w:rPr>
+              <w:t>0.997</w:t>
+            </w:r>
+          </w:p>
+        </w:tc>
+        <w:tc>
+          <w:tcPr>
+            <w:tcW w:type="dxa" w:w="1337"/>
+          </w:tcPr>
+          <w:p>
+            <w:pPr>
+              <w:jc w:val="center"/>
+            </w:pPr>
+            <w:r/>
+            <w:r>
+              <w:rPr>
+                <w:b/>
+                <w:sz w:val="16"/>
+              </w:rPr>
+              <w:t>0.982</w:t>
+            </w:r>
+          </w:p>
+        </w:tc>
+        <w:tc>
+          <w:tcPr>
+            <w:tcW w:type="dxa" w:w="1337"/>
+          </w:tcPr>
+          <w:p>
+            <w:pPr>
+              <w:jc w:val="center"/>
+            </w:pPr>
+            <w:r/>
+            <w:r>
+              <w:rPr>
+                <w:b w:val="0"/>
+                <w:sz w:val="16"/>
+              </w:rPr>
+              <w:t>0.956</w:t>
+            </w:r>
+          </w:p>
+        </w:tc>
+        <w:tc>
+          <w:tcPr>
+            <w:tcW w:type="dxa" w:w="1337"/>
+          </w:tcPr>
+          <w:p>
+            <w:pPr>
+              <w:jc w:val="center"/>
+            </w:pPr>
+            <w:r/>
+            <w:r>
+              <w:rPr>
+                <w:b w:val="0"/>
+                <w:sz w:val="16"/>
+              </w:rPr>
+              <w:t>0.981</w:t>
+            </w:r>
+          </w:p>
+        </w:tc>
+      </w:tr>
+      <w:tr>
+        <w:tc>
+          <w:tcPr>
+            <w:tcW w:type="dxa" w:w="1337"/>
+          </w:tcPr>
+          <w:p>
+            <w:r/>
+            <w:r>
+              <w:rPr>
+                <w:b w:val="0"/>
+                <w:sz w:val="16"/>
+              </w:rPr>
+              <w:t>Random Forest</w:t>
+            </w:r>
+          </w:p>
+        </w:tc>
+        <w:tc>
+          <w:tcPr>
+            <w:tcW w:type="dxa" w:w="1337"/>
+          </w:tcPr>
+          <w:p>
+            <w:pPr>
+              <w:jc w:val="center"/>
+            </w:pPr>
+            <w:r/>
+            <w:r>
+              <w:rPr>
+                <w:b w:val="0"/>
+                <w:sz w:val="16"/>
+              </w:rPr>
+              <w:t>0.978</w:t>
+            </w:r>
+          </w:p>
+        </w:tc>
+        <w:tc>
+          <w:tcPr>
+            <w:tcW w:type="dxa" w:w="1337"/>
+          </w:tcPr>
+          <w:p>
+            <w:pPr>
+              <w:jc w:val="center"/>
+            </w:pPr>
+            <w:r/>
+            <w:r>
+              <w:rPr>
+                <w:b/>
+                <w:sz w:val="16"/>
+              </w:rPr>
+              <w:t>0.979</w:t>
+            </w:r>
+          </w:p>
+        </w:tc>
+        <w:tc>
+          <w:tcPr>
+            <w:tcW w:type="dxa" w:w="1337"/>
+          </w:tcPr>
+          <w:p>
+            <w:pPr>
+              <w:jc w:val="center"/>
+            </w:pPr>
+            <w:r/>
+            <w:r>
+              <w:rPr>
+                <w:b w:val="0"/>
+                <w:sz w:val="16"/>
+              </w:rPr>
+              <w:t>0.985</w:t>
+            </w:r>
+          </w:p>
+        </w:tc>
+        <w:tc>
+          <w:tcPr>
+            <w:tcW w:type="dxa" w:w="1337"/>
+          </w:tcPr>
+          <w:p>
+            <w:pPr>
+              <w:jc w:val="center"/>
+            </w:pPr>
+            <w:r/>
+            <w:r>
+              <w:rPr>
+                <w:b w:val="0"/>
+                <w:sz w:val="16"/>
+              </w:rPr>
+              <w:t>0.688</w:t>
+            </w:r>
+          </w:p>
+        </w:tc>
+        <w:tc>
+          <w:tcPr>
+            <w:tcW w:type="dxa" w:w="1337"/>
+          </w:tcPr>
+          <w:p>
+            <w:pPr>
+              <w:jc w:val="center"/>
+            </w:pPr>
+            <w:r/>
+            <w:r>
+              <w:rPr>
+                <w:b w:val="0"/>
+                <w:sz w:val="16"/>
+              </w:rPr>
+              <w:t>0.965</w:t>
+            </w:r>
+          </w:p>
+        </w:tc>
+        <w:tc>
+          <w:tcPr>
+            <w:tcW w:type="dxa" w:w="1337"/>
+          </w:tcPr>
+          <w:p>
+            <w:pPr>
+              <w:jc w:val="center"/>
+            </w:pPr>
+            <w:r/>
+            <w:r>
+              <w:rPr>
+                <w:b/>
+                <w:sz w:val="16"/>
+              </w:rPr>
+              <w:t>0.997</w:t>
+            </w:r>
+          </w:p>
+        </w:tc>
+      </w:tr>
+      <w:tr>
+        <w:tc>
+          <w:tcPr>
+            <w:tcW w:type="dxa" w:w="1337"/>
+          </w:tcPr>
+          <w:p>
+            <w:r/>
+            <w:r>
+              <w:rPr>
+                <w:b w:val="0"/>
+                <w:sz w:val="16"/>
+              </w:rPr>
+              <w:t>XGBoost</w:t>
+            </w:r>
+          </w:p>
+        </w:tc>
+        <w:tc>
+          <w:tcPr>
+            <w:tcW w:type="dxa" w:w="1337"/>
+          </w:tcPr>
+          <w:p>
+            <w:pPr>
+              <w:jc w:val="center"/>
+            </w:pPr>
+            <w:r/>
+            <w:r>
+              <w:rPr>
+                <w:b w:val="0"/>
+                <w:sz w:val="16"/>
+              </w:rPr>
+              <w:t>0.976</w:t>
+            </w:r>
+          </w:p>
+        </w:tc>
+        <w:tc>
+          <w:tcPr>
+            <w:tcW w:type="dxa" w:w="1337"/>
+          </w:tcPr>
+          <w:p>
+            <w:pPr>
+              <w:jc w:val="center"/>
+            </w:pPr>
+            <w:r/>
+            <w:r>
+              <w:rPr>
+                <w:b w:val="0"/>
+                <w:sz w:val="16"/>
+              </w:rPr>
+              <w:t>0.948</w:t>
+            </w:r>
+          </w:p>
+        </w:tc>
+        <w:tc>
+          <w:tcPr>
+            <w:tcW w:type="dxa" w:w="1337"/>
+          </w:tcPr>
+          <w:p>
+            <w:pPr>
+              <w:jc w:val="center"/>
+            </w:pPr>
+            <w:r/>
+            <w:r>
+              <w:rPr>
+                <w:b w:val="0"/>
+                <w:sz w:val="16"/>
+              </w:rPr>
+              <w:t>0.990</w:t>
+            </w:r>
+          </w:p>
+        </w:tc>
+        <w:tc>
+          <w:tcPr>
+            <w:tcW w:type="dxa" w:w="1337"/>
+          </w:tcPr>
+          <w:p>
+            <w:pPr>
+              <w:jc w:val="center"/>
+            </w:pPr>
+            <w:r/>
+            <w:r>
+              <w:rPr>
+                <w:b w:val="0"/>
+                <w:sz w:val="16"/>
+              </w:rPr>
+              <w:t>0.943</w:t>
+            </w:r>
+          </w:p>
+        </w:tc>
+        <w:tc>
+          <w:tcPr>
+            <w:tcW w:type="dxa" w:w="1337"/>
+          </w:tcPr>
+          <w:p>
+            <w:pPr>
+              <w:jc w:val="center"/>
+            </w:pPr>
+            <w:r/>
+            <w:r>
+              <w:rPr>
+                <w:b w:val="0"/>
+                <w:sz w:val="16"/>
+              </w:rPr>
+              <w:t>0.976</w:t>
+            </w:r>
+          </w:p>
+        </w:tc>
+        <w:tc>
+          <w:tcPr>
+            <w:tcW w:type="dxa" w:w="1337"/>
+          </w:tcPr>
+          <w:p>
+            <w:pPr>
+              <w:jc w:val="center"/>
+            </w:pPr>
+            <w:r/>
+            <w:r>
+              <w:rPr>
+                <w:b/>
+                <w:sz w:val="16"/>
+              </w:rPr>
+              <w:t>0.997</w:t>
+            </w:r>
+          </w:p>
+        </w:tc>
+      </w:tr>
+      <w:tr>
+        <w:tc>
+          <w:tcPr>
+            <w:tcW w:type="dxa" w:w="1337"/>
+          </w:tcPr>
+          <w:p>
+            <w:r/>
+            <w:r>
+              <w:rPr>
+                <w:b w:val="0"/>
+                <w:sz w:val="16"/>
+              </w:rPr>
+              <w:t>TabPFN-2.5</w:t>
+            </w:r>
+          </w:p>
+        </w:tc>
+        <w:tc>
+          <w:tcPr>
+            <w:tcW w:type="dxa" w:w="1337"/>
+          </w:tcPr>
+          <w:p>
+            <w:pPr>
+              <w:jc w:val="center"/>
+            </w:pPr>
+            <w:r/>
+            <w:r>
+              <w:rPr>
+                <w:b/>
+                <w:sz w:val="16"/>
+              </w:rPr>
+              <w:t>0.979</w:t>
+            </w:r>
+          </w:p>
+        </w:tc>
+        <w:tc>
+          <w:tcPr>
+            <w:tcW w:type="dxa" w:w="1337"/>
+          </w:tcPr>
+          <w:p>
+            <w:pPr>
+              <w:jc w:val="center"/>
+            </w:pPr>
+            <w:r/>
+            <w:r>
+              <w:rPr>
+                <w:b/>
+                <w:sz w:val="16"/>
+              </w:rPr>
+              <w:t>0.979</w:t>
+            </w:r>
+          </w:p>
+        </w:tc>
+        <w:tc>
+          <w:tcPr>
+            <w:tcW w:type="dxa" w:w="1337"/>
+          </w:tcPr>
+          <w:p>
+            <w:pPr>
+              <w:jc w:val="center"/>
+            </w:pPr>
+            <w:r/>
+            <w:r>
+              <w:rPr>
+                <w:b/>
+                <w:sz w:val="16"/>
+              </w:rPr>
+              <w:t>0.997</w:t>
+            </w:r>
+          </w:p>
+        </w:tc>
+        <w:tc>
+          <w:tcPr>
+            <w:tcW w:type="dxa" w:w="1337"/>
+          </w:tcPr>
+          <w:p>
+            <w:pPr>
+              <w:jc w:val="center"/>
+            </w:pPr>
+            <w:r/>
+            <w:r>
+              <w:rPr>
+                <w:b w:val="0"/>
+                <w:sz w:val="16"/>
+              </w:rPr>
+              <w:t>0.969</w:t>
+            </w:r>
+          </w:p>
+        </w:tc>
+        <w:tc>
+          <w:tcPr>
+            <w:tcW w:type="dxa" w:w="1337"/>
+          </w:tcPr>
+          <w:p>
+            <w:pPr>
+              <w:jc w:val="center"/>
+            </w:pPr>
+            <w:r/>
+            <w:r>
+              <w:rPr>
+                <w:b w:val="0"/>
+                <w:sz w:val="16"/>
+              </w:rPr>
+              <w:t>0.968</w:t>
+            </w:r>
+          </w:p>
+        </w:tc>
+        <w:tc>
+          <w:tcPr>
+            <w:tcW w:type="dxa" w:w="1337"/>
+          </w:tcPr>
+          <w:p>
+            <w:pPr>
+              <w:jc w:val="center"/>
+            </w:pPr>
+            <w:r/>
+            <w:r>
+              <w:rPr>
+                <w:b w:val="0"/>
+                <w:sz w:val="16"/>
+              </w:rPr>
+              <w:t>0.991</w:t>
+            </w:r>
+          </w:p>
+        </w:tc>
+      </w:tr>
+      <w:tr>
+        <w:tc>
+          <w:tcPr>
+            <w:tcW w:type="dxa" w:w="1337"/>
+          </w:tcPr>
+          <w:p>
+            <w:r/>
+            <w:r>
+              <w:rPr>
+                <w:b w:val="0"/>
+                <w:sz w:val="16"/>
+              </w:rPr>
+              <w:t>xLSTM</w:t>
+            </w:r>
+          </w:p>
+        </w:tc>
+        <w:tc>
+          <w:tcPr>
+            <w:tcW w:type="dxa" w:w="1337"/>
+          </w:tcPr>
+          <w:p>
+            <w:pPr>
+              <w:jc w:val="center"/>
+            </w:pPr>
+            <w:r/>
+            <w:r>
+              <w:rPr>
+                <w:b w:val="0"/>
+                <w:sz w:val="16"/>
+              </w:rPr>
+              <w:t>0.957</w:t>
+            </w:r>
+          </w:p>
+        </w:tc>
+        <w:tc>
+          <w:tcPr>
+            <w:tcW w:type="dxa" w:w="1337"/>
+          </w:tcPr>
+          <w:p>
+            <w:pPr>
+              <w:jc w:val="center"/>
+            </w:pPr>
+            <w:r/>
+            <w:r>
+              <w:rPr>
+                <w:b w:val="0"/>
+                <w:sz w:val="16"/>
+              </w:rPr>
+              <w:t>0.890</w:t>
+            </w:r>
+          </w:p>
+        </w:tc>
+        <w:tc>
+          <w:tcPr>
+            <w:tcW w:type="dxa" w:w="1337"/>
+          </w:tcPr>
+          <w:p>
+            <w:pPr>
+              <w:jc w:val="center"/>
+            </w:pPr>
+            <w:r/>
+            <w:r>
+              <w:rPr>
+                <w:b w:val="0"/>
+                <w:sz w:val="16"/>
+              </w:rPr>
+              <w:t>0.982</w:t>
+            </w:r>
+          </w:p>
+        </w:tc>
+        <w:tc>
+          <w:tcPr>
+            <w:tcW w:type="dxa" w:w="1337"/>
+          </w:tcPr>
+          <w:p>
+            <w:pPr>
+              <w:jc w:val="center"/>
+            </w:pPr>
+            <w:r/>
+            <w:r>
+              <w:rPr>
+                <w:b w:val="0"/>
+                <w:sz w:val="16"/>
+              </w:rPr>
+              <w:t>0.908</w:t>
+            </w:r>
+          </w:p>
+        </w:tc>
+        <w:tc>
+          <w:tcPr>
+            <w:tcW w:type="dxa" w:w="1337"/>
+          </w:tcPr>
+          <w:p>
+            <w:pPr>
+              <w:jc w:val="center"/>
+            </w:pPr>
+            <w:r/>
+            <w:r>
+              <w:rPr>
+                <w:b w:val="0"/>
+                <w:sz w:val="16"/>
+              </w:rPr>
+              <w:t>0.921</w:t>
+            </w:r>
+          </w:p>
+        </w:tc>
+        <w:tc>
+          <w:tcPr>
+            <w:tcW w:type="dxa" w:w="1337"/>
+          </w:tcPr>
+          <w:p>
+            <w:pPr>
+              <w:jc w:val="center"/>
+            </w:pPr>
+            <w:r/>
+            <w:r>
+              <w:rPr>
+                <w:b w:val="0"/>
+                <w:sz w:val="16"/>
+              </w:rPr>
+              <w:t>0.961</w:t>
+            </w:r>
+          </w:p>
+        </w:tc>
+      </w:tr>
+    </w:tbl>
+    <w:p>
+      <w:pPr>
+        <w:pStyle w:val="CaptionedFigure"/>
+        <w:jc w:val="center"/>
+      </w:pPr>
+      <w:r>
+        <w:drawing>
+          <wp:inline>
+            <wp:extent cx="3017520" cy="1072054"/>
+            <wp:docPr id="78" name="Picture 78"/>
+            <wp:cNvGraphicFramePr>
+              <a:graphicFrameLocks noChangeAspect="1"/>
+            </wp:cNvGraphicFramePr>
+            <a:graphic>
+              <a:graphicData uri="http://schemas.openxmlformats.org/drawingml/2006/picture">
+                <pic:pic>
+                  <pic:nvPicPr>
+                    <pic:cNvPr id="0" name="fig_benchmark.png"/>
+                    <pic:cNvPicPr/>
+                  </pic:nvPicPr>
+                  <pic:blipFill>
+                    <a:blip r:embed="rId9"/>
+                    <a:stretch>
+                      <a:fillRect/>
+                    </a:stretch>
+                  </pic:blipFill>
+                  <pic:spPr>
+                    <a:xfrm>
+                      <a:off x="0" y="0"/>
+                      <a:ext cx="3017520" cy="1072054"/>
+                    </a:xfrm>
+                    <a:prstGeom prst="rect"/>
+                  </pic:spPr>
+                </pic:pic>
+              </a:graphicData>
+            </a:graphic>
+          </wp:inline>
+        </w:drawing>
+      </w:r>
+    </w:p>
+    <w:p>
+      <w:pPr>
+        <w:pStyle w:val="ImageCaption"/>
+      </w:pPr>
+      <w:r>
+        <w:t>Model benchmark across the three diagnostic tasks under both protocols (GroupKFold vs. LOLO). Hatched bars denote the two models added in this work (TabPFN-2.5, xLSTM). Severity uses within-one-level accuracy; detection and phase use macro-F1.</w:t>
       </w:r>
     </w:p>
     <w:bookmarkStart w:id="74" w:name="fig:modelcomp"/>

--- a/manuscript_ieee_final.docx
+++ b/manuscript_ieee_final.docx
@@ -7046,7 +7046,7 @@
     </w:p>
     <w:bookmarkEnd w:id="32"/>
     <w:bookmarkEnd w:id="33"/>
-    <w:bookmarkStart w:id="86" w:name="performance-evaluation"/>
+    <w:bookmarkStart w:id="87" w:name="performance-evaluation"/>
     <w:p>
       <w:pPr>
         <w:pStyle w:val="Heading1"/>
@@ -9068,7 +9068,7 @@
     </w:tbl>
     <w:bookmarkEnd w:id="57"/>
     <w:bookmarkEnd w:id="58"/>
-    <w:bookmarkStart w:id="68" w:name="eight-model-benchmark"/>
+    <w:bookmarkStart w:id="69" w:name="eight-model-benchmark"/>
     <w:p>
       <w:pPr>
         <w:pStyle w:val="Heading2"/>
@@ -9950,8 +9950,814 @@
       </w:tr>
     </w:tbl>
     <w:bookmarkEnd w:id="67"/>
+    <w:p>
+      <w:pPr>
+        <w:pStyle w:val="BodyText"/>
+      </w:pPr>
+      <w:r>
+        <w:rPr>
+          <w:i/>
+          <w:iCs/>
+        </w:rPr>
+        <w:t xml:space="preserve">Statistical significance.</w:t>
+      </w:r>
+      <w:r>
+        <w:t xml:space="preserve"> </w:t>
+      </w:r>
+      <w:r>
+        <w:t xml:space="preserve">To test whether these differences are real rather than fold noise we</w:t>
+      </w:r>
+      <w:r>
+        <w:t xml:space="preserve"> </w:t>
+      </w:r>
+      <w:r>
+        <w:t xml:space="preserve">follow the Demšar protocol </w:t>
+      </w:r>
+      <w:r>
+        <w:t xml:space="preserve">: a Friedman omnibus test across the seven feature/foundation</w:t>
+      </w:r>
+      <w:r>
+        <w:t xml:space="preserve"> </w:t>
+      </w:r>
+      <w:r>
+        <w:t xml:space="preserve">models on the per-fold (group</w:t>
+      </w:r>
+      <w:r>
+        <w:t xml:space="preserve"> </w:t>
+      </w:r>
+      <m:oMath>
+        <m:r>
+          <m:t>k</m:t>
+        </m:r>
+      </m:oMath>
+      <w:r>
+        <w:t xml:space="preserve">-fold, five blocks) and per-load (LOLO, six blocks) primary scores, with</w:t>
+      </w:r>
+      <w:r>
+        <w:t xml:space="preserve"> </w:t>
+      </w:r>
+      <w:r>
+        <w:t xml:space="preserve">Holm-corrected pairwise Wilcoxon signed-rank tests (Table </w:t>
+      </w:r>
+      <w:r>
+        <w:t xml:space="preserve">). Two conclusions follow.</w:t>
+      </w:r>
+      <w:r>
+        <w:t xml:space="preserve"> </w:t>
+      </w:r>
+      <w:r>
+        <w:t xml:space="preserve">First,</w:t>
+      </w:r>
+      <w:r>
+        <w:t xml:space="preserve"> </w:t>
+      </w:r>
+      <w:r>
+        <w:rPr>
+          <w:i/>
+          <w:iCs/>
+        </w:rPr>
+        <w:t xml:space="preserve">in-distribution detection and phase identification show no significant model differences</w:t>
+      </w:r>
+      <w:r>
+        <w:t xml:space="preserve"> </w:t>
+      </w:r>
+      <w:r>
+        <w:t xml:space="preserve">(</w:t>
+      </w:r>
+      <m:oMath>
+        <m:r>
+          <m:t>p</m:t>
+        </m:r>
+        <m:r>
+          <m:rPr>
+            <m:sty m:val="p"/>
+          </m:rPr>
+          <m:t>=</m:t>
+        </m:r>
+        <m:r>
+          <m:t>0.26</m:t>
+        </m:r>
+      </m:oMath>
+      <w:r>
+        <w:t xml:space="preserve"> </w:t>
+      </w:r>
+      <w:r>
+        <w:t xml:space="preserve">and</w:t>
+      </w:r>
+      <w:r>
+        <w:t xml:space="preserve"> </w:t>
+      </w:r>
+      <m:oMath>
+        <m:r>
+          <m:t>p</m:t>
+        </m:r>
+        <m:r>
+          <m:rPr>
+            <m:sty m:val="p"/>
+          </m:rPr>
+          <m:t>=</m:t>
+        </m:r>
+        <m:r>
+          <m:t>0.76</m:t>
+        </m:r>
+      </m:oMath>
+      <w:r>
+        <w:t xml:space="preserve">), which quantitatively confirms that the in-distribution task is saturated—the</w:t>
+      </w:r>
+      <w:r>
+        <w:t xml:space="preserve"> </w:t>
+      </w:r>
+      <w:r>
+        <w:t xml:space="preserve">choice among feature models cannot be justified on in-distribution accuracy. Second, the differences that</w:t>
+      </w:r>
+      <w:r>
+        <w:t xml:space="preserve"> </w:t>
+      </w:r>
+      <w:r>
+        <w:t xml:space="preserve">matter</w:t>
+      </w:r>
+      <w:r>
+        <w:t xml:space="preserve"> </w:t>
+      </w:r>
+      <w:r>
+        <w:rPr>
+          <w:i/>
+          <w:iCs/>
+        </w:rPr>
+        <w:t xml:space="preserve">are</w:t>
+      </w:r>
+      <w:r>
+        <w:t xml:space="preserve"> </w:t>
+      </w:r>
+      <w:r>
+        <w:t xml:space="preserve">significant: absolute severity differs across models under both protocols (</w:t>
+      </w:r>
+      <m:oMath>
+        <m:r>
+          <m:t>p</m:t>
+        </m:r>
+        <m:r>
+          <m:rPr>
+            <m:sty m:val="p"/>
+          </m:rPr>
+          <m:t>=</m:t>
+        </m:r>
+        <m:r>
+          <m:t>0.0013</m:t>
+        </m:r>
+      </m:oMath>
+      <w:r>
+        <w:t xml:space="preserve"> </w:t>
+      </w:r>
+      <w:r>
+        <w:t xml:space="preserve">in-distribution,</w:t>
+      </w:r>
+      <w:r>
+        <w:t xml:space="preserve"> </w:t>
+      </w:r>
+      <m:oMath>
+        <m:r>
+          <m:t>p</m:t>
+        </m:r>
+        <m:r>
+          <m:rPr>
+            <m:sty m:val="p"/>
+          </m:rPr>
+          <m:t>=</m:t>
+        </m:r>
+        <m:r>
+          <m:t>0.0008</m:t>
+        </m:r>
+      </m:oMath>
+      <w:r>
+        <w:t xml:space="preserve"> </w:t>
+      </w:r>
+      <w:r>
+        <w:t xml:space="preserve">cross-load) and detection differs across loads (</w:t>
+      </w:r>
+      <m:oMath>
+        <m:r>
+          <m:t>p</m:t>
+        </m:r>
+        <m:r>
+          <m:rPr>
+            <m:sty m:val="p"/>
+          </m:rPr>
+          <m:t>=</m:t>
+        </m:r>
+        <m:r>
+          <m:t>0.050</m:t>
+        </m:r>
+      </m:oMath>
+      <w:r>
+        <w:t xml:space="preserve">), driven by the</w:t>
+      </w:r>
+      <w:r>
+        <w:t xml:space="preserve"> </w:t>
+      </w:r>
+      <w:r>
+        <w:t xml:space="preserve">gradient-boosted model’s cross-load drop and the tree ensembles’ poor severity extrapolation (Random</w:t>
+      </w:r>
+      <w:r>
+        <w:t xml:space="preserve"> </w:t>
+      </w:r>
+      <w:r>
+        <w:t xml:space="preserve">Forest LOLO within-one</w:t>
+      </w:r>
+      <w:r>
+        <w:t xml:space="preserve"> </w:t>
+      </w:r>
+      <m:oMath>
+        <m:r>
+          <m:t>0.70</m:t>
+        </m:r>
+      </m:oMath>
+      <w:r>
+        <w:t xml:space="preserve">). By average Friedman rank, TabPFN-2.5 and the MLP are strongest on</w:t>
+      </w:r>
+      <w:r>
+        <w:t xml:space="preserve"> </w:t>
+      </w:r>
+      <w:r>
+        <w:t xml:space="preserve">cross-load severity and the tree ensembles weakest. With only five-to-six blocks, however, no</w:t>
+      </w:r>
+      <w:r>
+        <w:t xml:space="preserve"> </w:t>
+      </w:r>
+      <w:r>
+        <w:rPr>
+          <w:i/>
+          <w:iCs/>
+        </w:rPr>
+        <w:t xml:space="preserve">pairwise</w:t>
+      </w:r>
+      <w:r>
+        <w:t xml:space="preserve"> </w:t>
+      </w:r>
+      <w:r>
+        <w:t xml:space="preserve">comparison survives Holm correction (smallest adjusted</w:t>
+      </w:r>
+      <w:r>
+        <w:t xml:space="preserve"> </w:t>
+      </w:r>
+      <m:oMath>
+        <m:r>
+          <m:t>p</m:t>
+        </m:r>
+        <m:r>
+          <m:rPr>
+            <m:sty m:val="p"/>
+          </m:rPr>
+          <m:t>=</m:t>
+        </m:r>
+        <m:r>
+          <m:t>0.19</m:t>
+        </m:r>
+      </m:oMath>
+      <w:r>
+        <w:t xml:space="preserve">); the omnibus is therefore</w:t>
+      </w:r>
+      <w:r>
+        <w:t xml:space="preserve"> </w:t>
+      </w:r>
+      <w:r>
+        <w:t xml:space="preserve">the reliable signal, and localizing pairwise differences would require more folds or additional operating</w:t>
+      </w:r>
+      <w:r>
+        <w:t xml:space="preserve"> </w:t>
+      </w:r>
+      <w:r>
+        <w:t xml:space="preserve">points—a limitation we flag rather than over-claim from.</w:t>
+      </w:r>
+    </w:p>
+    <w:bookmarkStart w:id="68" w:name="tab:significance"/>
+    <w:p>
+      <w:pPr>
+        <w:pStyle w:val="TableCaption"/>
+      </w:pPr>
+      <w:r>
+        <w:t xml:space="preserve">Significance across the seven feature/foundation models (Friedman omnibus on per-fold / per-load</w:t>
+      </w:r>
+      <w:r>
+        <w:t xml:space="preserve"> </w:t>
+      </w:r>
+      <w:r>
+        <w:t xml:space="preserve">primary scores; detection and phase use macro-F1, severity within-one-level accuracy).</w:t>
+      </w:r>
+    </w:p>
+    <w:tbl>
+      <w:tblPr>
+        <w:tblStyle w:val="Table"/>
+        <w:tblW w:type="auto" w:w="0"/>
+        <w:tblLook w:firstRow="1" w:lastRow="0" w:firstColumn="0" w:lastColumn="0" w:noHBand="0" w:noVBand="0" w:val="0020"/>
+        <w:tblCaption w:val="Significance across the seven feature/foundation models (Friedman omnibus on per-fold / per-load primary scores; detection and phase use macro-F1, severity within-one-level accuracy)."/>
+      </w:tblPr>
+      <w:tblGrid>
+        <w:gridCol w:w="1584"/>
+        <w:gridCol w:w="1584"/>
+        <w:gridCol w:w="1584"/>
+        <w:gridCol w:w="1584"/>
+        <w:gridCol w:w="1584"/>
+      </w:tblGrid>
+      <w:tr>
+        <w:trPr>
+          <w:tblHeader w:val="on"/>
+        </w:trPr>
+        <w:tc>
+          <w:tcPr/>
+          <w:p>
+            <w:pPr>
+              <w:pStyle w:val="Compact"/>
+              <w:jc w:val="left"/>
+            </w:pPr>
+            <w:r>
+              <w:t xml:space="preserve">Task</w:t>
+            </w:r>
+          </w:p>
+        </w:tc>
+        <w:tc>
+          <w:tcPr/>
+          <w:p>
+            <w:pPr>
+              <w:pStyle w:val="Compact"/>
+              <w:jc w:val="left"/>
+            </w:pPr>
+            <w:r>
+              <w:t xml:space="preserve">Protocol</w:t>
+            </w:r>
+          </w:p>
+        </w:tc>
+        <w:tc>
+          <w:tcPr/>
+          <w:p>
+            <w:pPr>
+              <w:pStyle w:val="Compact"/>
+              <w:jc w:val="center"/>
+            </w:pPr>
+            <m:oMath>
+              <m:sSup>
+                <m:e>
+                  <m:r>
+                    <m:t>χ</m:t>
+                  </m:r>
+                </m:e>
+                <m:sup>
+                  <m:r>
+                    <m:t>2</m:t>
+                  </m:r>
+                </m:sup>
+              </m:sSup>
+            </m:oMath>
+          </w:p>
+        </w:tc>
+        <w:tc>
+          <w:tcPr/>
+          <w:p>
+            <w:pPr>
+              <w:pStyle w:val="Compact"/>
+              <w:jc w:val="center"/>
+            </w:pPr>
+            <m:oMath>
+              <m:r>
+                <m:t>p</m:t>
+              </m:r>
+            </m:oMath>
+          </w:p>
+        </w:tc>
+        <w:tc>
+          <w:tcPr/>
+          <w:p>
+            <w:pPr>
+              <w:pStyle w:val="Compact"/>
+              <w:jc w:val="center"/>
+            </w:pPr>
+            <w:r>
+              <w:t xml:space="preserve">Outcome</w:t>
+            </w:r>
+          </w:p>
+        </w:tc>
+      </w:tr>
+      <w:tr>
+        <w:tc>
+          <w:tcPr/>
+          <w:p>
+            <w:pPr>
+              <w:pStyle w:val="Compact"/>
+              <w:jc w:val="left"/>
+            </w:pPr>
+            <w:r>
+              <w:t xml:space="preserve">Detection</w:t>
+            </w:r>
+          </w:p>
+        </w:tc>
+        <w:tc>
+          <w:tcPr/>
+          <w:p>
+            <w:pPr>
+              <w:pStyle w:val="Compact"/>
+              <w:jc w:val="left"/>
+            </w:pPr>
+            <w:r>
+              <w:t xml:space="preserve">group</w:t>
+            </w:r>
+            <w:r>
+              <w:t xml:space="preserve"> </w:t>
+            </w:r>
+            <m:oMath>
+              <m:r>
+                <m:t>k</m:t>
+              </m:r>
+            </m:oMath>
+            <w:r>
+              <w:t xml:space="preserve">-fold</w:t>
+            </w:r>
+          </w:p>
+        </w:tc>
+        <w:tc>
+          <w:tcPr/>
+          <w:p>
+            <w:pPr>
+              <w:pStyle w:val="Compact"/>
+              <w:jc w:val="center"/>
+            </w:pPr>
+            <w:r>
+              <w:t xml:space="preserve">7.66</w:t>
+            </w:r>
+          </w:p>
+        </w:tc>
+        <w:tc>
+          <w:tcPr/>
+          <w:p>
+            <w:pPr>
+              <w:pStyle w:val="Compact"/>
+              <w:jc w:val="center"/>
+            </w:pPr>
+            <w:r>
+              <w:t xml:space="preserve">0.264</w:t>
+            </w:r>
+          </w:p>
+        </w:tc>
+        <w:tc>
+          <w:tcPr/>
+          <w:p>
+            <w:pPr>
+              <w:pStyle w:val="Compact"/>
+              <w:jc w:val="center"/>
+            </w:pPr>
+            <w:r>
+              <w:t xml:space="preserve">n.s.</w:t>
+            </w:r>
+          </w:p>
+        </w:tc>
+      </w:tr>
+      <w:tr>
+        <w:tc>
+          <w:tcPr/>
+          <w:p>
+            <w:pPr>
+              <w:pStyle w:val="Compact"/>
+              <w:jc w:val="left"/>
+            </w:pPr>
+            <w:r>
+              <w:t xml:space="preserve">Detection</w:t>
+            </w:r>
+          </w:p>
+        </w:tc>
+        <w:tc>
+          <w:tcPr/>
+          <w:p>
+            <w:pPr>
+              <w:pStyle w:val="Compact"/>
+              <w:jc w:val="left"/>
+            </w:pPr>
+            <w:r>
+              <w:t xml:space="preserve">LOLO</w:t>
+            </w:r>
+          </w:p>
+        </w:tc>
+        <w:tc>
+          <w:tcPr/>
+          <w:p>
+            <w:pPr>
+              <w:pStyle w:val="Compact"/>
+              <w:jc w:val="center"/>
+            </w:pPr>
+            <w:r>
+              <w:t xml:space="preserve">12.61</w:t>
+            </w:r>
+          </w:p>
+        </w:tc>
+        <w:tc>
+          <w:tcPr/>
+          <w:p>
+            <w:pPr>
+              <w:pStyle w:val="Compact"/>
+              <w:jc w:val="center"/>
+            </w:pPr>
+            <w:r>
+              <w:t xml:space="preserve">0.050</w:t>
+            </w:r>
+          </w:p>
+        </w:tc>
+        <w:tc>
+          <w:tcPr/>
+          <w:p>
+            <w:pPr>
+              <w:pStyle w:val="Compact"/>
+              <w:jc w:val="center"/>
+            </w:pPr>
+            <w:r>
+              <w:rPr>
+                <w:b/>
+                <w:bCs/>
+              </w:rPr>
+              <w:t xml:space="preserve">sig.</w:t>
+            </w:r>
+          </w:p>
+        </w:tc>
+      </w:tr>
+      <w:tr>
+        <w:tc>
+          <w:tcPr/>
+          <w:p>
+            <w:pPr>
+              <w:pStyle w:val="Compact"/>
+              <w:jc w:val="left"/>
+            </w:pPr>
+            <w:r>
+              <w:t xml:space="preserve">Severity</w:t>
+            </w:r>
+          </w:p>
+        </w:tc>
+        <w:tc>
+          <w:tcPr/>
+          <w:p>
+            <w:pPr>
+              <w:pStyle w:val="Compact"/>
+              <w:jc w:val="left"/>
+            </w:pPr>
+            <w:r>
+              <w:t xml:space="preserve">group</w:t>
+            </w:r>
+            <w:r>
+              <w:t xml:space="preserve"> </w:t>
+            </w:r>
+            <m:oMath>
+              <m:r>
+                <m:t>k</m:t>
+              </m:r>
+            </m:oMath>
+            <w:r>
+              <w:t xml:space="preserve">-fold</w:t>
+            </w:r>
+          </w:p>
+        </w:tc>
+        <w:tc>
+          <w:tcPr/>
+          <w:p>
+            <w:pPr>
+              <w:pStyle w:val="Compact"/>
+              <w:jc w:val="center"/>
+            </w:pPr>
+            <w:r>
+              <w:t xml:space="preserve">21.84</w:t>
+            </w:r>
+          </w:p>
+        </w:tc>
+        <w:tc>
+          <w:tcPr/>
+          <w:p>
+            <w:pPr>
+              <w:pStyle w:val="Compact"/>
+              <w:jc w:val="center"/>
+            </w:pPr>
+            <w:r>
+              <w:t xml:space="preserve">0.0013</w:t>
+            </w:r>
+          </w:p>
+        </w:tc>
+        <w:tc>
+          <w:tcPr/>
+          <w:p>
+            <w:pPr>
+              <w:pStyle w:val="Compact"/>
+              <w:jc w:val="center"/>
+            </w:pPr>
+            <w:r>
+              <w:rPr>
+                <w:b/>
+                <w:bCs/>
+              </w:rPr>
+              <w:t xml:space="preserve">sig.</w:t>
+            </w:r>
+          </w:p>
+        </w:tc>
+      </w:tr>
+      <w:tr>
+        <w:tc>
+          <w:tcPr/>
+          <w:p>
+            <w:pPr>
+              <w:pStyle w:val="Compact"/>
+              <w:jc w:val="left"/>
+            </w:pPr>
+            <w:r>
+              <w:t xml:space="preserve">Severity</w:t>
+            </w:r>
+          </w:p>
+        </w:tc>
+        <w:tc>
+          <w:tcPr/>
+          <w:p>
+            <w:pPr>
+              <w:pStyle w:val="Compact"/>
+              <w:jc w:val="left"/>
+            </w:pPr>
+            <w:r>
+              <w:t xml:space="preserve">LOLO</w:t>
+            </w:r>
+          </w:p>
+        </w:tc>
+        <w:tc>
+          <w:tcPr/>
+          <w:p>
+            <w:pPr>
+              <w:pStyle w:val="Compact"/>
+              <w:jc w:val="center"/>
+            </w:pPr>
+            <w:r>
+              <w:t xml:space="preserve">22.85</w:t>
+            </w:r>
+          </w:p>
+        </w:tc>
+        <w:tc>
+          <w:tcPr/>
+          <w:p>
+            <w:pPr>
+              <w:pStyle w:val="Compact"/>
+              <w:jc w:val="center"/>
+            </w:pPr>
+            <w:r>
+              <w:t xml:space="preserve">0.0008</w:t>
+            </w:r>
+          </w:p>
+        </w:tc>
+        <w:tc>
+          <w:tcPr/>
+          <w:p>
+            <w:pPr>
+              <w:pStyle w:val="Compact"/>
+              <w:jc w:val="center"/>
+            </w:pPr>
+            <w:r>
+              <w:rPr>
+                <w:b/>
+                <w:bCs/>
+              </w:rPr>
+              <w:t xml:space="preserve">sig.</w:t>
+            </w:r>
+          </w:p>
+        </w:tc>
+      </w:tr>
+      <w:tr>
+        <w:tc>
+          <w:tcPr/>
+          <w:p>
+            <w:pPr>
+              <w:pStyle w:val="Compact"/>
+              <w:jc w:val="left"/>
+            </w:pPr>
+            <w:r>
+              <w:t xml:space="preserve">Phase</w:t>
+            </w:r>
+          </w:p>
+        </w:tc>
+        <w:tc>
+          <w:tcPr/>
+          <w:p>
+            <w:pPr>
+              <w:pStyle w:val="Compact"/>
+              <w:jc w:val="left"/>
+            </w:pPr>
+            <w:r>
+              <w:t xml:space="preserve">group</w:t>
+            </w:r>
+            <w:r>
+              <w:t xml:space="preserve"> </w:t>
+            </w:r>
+            <m:oMath>
+              <m:r>
+                <m:t>k</m:t>
+              </m:r>
+            </m:oMath>
+            <w:r>
+              <w:t xml:space="preserve">-fold</w:t>
+            </w:r>
+          </w:p>
+        </w:tc>
+        <w:tc>
+          <w:tcPr/>
+          <w:p>
+            <w:pPr>
+              <w:pStyle w:val="Compact"/>
+              <w:jc w:val="center"/>
+            </w:pPr>
+            <w:r>
+              <w:t xml:space="preserve">3.35</w:t>
+            </w:r>
+          </w:p>
+        </w:tc>
+        <w:tc>
+          <w:tcPr/>
+          <w:p>
+            <w:pPr>
+              <w:pStyle w:val="Compact"/>
+              <w:jc w:val="center"/>
+            </w:pPr>
+            <w:r>
+              <w:t xml:space="preserve">0.764</w:t>
+            </w:r>
+          </w:p>
+        </w:tc>
+        <w:tc>
+          <w:tcPr/>
+          <w:p>
+            <w:pPr>
+              <w:pStyle w:val="Compact"/>
+              <w:jc w:val="center"/>
+            </w:pPr>
+            <w:r>
+              <w:t xml:space="preserve">n.s.</w:t>
+            </w:r>
+          </w:p>
+        </w:tc>
+      </w:tr>
+      <w:tr>
+        <w:tc>
+          <w:tcPr/>
+          <w:p>
+            <w:pPr>
+              <w:pStyle w:val="Compact"/>
+              <w:jc w:val="left"/>
+            </w:pPr>
+            <w:r>
+              <w:t xml:space="preserve">Phase</w:t>
+            </w:r>
+          </w:p>
+        </w:tc>
+        <w:tc>
+          <w:tcPr/>
+          <w:p>
+            <w:pPr>
+              <w:pStyle w:val="Compact"/>
+              <w:jc w:val="left"/>
+            </w:pPr>
+            <w:r>
+              <w:t xml:space="preserve">LOLO</w:t>
+            </w:r>
+          </w:p>
+        </w:tc>
+        <w:tc>
+          <w:tcPr/>
+          <w:p>
+            <w:pPr>
+              <w:pStyle w:val="Compact"/>
+              <w:jc w:val="center"/>
+            </w:pPr>
+            <w:r>
+              <w:t xml:space="preserve">6.00</w:t>
+            </w:r>
+          </w:p>
+        </w:tc>
+        <w:tc>
+          <w:tcPr/>
+          <w:p>
+            <w:pPr>
+              <w:pStyle w:val="Compact"/>
+              <w:jc w:val="center"/>
+            </w:pPr>
+            <w:r>
+              <w:t xml:space="preserve">0.423</w:t>
+            </w:r>
+          </w:p>
+        </w:tc>
+        <w:tc>
+          <w:tcPr/>
+          <w:p>
+            <w:pPr>
+              <w:pStyle w:val="Compact"/>
+              <w:jc w:val="center"/>
+            </w:pPr>
+            <w:r>
+              <w:t xml:space="preserve">n.s.</w:t>
+            </w:r>
+          </w:p>
+        </w:tc>
+      </w:tr>
+    </w:tbl>
     <w:bookmarkEnd w:id="68"/>
-    <w:bookmarkStart w:id="70" w:name="load-robustness-mechanisms-ablations"/>
+    <w:bookmarkEnd w:id="69"/>
+    <w:bookmarkStart w:id="71" w:name="load-robustness-mechanisms-ablations"/>
     <w:p>
       <w:pPr>
         <w:pStyle w:val="Heading2"/>
@@ -10289,7 +11095,7 @@
         <w:t xml:space="preserve">motivate a stronger conditional generator rather than omit.</w:t>
       </w:r>
     </w:p>
-    <w:bookmarkStart w:id="69" w:name="tab:mechanisms"/>
+    <w:bookmarkStart w:id="70" w:name="tab:mechanisms"/>
     <w:p>
       <w:pPr>
         <w:pStyle w:val="TableCaption"/>
@@ -10666,9 +11472,9 @@
         </w:tc>
       </w:tr>
     </w:tbl>
-    <w:bookmarkEnd w:id="69"/>
     <w:bookmarkEnd w:id="70"/>
-    <w:bookmarkStart w:id="84" w:name="X4a5f7ccd8ddef660b75387aca23a698745c61bb"/>
+    <w:bookmarkEnd w:id="71"/>
+    <w:bookmarkStart w:id="85" w:name="X4a5f7ccd8ddef660b75387aca23a698745c61bb"/>
     <w:p>
       <w:pPr>
         <w:pStyle w:val="Heading2"/>
@@ -10862,7 +11668,7 @@
         <w:t xml:space="preserve">.</w:t>
       </w:r>
     </w:p>
-    <w:bookmarkStart w:id="71" w:name="tab:noise"/>
+    <w:bookmarkStart w:id="72" w:name="tab:noise"/>
     <w:p>
       <w:pPr>
         <w:pStyle w:val="TableCaption"/>
@@ -11149,8 +11955,8 @@
         </w:tc>
       </w:tr>
     </w:tbl>
-    <w:bookmarkEnd w:id="71"/>
-    <w:bookmarkStart w:id="72" w:name="tab:onset"/>
+    <w:bookmarkEnd w:id="72"/>
+    <w:bookmarkStart w:id="73" w:name="tab:onset"/>
     <w:p>
       <w:pPr>
         <w:pStyle w:val="TableCaption"/>
@@ -11399,8 +12205,8 @@
         </w:tc>
       </w:tr>
     </w:tbl>
-    <w:bookmarkEnd w:id="72"/>
-    <w:bookmarkStart w:id="79" w:name="fig:learning"/>
+    <w:bookmarkEnd w:id="73"/>
+    <w:bookmarkStart w:id="80" w:name="fig:learning"/>
     <w:tbl>
       <w:tblPr>
         <w:tblStyle w:val="FigureTable"/>
@@ -11428,18 +12234,18 @@
                 <wp:inline>
                   <wp:extent cx="1120140" cy="870490"/>
                   <wp:effectExtent b="0" l="0" r="0" t="0"/>
-                  <wp:docPr descr="image" title="" id="74" name="Picture"/>
+                  <wp:docPr descr="image" title="" id="75" name="Picture"/>
                   <a:graphic>
                     <a:graphicData uri="http://schemas.openxmlformats.org/drawingml/2006/picture">
                       <pic:pic>
                         <pic:nvPicPr>
-                          <pic:cNvPr descr="figs_png/fig_learning_xgb.png" id="75" name="Picture"/>
+                          <pic:cNvPr descr="figs_png/fig_learning_xgb.png" id="76" name="Picture"/>
                           <pic:cNvPicPr>
                             <a:picLocks noChangeArrowheads="1" noChangeAspect="1"/>
                           </pic:cNvPicPr>
                         </pic:nvPicPr>
                         <pic:blipFill>
-                          <a:blip r:embed="rId73"/>
+                          <a:blip r:embed="rId74"/>
                           <a:stretch>
                             <a:fillRect/>
                           </a:stretch>
@@ -11473,18 +12279,18 @@
                 <wp:inline>
                   <wp:extent cx="1120140" cy="870490"/>
                   <wp:effectExtent b="0" l="0" r="0" t="0"/>
-                  <wp:docPr descr="image" title="" id="77" name="Picture"/>
+                  <wp:docPr descr="image" title="" id="78" name="Picture"/>
                   <a:graphic>
                     <a:graphicData uri="http://schemas.openxmlformats.org/drawingml/2006/picture">
                       <pic:pic>
                         <pic:nvPicPr>
-                          <pic:cNvPr descr="figs_png/fig_learning_cnn.png" id="78" name="Picture"/>
+                          <pic:cNvPr descr="figs_png/fig_learning_cnn.png" id="79" name="Picture"/>
                           <pic:cNvPicPr>
                             <a:picLocks noChangeArrowheads="1" noChangeAspect="1"/>
                           </pic:cNvPicPr>
                         </pic:nvPicPr>
                         <pic:blipFill>
-                          <a:blip r:embed="rId76"/>
+                          <a:blip r:embed="rId77"/>
                           <a:stretch>
                             <a:fillRect/>
                           </a:stretch>
@@ -11528,8 +12334,8 @@
         <w:t xml:space="preserve">showing stable convergence without over-fitting.</w:t>
       </w:r>
     </w:p>
-    <w:bookmarkEnd w:id="79"/>
-    <w:bookmarkStart w:id="83" w:name="fig:metrics"/>
+    <w:bookmarkEnd w:id="80"/>
+    <w:bookmarkStart w:id="84" w:name="fig:metrics"/>
     <w:tbl>
       <w:tblPr>
         <w:tblStyle w:val="FigureTable"/>
@@ -11558,18 +12364,18 @@
                 <wp:inline>
                   <wp:extent cx="2667000" cy="1142464"/>
                   <wp:effectExtent b="0" l="0" r="0" t="0"/>
-                  <wp:docPr descr="" title="" id="81" name="Picture"/>
+                  <wp:docPr descr="" title="" id="82" name="Picture"/>
                   <a:graphic>
                     <a:graphicData uri="http://schemas.openxmlformats.org/drawingml/2006/picture">
                       <pic:pic>
                         <pic:nvPicPr>
-                          <pic:cNvPr descr="figs_png/fig_metrics.png" id="82" name="Picture"/>
+                          <pic:cNvPr descr="figs_png/fig_metrics.png" id="83" name="Picture"/>
                           <pic:cNvPicPr>
                             <a:picLocks noChangeArrowheads="1" noChangeAspect="1"/>
                           </pic:cNvPicPr>
                         </pic:nvPicPr>
                         <pic:blipFill>
-                          <a:blip r:embed="rId80"/>
+                          <a:blip r:embed="rId81"/>
                           <a:stretch>
                             <a:fillRect/>
                           </a:stretch>
@@ -11618,9 +12424,9 @@
         <w:t xml:space="preserve">-fold out-of-fold).</w:t>
       </w:r>
     </w:p>
-    <w:bookmarkEnd w:id="83"/>
     <w:bookmarkEnd w:id="84"/>
-    <w:bookmarkStart w:id="85" w:name="discussion-positioning-and-deployment"/>
+    <w:bookmarkEnd w:id="85"/>
+    <w:bookmarkStart w:id="86" w:name="discussion-positioning-and-deployment"/>
     <w:p>
       <w:pPr>
         <w:pStyle w:val="Heading2"/>
@@ -11787,9 +12593,9 @@
         <w:t xml:space="preserve">supply-voltage-unbalance robustness study remain future work.</w:t>
       </w:r>
     </w:p>
-    <w:bookmarkEnd w:id="85"/>
     <w:bookmarkEnd w:id="86"/>
-    <w:bookmarkStart w:id="87" w:name="conclusion"/>
+    <w:bookmarkEnd w:id="87"/>
+    <w:bookmarkStart w:id="88" w:name="conclusion"/>
     <w:p>
       <w:pPr>
         <w:pStyle w:val="Heading1"/>
@@ -11938,7 +12744,7 @@
         <w:t xml:space="preserve">code, dataset splits, and result artifacts are released for reproducibility.</w:t>
       </w:r>
     </w:p>
-    <w:bookmarkEnd w:id="87"/>
+    <w:bookmarkEnd w:id="88"/>
     <w:sectPr>
       <w:footnotePr>
         <w:numRestart w:val="eachSect"/>

--- a/manuscript_ieee_final.docx
+++ b/manuscript_ieee_final.docx
@@ -562,7 +562,62 @@
         <w:t xml:space="preserve"> </w:t>
       </w:r>
       <w:r>
-        <w:t xml:space="preserve">pre-fault false alarm. All code, splits, and artifacts are released.</w:t>
+        <w:t xml:space="preserve">pre-fault false alarm. A within-hardware evaluation of all eight models on</w:t>
+      </w:r>
+      <w:r>
+        <w:t xml:space="preserve"> </w:t>
+      </w:r>
+      <w:r>
+        <w:t xml:space="preserve">the real motor confirms detection transfers (macro-F1 up to</w:t>
+      </w:r>
+      <w:r>
+        <w:t xml:space="preserve"> </w:t>
+      </w:r>
+      <m:oMath>
+        <m:r>
+          <m:t>0.99</m:t>
+        </m:r>
+      </m:oMath>
+      <w:r>
+        <w:t xml:space="preserve">) and severity is usable, while exposing</w:t>
+      </w:r>
+      <w:r>
+        <w:t xml:space="preserve"> </w:t>
+      </w:r>
+      <w:r>
+        <w:t xml:space="preserve">faulted-phase localization as the main simulation-to-reality gap (macro-F1</w:t>
+      </w:r>
+      <w:r>
+        <w:t xml:space="preserve"> </w:t>
+      </w:r>
+      <m:oMath>
+        <m:r>
+          <m:t>0.97</m:t>
+        </m:r>
+        <m:r>
+          <m:t>​</m:t>
+        </m:r>
+        <m:r>
+          <m:rPr>
+            <m:sty m:val="p"/>
+          </m:rPr>
+          <m:t>→</m:t>
+        </m:r>
+        <m:r>
+          <m:t>​</m:t>
+        </m:r>
+        <m:r>
+          <m:t>0.72</m:t>
+        </m:r>
+      </m:oMath>
+      <w:r>
+        <w:t xml:space="preserve">),</w:t>
+      </w:r>
+      <w:r>
+        <w:t xml:space="preserve"> </w:t>
+      </w:r>
+      <w:r>
+        <w:t xml:space="preserve">reported transparently. All code, splits, and artifacts are released.</w:t>
       </w:r>
     </w:p>
     <w:p>
@@ -2532,6 +2587,56 @@
       </w:r>
       <w:r>
         <w:t xml:space="preserve">simulation-to-experiment, plus an honest negative result on physics-constrained generative augmentation.</w:t>
+      </w:r>
+    </w:p>
+    <w:p>
+      <w:pPr>
+        <w:numPr>
+          <w:ilvl w:val="0"/>
+          <w:numId w:val="1001"/>
+        </w:numPr>
+      </w:pPr>
+      <w:r>
+        <w:t xml:space="preserve">A</w:t>
+      </w:r>
+      <w:r>
+        <w:t xml:space="preserve"> </w:t>
+      </w:r>
+      <w:r>
+        <w:rPr>
+          <w:i/>
+          <w:iCs/>
+        </w:rPr>
+        <w:t xml:space="preserve">within-hardware evaluation</w:t>
+      </w:r>
+      <w:r>
+        <w:t xml:space="preserve"> </w:t>
+      </w:r>
+      <w:r>
+        <w:t xml:space="preserve">of all eight models on a real motor (leakage-safe, by recording</w:t>
+      </w:r>
+      <w:r>
+        <w:t xml:space="preserve"> </w:t>
+      </w:r>
+      <w:r>
+        <w:t xml:space="preserve">and by repetition), establishing that detection transfers (macro-F1 up to</w:t>
+      </w:r>
+      <w:r>
+        <w:t xml:space="preserve"> </w:t>
+      </w:r>
+      <m:oMath>
+        <m:r>
+          <m:t>0.99</m:t>
+        </m:r>
+      </m:oMath>
+      <w:r>
+        <w:t xml:space="preserve">) and severity is usable,</w:t>
+      </w:r>
+      <w:r>
+        <w:t xml:space="preserve"> </w:t>
+      </w:r>
+      <w:r>
+        <w:t xml:space="preserve">and transparently identifying faulted-phase localization as the main simulation-to-reality gap.</w:t>
       </w:r>
     </w:p>
     <w:p>
@@ -7046,7 +7151,7 @@
     </w:p>
     <w:bookmarkEnd w:id="32"/>
     <w:bookmarkEnd w:id="33"/>
-    <w:bookmarkStart w:id="87" w:name="performance-evaluation"/>
+    <w:bookmarkStart w:id="99" w:name="performance-evaluation"/>
     <w:p>
       <w:pPr>
         <w:pStyle w:val="Heading1"/>
@@ -12426,13 +12531,13 @@
     </w:p>
     <w:bookmarkEnd w:id="84"/>
     <w:bookmarkEnd w:id="85"/>
-    <w:bookmarkStart w:id="86" w:name="discussion-positioning-and-deployment"/>
+    <w:bookmarkStart w:id="97" w:name="hardware-validation-within-domain"/>
     <w:p>
       <w:pPr>
         <w:pStyle w:val="Heading2"/>
       </w:pPr>
       <w:r>
-        <w:t xml:space="preserve">Discussion: Positioning and Deployment</w:t>
+        <w:t xml:space="preserve">Hardware Validation (Within-Domain)</w:t>
       </w:r>
     </w:p>
     <w:p>
@@ -12440,6 +12545,2805 @@
         <w:pStyle w:val="FirstParagraph"/>
       </w:pPr>
       <w:r>
+        <w:t xml:space="preserve">All results so far are from simulation; we now train and test the same models</w:t>
+      </w:r>
+      <w:r>
+        <w:t xml:space="preserve"> </w:t>
+      </w:r>
+      <w:r>
+        <w:rPr>
+          <w:i/>
+          <w:iCs/>
+        </w:rPr>
+        <w:t xml:space="preserve">on a real motor</w:t>
+      </w:r>
+      <w:r>
+        <w:t xml:space="preserve">.</w:t>
+      </w:r>
+      <w:r>
+        <w:t xml:space="preserve"> </w:t>
+      </w:r>
+      <w:r>
+        <w:t xml:space="preserve">Using the public ibarram dataset </w:t>
+      </w:r>
+      <w:r>
+        <w:t xml:space="preserve"> </w:t>
+      </w:r>
+      <w:r>
+        <w:t xml:space="preserve">(a</w:t>
+      </w:r>
+      <w:r>
+        <w:t xml:space="preserve"> </w:t>
+      </w:r>
+      <m:oMath>
+        <m:r>
+          <m:t>0.75</m:t>
+        </m:r>
+      </m:oMath>
+      <w:r>
+        <w:t xml:space="preserve"> hp IM, three-phase current at</w:t>
+      </w:r>
+      <w:r>
+        <w:t xml:space="preserve"> </w:t>
+      </w:r>
+      <m:oMath>
+        <m:r>
+          <m:t>1</m:t>
+        </m:r>
+      </m:oMath>
+      <w:r>
+        <w:t xml:space="preserve"> kHz, no load;</w:t>
+      </w:r>
+      <w:r>
+        <w:t xml:space="preserve"> </w:t>
+      </w:r>
+      <m:oMath>
+        <m:r>
+          <m:t>65</m:t>
+        </m:r>
+      </m:oMath>
+      <w:r>
+        <w:t xml:space="preserve"> </w:t>
+      </w:r>
+      <w:r>
+        <w:t xml:space="preserve">recordings</w:t>
+      </w:r>
+      <w:r>
+        <w:t xml:space="preserve"> </w:t>
+      </w:r>
+      <m:oMath>
+        <m:r>
+          <m:rPr>
+            <m:sty m:val="p"/>
+          </m:rPr>
+          <m:t>=</m:t>
+        </m:r>
+        <m:r>
+          <m:t>13</m:t>
+        </m:r>
+      </m:oMath>
+      <w:r>
+        <w:t xml:space="preserve"> </w:t>
+      </w:r>
+      <w:r>
+        <w:t xml:space="preserve">classes</w:t>
+      </w:r>
+      <w:r>
+        <w:t xml:space="preserve"> </w:t>
+      </w:r>
+      <m:oMath>
+        <m:r>
+          <m:rPr>
+            <m:sty m:val="p"/>
+          </m:rPr>
+          <m:t>×</m:t>
+        </m:r>
+        <m:r>
+          <m:t>5</m:t>
+        </m:r>
+      </m:oMath>
+      <w:r>
+        <w:t xml:space="preserve"> </w:t>
+      </w:r>
+      <w:r>
+        <w:t xml:space="preserve">repetitions), we evaluate every model within-hardware under two</w:t>
+      </w:r>
+      <w:r>
+        <w:t xml:space="preserve"> </w:t>
+      </w:r>
+      <w:r>
+        <w:t xml:space="preserve">leakage-safe protocols: StratifiedGroupKFold grouped by recording, and Leave-One-Repetition-Out (LORO),</w:t>
+      </w:r>
+      <w:r>
+        <w:t xml:space="preserve"> </w:t>
+      </w:r>
+      <w:r>
+        <w:t xml:space="preserve">which holds out an entire unseen recording per class. Severity uses the dataset’s own four-level scale</w:t>
+      </w:r>
+      <w:r>
+        <w:t xml:space="preserve"> </w:t>
+      </w:r>
+      <w:r>
+        <w:t xml:space="preserve">(</w:t>
+      </w:r>
+      <m:oMath>
+        <m:r>
+          <m:t>10</m:t>
+        </m:r>
+        <m:r>
+          <m:rPr>
+            <m:sty m:val="p"/>
+          </m:rPr>
+          <m:t>/</m:t>
+        </m:r>
+        <m:r>
+          <m:t>20</m:t>
+        </m:r>
+        <m:r>
+          <m:rPr>
+            <m:sty m:val="p"/>
+          </m:rPr>
+          <m:t>/</m:t>
+        </m:r>
+        <m:r>
+          <m:t>30</m:t>
+        </m:r>
+        <m:r>
+          <m:rPr>
+            <m:sty m:val="p"/>
+          </m:rPr>
+          <m:t>/</m:t>
+        </m:r>
+        <m:r>
+          <m:t>40</m:t>
+        </m:r>
+        <m:r>
+          <m:rPr>
+            <m:sty m:val="p"/>
+          </m:rPr>
+          <m:t>%</m:t>
+        </m:r>
+      </m:oMath>
+      <w:r>
+        <w:t xml:space="preserve">). Table </w:t>
+      </w:r>
+      <w:r>
+        <w:t xml:space="preserve"> </w:t>
+      </w:r>
+      <w:r>
+        <w:t xml:space="preserve">reports the outcome and Fig. </w:t>
+      </w:r>
+      <w:r>
+        <w:t xml:space="preserve"> </w:t>
+      </w:r>
+      <w:r>
+        <w:t xml:space="preserve">the XGBoost</w:t>
+      </w:r>
+      <w:r>
+        <w:t xml:space="preserve"> </w:t>
+      </w:r>
+      <w:r>
+        <w:t xml:space="preserve">confusion matrices, and we deliberately report the weaknesses as fully as the strengths.</w:t>
+      </w:r>
+    </w:p>
+    <w:p>
+      <w:pPr>
+        <w:pStyle w:val="BodyText"/>
+      </w:pPr>
+      <w:r>
+        <w:t xml:space="preserve">Three findings stand out. First,</w:t>
+      </w:r>
+      <w:r>
+        <w:t xml:space="preserve"> </w:t>
+      </w:r>
+      <w:r>
+        <w:rPr>
+          <w:i/>
+          <w:iCs/>
+        </w:rPr>
+        <w:t xml:space="preserve">detection transfers to hardware</w:t>
+      </w:r>
+      <w:r>
+        <w:t xml:space="preserve">: TabPFN-2.5 and the</w:t>
+      </w:r>
+      <w:r>
+        <w:t xml:space="preserve"> </w:t>
+      </w:r>
+      <w:r>
+        <w:t xml:space="preserve">gradient-boosted/forest models reach macro-F1</w:t>
+      </w:r>
+      <w:r>
+        <w:t xml:space="preserve"> </w:t>
+      </w:r>
+      <m:oMath>
+        <m:r>
+          <m:t>0.95</m:t>
+        </m:r>
+      </m:oMath>
+      <w:r>
+        <w:t xml:space="preserve">–</w:t>
+      </w:r>
+      <m:oMath>
+        <m:r>
+          <m:t>0.99</m:t>
+        </m:r>
+      </m:oMath>
+      <w:r>
+        <w:t xml:space="preserve"> </w:t>
+      </w:r>
+      <w:r>
+        <w:t xml:space="preserve">on the real motor, and the LORO score (an</w:t>
+      </w:r>
+      <w:r>
+        <w:t xml:space="preserve"> </w:t>
+      </w:r>
+      <w:r>
+        <w:t xml:space="preserve">entirely unseen recording) is as strong as the in-domain one, so fault</w:t>
+      </w:r>
+      <w:r>
+        <w:t xml:space="preserve"> </w:t>
+      </w:r>
+      <w:r>
+        <w:rPr>
+          <w:i/>
+          <w:iCs/>
+        </w:rPr>
+        <w:t xml:space="preserve">presence</w:t>
+      </w:r>
+      <w:r>
+        <w:t xml:space="preserve"> </w:t>
+      </w:r>
+      <w:r>
+        <w:t xml:space="preserve">is decided</w:t>
+      </w:r>
+      <w:r>
+        <w:t xml:space="preserve"> </w:t>
+      </w:r>
+      <w:r>
+        <w:t xml:space="preserve">reliably from real current. Second,</w:t>
+      </w:r>
+      <w:r>
+        <w:t xml:space="preserve"> </w:t>
+      </w:r>
+      <w:r>
+        <w:rPr>
+          <w:i/>
+          <w:iCs/>
+        </w:rPr>
+        <w:t xml:space="preserve">severity is moderate</w:t>
+      </w:r>
+      <w:r>
+        <w:t xml:space="preserve">: within-one-level accuracy is</w:t>
+      </w:r>
+      <w:r>
+        <w:t xml:space="preserve"> </w:t>
+      </w:r>
+      <m:oMath>
+        <m:r>
+          <m:t>0.83</m:t>
+        </m:r>
+      </m:oMath>
+      <w:r>
+        <w:t xml:space="preserve">–</w:t>
+      </w:r>
+      <m:oMath>
+        <m:r>
+          <m:t>0.96</m:t>
+        </m:r>
+      </m:oMath>
+      <w:r>
+        <w:t xml:space="preserve"> </w:t>
+      </w:r>
+      <w:r>
+        <w:t xml:space="preserve">but exact accuracy falls to</w:t>
+      </w:r>
+      <w:r>
+        <w:t xml:space="preserve"> </w:t>
+      </w:r>
+      <m:oMath>
+        <m:r>
+          <m:t>0.6</m:t>
+        </m:r>
+      </m:oMath>
+      <w:r>
+        <w:t xml:space="preserve">–</w:t>
+      </w:r>
+      <m:oMath>
+        <m:r>
+          <m:t>0.75</m:t>
+        </m:r>
+      </m:oMath>
+      <w:r>
+        <w:t xml:space="preserve"> </w:t>
+      </w:r>
+      <w:r>
+        <w:t xml:space="preserve">(TabPFN-2.5 best, with the lowest mean absolute</w:t>
+      </w:r>
+      <w:r>
+        <w:t xml:space="preserve"> </w:t>
+      </w:r>
+      <w:r>
+        <w:t xml:space="preserve">error of</w:t>
+      </w:r>
+      <w:r>
+        <w:t xml:space="preserve"> </w:t>
+      </w:r>
+      <m:oMath>
+        <m:r>
+          <m:t>0.34</m:t>
+        </m:r>
+      </m:oMath>
+      <w:r>
+        <w:t xml:space="preserve"> </w:t>
+      </w:r>
+      <w:r>
+        <w:t xml:space="preserve">level), reflecting genuinely harder discrimination of adjacent shorted-turn fractions on</w:t>
+      </w:r>
+      <w:r>
+        <w:t xml:space="preserve"> </w:t>
+      </w:r>
+      <w:r>
+        <w:t xml:space="preserve">real signals. Third—and most important to state plainly—</w:t>
+      </w:r>
+      <w:r>
+        <w:rPr>
+          <w:i/>
+          <w:iCs/>
+        </w:rPr>
+        <w:t xml:space="preserve">faulted-phase localization degrades</w:t>
+      </w:r>
+      <w:r>
+        <w:rPr>
+          <w:i/>
+          <w:iCs/>
+        </w:rPr>
+        <w:t xml:space="preserve"> </w:t>
+      </w:r>
+      <w:r>
+        <w:rPr>
+          <w:i/>
+          <w:iCs/>
+        </w:rPr>
+        <w:t xml:space="preserve">sharply on hardware</w:t>
+      </w:r>
+      <w:r>
+        <w:t xml:space="preserve"> </w:t>
+      </w:r>
+      <w:r>
+        <w:t xml:space="preserve">(macro-F1</w:t>
+      </w:r>
+      <w:r>
+        <w:t xml:space="preserve"> </w:t>
+      </w:r>
+      <m:oMath>
+        <m:r>
+          <m:t>0.64</m:t>
+        </m:r>
+      </m:oMath>
+      <w:r>
+        <w:t xml:space="preserve">–</w:t>
+      </w:r>
+      <m:oMath>
+        <m:r>
+          <m:t>0.72</m:t>
+        </m:r>
+      </m:oMath>
+      <w:r>
+        <w:t xml:space="preserve">, versus</w:t>
+      </w:r>
+      <w:r>
+        <w:t xml:space="preserve"> </w:t>
+      </w:r>
+      <m:oMath>
+        <m:r>
+          <m:t>0.97</m:t>
+        </m:r>
+      </m:oMath>
+      <w:r>
+        <w:t xml:space="preserve"> </w:t>
+      </w:r>
+      <w:r>
+        <w:t xml:space="preserve">in simulation): the negative-sequence</w:t>
+      </w:r>
+      <w:r>
+        <w:t xml:space="preserve"> </w:t>
+      </w:r>
+      <w:r>
+        <w:rPr>
+          <w:i/>
+          <w:iCs/>
+        </w:rPr>
+        <w:t xml:space="preserve">angle</w:t>
+      </w:r>
+      <w:r>
+        <w:t xml:space="preserve"> </w:t>
+      </w:r>
+      <w:r>
+        <w:t xml:space="preserve">that cleanly separates the three phases in simulation is too corrupted by the real sensing</w:t>
+      </w:r>
+      <w:r>
+        <w:t xml:space="preserve"> </w:t>
+      </w:r>
+      <w:r>
+        <w:t xml:space="preserve">chain and the low</w:t>
+      </w:r>
+      <w:r>
+        <w:t xml:space="preserve"> </w:t>
+      </w:r>
+      <m:oMath>
+        <m:r>
+          <m:t>1</m:t>
+        </m:r>
+      </m:oMath>
+      <w:r>
+        <w:t xml:space="preserve"> kHz rate to localize the phase reliably. This is the clearest simulation-to-reality</w:t>
+      </w:r>
+      <w:r>
+        <w:t xml:space="preserve"> </w:t>
+      </w:r>
+      <w:r>
+        <w:t xml:space="preserve">gap in the study and a concrete target for future work (higher sampling rate, angle de-noising, or</w:t>
+      </w:r>
+      <w:r>
+        <w:t xml:space="preserve"> </w:t>
+      </w:r>
+      <w:r>
+        <w:t xml:space="preserve">supervised phase calibration on the target machine). Consistent with the simulation benchmark, TabPFN-2.5</w:t>
+      </w:r>
+      <w:r>
+        <w:t xml:space="preserve"> </w:t>
+      </w:r>
+      <w:r>
+        <w:t xml:space="preserve">is again the strongest tabular model, and the raw-signal xLSTM trails on detection and phase (its high</w:t>
+      </w:r>
+      <w:r>
+        <w:t xml:space="preserve"> </w:t>
+      </w:r>
+      <w:r>
+        <w:t xml:space="preserve">severity within-one reflects adjacent-level predictions rather than exact accuracy).</w:t>
+      </w:r>
+    </w:p>
+    <w:p>
+      <w:r>
+        <w:rPr>
+          <w:b/>
+          <w:sz w:val="16"/>
+        </w:rPr>
+        <w:t>TABLE: Within-hardware results on the real ibarram motor (StratifiedGroupKFold by recording, GK; and Leave-One-Repetition-Out, LORO). Detection and phase report macro-F1; severity reports within-one-level accuracy on its four-level scale. Best per column in bold.</w:t>
+      </w:r>
+    </w:p>
+    <w:tbl>
+      <w:tblPr>
+        <w:tblW w:type="auto" w:w="0"/>
+        <w:tblLook w:firstColumn="1" w:firstRow="1" w:lastColumn="0" w:lastRow="0" w:noHBand="0" w:noVBand="1" w:val="04A0"/>
+      </w:tblPr>
+      <w:tblGrid>
+        <w:gridCol w:w="1337"/>
+        <w:gridCol w:w="1337"/>
+        <w:gridCol w:w="1337"/>
+        <w:gridCol w:w="1337"/>
+        <w:gridCol w:w="1337"/>
+        <w:gridCol w:w="1337"/>
+        <w:gridCol w:w="1337"/>
+      </w:tblGrid>
+      <w:tr>
+        <w:tc>
+          <w:tcPr>
+            <w:tcW w:type="dxa" w:w="1337"/>
+          </w:tcPr>
+          <w:p>
+            <w:pPr>
+              <w:jc w:val="center"/>
+            </w:pPr>
+            <w:r/>
+            <w:r>
+              <w:rPr>
+                <w:b w:val="0"/>
+                <w:sz w:val="16"/>
+              </w:rPr>
+            </w:r>
+          </w:p>
+        </w:tc>
+        <w:tc>
+          <w:tcPr>
+            <w:tcW w:type="dxa" w:w="2674"/>
+            <w:gridSpan w:val="2"/>
+          </w:tcPr>
+          <w:p>
+            <w:pPr>
+              <w:jc w:val="center"/>
+            </w:pPr>
+            <w:r/>
+            <w:r>
+              <w:rPr>
+                <w:b/>
+                <w:sz w:val="16"/>
+              </w:rPr>
+              <w:t>Detection</w:t>
+            </w:r>
+          </w:p>
+        </w:tc>
+        <w:tc>
+          <w:tcPr>
+            <w:tcW w:type="dxa" w:w="2674"/>
+            <w:gridSpan w:val="2"/>
+          </w:tcPr>
+          <w:p>
+            <w:pPr>
+              <w:jc w:val="center"/>
+            </w:pPr>
+            <w:r/>
+            <w:r>
+              <w:rPr>
+                <w:b/>
+                <w:sz w:val="16"/>
+              </w:rPr>
+              <w:t>Severity (w-1)</w:t>
+            </w:r>
+          </w:p>
+        </w:tc>
+        <w:tc>
+          <w:tcPr>
+            <w:tcW w:type="dxa" w:w="2674"/>
+            <w:gridSpan w:val="2"/>
+          </w:tcPr>
+          <w:p>
+            <w:pPr>
+              <w:jc w:val="center"/>
+            </w:pPr>
+            <w:r/>
+            <w:r>
+              <w:rPr>
+                <w:b/>
+                <w:sz w:val="16"/>
+              </w:rPr>
+              <w:t>Phase</w:t>
+            </w:r>
+          </w:p>
+        </w:tc>
+      </w:tr>
+      <w:tr>
+        <w:tc>
+          <w:tcPr>
+            <w:tcW w:type="dxa" w:w="1337"/>
+          </w:tcPr>
+          <w:p>
+            <w:r/>
+            <w:r>
+              <w:rPr>
+                <w:b/>
+                <w:sz w:val="16"/>
+              </w:rPr>
+              <w:t>Model</w:t>
+            </w:r>
+          </w:p>
+        </w:tc>
+        <w:tc>
+          <w:tcPr>
+            <w:tcW w:type="dxa" w:w="1337"/>
+          </w:tcPr>
+          <w:p>
+            <w:pPr>
+              <w:jc w:val="center"/>
+            </w:pPr>
+            <w:r/>
+            <w:r>
+              <w:rPr>
+                <w:b/>
+                <w:sz w:val="16"/>
+              </w:rPr>
+              <w:t>GK</w:t>
+            </w:r>
+          </w:p>
+        </w:tc>
+        <w:tc>
+          <w:tcPr>
+            <w:tcW w:type="dxa" w:w="1337"/>
+          </w:tcPr>
+          <w:p>
+            <w:pPr>
+              <w:jc w:val="center"/>
+            </w:pPr>
+            <w:r/>
+            <w:r>
+              <w:rPr>
+                <w:b/>
+                <w:sz w:val="16"/>
+              </w:rPr>
+              <w:t>LORO</w:t>
+            </w:r>
+          </w:p>
+        </w:tc>
+        <w:tc>
+          <w:tcPr>
+            <w:tcW w:type="dxa" w:w="1337"/>
+          </w:tcPr>
+          <w:p>
+            <w:pPr>
+              <w:jc w:val="center"/>
+            </w:pPr>
+            <w:r/>
+            <w:r>
+              <w:rPr>
+                <w:b/>
+                <w:sz w:val="16"/>
+              </w:rPr>
+              <w:t>GK</w:t>
+            </w:r>
+          </w:p>
+        </w:tc>
+        <w:tc>
+          <w:tcPr>
+            <w:tcW w:type="dxa" w:w="1337"/>
+          </w:tcPr>
+          <w:p>
+            <w:pPr>
+              <w:jc w:val="center"/>
+            </w:pPr>
+            <w:r/>
+            <w:r>
+              <w:rPr>
+                <w:b/>
+                <w:sz w:val="16"/>
+              </w:rPr>
+              <w:t>LORO</w:t>
+            </w:r>
+          </w:p>
+        </w:tc>
+        <w:tc>
+          <w:tcPr>
+            <w:tcW w:type="dxa" w:w="1337"/>
+          </w:tcPr>
+          <w:p>
+            <w:pPr>
+              <w:jc w:val="center"/>
+            </w:pPr>
+            <w:r/>
+            <w:r>
+              <w:rPr>
+                <w:b/>
+                <w:sz w:val="16"/>
+              </w:rPr>
+              <w:t>GK</w:t>
+            </w:r>
+          </w:p>
+        </w:tc>
+        <w:tc>
+          <w:tcPr>
+            <w:tcW w:type="dxa" w:w="1337"/>
+          </w:tcPr>
+          <w:p>
+            <w:pPr>
+              <w:jc w:val="center"/>
+            </w:pPr>
+            <w:r/>
+            <w:r>
+              <w:rPr>
+                <w:b/>
+                <w:sz w:val="16"/>
+              </w:rPr>
+              <w:t>LORO</w:t>
+            </w:r>
+          </w:p>
+        </w:tc>
+      </w:tr>
+      <w:tr>
+        <w:tc>
+          <w:tcPr>
+            <w:tcW w:type="dxa" w:w="1337"/>
+          </w:tcPr>
+          <w:p>
+            <w:r/>
+            <w:r>
+              <w:rPr>
+                <w:b w:val="0"/>
+                <w:sz w:val="16"/>
+              </w:rPr>
+              <w:t>Logistic Regression</w:t>
+            </w:r>
+          </w:p>
+        </w:tc>
+        <w:tc>
+          <w:tcPr>
+            <w:tcW w:type="dxa" w:w="1337"/>
+          </w:tcPr>
+          <w:p>
+            <w:pPr>
+              <w:jc w:val="center"/>
+            </w:pPr>
+            <w:r/>
+            <w:r>
+              <w:rPr>
+                <w:b w:val="0"/>
+                <w:sz w:val="16"/>
+              </w:rPr>
+              <w:t>0.817</w:t>
+            </w:r>
+          </w:p>
+        </w:tc>
+        <w:tc>
+          <w:tcPr>
+            <w:tcW w:type="dxa" w:w="1337"/>
+          </w:tcPr>
+          <w:p>
+            <w:pPr>
+              <w:jc w:val="center"/>
+            </w:pPr>
+            <w:r/>
+            <w:r>
+              <w:rPr>
+                <w:b w:val="0"/>
+                <w:sz w:val="16"/>
+              </w:rPr>
+              <w:t>0.864</w:t>
+            </w:r>
+          </w:p>
+        </w:tc>
+        <w:tc>
+          <w:tcPr>
+            <w:tcW w:type="dxa" w:w="1337"/>
+          </w:tcPr>
+          <w:p>
+            <w:pPr>
+              <w:jc w:val="center"/>
+            </w:pPr>
+            <w:r/>
+            <w:r>
+              <w:rPr>
+                <w:b w:val="0"/>
+                <w:sz w:val="16"/>
+              </w:rPr>
+              <w:t>0.830</w:t>
+            </w:r>
+          </w:p>
+        </w:tc>
+        <w:tc>
+          <w:tcPr>
+            <w:tcW w:type="dxa" w:w="1337"/>
+          </w:tcPr>
+          <w:p>
+            <w:pPr>
+              <w:jc w:val="center"/>
+            </w:pPr>
+            <w:r/>
+            <w:r>
+              <w:rPr>
+                <w:b w:val="0"/>
+                <w:sz w:val="16"/>
+              </w:rPr>
+              <w:t>0.818</w:t>
+            </w:r>
+          </w:p>
+        </w:tc>
+        <w:tc>
+          <w:tcPr>
+            <w:tcW w:type="dxa" w:w="1337"/>
+          </w:tcPr>
+          <w:p>
+            <w:pPr>
+              <w:jc w:val="center"/>
+            </w:pPr>
+            <w:r/>
+            <w:r>
+              <w:rPr>
+                <w:b/>
+                <w:sz w:val="16"/>
+              </w:rPr>
+              <w:t>0.664</w:t>
+            </w:r>
+          </w:p>
+        </w:tc>
+        <w:tc>
+          <w:tcPr>
+            <w:tcW w:type="dxa" w:w="1337"/>
+          </w:tcPr>
+          <w:p>
+            <w:pPr>
+              <w:jc w:val="center"/>
+            </w:pPr>
+            <w:r/>
+            <w:r>
+              <w:rPr>
+                <w:b w:val="0"/>
+                <w:sz w:val="16"/>
+              </w:rPr>
+              <w:t>0.678</w:t>
+            </w:r>
+          </w:p>
+        </w:tc>
+      </w:tr>
+      <w:tr>
+        <w:tc>
+          <w:tcPr>
+            <w:tcW w:type="dxa" w:w="1337"/>
+          </w:tcPr>
+          <w:p>
+            <w:r/>
+            <w:r>
+              <w:rPr>
+                <w:b w:val="0"/>
+                <w:sz w:val="16"/>
+              </w:rPr>
+              <w:t>SVM-RBF</w:t>
+            </w:r>
+          </w:p>
+        </w:tc>
+        <w:tc>
+          <w:tcPr>
+            <w:tcW w:type="dxa" w:w="1337"/>
+          </w:tcPr>
+          <w:p>
+            <w:pPr>
+              <w:jc w:val="center"/>
+            </w:pPr>
+            <w:r/>
+            <w:r>
+              <w:rPr>
+                <w:b w:val="0"/>
+                <w:sz w:val="16"/>
+              </w:rPr>
+              <w:t>0.877</w:t>
+            </w:r>
+          </w:p>
+        </w:tc>
+        <w:tc>
+          <w:tcPr>
+            <w:tcW w:type="dxa" w:w="1337"/>
+          </w:tcPr>
+          <w:p>
+            <w:pPr>
+              <w:jc w:val="center"/>
+            </w:pPr>
+            <w:r/>
+            <w:r>
+              <w:rPr>
+                <w:b w:val="0"/>
+                <w:sz w:val="16"/>
+              </w:rPr>
+              <w:t>0.923</w:t>
+            </w:r>
+          </w:p>
+        </w:tc>
+        <w:tc>
+          <w:tcPr>
+            <w:tcW w:type="dxa" w:w="1337"/>
+          </w:tcPr>
+          <w:p>
+            <w:pPr>
+              <w:jc w:val="center"/>
+            </w:pPr>
+            <w:r/>
+            <w:r>
+              <w:rPr>
+                <w:b w:val="0"/>
+                <w:sz w:val="16"/>
+              </w:rPr>
+              <w:t>0.866</w:t>
+            </w:r>
+          </w:p>
+        </w:tc>
+        <w:tc>
+          <w:tcPr>
+            <w:tcW w:type="dxa" w:w="1337"/>
+          </w:tcPr>
+          <w:p>
+            <w:pPr>
+              <w:jc w:val="center"/>
+            </w:pPr>
+            <w:r/>
+            <w:r>
+              <w:rPr>
+                <w:b w:val="0"/>
+                <w:sz w:val="16"/>
+              </w:rPr>
+              <w:t>0.818</w:t>
+            </w:r>
+          </w:p>
+        </w:tc>
+        <w:tc>
+          <w:tcPr>
+            <w:tcW w:type="dxa" w:w="1337"/>
+          </w:tcPr>
+          <w:p>
+            <w:pPr>
+              <w:jc w:val="center"/>
+            </w:pPr>
+            <w:r/>
+            <w:r>
+              <w:rPr>
+                <w:b w:val="0"/>
+                <w:sz w:val="16"/>
+              </w:rPr>
+              <w:t>0.661</w:t>
+            </w:r>
+          </w:p>
+        </w:tc>
+        <w:tc>
+          <w:tcPr>
+            <w:tcW w:type="dxa" w:w="1337"/>
+          </w:tcPr>
+          <w:p>
+            <w:pPr>
+              <w:jc w:val="center"/>
+            </w:pPr>
+            <w:r/>
+            <w:r>
+              <w:rPr>
+                <w:b w:val="0"/>
+                <w:sz w:val="16"/>
+              </w:rPr>
+              <w:t>0.689</w:t>
+            </w:r>
+          </w:p>
+        </w:tc>
+      </w:tr>
+      <w:tr>
+        <w:tc>
+          <w:tcPr>
+            <w:tcW w:type="dxa" w:w="1337"/>
+          </w:tcPr>
+          <w:p>
+            <w:r/>
+            <w:r>
+              <w:rPr>
+                <w:b w:val="0"/>
+                <w:sz w:val="16"/>
+              </w:rPr>
+              <w:t>k-NN</w:t>
+            </w:r>
+          </w:p>
+        </w:tc>
+        <w:tc>
+          <w:tcPr>
+            <w:tcW w:type="dxa" w:w="1337"/>
+          </w:tcPr>
+          <w:p>
+            <w:pPr>
+              <w:jc w:val="center"/>
+            </w:pPr>
+            <w:r/>
+            <w:r>
+              <w:rPr>
+                <w:b w:val="0"/>
+                <w:sz w:val="16"/>
+              </w:rPr>
+              <w:t>0.829</w:t>
+            </w:r>
+          </w:p>
+        </w:tc>
+        <w:tc>
+          <w:tcPr>
+            <w:tcW w:type="dxa" w:w="1337"/>
+          </w:tcPr>
+          <w:p>
+            <w:pPr>
+              <w:jc w:val="center"/>
+            </w:pPr>
+            <w:r/>
+            <w:r>
+              <w:rPr>
+                <w:b w:val="0"/>
+                <w:sz w:val="16"/>
+              </w:rPr>
+              <w:t>0.884</w:t>
+            </w:r>
+          </w:p>
+        </w:tc>
+        <w:tc>
+          <w:tcPr>
+            <w:tcW w:type="dxa" w:w="1337"/>
+          </w:tcPr>
+          <w:p>
+            <w:pPr>
+              <w:jc w:val="center"/>
+            </w:pPr>
+            <w:r/>
+            <w:r>
+              <w:rPr>
+                <w:b w:val="0"/>
+                <w:sz w:val="16"/>
+              </w:rPr>
+              <w:t>0.827</w:t>
+            </w:r>
+          </w:p>
+        </w:tc>
+        <w:tc>
+          <w:tcPr>
+            <w:tcW w:type="dxa" w:w="1337"/>
+          </w:tcPr>
+          <w:p>
+            <w:pPr>
+              <w:jc w:val="center"/>
+            </w:pPr>
+            <w:r/>
+            <w:r>
+              <w:rPr>
+                <w:b w:val="0"/>
+                <w:sz w:val="16"/>
+              </w:rPr>
+              <w:t>0.804</w:t>
+            </w:r>
+          </w:p>
+        </w:tc>
+        <w:tc>
+          <w:tcPr>
+            <w:tcW w:type="dxa" w:w="1337"/>
+          </w:tcPr>
+          <w:p>
+            <w:pPr>
+              <w:jc w:val="center"/>
+            </w:pPr>
+            <w:r/>
+            <w:r>
+              <w:rPr>
+                <w:b w:val="0"/>
+                <w:sz w:val="16"/>
+              </w:rPr>
+              <w:t>0.642</w:t>
+            </w:r>
+          </w:p>
+        </w:tc>
+        <w:tc>
+          <w:tcPr>
+            <w:tcW w:type="dxa" w:w="1337"/>
+          </w:tcPr>
+          <w:p>
+            <w:pPr>
+              <w:jc w:val="center"/>
+            </w:pPr>
+            <w:r/>
+            <w:r>
+              <w:rPr>
+                <w:b w:val="0"/>
+                <w:sz w:val="16"/>
+              </w:rPr>
+              <w:t>0.648</w:t>
+            </w:r>
+          </w:p>
+        </w:tc>
+      </w:tr>
+      <w:tr>
+        <w:tc>
+          <w:tcPr>
+            <w:tcW w:type="dxa" w:w="1337"/>
+          </w:tcPr>
+          <w:p>
+            <w:r/>
+            <w:r>
+              <w:rPr>
+                <w:b w:val="0"/>
+                <w:sz w:val="16"/>
+              </w:rPr>
+              <w:t>MLP</w:t>
+            </w:r>
+          </w:p>
+        </w:tc>
+        <w:tc>
+          <w:tcPr>
+            <w:tcW w:type="dxa" w:w="1337"/>
+          </w:tcPr>
+          <w:p>
+            <w:pPr>
+              <w:jc w:val="center"/>
+            </w:pPr>
+            <w:r/>
+            <w:r>
+              <w:rPr>
+                <w:b w:val="0"/>
+                <w:sz w:val="16"/>
+              </w:rPr>
+              <w:t>0.846</w:t>
+            </w:r>
+          </w:p>
+        </w:tc>
+        <w:tc>
+          <w:tcPr>
+            <w:tcW w:type="dxa" w:w="1337"/>
+          </w:tcPr>
+          <w:p>
+            <w:pPr>
+              <w:jc w:val="center"/>
+            </w:pPr>
+            <w:r/>
+            <w:r>
+              <w:rPr>
+                <w:b w:val="0"/>
+                <w:sz w:val="16"/>
+              </w:rPr>
+              <w:t>0.880</w:t>
+            </w:r>
+          </w:p>
+        </w:tc>
+        <w:tc>
+          <w:tcPr>
+            <w:tcW w:type="dxa" w:w="1337"/>
+          </w:tcPr>
+          <w:p>
+            <w:pPr>
+              <w:jc w:val="center"/>
+            </w:pPr>
+            <w:r/>
+            <w:r>
+              <w:rPr>
+                <w:b w:val="0"/>
+                <w:sz w:val="16"/>
+              </w:rPr>
+              <w:t>0.866</w:t>
+            </w:r>
+          </w:p>
+        </w:tc>
+        <w:tc>
+          <w:tcPr>
+            <w:tcW w:type="dxa" w:w="1337"/>
+          </w:tcPr>
+          <w:p>
+            <w:pPr>
+              <w:jc w:val="center"/>
+            </w:pPr>
+            <w:r/>
+            <w:r>
+              <w:rPr>
+                <w:b w:val="0"/>
+                <w:sz w:val="16"/>
+              </w:rPr>
+              <w:t>0.811</w:t>
+            </w:r>
+          </w:p>
+        </w:tc>
+        <w:tc>
+          <w:tcPr>
+            <w:tcW w:type="dxa" w:w="1337"/>
+          </w:tcPr>
+          <w:p>
+            <w:pPr>
+              <w:jc w:val="center"/>
+            </w:pPr>
+            <w:r/>
+            <w:r>
+              <w:rPr>
+                <w:b/>
+                <w:sz w:val="16"/>
+              </w:rPr>
+              <w:t>0.664</w:t>
+            </w:r>
+          </w:p>
+        </w:tc>
+        <w:tc>
+          <w:tcPr>
+            <w:tcW w:type="dxa" w:w="1337"/>
+          </w:tcPr>
+          <w:p>
+            <w:pPr>
+              <w:jc w:val="center"/>
+            </w:pPr>
+            <w:r/>
+            <w:r>
+              <w:rPr>
+                <w:b w:val="0"/>
+                <w:sz w:val="16"/>
+              </w:rPr>
+              <w:t>0.690</w:t>
+            </w:r>
+          </w:p>
+        </w:tc>
+      </w:tr>
+      <w:tr>
+        <w:tc>
+          <w:tcPr>
+            <w:tcW w:type="dxa" w:w="1337"/>
+          </w:tcPr>
+          <w:p>
+            <w:r/>
+            <w:r>
+              <w:rPr>
+                <w:b w:val="0"/>
+                <w:sz w:val="16"/>
+              </w:rPr>
+              <w:t>Random Forest</w:t>
+            </w:r>
+          </w:p>
+        </w:tc>
+        <w:tc>
+          <w:tcPr>
+            <w:tcW w:type="dxa" w:w="1337"/>
+          </w:tcPr>
+          <w:p>
+            <w:pPr>
+              <w:jc w:val="center"/>
+            </w:pPr>
+            <w:r/>
+            <w:r>
+              <w:rPr>
+                <w:b w:val="0"/>
+                <w:sz w:val="16"/>
+              </w:rPr>
+              <w:t>0.923</w:t>
+            </w:r>
+          </w:p>
+        </w:tc>
+        <w:tc>
+          <w:tcPr>
+            <w:tcW w:type="dxa" w:w="1337"/>
+          </w:tcPr>
+          <w:p>
+            <w:pPr>
+              <w:jc w:val="center"/>
+            </w:pPr>
+            <w:r/>
+            <w:r>
+              <w:rPr>
+                <w:b w:val="0"/>
+                <w:sz w:val="16"/>
+              </w:rPr>
+              <w:t>0.947</w:t>
+            </w:r>
+          </w:p>
+        </w:tc>
+        <w:tc>
+          <w:tcPr>
+            <w:tcW w:type="dxa" w:w="1337"/>
+          </w:tcPr>
+          <w:p>
+            <w:pPr>
+              <w:jc w:val="center"/>
+            </w:pPr>
+            <w:r/>
+            <w:r>
+              <w:rPr>
+                <w:b w:val="0"/>
+                <w:sz w:val="16"/>
+              </w:rPr>
+              <w:t>0.900</w:t>
+            </w:r>
+          </w:p>
+        </w:tc>
+        <w:tc>
+          <w:tcPr>
+            <w:tcW w:type="dxa" w:w="1337"/>
+          </w:tcPr>
+          <w:p>
+            <w:pPr>
+              <w:jc w:val="center"/>
+            </w:pPr>
+            <w:r/>
+            <w:r>
+              <w:rPr>
+                <w:b w:val="0"/>
+                <w:sz w:val="16"/>
+              </w:rPr>
+              <w:t>0.829</w:t>
+            </w:r>
+          </w:p>
+        </w:tc>
+        <w:tc>
+          <w:tcPr>
+            <w:tcW w:type="dxa" w:w="1337"/>
+          </w:tcPr>
+          <w:p>
+            <w:pPr>
+              <w:jc w:val="center"/>
+            </w:pPr>
+            <w:r/>
+            <w:r>
+              <w:rPr>
+                <w:b w:val="0"/>
+                <w:sz w:val="16"/>
+              </w:rPr>
+              <w:t>0.650</w:t>
+            </w:r>
+          </w:p>
+        </w:tc>
+        <w:tc>
+          <w:tcPr>
+            <w:tcW w:type="dxa" w:w="1337"/>
+          </w:tcPr>
+          <w:p>
+            <w:pPr>
+              <w:jc w:val="center"/>
+            </w:pPr>
+            <w:r/>
+            <w:r>
+              <w:rPr>
+                <w:b/>
+                <w:sz w:val="16"/>
+              </w:rPr>
+              <w:t>0.718</w:t>
+            </w:r>
+          </w:p>
+        </w:tc>
+      </w:tr>
+      <w:tr>
+        <w:tc>
+          <w:tcPr>
+            <w:tcW w:type="dxa" w:w="1337"/>
+          </w:tcPr>
+          <w:p>
+            <w:r/>
+            <w:r>
+              <w:rPr>
+                <w:b w:val="0"/>
+                <w:sz w:val="16"/>
+              </w:rPr>
+              <w:t>XGBoost</w:t>
+            </w:r>
+          </w:p>
+        </w:tc>
+        <w:tc>
+          <w:tcPr>
+            <w:tcW w:type="dxa" w:w="1337"/>
+          </w:tcPr>
+          <w:p>
+            <w:pPr>
+              <w:jc w:val="center"/>
+            </w:pPr>
+            <w:r/>
+            <w:r>
+              <w:rPr>
+                <w:b w:val="0"/>
+                <w:sz w:val="16"/>
+              </w:rPr>
+              <w:t>0.966</w:t>
+            </w:r>
+          </w:p>
+        </w:tc>
+        <w:tc>
+          <w:tcPr>
+            <w:tcW w:type="dxa" w:w="1337"/>
+          </w:tcPr>
+          <w:p>
+            <w:pPr>
+              <w:jc w:val="center"/>
+            </w:pPr>
+            <w:r/>
+            <w:r>
+              <w:rPr>
+                <w:b/>
+                <w:sz w:val="16"/>
+              </w:rPr>
+              <w:t>0.955</w:t>
+            </w:r>
+          </w:p>
+        </w:tc>
+        <w:tc>
+          <w:tcPr>
+            <w:tcW w:type="dxa" w:w="1337"/>
+          </w:tcPr>
+          <w:p>
+            <w:pPr>
+              <w:jc w:val="center"/>
+            </w:pPr>
+            <w:r/>
+            <w:r>
+              <w:rPr>
+                <w:b w:val="0"/>
+                <w:sz w:val="16"/>
+              </w:rPr>
+              <w:t>0.900</w:t>
+            </w:r>
+          </w:p>
+        </w:tc>
+        <w:tc>
+          <w:tcPr>
+            <w:tcW w:type="dxa" w:w="1337"/>
+          </w:tcPr>
+          <w:p>
+            <w:pPr>
+              <w:jc w:val="center"/>
+            </w:pPr>
+            <w:r/>
+            <w:r>
+              <w:rPr>
+                <w:b w:val="0"/>
+                <w:sz w:val="16"/>
+              </w:rPr>
+              <w:t>0.836</w:t>
+            </w:r>
+          </w:p>
+        </w:tc>
+        <w:tc>
+          <w:tcPr>
+            <w:tcW w:type="dxa" w:w="1337"/>
+          </w:tcPr>
+          <w:p>
+            <w:pPr>
+              <w:jc w:val="center"/>
+            </w:pPr>
+            <w:r/>
+            <w:r>
+              <w:rPr>
+                <w:b w:val="0"/>
+                <w:sz w:val="16"/>
+              </w:rPr>
+              <w:t>0.636</w:t>
+            </w:r>
+          </w:p>
+        </w:tc>
+        <w:tc>
+          <w:tcPr>
+            <w:tcW w:type="dxa" w:w="1337"/>
+          </w:tcPr>
+          <w:p>
+            <w:pPr>
+              <w:jc w:val="center"/>
+            </w:pPr>
+            <w:r/>
+            <w:r>
+              <w:rPr>
+                <w:b w:val="0"/>
+                <w:sz w:val="16"/>
+              </w:rPr>
+              <w:t>0.707</w:t>
+            </w:r>
+          </w:p>
+        </w:tc>
+      </w:tr>
+      <w:tr>
+        <w:tc>
+          <w:tcPr>
+            <w:tcW w:type="dxa" w:w="1337"/>
+          </w:tcPr>
+          <w:p>
+            <w:r/>
+            <w:r>
+              <w:rPr>
+                <w:b w:val="0"/>
+                <w:sz w:val="16"/>
+              </w:rPr>
+              <w:t>TabPFN-2.5</w:t>
+            </w:r>
+          </w:p>
+        </w:tc>
+        <w:tc>
+          <w:tcPr>
+            <w:tcW w:type="dxa" w:w="1337"/>
+          </w:tcPr>
+          <w:p>
+            <w:pPr>
+              <w:jc w:val="center"/>
+            </w:pPr>
+            <w:r/>
+            <w:r>
+              <w:rPr>
+                <w:b/>
+                <w:sz w:val="16"/>
+              </w:rPr>
+              <w:t>0.994</w:t>
+            </w:r>
+          </w:p>
+        </w:tc>
+        <w:tc>
+          <w:tcPr>
+            <w:tcW w:type="dxa" w:w="1337"/>
+          </w:tcPr>
+          <w:p>
+            <w:pPr>
+              <w:jc w:val="center"/>
+            </w:pPr>
+            <w:r/>
+            <w:r>
+              <w:rPr>
+                <w:b w:val="0"/>
+                <w:sz w:val="16"/>
+              </w:rPr>
+              <w:t>0.954</w:t>
+            </w:r>
+          </w:p>
+        </w:tc>
+        <w:tc>
+          <w:tcPr>
+            <w:tcW w:type="dxa" w:w="1337"/>
+          </w:tcPr>
+          <w:p>
+            <w:pPr>
+              <w:jc w:val="center"/>
+            </w:pPr>
+            <w:r/>
+            <w:r>
+              <w:rPr>
+                <w:b w:val="0"/>
+                <w:sz w:val="16"/>
+              </w:rPr>
+              <w:t>0.929</w:t>
+            </w:r>
+          </w:p>
+        </w:tc>
+        <w:tc>
+          <w:tcPr>
+            <w:tcW w:type="dxa" w:w="1337"/>
+          </w:tcPr>
+          <w:p>
+            <w:pPr>
+              <w:jc w:val="center"/>
+            </w:pPr>
+            <w:r/>
+            <w:r>
+              <w:rPr>
+                <w:b w:val="0"/>
+                <w:sz w:val="16"/>
+              </w:rPr>
+              <w:t>0.864</w:t>
+            </w:r>
+          </w:p>
+        </w:tc>
+        <w:tc>
+          <w:tcPr>
+            <w:tcW w:type="dxa" w:w="1337"/>
+          </w:tcPr>
+          <w:p>
+            <w:pPr>
+              <w:jc w:val="center"/>
+            </w:pPr>
+            <w:r/>
+            <w:r>
+              <w:rPr>
+                <w:b w:val="0"/>
+                <w:sz w:val="16"/>
+              </w:rPr>
+              <w:t>0.643</w:t>
+            </w:r>
+          </w:p>
+        </w:tc>
+        <w:tc>
+          <w:tcPr>
+            <w:tcW w:type="dxa" w:w="1337"/>
+          </w:tcPr>
+          <w:p>
+            <w:pPr>
+              <w:jc w:val="center"/>
+            </w:pPr>
+            <w:r/>
+            <w:r>
+              <w:rPr>
+                <w:b w:val="0"/>
+                <w:sz w:val="16"/>
+              </w:rPr>
+              <w:t>0.701</w:t>
+            </w:r>
+          </w:p>
+        </w:tc>
+      </w:tr>
+      <w:tr>
+        <w:tc>
+          <w:tcPr>
+            <w:tcW w:type="dxa" w:w="1337"/>
+          </w:tcPr>
+          <w:p>
+            <w:r/>
+            <w:r>
+              <w:rPr>
+                <w:b w:val="0"/>
+                <w:sz w:val="16"/>
+              </w:rPr>
+              <w:t>xLSTM</w:t>
+            </w:r>
+          </w:p>
+        </w:tc>
+        <w:tc>
+          <w:tcPr>
+            <w:tcW w:type="dxa" w:w="1337"/>
+          </w:tcPr>
+          <w:p>
+            <w:pPr>
+              <w:jc w:val="center"/>
+            </w:pPr>
+            <w:r/>
+            <w:r>
+              <w:rPr>
+                <w:b w:val="0"/>
+                <w:sz w:val="16"/>
+              </w:rPr>
+              <w:t>0.708</w:t>
+            </w:r>
+          </w:p>
+        </w:tc>
+        <w:tc>
+          <w:tcPr>
+            <w:tcW w:type="dxa" w:w="1337"/>
+          </w:tcPr>
+          <w:p>
+            <w:pPr>
+              <w:jc w:val="center"/>
+            </w:pPr>
+            <w:r/>
+            <w:r>
+              <w:rPr>
+                <w:b w:val="0"/>
+                <w:sz w:val="16"/>
+              </w:rPr>
+              <w:t>0.699</w:t>
+            </w:r>
+          </w:p>
+        </w:tc>
+        <w:tc>
+          <w:tcPr>
+            <w:tcW w:type="dxa" w:w="1337"/>
+          </w:tcPr>
+          <w:p>
+            <w:pPr>
+              <w:jc w:val="center"/>
+            </w:pPr>
+            <w:r/>
+            <w:r>
+              <w:rPr>
+                <w:b/>
+                <w:sz w:val="16"/>
+              </w:rPr>
+              <w:t>0.963</w:t>
+            </w:r>
+          </w:p>
+        </w:tc>
+        <w:tc>
+          <w:tcPr>
+            <w:tcW w:type="dxa" w:w="1337"/>
+          </w:tcPr>
+          <w:p>
+            <w:pPr>
+              <w:jc w:val="center"/>
+            </w:pPr>
+            <w:r/>
+            <w:r>
+              <w:rPr>
+                <w:b/>
+                <w:sz w:val="16"/>
+              </w:rPr>
+              <w:t>0.957</w:t>
+            </w:r>
+          </w:p>
+        </w:tc>
+        <w:tc>
+          <w:tcPr>
+            <w:tcW w:type="dxa" w:w="1337"/>
+          </w:tcPr>
+          <w:p>
+            <w:pPr>
+              <w:jc w:val="center"/>
+            </w:pPr>
+            <w:r/>
+            <w:r>
+              <w:rPr>
+                <w:b w:val="0"/>
+                <w:sz w:val="16"/>
+              </w:rPr>
+              <w:t>0.651</w:t>
+            </w:r>
+          </w:p>
+        </w:tc>
+        <w:tc>
+          <w:tcPr>
+            <w:tcW w:type="dxa" w:w="1337"/>
+          </w:tcPr>
+          <w:p>
+            <w:pPr>
+              <w:jc w:val="center"/>
+            </w:pPr>
+            <w:r/>
+            <w:r>
+              <w:rPr>
+                <w:b w:val="0"/>
+                <w:sz w:val="16"/>
+              </w:rPr>
+              <w:t>0.648</w:t>
+            </w:r>
+          </w:p>
+        </w:tc>
+      </w:tr>
+    </w:tbl>
+    <w:bookmarkStart w:id="86" w:name="tab:hardware"/>
+    <w:p>
+      <w:pPr>
+        <w:pStyle w:val="TableCaption"/>
+      </w:pPr>
+      <w:r>
+        <w:t xml:space="preserve">Within-hardware results on the real ibarram motor (StratifiedGroupKFold by recording, GK; and</w:t>
+      </w:r>
+      <w:r>
+        <w:t xml:space="preserve"> </w:t>
+      </w:r>
+      <w:r>
+        <w:t xml:space="preserve">Leave-One-Repetition-Out, LORO). Detection and phase report macro-F1; severity reports within-one-level</w:t>
+      </w:r>
+      <w:r>
+        <w:t xml:space="preserve"> </w:t>
+      </w:r>
+      <w:r>
+        <w:t xml:space="preserve">accuracy on its four-level scale. Best per column in bold.</w:t>
+      </w:r>
+    </w:p>
+    <w:tbl>
+      <w:tblPr>
+        <w:tblStyle w:val="Table"/>
+        <w:tblW w:type="auto" w:w="0"/>
+        <w:tblLook w:firstRow="1" w:lastRow="0" w:firstColumn="0" w:lastColumn="0" w:noHBand="0" w:noVBand="0" w:val="0020"/>
+        <w:tblCaption w:val="Within-hardware results on the real ibarram motor (StratifiedGroupKFold by recording, GK; and Leave-One-Repetition-Out, LORO). Detection and phase report macro-F1; severity reports within-one-level accuracy on its four-level scale. Best per column in bold."/>
+      </w:tblPr>
+      <w:tblGrid>
+        <w:gridCol w:w="1131"/>
+        <w:gridCol w:w="1131"/>
+        <w:gridCol w:w="1131"/>
+        <w:gridCol w:w="1131"/>
+        <w:gridCol w:w="1131"/>
+        <w:gridCol w:w="1131"/>
+        <w:gridCol w:w="1131"/>
+      </w:tblGrid>
+      <w:tr>
+        <w:trPr>
+          <w:tblHeader w:val="on"/>
+        </w:trPr>
+        <w:tc>
+          <w:tcPr/>
+          <w:p>
+            <w:pPr>
+              <w:pStyle w:val="Compact"/>
+            </w:pPr>
+          </w:p>
+        </w:tc>
+        <w:tc>
+          <w:tcPr>
+            <w:gridSpan w:val="2"/>
+          </w:tcPr>
+          <w:p>
+            <w:pPr>
+              <w:pStyle w:val="Compact"/>
+              <w:jc w:val="center"/>
+            </w:pPr>
+            <w:r>
+              <w:t xml:space="preserve">Detection</w:t>
+            </w:r>
+          </w:p>
+        </w:tc>
+        <w:tc>
+          <w:tcPr>
+            <w:gridSpan w:val="2"/>
+          </w:tcPr>
+          <w:p>
+            <w:pPr>
+              <w:pStyle w:val="Compact"/>
+              <w:jc w:val="center"/>
+            </w:pPr>
+            <w:r>
+              <w:t xml:space="preserve">Severity (w-1)</w:t>
+            </w:r>
+          </w:p>
+        </w:tc>
+        <w:tc>
+          <w:tcPr>
+            <w:gridSpan w:val="2"/>
+          </w:tcPr>
+          <w:p>
+            <w:pPr>
+              <w:pStyle w:val="Compact"/>
+              <w:jc w:val="center"/>
+            </w:pPr>
+            <w:r>
+              <w:t xml:space="preserve">Phase</w:t>
+            </w:r>
+          </w:p>
+        </w:tc>
+      </w:tr>
+      <w:tr>
+        <w:tc>
+          <w:tcPr/>
+          <w:p>
+            <w:pPr>
+              <w:pStyle w:val="Compact"/>
+              <w:jc w:val="left"/>
+            </w:pPr>
+            <w:r>
+              <w:t xml:space="preserve">2-3</w:t>
+            </w:r>
+            <w:r>
+              <w:t xml:space="preserve">(lr)</w:t>
+            </w:r>
+            <w:r>
+              <w:t xml:space="preserve">4-5</w:t>
+            </w:r>
+            <w:r>
+              <w:t xml:space="preserve">(lr)</w:t>
+            </w:r>
+            <w:r>
+              <w:t xml:space="preserve">6-7</w:t>
+            </w:r>
+            <w:r>
+              <w:t xml:space="preserve"> </w:t>
+            </w:r>
+            <w:r>
+              <w:t xml:space="preserve">Model</w:t>
+            </w:r>
+          </w:p>
+        </w:tc>
+        <w:tc>
+          <w:tcPr/>
+          <w:p>
+            <w:pPr>
+              <w:pStyle w:val="Compact"/>
+              <w:jc w:val="center"/>
+            </w:pPr>
+            <w:r>
+              <w:t xml:space="preserve">GK</w:t>
+            </w:r>
+          </w:p>
+        </w:tc>
+        <w:tc>
+          <w:tcPr/>
+          <w:p>
+            <w:pPr>
+              <w:pStyle w:val="Compact"/>
+              <w:jc w:val="center"/>
+            </w:pPr>
+            <w:r>
+              <w:t xml:space="preserve">LORO</w:t>
+            </w:r>
+          </w:p>
+        </w:tc>
+        <w:tc>
+          <w:tcPr/>
+          <w:p>
+            <w:pPr>
+              <w:pStyle w:val="Compact"/>
+              <w:jc w:val="center"/>
+            </w:pPr>
+            <w:r>
+              <w:t xml:space="preserve">GK</w:t>
+            </w:r>
+          </w:p>
+        </w:tc>
+        <w:tc>
+          <w:tcPr/>
+          <w:p>
+            <w:pPr>
+              <w:pStyle w:val="Compact"/>
+              <w:jc w:val="center"/>
+            </w:pPr>
+            <w:r>
+              <w:t xml:space="preserve">LORO</w:t>
+            </w:r>
+          </w:p>
+        </w:tc>
+        <w:tc>
+          <w:tcPr/>
+          <w:p>
+            <w:pPr>
+              <w:pStyle w:val="Compact"/>
+              <w:jc w:val="center"/>
+            </w:pPr>
+            <w:r>
+              <w:t xml:space="preserve">GK</w:t>
+            </w:r>
+          </w:p>
+        </w:tc>
+        <w:tc>
+          <w:tcPr/>
+          <w:p>
+            <w:pPr>
+              <w:pStyle w:val="Compact"/>
+              <w:jc w:val="center"/>
+            </w:pPr>
+            <w:r>
+              <w:t xml:space="preserve">LORO</w:t>
+            </w:r>
+          </w:p>
+        </w:tc>
+      </w:tr>
+      <w:tr>
+        <w:tc>
+          <w:tcPr/>
+          <w:p>
+            <w:pPr>
+              <w:pStyle w:val="Compact"/>
+              <w:jc w:val="left"/>
+            </w:pPr>
+            <w:r>
+              <w:t xml:space="preserve">Logistic Regression</w:t>
+            </w:r>
+          </w:p>
+        </w:tc>
+        <w:tc>
+          <w:tcPr/>
+          <w:p>
+            <w:pPr>
+              <w:pStyle w:val="Compact"/>
+              <w:jc w:val="center"/>
+            </w:pPr>
+            <w:r>
+              <w:t xml:space="preserve">0.817</w:t>
+            </w:r>
+          </w:p>
+        </w:tc>
+        <w:tc>
+          <w:tcPr/>
+          <w:p>
+            <w:pPr>
+              <w:pStyle w:val="Compact"/>
+              <w:jc w:val="center"/>
+            </w:pPr>
+            <w:r>
+              <w:t xml:space="preserve">0.864</w:t>
+            </w:r>
+          </w:p>
+        </w:tc>
+        <w:tc>
+          <w:tcPr/>
+          <w:p>
+            <w:pPr>
+              <w:pStyle w:val="Compact"/>
+              <w:jc w:val="center"/>
+            </w:pPr>
+            <w:r>
+              <w:t xml:space="preserve">0.830</w:t>
+            </w:r>
+          </w:p>
+        </w:tc>
+        <w:tc>
+          <w:tcPr/>
+          <w:p>
+            <w:pPr>
+              <w:pStyle w:val="Compact"/>
+              <w:jc w:val="center"/>
+            </w:pPr>
+            <w:r>
+              <w:t xml:space="preserve">0.818</w:t>
+            </w:r>
+          </w:p>
+        </w:tc>
+        <w:tc>
+          <w:tcPr/>
+          <w:p>
+            <w:pPr>
+              <w:pStyle w:val="Compact"/>
+              <w:jc w:val="center"/>
+            </w:pPr>
+            <w:r>
+              <w:t xml:space="preserve">0.664</w:t>
+            </w:r>
+          </w:p>
+        </w:tc>
+        <w:tc>
+          <w:tcPr/>
+          <w:p>
+            <w:pPr>
+              <w:pStyle w:val="Compact"/>
+              <w:jc w:val="center"/>
+            </w:pPr>
+            <w:r>
+              <w:t xml:space="preserve">0.678</w:t>
+            </w:r>
+          </w:p>
+        </w:tc>
+      </w:tr>
+      <w:tr>
+        <w:tc>
+          <w:tcPr/>
+          <w:p>
+            <w:pPr>
+              <w:pStyle w:val="Compact"/>
+              <w:jc w:val="left"/>
+            </w:pPr>
+            <w:r>
+              <w:t xml:space="preserve">SVM-RBF</w:t>
+            </w:r>
+          </w:p>
+        </w:tc>
+        <w:tc>
+          <w:tcPr/>
+          <w:p>
+            <w:pPr>
+              <w:pStyle w:val="Compact"/>
+              <w:jc w:val="center"/>
+            </w:pPr>
+            <w:r>
+              <w:t xml:space="preserve">0.877</w:t>
+            </w:r>
+          </w:p>
+        </w:tc>
+        <w:tc>
+          <w:tcPr/>
+          <w:p>
+            <w:pPr>
+              <w:pStyle w:val="Compact"/>
+              <w:jc w:val="center"/>
+            </w:pPr>
+            <w:r>
+              <w:t xml:space="preserve">0.923</w:t>
+            </w:r>
+          </w:p>
+        </w:tc>
+        <w:tc>
+          <w:tcPr/>
+          <w:p>
+            <w:pPr>
+              <w:pStyle w:val="Compact"/>
+              <w:jc w:val="center"/>
+            </w:pPr>
+            <w:r>
+              <w:t xml:space="preserve">0.866</w:t>
+            </w:r>
+          </w:p>
+        </w:tc>
+        <w:tc>
+          <w:tcPr/>
+          <w:p>
+            <w:pPr>
+              <w:pStyle w:val="Compact"/>
+              <w:jc w:val="center"/>
+            </w:pPr>
+            <w:r>
+              <w:t xml:space="preserve">0.818</w:t>
+            </w:r>
+          </w:p>
+        </w:tc>
+        <w:tc>
+          <w:tcPr/>
+          <w:p>
+            <w:pPr>
+              <w:pStyle w:val="Compact"/>
+              <w:jc w:val="center"/>
+            </w:pPr>
+            <w:r>
+              <w:t xml:space="preserve">0.661</w:t>
+            </w:r>
+          </w:p>
+        </w:tc>
+        <w:tc>
+          <w:tcPr/>
+          <w:p>
+            <w:pPr>
+              <w:pStyle w:val="Compact"/>
+              <w:jc w:val="center"/>
+            </w:pPr>
+            <w:r>
+              <w:t xml:space="preserve">0.689</w:t>
+            </w:r>
+          </w:p>
+        </w:tc>
+      </w:tr>
+      <w:tr>
+        <w:tc>
+          <w:tcPr/>
+          <w:p>
+            <w:pPr>
+              <w:pStyle w:val="Compact"/>
+              <w:jc w:val="left"/>
+            </w:pPr>
+            <m:oMath>
+              <m:r>
+                <m:t>k</m:t>
+              </m:r>
+            </m:oMath>
+            <w:r>
+              <w:t xml:space="preserve">-NN</w:t>
+            </w:r>
+          </w:p>
+        </w:tc>
+        <w:tc>
+          <w:tcPr/>
+          <w:p>
+            <w:pPr>
+              <w:pStyle w:val="Compact"/>
+              <w:jc w:val="center"/>
+            </w:pPr>
+            <w:r>
+              <w:t xml:space="preserve">0.829</w:t>
+            </w:r>
+          </w:p>
+        </w:tc>
+        <w:tc>
+          <w:tcPr/>
+          <w:p>
+            <w:pPr>
+              <w:pStyle w:val="Compact"/>
+              <w:jc w:val="center"/>
+            </w:pPr>
+            <w:r>
+              <w:t xml:space="preserve">0.884</w:t>
+            </w:r>
+          </w:p>
+        </w:tc>
+        <w:tc>
+          <w:tcPr/>
+          <w:p>
+            <w:pPr>
+              <w:pStyle w:val="Compact"/>
+              <w:jc w:val="center"/>
+            </w:pPr>
+            <w:r>
+              <w:t xml:space="preserve">0.827</w:t>
+            </w:r>
+          </w:p>
+        </w:tc>
+        <w:tc>
+          <w:tcPr/>
+          <w:p>
+            <w:pPr>
+              <w:pStyle w:val="Compact"/>
+              <w:jc w:val="center"/>
+            </w:pPr>
+            <w:r>
+              <w:t xml:space="preserve">0.804</w:t>
+            </w:r>
+          </w:p>
+        </w:tc>
+        <w:tc>
+          <w:tcPr/>
+          <w:p>
+            <w:pPr>
+              <w:pStyle w:val="Compact"/>
+              <w:jc w:val="center"/>
+            </w:pPr>
+            <w:r>
+              <w:t xml:space="preserve">0.642</w:t>
+            </w:r>
+          </w:p>
+        </w:tc>
+        <w:tc>
+          <w:tcPr/>
+          <w:p>
+            <w:pPr>
+              <w:pStyle w:val="Compact"/>
+              <w:jc w:val="center"/>
+            </w:pPr>
+            <w:r>
+              <w:t xml:space="preserve">0.648</w:t>
+            </w:r>
+          </w:p>
+        </w:tc>
+      </w:tr>
+      <w:tr>
+        <w:tc>
+          <w:tcPr/>
+          <w:p>
+            <w:pPr>
+              <w:pStyle w:val="Compact"/>
+              <w:jc w:val="left"/>
+            </w:pPr>
+            <w:r>
+              <w:t xml:space="preserve">MLP</w:t>
+            </w:r>
+          </w:p>
+        </w:tc>
+        <w:tc>
+          <w:tcPr/>
+          <w:p>
+            <w:pPr>
+              <w:pStyle w:val="Compact"/>
+              <w:jc w:val="center"/>
+            </w:pPr>
+            <w:r>
+              <w:t xml:space="preserve">0.846</w:t>
+            </w:r>
+          </w:p>
+        </w:tc>
+        <w:tc>
+          <w:tcPr/>
+          <w:p>
+            <w:pPr>
+              <w:pStyle w:val="Compact"/>
+              <w:jc w:val="center"/>
+            </w:pPr>
+            <w:r>
+              <w:t xml:space="preserve">0.880</w:t>
+            </w:r>
+          </w:p>
+        </w:tc>
+        <w:tc>
+          <w:tcPr/>
+          <w:p>
+            <w:pPr>
+              <w:pStyle w:val="Compact"/>
+              <w:jc w:val="center"/>
+            </w:pPr>
+            <w:r>
+              <w:t xml:space="preserve">0.866</w:t>
+            </w:r>
+          </w:p>
+        </w:tc>
+        <w:tc>
+          <w:tcPr/>
+          <w:p>
+            <w:pPr>
+              <w:pStyle w:val="Compact"/>
+              <w:jc w:val="center"/>
+            </w:pPr>
+            <w:r>
+              <w:t xml:space="preserve">0.811</w:t>
+            </w:r>
+          </w:p>
+        </w:tc>
+        <w:tc>
+          <w:tcPr/>
+          <w:p>
+            <w:pPr>
+              <w:pStyle w:val="Compact"/>
+              <w:jc w:val="center"/>
+            </w:pPr>
+            <w:r>
+              <w:rPr>
+                <w:b/>
+                <w:bCs/>
+              </w:rPr>
+              <w:t xml:space="preserve">0.664</w:t>
+            </w:r>
+          </w:p>
+        </w:tc>
+        <w:tc>
+          <w:tcPr/>
+          <w:p>
+            <w:pPr>
+              <w:pStyle w:val="Compact"/>
+              <w:jc w:val="center"/>
+            </w:pPr>
+            <w:r>
+              <w:t xml:space="preserve">0.690</w:t>
+            </w:r>
+          </w:p>
+        </w:tc>
+      </w:tr>
+      <w:tr>
+        <w:tc>
+          <w:tcPr/>
+          <w:p>
+            <w:pPr>
+              <w:pStyle w:val="Compact"/>
+              <w:jc w:val="left"/>
+            </w:pPr>
+            <w:r>
+              <w:t xml:space="preserve">Random Forest</w:t>
+            </w:r>
+          </w:p>
+        </w:tc>
+        <w:tc>
+          <w:tcPr/>
+          <w:p>
+            <w:pPr>
+              <w:pStyle w:val="Compact"/>
+              <w:jc w:val="center"/>
+            </w:pPr>
+            <w:r>
+              <w:t xml:space="preserve">0.923</w:t>
+            </w:r>
+          </w:p>
+        </w:tc>
+        <w:tc>
+          <w:tcPr/>
+          <w:p>
+            <w:pPr>
+              <w:pStyle w:val="Compact"/>
+              <w:jc w:val="center"/>
+            </w:pPr>
+            <w:r>
+              <w:t xml:space="preserve">0.947</w:t>
+            </w:r>
+          </w:p>
+        </w:tc>
+        <w:tc>
+          <w:tcPr/>
+          <w:p>
+            <w:pPr>
+              <w:pStyle w:val="Compact"/>
+              <w:jc w:val="center"/>
+            </w:pPr>
+            <w:r>
+              <w:t xml:space="preserve">0.900</w:t>
+            </w:r>
+          </w:p>
+        </w:tc>
+        <w:tc>
+          <w:tcPr/>
+          <w:p>
+            <w:pPr>
+              <w:pStyle w:val="Compact"/>
+              <w:jc w:val="center"/>
+            </w:pPr>
+            <w:r>
+              <w:t xml:space="preserve">0.829</w:t>
+            </w:r>
+          </w:p>
+        </w:tc>
+        <w:tc>
+          <w:tcPr/>
+          <w:p>
+            <w:pPr>
+              <w:pStyle w:val="Compact"/>
+              <w:jc w:val="center"/>
+            </w:pPr>
+            <w:r>
+              <w:t xml:space="preserve">0.650</w:t>
+            </w:r>
+          </w:p>
+        </w:tc>
+        <w:tc>
+          <w:tcPr/>
+          <w:p>
+            <w:pPr>
+              <w:pStyle w:val="Compact"/>
+              <w:jc w:val="center"/>
+            </w:pPr>
+            <w:r>
+              <w:rPr>
+                <w:b/>
+                <w:bCs/>
+              </w:rPr>
+              <w:t xml:space="preserve">0.718</w:t>
+            </w:r>
+          </w:p>
+        </w:tc>
+      </w:tr>
+      <w:tr>
+        <w:tc>
+          <w:tcPr/>
+          <w:p>
+            <w:pPr>
+              <w:pStyle w:val="Compact"/>
+              <w:jc w:val="left"/>
+            </w:pPr>
+            <w:r>
+              <w:t xml:space="preserve">XGBoost</w:t>
+            </w:r>
+          </w:p>
+        </w:tc>
+        <w:tc>
+          <w:tcPr/>
+          <w:p>
+            <w:pPr>
+              <w:pStyle w:val="Compact"/>
+              <w:jc w:val="center"/>
+            </w:pPr>
+            <w:r>
+              <w:t xml:space="preserve">0.966</w:t>
+            </w:r>
+          </w:p>
+        </w:tc>
+        <w:tc>
+          <w:tcPr/>
+          <w:p>
+            <w:pPr>
+              <w:pStyle w:val="Compact"/>
+              <w:jc w:val="center"/>
+            </w:pPr>
+            <w:r>
+              <w:rPr>
+                <w:b/>
+                <w:bCs/>
+              </w:rPr>
+              <w:t xml:space="preserve">0.955</w:t>
+            </w:r>
+          </w:p>
+        </w:tc>
+        <w:tc>
+          <w:tcPr/>
+          <w:p>
+            <w:pPr>
+              <w:pStyle w:val="Compact"/>
+              <w:jc w:val="center"/>
+            </w:pPr>
+            <w:r>
+              <w:t xml:space="preserve">0.900</w:t>
+            </w:r>
+          </w:p>
+        </w:tc>
+        <w:tc>
+          <w:tcPr/>
+          <w:p>
+            <w:pPr>
+              <w:pStyle w:val="Compact"/>
+              <w:jc w:val="center"/>
+            </w:pPr>
+            <w:r>
+              <w:t xml:space="preserve">0.836</w:t>
+            </w:r>
+          </w:p>
+        </w:tc>
+        <w:tc>
+          <w:tcPr/>
+          <w:p>
+            <w:pPr>
+              <w:pStyle w:val="Compact"/>
+              <w:jc w:val="center"/>
+            </w:pPr>
+            <w:r>
+              <w:t xml:space="preserve">0.636</w:t>
+            </w:r>
+          </w:p>
+        </w:tc>
+        <w:tc>
+          <w:tcPr/>
+          <w:p>
+            <w:pPr>
+              <w:pStyle w:val="Compact"/>
+              <w:jc w:val="center"/>
+            </w:pPr>
+            <w:r>
+              <w:t xml:space="preserve">0.707</w:t>
+            </w:r>
+          </w:p>
+        </w:tc>
+      </w:tr>
+      <w:tr>
+        <w:tc>
+          <w:tcPr/>
+          <w:p>
+            <w:pPr>
+              <w:pStyle w:val="Compact"/>
+              <w:jc w:val="left"/>
+            </w:pPr>
+            <w:r>
+              <w:t xml:space="preserve">TabPFN-2.5</w:t>
+            </w:r>
+          </w:p>
+        </w:tc>
+        <w:tc>
+          <w:tcPr/>
+          <w:p>
+            <w:pPr>
+              <w:pStyle w:val="Compact"/>
+              <w:jc w:val="center"/>
+            </w:pPr>
+            <w:r>
+              <w:rPr>
+                <w:b/>
+                <w:bCs/>
+              </w:rPr>
+              <w:t xml:space="preserve">0.994</w:t>
+            </w:r>
+          </w:p>
+        </w:tc>
+        <w:tc>
+          <w:tcPr/>
+          <w:p>
+            <w:pPr>
+              <w:pStyle w:val="Compact"/>
+              <w:jc w:val="center"/>
+            </w:pPr>
+            <w:r>
+              <w:t xml:space="preserve">0.954</w:t>
+            </w:r>
+          </w:p>
+        </w:tc>
+        <w:tc>
+          <w:tcPr/>
+          <w:p>
+            <w:pPr>
+              <w:pStyle w:val="Compact"/>
+              <w:jc w:val="center"/>
+            </w:pPr>
+            <w:r>
+              <w:t xml:space="preserve">0.929</w:t>
+            </w:r>
+          </w:p>
+        </w:tc>
+        <w:tc>
+          <w:tcPr/>
+          <w:p>
+            <w:pPr>
+              <w:pStyle w:val="Compact"/>
+              <w:jc w:val="center"/>
+            </w:pPr>
+            <w:r>
+              <w:t xml:space="preserve">0.864</w:t>
+            </w:r>
+          </w:p>
+        </w:tc>
+        <w:tc>
+          <w:tcPr/>
+          <w:p>
+            <w:pPr>
+              <w:pStyle w:val="Compact"/>
+              <w:jc w:val="center"/>
+            </w:pPr>
+            <w:r>
+              <w:t xml:space="preserve">0.643</w:t>
+            </w:r>
+          </w:p>
+        </w:tc>
+        <w:tc>
+          <w:tcPr/>
+          <w:p>
+            <w:pPr>
+              <w:pStyle w:val="Compact"/>
+              <w:jc w:val="center"/>
+            </w:pPr>
+            <w:r>
+              <w:t xml:space="preserve">0.701</w:t>
+            </w:r>
+          </w:p>
+        </w:tc>
+      </w:tr>
+      <w:tr>
+        <w:tc>
+          <w:tcPr/>
+          <w:p>
+            <w:pPr>
+              <w:pStyle w:val="Compact"/>
+              <w:jc w:val="left"/>
+            </w:pPr>
+            <w:r>
+              <w:t xml:space="preserve">xLSTM</w:t>
+            </w:r>
+          </w:p>
+        </w:tc>
+        <w:tc>
+          <w:tcPr/>
+          <w:p>
+            <w:pPr>
+              <w:pStyle w:val="Compact"/>
+              <w:jc w:val="center"/>
+            </w:pPr>
+            <w:r>
+              <w:t xml:space="preserve">0.708</w:t>
+            </w:r>
+          </w:p>
+        </w:tc>
+        <w:tc>
+          <w:tcPr/>
+          <w:p>
+            <w:pPr>
+              <w:pStyle w:val="Compact"/>
+              <w:jc w:val="center"/>
+            </w:pPr>
+            <w:r>
+              <w:t xml:space="preserve">0.699</w:t>
+            </w:r>
+          </w:p>
+        </w:tc>
+        <w:tc>
+          <w:tcPr/>
+          <w:p>
+            <w:pPr>
+              <w:pStyle w:val="Compact"/>
+              <w:jc w:val="center"/>
+            </w:pPr>
+            <w:r>
+              <w:rPr>
+                <w:b/>
+                <w:bCs/>
+              </w:rPr>
+              <w:t xml:space="preserve">0.963</w:t>
+            </w:r>
+          </w:p>
+        </w:tc>
+        <w:tc>
+          <w:tcPr/>
+          <w:p>
+            <w:pPr>
+              <w:pStyle w:val="Compact"/>
+              <w:jc w:val="center"/>
+            </w:pPr>
+            <w:r>
+              <w:rPr>
+                <w:b/>
+                <w:bCs/>
+              </w:rPr>
+              <w:t xml:space="preserve">0.957</w:t>
+            </w:r>
+          </w:p>
+        </w:tc>
+        <w:tc>
+          <w:tcPr/>
+          <w:p>
+            <w:pPr>
+              <w:pStyle w:val="Compact"/>
+              <w:jc w:val="center"/>
+            </w:pPr>
+            <w:r>
+              <w:t xml:space="preserve">0.651</w:t>
+            </w:r>
+          </w:p>
+        </w:tc>
+        <w:tc>
+          <w:tcPr/>
+          <w:p>
+            <w:pPr>
+              <w:pStyle w:val="Compact"/>
+              <w:jc w:val="center"/>
+            </w:pPr>
+            <w:r>
+              <w:t xml:space="preserve">0.648</w:t>
+            </w:r>
+          </w:p>
+        </w:tc>
+      </w:tr>
+    </w:tbl>
+    <w:bookmarkEnd w:id="86"/>
+    <w:bookmarkStart w:id="96" w:name="fig:hwcm"/>
+    <w:tbl>
+      <w:tblPr>
+        <w:tblStyle w:val="FigureTable"/>
+        <w:tblW w:type="auto" w:w="0"/>
+        <w:jc w:val="center"/>
+        <w:tblLook w:firstRow="0" w:lastRow="0" w:firstColumn="0" w:lastColumn="0"/>
+      </w:tblPr>
+      <w:tblGrid>
+        <w:gridCol w:w="3960"/>
+        <w:gridCol w:w="3960"/>
+      </w:tblGrid>
+      <w:tr>
+        <w:tc>
+          <w:tcPr/>
+          <w:p/>
+        </w:tc>
+        <w:tc>
+          <w:tcPr/>
+          <w:p>
+            <w:pPr>
+              <w:jc w:val="center"/>
+            </w:pPr>
+            <w:r>
+              <w:drawing>
+                <wp:inline>
+                  <wp:extent cx="853440" cy="538578"/>
+                  <wp:effectExtent b="0" l="0" r="0" t="0"/>
+                  <wp:docPr descr="image" title="" id="88" name="Picture"/>
+                  <a:graphic>
+                    <a:graphicData uri="http://schemas.openxmlformats.org/drawingml/2006/picture">
+                      <pic:pic>
+                        <pic:nvPicPr>
+                          <pic:cNvPr descr="figs_png/fig_hw_confusion_detection.png" id="89" name="Picture"/>
+                          <pic:cNvPicPr>
+                            <a:picLocks noChangeArrowheads="1" noChangeAspect="1"/>
+                          </pic:cNvPicPr>
+                        </pic:nvPicPr>
+                        <pic:blipFill>
+                          <a:blip r:embed="rId87"/>
+                          <a:stretch>
+                            <a:fillRect/>
+                          </a:stretch>
+                        </pic:blipFill>
+                        <pic:spPr bwMode="auto">
+                          <a:xfrm>
+                            <a:off x="0" y="0"/>
+                            <a:ext cx="853440" cy="538578"/>
+                          </a:xfrm>
+                          <a:prstGeom prst="rect">
+                            <a:avLst/>
+                          </a:prstGeom>
+                          <a:noFill/>
+                          <a:ln w="9525">
+                            <a:noFill/>
+                            <a:headEnd/>
+                            <a:tailEnd/>
+                          </a:ln>
+                        </pic:spPr>
+                      </pic:pic>
+                    </a:graphicData>
+                  </a:graphic>
+                </wp:inline>
+              </w:drawing>
+            </w:r>
+            <w:r>
+              <w:t xml:space="preserve"> </w:t>
+            </w:r>
+            <w:r>
+              <w:drawing>
+                <wp:inline>
+                  <wp:extent cx="853440" cy="755409"/>
+                  <wp:effectExtent b="0" l="0" r="0" t="0"/>
+                  <wp:docPr descr="image" title="" id="91" name="Picture"/>
+                  <a:graphic>
+                    <a:graphicData uri="http://schemas.openxmlformats.org/drawingml/2006/picture">
+                      <pic:pic>
+                        <pic:nvPicPr>
+                          <pic:cNvPr descr="figs_png/fig_hw_confusion_severity.png" id="92" name="Picture"/>
+                          <pic:cNvPicPr>
+                            <a:picLocks noChangeArrowheads="1" noChangeAspect="1"/>
+                          </pic:cNvPicPr>
+                        </pic:nvPicPr>
+                        <pic:blipFill>
+                          <a:blip r:embed="rId90"/>
+                          <a:stretch>
+                            <a:fillRect/>
+                          </a:stretch>
+                        </pic:blipFill>
+                        <pic:spPr bwMode="auto">
+                          <a:xfrm>
+                            <a:off x="0" y="0"/>
+                            <a:ext cx="853440" cy="755409"/>
+                          </a:xfrm>
+                          <a:prstGeom prst="rect">
+                            <a:avLst/>
+                          </a:prstGeom>
+                          <a:noFill/>
+                          <a:ln w="9525">
+                            <a:noFill/>
+                            <a:headEnd/>
+                            <a:tailEnd/>
+                          </a:ln>
+                        </pic:spPr>
+                      </pic:pic>
+                    </a:graphicData>
+                  </a:graphic>
+                </wp:inline>
+              </w:drawing>
+            </w:r>
+            <w:r>
+              <w:t xml:space="preserve"> </w:t>
+            </w:r>
+            <w:r>
+              <w:drawing>
+                <wp:inline>
+                  <wp:extent cx="853440" cy="770763"/>
+                  <wp:effectExtent b="0" l="0" r="0" t="0"/>
+                  <wp:docPr descr="image" title="" id="94" name="Picture"/>
+                  <a:graphic>
+                    <a:graphicData uri="http://schemas.openxmlformats.org/drawingml/2006/picture">
+                      <pic:pic>
+                        <pic:nvPicPr>
+                          <pic:cNvPr descr="figs_png/fig_hw_confusion_phase.png" id="95" name="Picture"/>
+                          <pic:cNvPicPr>
+                            <a:picLocks noChangeArrowheads="1" noChangeAspect="1"/>
+                          </pic:cNvPicPr>
+                        </pic:nvPicPr>
+                        <pic:blipFill>
+                          <a:blip r:embed="rId93"/>
+                          <a:stretch>
+                            <a:fillRect/>
+                          </a:stretch>
+                        </pic:blipFill>
+                        <pic:spPr bwMode="auto">
+                          <a:xfrm>
+                            <a:off x="0" y="0"/>
+                            <a:ext cx="853440" cy="770763"/>
+                          </a:xfrm>
+                          <a:prstGeom prst="rect">
+                            <a:avLst/>
+                          </a:prstGeom>
+                          <a:noFill/>
+                          <a:ln w="9525">
+                            <a:noFill/>
+                            <a:headEnd/>
+                            <a:tailEnd/>
+                          </a:ln>
+                        </pic:spPr>
+                      </pic:pic>
+                    </a:graphicData>
+                  </a:graphic>
+                </wp:inline>
+              </w:drawing>
+            </w:r>
+          </w:p>
+        </w:tc>
+      </w:tr>
+    </w:tbl>
+    <w:p>
+      <w:pPr>
+        <w:pStyle w:val="ImageCaption"/>
+      </w:pPr>
+      <w:r>
+        <w:t xml:space="preserve">Within-hardware confusion matrices on the real motor (XGBoost, GroupKFold out-of-fold):</w:t>
+      </w:r>
+      <w:r>
+        <w:t xml:space="preserve"> </w:t>
+      </w:r>
+      <w:r>
+        <w:t xml:space="preserve">detection (left), four-level severity (middle), faulted phase (right). Detection is clean and severity</w:t>
+      </w:r>
+      <w:r>
+        <w:t xml:space="preserve"> </w:t>
+      </w:r>
+      <w:r>
+        <w:t xml:space="preserve">errors are near-diagonal, but the phase matrix shows substantial off-diagonal confusion—the main</w:t>
+      </w:r>
+      <w:r>
+        <w:t xml:space="preserve"> </w:t>
+      </w:r>
+      <w:r>
+        <w:t xml:space="preserve">simulation-to-reality gap.</w:t>
+      </w:r>
+    </w:p>
+    <w:bookmarkEnd w:id="96"/>
+    <w:bookmarkEnd w:id="97"/>
+    <w:bookmarkStart w:id="98" w:name="discussion-positioning-and-deployment"/>
+    <w:p>
+      <w:pPr>
+        <w:pStyle w:val="Heading2"/>
+      </w:pPr>
+      <w:r>
+        <w:t xml:space="preserve">Discussion: Positioning and Deployment</w:t>
+      </w:r>
+    </w:p>
+    <w:p>
+      <w:pPr>
+        <w:pStyle w:val="FirstParagraph"/>
+      </w:pPr>
+      <w:r>
         <w:t xml:space="preserve">The in-distribution figures are consistent with the best reported values for current-based stator</w:t>
       </w:r>
       <w:r>
@@ -12578,24 +15482,96 @@
         <w:t xml:space="preserve"> </w:t>
       </w:r>
       <w:r>
-        <w:t xml:space="preserve">training-free. The principal limitation is that the diagnosis results are from high-fidelity simulation;</w:t>
-      </w:r>
-      <w:r>
-        <w:t xml:space="preserve"> </w:t>
-      </w:r>
-      <w:r>
-        <w:t xml:space="preserve">the transfer study provides initial real-motor validation, but a full instrumented campaign and a</w:t>
-      </w:r>
-      <w:r>
-        <w:t xml:space="preserve"> </w:t>
-      </w:r>
-      <w:r>
-        <w:t xml:space="preserve">supply-voltage-unbalance robustness study remain future work.</w:t>
+        <w:t xml:space="preserve">training-free. Within-hardware validation on a real motor (Section IV-G) confirms that detection</w:t>
+      </w:r>
+      <w:r>
+        <w:t xml:space="preserve"> </w:t>
+      </w:r>
+      <w:r>
+        <w:t xml:space="preserve">transfers (macro-F1 up to</w:t>
+      </w:r>
+      <w:r>
+        <w:t xml:space="preserve"> </w:t>
+      </w:r>
+      <m:oMath>
+        <m:r>
+          <m:t>0.99</m:t>
+        </m:r>
+      </m:oMath>
+      <w:r>
+        <w:t xml:space="preserve">) and severity is usable (within-one</w:t>
+      </w:r>
+      <w:r>
+        <w:t xml:space="preserve"> </w:t>
+      </w:r>
+      <m:oMath>
+        <m:r>
+          <m:rPr>
+            <m:sty m:val="p"/>
+          </m:rPr>
+          <m:t>≥</m:t>
+        </m:r>
+        <m:r>
+          <m:t>0.86</m:t>
+        </m:r>
+      </m:oMath>
+      <w:r>
+        <w:t xml:space="preserve">), while exposing</w:t>
+      </w:r>
+      <w:r>
+        <w:t xml:space="preserve"> </w:t>
+      </w:r>
+      <w:r>
+        <w:t xml:space="preserve">faulted-phase localization as the principal simulation-to-reality gap (macro-F1</w:t>
+      </w:r>
+      <w:r>
+        <w:t xml:space="preserve"> </w:t>
+      </w:r>
+      <m:oMath>
+        <m:r>
+          <m:t>0.97</m:t>
+        </m:r>
+        <m:r>
+          <m:t>​</m:t>
+        </m:r>
+        <m:r>
+          <m:rPr>
+            <m:sty m:val="p"/>
+          </m:rPr>
+          <m:t>→</m:t>
+        </m:r>
+        <m:r>
+          <m:t>​</m:t>
+        </m:r>
+        <m:r>
+          <m:t>0.72</m:t>
+        </m:r>
+      </m:oMath>
+      <w:r>
+        <w:t xml:space="preserve">).</w:t>
+      </w:r>
+      <w:r>
+        <w:t xml:space="preserve"> </w:t>
+      </w:r>
+      <w:r>
+        <w:t xml:space="preserve">The remaining limitations are that the load-robustness results are validated only in simulation (the</w:t>
+      </w:r>
+      <w:r>
+        <w:t xml:space="preserve"> </w:t>
+      </w:r>
+      <w:r>
+        <w:t xml:space="preserve">public real dataset has no load variation), and that a full instrumented campaign with supply-voltage</w:t>
+      </w:r>
+      <w:r>
+        <w:t xml:space="preserve"> </w:t>
+      </w:r>
+      <w:r>
+        <w:t xml:space="preserve">unbalance and richer real severities remains future work.</w:t>
       </w:r>
     </w:p>
-    <w:bookmarkEnd w:id="86"/>
-    <w:bookmarkEnd w:id="87"/>
-    <w:bookmarkStart w:id="88" w:name="conclusion"/>
+    <w:bookmarkEnd w:id="98"/>
+    <w:bookmarkEnd w:id="99"/>
+    <w:bookmarkStart w:id="100" w:name="conclusion"/>
     <w:p>
       <w:pPr>
         <w:pStyle w:val="Heading1"/>
@@ -12723,7 +15699,68 @@
         <w:t xml:space="preserve"> </w:t>
       </w:r>
       <w:r>
-        <w:t xml:space="preserve">detection. Future work includes a stronger conditional generator for physics-constrained augmentation,</w:t>
+        <w:t xml:space="preserve">detection. A within-hardware evaluation of all eight models on the real motor confirmed that detection</w:t>
+      </w:r>
+      <w:r>
+        <w:t xml:space="preserve"> </w:t>
+      </w:r>
+      <w:r>
+        <w:t xml:space="preserve">transfers (macro-F1 up to</w:t>
+      </w:r>
+      <w:r>
+        <w:t xml:space="preserve"> </w:t>
+      </w:r>
+      <m:oMath>
+        <m:r>
+          <m:t>0.99</m:t>
+        </m:r>
+      </m:oMath>
+      <w:r>
+        <w:t xml:space="preserve">) and severity is usable, while transparently identifying faulted-phase</w:t>
+      </w:r>
+      <w:r>
+        <w:t xml:space="preserve"> </w:t>
+      </w:r>
+      <w:r>
+        <w:t xml:space="preserve">localization as the principal simulation-to-reality gap (macro-F1</w:t>
+      </w:r>
+      <w:r>
+        <w:t xml:space="preserve"> </w:t>
+      </w:r>
+      <m:oMath>
+        <m:r>
+          <m:t>0.97</m:t>
+        </m:r>
+        <m:r>
+          <m:t>​</m:t>
+        </m:r>
+        <m:r>
+          <m:rPr>
+            <m:sty m:val="p"/>
+          </m:rPr>
+          <m:t>→</m:t>
+        </m:r>
+        <m:r>
+          <m:t>​</m:t>
+        </m:r>
+        <m:r>
+          <m:t>0.72</m:t>
+        </m:r>
+      </m:oMath>
+      <w:r>
+        <w:t xml:space="preserve">). Future work</w:t>
+      </w:r>
+      <w:r>
+        <w:t xml:space="preserve"> </w:t>
+      </w:r>
+      <w:r>
+        <w:t xml:space="preserve">includes closing that gap (higher sampling, angle de-noising, supervised phase calibration), a stronger</w:t>
+      </w:r>
+      <w:r>
+        <w:t xml:space="preserve"> </w:t>
+      </w:r>
+      <w:r>
+        <w:t xml:space="preserve">conditional generator for physics-constrained augmentation,</w:t>
       </w:r>
       <w:r>
         <w:t xml:space="preserve"> </w:t>
@@ -12744,7 +15781,7 @@
         <w:t xml:space="preserve">code, dataset splits, and result artifacts are released for reproducibility.</w:t>
       </w:r>
     </w:p>
-    <w:bookmarkEnd w:id="88"/>
+    <w:bookmarkEnd w:id="100"/>
     <w:sectPr>
       <w:footnotePr>
         <w:numRestart w:val="eachSect"/>

--- a/manuscript_ieee_final.docx
+++ b/manuscript_ieee_final.docx
@@ -579,45 +579,63 @@
         </m:r>
       </m:oMath>
       <w:r>
-        <w:t xml:space="preserve">) and severity is usable, while exposing</w:t>
-      </w:r>
-      <w:r>
-        <w:t xml:space="preserve"> </w:t>
-      </w:r>
-      <w:r>
-        <w:t xml:space="preserve">faulted-phase localization as the main simulation-to-reality gap (macro-F1</w:t>
-      </w:r>
-      <w:r>
-        <w:t xml:space="preserve"> </w:t>
+        <w:t xml:space="preserve">) and severity is usable; per-window</w:t>
+      </w:r>
+      <w:r>
+        <w:t xml:space="preserve"> </w:t>
+      </w:r>
+      <w:r>
+        <w:t xml:space="preserve">faulted-phase localization is the main gap (macro-F1</w:t>
+      </w:r>
+      <w:r>
+        <w:t xml:space="preserve"> </w:t>
+      </w:r>
+      <m:oMath>
+        <m:r>
+          <m:t>0.72</m:t>
+        </m:r>
+      </m:oMath>
+      <w:r>
+        <w:t xml:space="preserve"> </w:t>
+      </w:r>
+      <w:r>
+        <w:t xml:space="preserve">vs. </w:t>
       </w:r>
       <m:oMath>
         <m:r>
           <m:t>0.97</m:t>
         </m:r>
-        <m:r>
-          <m:t>​</m:t>
-        </m:r>
-        <m:r>
-          <m:rPr>
-            <m:sty m:val="p"/>
-          </m:rPr>
-          <m:t>→</m:t>
-        </m:r>
-        <m:r>
-          <m:t>​</m:t>
-        </m:r>
-        <m:r>
-          <m:t>0.72</m:t>
-        </m:r>
-      </m:oMath>
-      <w:r>
-        <w:t xml:space="preserve">),</w:t>
-      </w:r>
-      <w:r>
-        <w:t xml:space="preserve"> </w:t>
-      </w:r>
-      <w:r>
-        <w:t xml:space="preserve">reported transparently. All code, splits, and artifacts are released.</w:t>
+      </m:oMath>
+      <w:r>
+        <w:t xml:space="preserve"> </w:t>
+      </w:r>
+      <w:r>
+        <w:t xml:space="preserve">in simulation) but per-recording</w:t>
+      </w:r>
+      <w:r>
+        <w:t xml:space="preserve"> </w:t>
+      </w:r>
+      <w:r>
+        <w:t xml:space="preserve">aggregation recovers it to</w:t>
+      </w:r>
+      <w:r>
+        <w:t xml:space="preserve"> </w:t>
+      </w:r>
+      <m:oMath>
+        <m:r>
+          <m:t>0.93</m:t>
+        </m:r>
+      </m:oMath>
+      <w:r>
+        <w:t xml:space="preserve">–</w:t>
+      </w:r>
+      <m:oMath>
+        <m:r>
+          <m:t>0.95</m:t>
+        </m:r>
+      </m:oMath>
+      <w:r>
+        <w:t xml:space="preserve">—all reported transparently. All code, splits, and artifacts are released.</w:t>
       </w:r>
     </w:p>
     <w:p>
@@ -12883,34 +12901,23 @@
         <w:t xml:space="preserve"> </w:t>
       </w:r>
       <w:r>
-        <w:t xml:space="preserve">real signals. Third—and most important to state plainly—</w:t>
+        <w:t xml:space="preserve">real signals. Third,</w:t>
+      </w:r>
+      <w:r>
+        <w:t xml:space="preserve"> </w:t>
       </w:r>
       <w:r>
         <w:rPr>
           <w:i/>
           <w:iCs/>
         </w:rPr>
-        <w:t xml:space="preserve">faulted-phase localization degrades</w:t>
-      </w:r>
-      <w:r>
-        <w:rPr>
-          <w:i/>
-          <w:iCs/>
-        </w:rPr>
-        <w:t xml:space="preserve"> </w:t>
-      </w:r>
-      <w:r>
-        <w:rPr>
-          <w:i/>
-          <w:iCs/>
-        </w:rPr>
-        <w:t xml:space="preserve">sharply on hardware</w:t>
-      </w:r>
-      <w:r>
-        <w:t xml:space="preserve"> </w:t>
-      </w:r>
-      <w:r>
-        <w:t xml:space="preserve">(macro-F1</w:t>
+        <w:t xml:space="preserve">per-window</w:t>
+      </w:r>
+      <w:r>
+        <w:t xml:space="preserve"> </w:t>
+      </w:r>
+      <w:r>
+        <w:t xml:space="preserve">faulted-phase localization is weak on hardware (macro-F1</w:t>
       </w:r>
       <w:r>
         <w:t xml:space="preserve"> </w:t>
@@ -12943,7 +12950,7 @@
         <w:t xml:space="preserve"> </w:t>
       </w:r>
       <w:r>
-        <w:t xml:space="preserve">in simulation): the negative-sequence</w:t>
+        <w:t xml:space="preserve">in simulation), because the per-window negative-sequence</w:t>
       </w:r>
       <w:r>
         <w:t xml:space="preserve"> </w:t>
@@ -12959,13 +12966,7 @@
         <w:t xml:space="preserve"> </w:t>
       </w:r>
       <w:r>
-        <w:t xml:space="preserve">that cleanly separates the three phases in simulation is too corrupted by the real sensing</w:t>
-      </w:r>
-      <w:r>
-        <w:t xml:space="preserve"> </w:t>
-      </w:r>
-      <w:r>
-        <w:t xml:space="preserve">chain and the low</w:t>
+        <w:t xml:space="preserve">estimate is noisy at the low</w:t>
       </w:r>
       <w:r>
         <w:t xml:space="preserve"> </w:t>
@@ -12976,31 +12977,190 @@
         </m:r>
       </m:oMath>
       <w:r>
-        <w:t xml:space="preserve"> kHz rate to localize the phase reliably. This is the clearest simulation-to-reality</w:t>
-      </w:r>
-      <w:r>
-        <w:t xml:space="preserve"> </w:t>
-      </w:r>
-      <w:r>
-        <w:t xml:space="preserve">gap in the study and a concrete target for future work (higher sampling rate, angle de-noising, or</w:t>
-      </w:r>
-      <w:r>
-        <w:t xml:space="preserve"> </w:t>
-      </w:r>
-      <w:r>
-        <w:t xml:space="preserve">supervised phase calibration on the target machine). Consistent with the simulation benchmark, TabPFN-2.5</w:t>
-      </w:r>
-      <w:r>
-        <w:t xml:space="preserve"> </w:t>
-      </w:r>
-      <w:r>
-        <w:t xml:space="preserve">is again the strongest tabular model, and the raw-signal xLSTM trails on detection and phase (its high</w:t>
-      </w:r>
-      <w:r>
-        <w:t xml:space="preserve"> </w:t>
-      </w:r>
-      <w:r>
-        <w:t xml:space="preserve">severity within-one reflects adjacent-level predictions rather than exact accuracy).</w:t>
+        <w:t xml:space="preserve"> kHz rate. However, the realistic unit of diagnosis is a recording, not a</w:t>
+      </w:r>
+      <w:r>
+        <w:t xml:space="preserve"> </w:t>
+      </w:r>
+      <w:r>
+        <w:t xml:space="preserve">single window:</w:t>
+      </w:r>
+      <w:r>
+        <w:t xml:space="preserve"> </w:t>
+      </w:r>
+      <w:r>
+        <w:rPr>
+          <w:i/>
+          <w:iCs/>
+        </w:rPr>
+        <w:t xml:space="preserve">aggregating a recording’s windows by majority vote recovers phase macro-F1 to</w:t>
+      </w:r>
+      <w:r>
+        <w:rPr>
+          <w:i/>
+          <w:iCs/>
+        </w:rPr>
+        <w:t xml:space="preserve"> </w:t>
+      </w:r>
+      <m:oMath>
+        <m:r>
+          <m:t>0.85</m:t>
+        </m:r>
+      </m:oMath>
+      <w:r>
+        <w:rPr>
+          <w:i/>
+          <w:iCs/>
+        </w:rPr>
+        <w:t xml:space="preserve"> </w:t>
+      </w:r>
+      <w:r>
+        <w:rPr>
+          <w:i/>
+          <w:iCs/>
+        </w:rPr>
+        <w:t xml:space="preserve">(group</w:t>
+      </w:r>
+      <w:r>
+        <w:rPr>
+          <w:i/>
+          <w:iCs/>
+        </w:rPr>
+        <w:t xml:space="preserve"> </w:t>
+      </w:r>
+      <m:oMath>
+        <m:r>
+          <m:t>k</m:t>
+        </m:r>
+      </m:oMath>
+      <w:r>
+        <w:rPr>
+          <w:i/>
+          <w:iCs/>
+        </w:rPr>
+        <w:t xml:space="preserve">-fold) and</w:t>
+      </w:r>
+      <w:r>
+        <w:rPr>
+          <w:i/>
+          <w:iCs/>
+        </w:rPr>
+        <w:t xml:space="preserve"> </w:t>
+      </w:r>
+      <m:oMath>
+        <m:r>
+          <m:t>0.93</m:t>
+        </m:r>
+      </m:oMath>
+      <w:r>
+        <w:rPr>
+          <w:i/>
+          <w:iCs/>
+        </w:rPr>
+        <w:t xml:space="preserve">–</w:t>
+      </w:r>
+      <m:oMath>
+        <m:r>
+          <m:t>0.95</m:t>
+        </m:r>
+      </m:oMath>
+      <w:r>
+        <w:rPr>
+          <w:i/>
+          <w:iCs/>
+        </w:rPr>
+        <w:t xml:space="preserve"> </w:t>
+      </w:r>
+      <w:r>
+        <w:rPr>
+          <w:i/>
+          <w:iCs/>
+        </w:rPr>
+        <w:t xml:space="preserve">(LORO)</w:t>
+      </w:r>
+      <w:r>
+        <w:t xml:space="preserve"> </w:t>
+      </w:r>
+      <w:r>
+        <w:t xml:space="preserve">for the gradient-boosted and forest models—a</w:t>
+      </w:r>
+      <w:r>
+        <w:t xml:space="preserve"> </w:t>
+      </w:r>
+      <m:oMath>
+        <m:r>
+          <m:rPr>
+            <m:sty m:val="p"/>
+          </m:rPr>
+          <m:t>+</m:t>
+        </m:r>
+        <m:r>
+          <m:t>0.22</m:t>
+        </m:r>
+      </m:oMath>
+      <w:r>
+        <w:t xml:space="preserve"> </w:t>
+      </w:r>
+      <w:r>
+        <w:t xml:space="preserve">gain</w:t>
+      </w:r>
+      <w:r>
+        <w:t xml:space="preserve"> </w:t>
+      </w:r>
+      <w:r>
+        <w:t xml:space="preserve">under LORO that requires no new features. A controlled ablation found that reference-invariant feature</w:t>
+      </w:r>
+      <w:r>
+        <w:t xml:space="preserve"> </w:t>
+      </w:r>
+      <w:r>
+        <w:t xml:space="preserve">engineering (relative angle, per-phase asymmetry) did</w:t>
+      </w:r>
+      <w:r>
+        <w:t xml:space="preserve"> </w:t>
+      </w:r>
+      <w:r>
+        <w:rPr>
+          <w:i/>
+          <w:iCs/>
+        </w:rPr>
+        <w:t xml:space="preserve">not</w:t>
+      </w:r>
+      <w:r>
+        <w:t xml:space="preserve"> </w:t>
+      </w:r>
+      <w:r>
+        <w:t xml:space="preserve">improve beyond this, which localizes the</w:t>
+      </w:r>
+      <w:r>
+        <w:t xml:space="preserve"> </w:t>
+      </w:r>
+      <w:r>
+        <w:t xml:space="preserve">cause to per-window estimator variance rather than feature design; closing the residual per-window gap</w:t>
+      </w:r>
+      <w:r>
+        <w:t xml:space="preserve"> </w:t>
+      </w:r>
+      <w:r>
+        <w:t xml:space="preserve">(higher sampling, supervised phase calibration on the target machine) is left to future work. Consistent</w:t>
+      </w:r>
+      <w:r>
+        <w:t xml:space="preserve"> </w:t>
+      </w:r>
+      <w:r>
+        <w:t xml:space="preserve">with the simulation benchmark, TabPFN-2.5 is again the strongest tabular model, and the raw-signal xLSTM</w:t>
+      </w:r>
+      <w:r>
+        <w:t xml:space="preserve"> </w:t>
+      </w:r>
+      <w:r>
+        <w:t xml:space="preserve">trails on detection and phase (its high severity within-one reflects adjacent-level predictions rather</w:t>
+      </w:r>
+      <w:r>
+        <w:t xml:space="preserve"> </w:t>
+      </w:r>
+      <w:r>
+        <w:t xml:space="preserve">than exact accuracy).</w:t>
       </w:r>
     </w:p>
     <w:p>
@@ -14246,7 +14406,54 @@
         <w:t xml:space="preserve"> </w:t>
       </w:r>
       <w:r>
-        <w:t xml:space="preserve">accuracy on its four-level scale. Best per column in bold.</w:t>
+        <w:t xml:space="preserve">accuracy on its four-level scale. Best per column in bold. Phase values are</w:t>
+      </w:r>
+      <w:r>
+        <w:t xml:space="preserve"> </w:t>
+      </w:r>
+      <w:r>
+        <w:rPr>
+          <w:i/>
+          <w:iCs/>
+        </w:rPr>
+        <w:t xml:space="preserve">per-window</w:t>
+      </w:r>
+      <w:r>
+        <w:t xml:space="preserve">;</w:t>
+      </w:r>
+      <w:r>
+        <w:t xml:space="preserve"> </w:t>
+      </w:r>
+      <w:r>
+        <w:t xml:space="preserve">per-recording majority vote raises XGBoost phase macro-F1 to</w:t>
+      </w:r>
+      <w:r>
+        <w:t xml:space="preserve"> </w:t>
+      </w:r>
+      <m:oMath>
+        <m:r>
+          <m:t>0.85</m:t>
+        </m:r>
+      </m:oMath>
+      <w:r>
+        <w:t xml:space="preserve"> </w:t>
+      </w:r>
+      <w:r>
+        <w:t xml:space="preserve">(GK) and</w:t>
+      </w:r>
+      <w:r>
+        <w:t xml:space="preserve"> </w:t>
+      </w:r>
+      <m:oMath>
+        <m:r>
+          <m:t>0.95</m:t>
+        </m:r>
+      </m:oMath>
+      <w:r>
+        <w:t xml:space="preserve"> </w:t>
+      </w:r>
+      <w:r>
+        <w:t xml:space="preserve">(LORO).</w:t>
       </w:r>
     </w:p>
     <w:tbl>
@@ -14254,7 +14461,7 @@
         <w:tblStyle w:val="Table"/>
         <w:tblW w:type="auto" w:w="0"/>
         <w:tblLook w:firstRow="1" w:lastRow="0" w:firstColumn="0" w:lastColumn="0" w:noHBand="0" w:noVBand="0" w:val="0020"/>
-        <w:tblCaption w:val="Within-hardware results on the real ibarram motor (StratifiedGroupKFold by recording, GK; and Leave-One-Repetition-Out, LORO). Detection and phase report macro-F1; severity reports within-one-level accuracy on its four-level scale. Best per column in bold."/>
+        <w:tblCaption w:val="Within-hardware results on the real ibarram motor (StratifiedGroupKFold by recording, GK; and Leave-One-Repetition-Out, LORO). Detection and phase report macro-F1; severity reports within-one-level accuracy on its four-level scale. Best per column in bold. Phase values are per-window; per-recording majority vote raises XGBoost phase macro-F1 to 0.85 (GK) and 0.95 (LORO)."/>
       </w:tblPr>
       <w:tblGrid>
         <w:gridCol w:w="1131"/>
@@ -15516,57 +15723,61 @@
         </m:r>
       </m:oMath>
       <w:r>
-        <w:t xml:space="preserve">), while exposing</w:t>
-      </w:r>
-      <w:r>
-        <w:t xml:space="preserve"> </w:t>
-      </w:r>
-      <w:r>
-        <w:t xml:space="preserve">faulted-phase localization as the principal simulation-to-reality gap (macro-F1</w:t>
-      </w:r>
-      <w:r>
-        <w:t xml:space="preserve"> </w:t>
-      </w:r>
-      <m:oMath>
-        <m:r>
-          <m:t>0.97</m:t>
-        </m:r>
-        <m:r>
-          <m:t>​</m:t>
-        </m:r>
-        <m:r>
-          <m:rPr>
-            <m:sty m:val="p"/>
-          </m:rPr>
-          <m:t>→</m:t>
-        </m:r>
-        <m:r>
-          <m:t>​</m:t>
-        </m:r>
+        <w:t xml:space="preserve">); per-window</w:t>
+      </w:r>
+      <w:r>
+        <w:t xml:space="preserve"> </w:t>
+      </w:r>
+      <w:r>
+        <w:t xml:space="preserve">faulted-phase localization is weak (macro-F1</w:t>
+      </w:r>
+      <w:r>
+        <w:t xml:space="preserve"> </w:t>
+      </w:r>
+      <m:oMath>
         <m:r>
           <m:t>0.72</m:t>
         </m:r>
       </m:oMath>
       <w:r>
-        <w:t xml:space="preserve">).</w:t>
-      </w:r>
-      <w:r>
-        <w:t xml:space="preserve"> </w:t>
-      </w:r>
-      <w:r>
-        <w:t xml:space="preserve">The remaining limitations are that the load-robustness results are validated only in simulation (the</w:t>
-      </w:r>
-      <w:r>
-        <w:t xml:space="preserve"> </w:t>
-      </w:r>
-      <w:r>
-        <w:t xml:space="preserve">public real dataset has no load variation), and that a full instrumented campaign with supply-voltage</w:t>
-      </w:r>
-      <w:r>
-        <w:t xml:space="preserve"> </w:t>
-      </w:r>
-      <w:r>
-        <w:t xml:space="preserve">unbalance and richer real severities remains future work.</w:t>
+        <w:t xml:space="preserve">) but per-recording aggregation—the realistic</w:t>
+      </w:r>
+      <w:r>
+        <w:t xml:space="preserve"> </w:t>
+      </w:r>
+      <w:r>
+        <w:t xml:space="preserve">diagnostic unit—recovers it to</w:t>
+      </w:r>
+      <w:r>
+        <w:t xml:space="preserve"> </w:t>
+      </w:r>
+      <m:oMath>
+        <m:r>
+          <m:t>0.93</m:t>
+        </m:r>
+      </m:oMath>
+      <w:r>
+        <w:t xml:space="preserve">–</w:t>
+      </w:r>
+      <m:oMath>
+        <m:r>
+          <m:t>0.95</m:t>
+        </m:r>
+      </m:oMath>
+      <w:r>
+        <w:t xml:space="preserve">. The remaining limitations are that the load-robustness</w:t>
+      </w:r>
+      <w:r>
+        <w:t xml:space="preserve"> </w:t>
+      </w:r>
+      <w:r>
+        <w:t xml:space="preserve">results are validated only in simulation (the public real dataset has no load variation), and that a full</w:t>
+      </w:r>
+      <w:r>
+        <w:t xml:space="preserve"> </w:t>
+      </w:r>
+      <w:r>
+        <w:t xml:space="preserve">instrumented campaign with supply-voltage unbalance and richer real severities remains future work.</w:t>
       </w:r>
     </w:p>
     <w:bookmarkEnd w:id="98"/>
@@ -15716,51 +15927,55 @@
         </m:r>
       </m:oMath>
       <w:r>
-        <w:t xml:space="preserve">) and severity is usable, while transparently identifying faulted-phase</w:t>
-      </w:r>
-      <w:r>
-        <w:t xml:space="preserve"> </w:t>
-      </w:r>
-      <w:r>
-        <w:t xml:space="preserve">localization as the principal simulation-to-reality gap (macro-F1</w:t>
-      </w:r>
-      <w:r>
-        <w:t xml:space="preserve"> </w:t>
-      </w:r>
-      <m:oMath>
-        <m:r>
-          <m:t>0.97</m:t>
-        </m:r>
-        <m:r>
-          <m:t>​</m:t>
-        </m:r>
-        <m:r>
-          <m:rPr>
-            <m:sty m:val="p"/>
-          </m:rPr>
-          <m:t>→</m:t>
-        </m:r>
-        <m:r>
-          <m:t>​</m:t>
-        </m:r>
+        <w:t xml:space="preserve">) and severity is usable; per-window faulted-phase localization is the</w:t>
+      </w:r>
+      <w:r>
+        <w:t xml:space="preserve"> </w:t>
+      </w:r>
+      <w:r>
+        <w:t xml:space="preserve">main gap (macro-F1</w:t>
+      </w:r>
+      <w:r>
+        <w:t xml:space="preserve"> </w:t>
+      </w:r>
+      <m:oMath>
         <m:r>
           <m:t>0.72</m:t>
         </m:r>
       </m:oMath>
       <w:r>
-        <w:t xml:space="preserve">). Future work</w:t>
-      </w:r>
-      <w:r>
-        <w:t xml:space="preserve"> </w:t>
-      </w:r>
-      <w:r>
-        <w:t xml:space="preserve">includes closing that gap (higher sampling, angle de-noising, supervised phase calibration), a stronger</w:t>
-      </w:r>
-      <w:r>
-        <w:t xml:space="preserve"> </w:t>
-      </w:r>
-      <w:r>
-        <w:t xml:space="preserve">conditional generator for physics-constrained augmentation,</w:t>
+        <w:t xml:space="preserve">) but per-recording aggregation recovers it to</w:t>
+      </w:r>
+      <w:r>
+        <w:t xml:space="preserve"> </w:t>
+      </w:r>
+      <m:oMath>
+        <m:r>
+          <m:t>0.93</m:t>
+        </m:r>
+      </m:oMath>
+      <w:r>
+        <w:t xml:space="preserve">–</w:t>
+      </w:r>
+      <m:oMath>
+        <m:r>
+          <m:t>0.95</m:t>
+        </m:r>
+      </m:oMath>
+      <w:r>
+        <w:t xml:space="preserve">. Future work</w:t>
+      </w:r>
+      <w:r>
+        <w:t xml:space="preserve"> </w:t>
+      </w:r>
+      <w:r>
+        <w:t xml:space="preserve">includes closing the residual per-window phase gap (higher sampling, supervised phase calibration), a</w:t>
+      </w:r>
+      <w:r>
+        <w:t xml:space="preserve"> </w:t>
+      </w:r>
+      <w:r>
+        <w:t xml:space="preserve">stronger conditional generator for physics-constrained augmentation,</w:t>
       </w:r>
       <w:r>
         <w:t xml:space="preserve"> </w:t>

--- a/manuscript_ieee_final.docx
+++ b/manuscript_ieee_final.docx
@@ -635,7 +635,126 @@
         </m:r>
       </m:oMath>
       <w:r>
-        <w:t xml:space="preserve">—all reported transparently. All code, splits, and artifacts are released.</w:t>
+        <w:t xml:space="preserve">—all reported transparently. Finally, leakage-safe Optuna</w:t>
+      </w:r>
+      <w:r>
+        <w:t xml:space="preserve"> </w:t>
+      </w:r>
+      <w:r>
+        <w:t xml:space="preserve">tuning with a cross-load objective and physics-consistent, signature-preserving training-fold</w:t>
+      </w:r>
+      <w:r>
+        <w:t xml:space="preserve"> </w:t>
+      </w:r>
+      <w:r>
+        <w:t xml:space="preserve">augmentation, evaluated under 10-fold grouped cross-validation, further raise cross-load severity</w:t>
+      </w:r>
+      <w:r>
+        <w:t xml:space="preserve"> </w:t>
+      </w:r>
+      <w:r>
+        <w:t xml:space="preserve">(within-one</w:t>
+      </w:r>
+      <w:r>
+        <w:t xml:space="preserve"> </w:t>
+      </w:r>
+      <m:oMath>
+        <m:r>
+          <m:t>0.91</m:t>
+        </m:r>
+        <m:r>
+          <m:t>​</m:t>
+        </m:r>
+        <m:r>
+          <m:rPr>
+            <m:sty m:val="p"/>
+          </m:rPr>
+          <m:t>→</m:t>
+        </m:r>
+        <m:r>
+          <m:t>​</m:t>
+        </m:r>
+        <m:r>
+          <m:t>0.94</m:t>
+        </m:r>
+      </m:oMath>
+      <w:r>
+        <w:t xml:space="preserve">; in-distribution</w:t>
+      </w:r>
+      <w:r>
+        <w:t xml:space="preserve"> </w:t>
+      </w:r>
+      <m:oMath>
+        <m:r>
+          <m:t>0.93</m:t>
+        </m:r>
+        <m:r>
+          <m:t>​</m:t>
+        </m:r>
+        <m:r>
+          <m:rPr>
+            <m:sty m:val="p"/>
+          </m:rPr>
+          <m:t>→</m:t>
+        </m:r>
+        <m:r>
+          <m:t>​</m:t>
+        </m:r>
+        <m:r>
+          <m:t>0.98</m:t>
+        </m:r>
+      </m:oMath>
+      <w:r>
+        <w:t xml:space="preserve">; mean absolute error</w:t>
+      </w:r>
+      <w:r>
+        <w:t xml:space="preserve"> </w:t>
+      </w:r>
+      <m:oMath>
+        <m:r>
+          <m:rPr>
+            <m:sty m:val="p"/>
+          </m:rPr>
+          <m:t>−</m:t>
+        </m:r>
+        <m:r>
+          <m:t>20</m:t>
+        </m:r>
+        <m:r>
+          <m:rPr>
+            <m:sty m:val="p"/>
+          </m:rPr>
+          <m:t>%</m:t>
+        </m:r>
+      </m:oMath>
+      <w:r>
+        <w:t xml:space="preserve">) and detection (LOLO</w:t>
+      </w:r>
+      <w:r>
+        <w:t xml:space="preserve"> </w:t>
+      </w:r>
+      <m:oMath>
+        <m:r>
+          <m:t>0.96</m:t>
+        </m:r>
+        <m:r>
+          <m:t>​</m:t>
+        </m:r>
+        <m:r>
+          <m:rPr>
+            <m:sty m:val="p"/>
+          </m:rPr>
+          <m:t>→</m:t>
+        </m:r>
+        <m:r>
+          <m:t>​</m:t>
+        </m:r>
+        <m:r>
+          <m:t>0.98</m:t>
+        </m:r>
+      </m:oMath>
+      <w:r>
+        <w:t xml:space="preserve">). All code, splits, and artifacts are released.</w:t>
       </w:r>
     </w:p>
     <w:p>
@@ -5788,13 +5907,109 @@
         <w:t xml:space="preserve"> </w:t>
       </w:r>
       <w:r>
-        <w:t xml:space="preserve">We additionally study a conditional generator of three-phase</w:t>
-      </w:r>
-      <w:r>
-        <w:t xml:space="preserve"> </w:t>
-      </w:r>
-      <w:r>
-        <w:t xml:space="preserve">current with a hard Kirchhoff current-balance projection (</w:t>
+        <w:t xml:space="preserve">For the deployed pipeline we apply, to the</w:t>
+      </w:r>
+      <w:r>
+        <w:t xml:space="preserve"> </w:t>
+      </w:r>
+      <w:r>
+        <w:rPr>
+          <w:i/>
+          <w:iCs/>
+        </w:rPr>
+        <w:t xml:space="preserve">training fold</w:t>
+      </w:r>
+      <w:r>
+        <w:rPr>
+          <w:i/>
+          <w:iCs/>
+        </w:rPr>
+        <w:t xml:space="preserve"> </w:t>
+      </w:r>
+      <w:r>
+        <w:rPr>
+          <w:i/>
+          <w:iCs/>
+        </w:rPr>
+        <w:t xml:space="preserve">only</w:t>
+      </w:r>
+      <w:r>
+        <w:t xml:space="preserve">, a set of physics-consistent augmentations selected from a survey of time-series and</w:t>
+      </w:r>
+      <w:r>
+        <w:t xml:space="preserve"> </w:t>
+      </w:r>
+      <w:r>
+        <w:t xml:space="preserve">signature-guided methods </w:t>
+      </w:r>
+      <w:r>
+        <w:t xml:space="preserve">: joint amplitude (load) scaling, per-channel</w:t>
+      </w:r>
+      <w:r>
+        <w:t xml:space="preserve"> </w:t>
+      </w:r>
+      <w:r>
+        <w:t xml:space="preserve">SNR jitter, mild magnitude-warp, phase-coherent time shift, and—for the faulted-phase task—exact</w:t>
+      </w:r>
+      <w:r>
+        <w:t xml:space="preserve"> </w:t>
+      </w:r>
+      <w:r>
+        <w:t xml:space="preserve">faulted-phase rotation (a cyclic channel permutation with the negative-sequence angle rotated</w:t>
+      </w:r>
+      <w:r>
+        <w:t xml:space="preserve"> </w:t>
+      </w:r>
+      <m:oMath>
+        <m:r>
+          <m:rPr>
+            <m:sty m:val="p"/>
+          </m:rPr>
+          <m:t>∓</m:t>
+        </m:r>
+        <m:sSup>
+          <m:e>
+            <m:r>
+              <m:t>120</m:t>
+            </m:r>
+          </m:e>
+          <m:sup>
+            <m:r>
+              <m:rPr>
+                <m:sty m:val="p"/>
+              </m:rPr>
+              <m:t>∘</m:t>
+            </m:r>
+          </m:sup>
+        </m:sSup>
+      </m:oMath>
+      <w:r>
+        <w:t xml:space="preserve">). Every amplitude operation acts</w:t>
+      </w:r>
+      <w:r>
+        <w:t xml:space="preserve"> </w:t>
+      </w:r>
+      <w:r>
+        <w:rPr>
+          <w:i/>
+          <w:iCs/>
+        </w:rPr>
+        <w:t xml:space="preserve">jointly</w:t>
+      </w:r>
+      <w:r>
+        <w:t xml:space="preserve"> </w:t>
+      </w:r>
+      <w:r>
+        <w:t xml:space="preserve">on the three phases so the inter-phase</w:t>
+      </w:r>
+      <w:r>
+        <w:t xml:space="preserve"> </w:t>
+      </w:r>
+      <w:r>
+        <w:t xml:space="preserve">imbalance (the fault signature) and Kirchhoff balance</w:t>
+      </w:r>
+      <w:r>
+        <w:t xml:space="preserve"> </w:t>
       </w:r>
       <m:oMath>
         <m:sSub>
@@ -5856,19 +6071,83 @@
         </m:r>
       </m:oMath>
       <w:r>
-        <w:t xml:space="preserve">) and a soft</w:t>
-      </w:r>
-      <w:r>
-        <w:t xml:space="preserve"> </w:t>
-      </w:r>
-      <w:r>
-        <w:t xml:space="preserve">negative-sequence-versus-severity loss; the hard constraint is enforced exactly, and an honest negative</w:t>
-      </w:r>
-      <w:r>
-        <w:t xml:space="preserve"> </w:t>
-      </w:r>
-      <w:r>
-        <w:t xml:space="preserve">result on controllability is reported in Section IV-E.</w:t>
+        <w:t xml:space="preserve"> </w:t>
+      </w:r>
+      <w:r>
+        <w:t xml:space="preserve">are preserved; a current-balance</w:t>
+      </w:r>
+      <w:r>
+        <w:t xml:space="preserve"> </w:t>
+      </w:r>
+      <w:r>
+        <w:t xml:space="preserve">reject filter guards this, and signature-corrupting operations (per-channel scaling, segment</w:t>
+      </w:r>
+      <w:r>
+        <w:t xml:space="preserve"> </w:t>
+      </w:r>
+      <w:r>
+        <w:t xml:space="preserve">permutation, phase-spectrum randomization) are excluded. Augmented windows are re-featurised through the</w:t>
+      </w:r>
+      <w:r>
+        <w:t xml:space="preserve"> </w:t>
+      </w:r>
+      <w:r>
+        <w:t xml:space="preserve">same extractor. We separately study a conditional generator of three-phase current with a hard Kirchhoff</w:t>
+      </w:r>
+      <w:r>
+        <w:t xml:space="preserve"> </w:t>
+      </w:r>
+      <w:r>
+        <w:t xml:space="preserve">projection and a soft negative-sequence-versus-severity loss; the hard constraint is enforced exactly,</w:t>
+      </w:r>
+      <w:r>
+        <w:t xml:space="preserve"> </w:t>
+      </w:r>
+      <w:r>
+        <w:t xml:space="preserve">with an honest negative result on controllability reported in Section IV-E. Hyperparameters of the</w:t>
+      </w:r>
+      <w:r>
+        <w:t xml:space="preserve"> </w:t>
+      </w:r>
+      <w:r>
+        <w:t xml:space="preserve">gradient-boosted models are selected by Optuna TPE </w:t>
+      </w:r>
+      <w:r>
+        <w:t xml:space="preserve"> </w:t>
+      </w:r>
+      <w:r>
+        <w:t xml:space="preserve">with a</w:t>
+      </w:r>
+      <w:r>
+        <w:t xml:space="preserve"> </w:t>
+      </w:r>
+      <w:r>
+        <w:rPr>
+          <w:i/>
+          <w:iCs/>
+        </w:rPr>
+        <w:t xml:space="preserve">cross-load</w:t>
+      </w:r>
+      <w:r>
+        <w:t xml:space="preserve"> </w:t>
+      </w:r>
+      <w:r>
+        <w:t xml:space="preserve">inner</w:t>
+      </w:r>
+      <w:r>
+        <w:t xml:space="preserve"> </w:t>
+      </w:r>
+      <w:r>
+        <w:t xml:space="preserve">objective (leave-one-load-out over the training loads, the model-selection principle of domain</w:t>
+      </w:r>
+      <w:r>
+        <w:t xml:space="preserve"> </w:t>
+      </w:r>
+      <w:r>
+        <w:t xml:space="preserve">generalization </w:t>
+      </w:r>
+      <w:r>
+        <w:t xml:space="preserve">), with early stopping on an inner held-out load.</w:t>
       </w:r>
     </w:p>
     <w:bookmarkEnd w:id="27"/>
@@ -7169,7 +7448,7 @@
     </w:p>
     <w:bookmarkEnd w:id="32"/>
     <w:bookmarkEnd w:id="33"/>
-    <w:bookmarkStart w:id="99" w:name="performance-evaluation"/>
+    <w:bookmarkStart w:id="101" w:name="performance-evaluation"/>
     <w:p>
       <w:pPr>
         <w:pStyle w:val="Heading1"/>
@@ -15537,13 +15816,13 @@
     </w:p>
     <w:bookmarkEnd w:id="96"/>
     <w:bookmarkEnd w:id="97"/>
-    <w:bookmarkStart w:id="98" w:name="discussion-positioning-and-deployment"/>
+    <w:bookmarkStart w:id="99" w:name="Xb8b9cb06296f803d23f7879b91c5176b360d36f"/>
     <w:p>
       <w:pPr>
         <w:pStyle w:val="Heading2"/>
       </w:pPr>
       <w:r>
-        <w:t xml:space="preserve">Discussion: Positioning and Deployment</w:t>
+        <w:t xml:space="preserve">Hyperparameter Tuning and Data Augmentation</w:t>
       </w:r>
     </w:p>
     <w:p>
@@ -15551,6 +15830,830 @@
         <w:pStyle w:val="FirstParagraph"/>
       </w:pPr>
       <w:r>
+        <w:t xml:space="preserve">We finally isolate the effect of leakage-safe hyperparameter tuning and physics-consistent</w:t>
+      </w:r>
+      <w:r>
+        <w:t xml:space="preserve"> </w:t>
+      </w:r>
+      <w:r>
+        <w:t xml:space="preserve">training-fold augmentation on the deployed XGBoost pipeline, evaluated under</w:t>
+      </w:r>
+      <w:r>
+        <w:t xml:space="preserve"> </w:t>
+      </w:r>
+      <w:r>
+        <w:rPr>
+          <w:i/>
+          <w:iCs/>
+        </w:rPr>
+        <w:t xml:space="preserve">10-fold</w:t>
+      </w:r>
+      <w:r>
+        <w:t xml:space="preserve"> </w:t>
+      </w:r>
+      <w:r>
+        <w:t xml:space="preserve">StratifiedGroupKFold (the</w:t>
+      </w:r>
+      <w:r>
+        <w:t xml:space="preserve"> </w:t>
+      </w:r>
+      <m:oMath>
+        <m:r>
+          <m:t>147</m:t>
+        </m:r>
+      </m:oMath>
+      <w:r>
+        <w:t xml:space="preserve"> </w:t>
+      </w:r>
+      <w:r>
+        <w:t xml:space="preserve">operating-point groups satisfy</w:t>
+      </w:r>
+      <w:r>
+        <w:t xml:space="preserve"> </w:t>
+      </w:r>
+      <m:oMath>
+        <m:sSub>
+          <m:e>
+            <m:r>
+              <m:t>n</m:t>
+            </m:r>
+          </m:e>
+          <m:sub>
+            <m:r>
+              <m:rPr>
+                <m:nor/>
+                <m:sty m:val="p"/>
+              </m:rPr>
+              <m:t>folds</m:t>
+            </m:r>
+          </m:sub>
+        </m:sSub>
+        <m:r>
+          <m:rPr>
+            <m:sty m:val="p"/>
+          </m:rPr>
+          <m:t>≤</m:t>
+        </m:r>
+        <m:sSub>
+          <m:e>
+            <m:r>
+              <m:t>n</m:t>
+            </m:r>
+          </m:e>
+          <m:sub>
+            <m:r>
+              <m:rPr>
+                <m:nor/>
+                <m:sty m:val="p"/>
+              </m:rPr>
+              <m:t>groups</m:t>
+            </m:r>
+          </m:sub>
+        </m:sSub>
+      </m:oMath>
+      <w:r>
+        <w:t xml:space="preserve">) and</w:t>
+      </w:r>
+      <w:r>
+        <w:t xml:space="preserve"> </w:t>
+      </w:r>
+      <w:r>
+        <w:t xml:space="preserve">LOLO. Hyperparameters are tuned for cross-load generalization (Section II-F) and frozen for both</w:t>
+      </w:r>
+      <w:r>
+        <w:t xml:space="preserve"> </w:t>
+      </w:r>
+      <w:r>
+        <w:t xml:space="preserve">protocols; augmentation is applied to the training fold only and re-featurised. Table </w:t>
+      </w:r>
+      <w:r>
+        <w:t xml:space="preserve"> </w:t>
+      </w:r>
+      <w:r>
+        <w:t xml:space="preserve">reports the three conditions. Tuning alone is marginal on the already-saturated metrics (consistent with</w:t>
+      </w:r>
+      <w:r>
+        <w:t xml:space="preserve"> </w:t>
+      </w:r>
+      <w:r>
+        <w:t xml:space="preserve">the significance analysis of Section IV-D), but</w:t>
+      </w:r>
+      <w:r>
+        <w:t xml:space="preserve"> </w:t>
+      </w:r>
+      <w:r>
+        <w:rPr>
+          <w:i/>
+          <w:iCs/>
+        </w:rPr>
+        <w:t xml:space="preserve">augmentation is the decisive lever for cross-load</w:t>
+      </w:r>
+      <w:r>
+        <w:rPr>
+          <w:i/>
+          <w:iCs/>
+        </w:rPr>
+        <w:t xml:space="preserve"> </w:t>
+      </w:r>
+      <w:r>
+        <w:rPr>
+          <w:i/>
+          <w:iCs/>
+        </w:rPr>
+        <w:t xml:space="preserve">generalization</w:t>
+      </w:r>
+      <w:r>
+        <w:t xml:space="preserve">: it raises severity within-one-level accuracy from</w:t>
+      </w:r>
+      <w:r>
+        <w:t xml:space="preserve"> </w:t>
+      </w:r>
+      <m:oMath>
+        <m:r>
+          <m:t>0.911</m:t>
+        </m:r>
+      </m:oMath>
+      <w:r>
+        <w:t xml:space="preserve"> </w:t>
+      </w:r>
+      <w:r>
+        <w:t xml:space="preserve">to</w:t>
+      </w:r>
+      <w:r>
+        <w:t xml:space="preserve"> </w:t>
+      </w:r>
+      <m:oMath>
+        <m:r>
+          <m:t>0.935</m:t>
+        </m:r>
+      </m:oMath>
+      <w:r>
+        <w:t xml:space="preserve"> </w:t>
+      </w:r>
+      <w:r>
+        <w:t xml:space="preserve">under LOLO and from</w:t>
+      </w:r>
+      <w:r>
+        <w:t xml:space="preserve"> </w:t>
+      </w:r>
+      <m:oMath>
+        <m:r>
+          <m:t>0.934</m:t>
+        </m:r>
+      </m:oMath>
+      <w:r>
+        <w:t xml:space="preserve"> </w:t>
+      </w:r>
+      <w:r>
+        <w:t xml:space="preserve">to</w:t>
+      </w:r>
+      <w:r>
+        <w:t xml:space="preserve"> </w:t>
+      </w:r>
+      <m:oMath>
+        <m:r>
+          <m:t>0.976</m:t>
+        </m:r>
+      </m:oMath>
+      <w:r>
+        <w:t xml:space="preserve"> </w:t>
+      </w:r>
+      <w:r>
+        <w:t xml:space="preserve">in-distribution, cutting the mean absolute error by</w:t>
+      </w:r>
+      <w:r>
+        <w:t xml:space="preserve"> </w:t>
+      </w:r>
+      <m:oMath>
+        <m:r>
+          <m:t>20</m:t>
+        </m:r>
+        <m:r>
+          <m:rPr>
+            <m:sty m:val="p"/>
+          </m:rPr>
+          <m:t>%</m:t>
+        </m:r>
+      </m:oMath>
+      <w:r>
+        <w:t xml:space="preserve"> </w:t>
+      </w:r>
+      <w:r>
+        <w:t xml:space="preserve">(</w:t>
+      </w:r>
+      <m:oMath>
+        <m:r>
+          <m:t>0.917</m:t>
+        </m:r>
+        <m:r>
+          <m:t>​</m:t>
+        </m:r>
+        <m:r>
+          <m:rPr>
+            <m:sty m:val="p"/>
+          </m:rPr>
+          <m:t>→</m:t>
+        </m:r>
+        <m:r>
+          <m:t>​</m:t>
+        </m:r>
+        <m:r>
+          <m:t>0.731</m:t>
+        </m:r>
+      </m:oMath>
+      <w:r>
+        <w:t xml:space="preserve"> </w:t>
+      </w:r>
+      <w:r>
+        <w:t xml:space="preserve">level), and lifts detection LOLO macro-F1 from</w:t>
+      </w:r>
+      <w:r>
+        <w:t xml:space="preserve"> </w:t>
+      </w:r>
+      <m:oMath>
+        <m:r>
+          <m:t>0.964</m:t>
+        </m:r>
+      </m:oMath>
+      <w:r>
+        <w:t xml:space="preserve"> </w:t>
+      </w:r>
+      <w:r>
+        <w:t xml:space="preserve">to</w:t>
+      </w:r>
+      <w:r>
+        <w:t xml:space="preserve"> </w:t>
+      </w:r>
+      <m:oMath>
+        <m:r>
+          <m:t>0.977</m:t>
+        </m:r>
+      </m:oMath>
+      <w:r>
+        <w:t xml:space="preserve">, while faulted-phase identification</w:t>
+      </w:r>
+      <w:r>
+        <w:t xml:space="preserve"> </w:t>
+      </w:r>
+      <w:r>
+        <w:t xml:space="preserve">remains at</w:t>
+      </w:r>
+      <w:r>
+        <w:t xml:space="preserve"> </w:t>
+      </w:r>
+      <m:oMath>
+        <m:r>
+          <m:t>0.997</m:t>
+        </m:r>
+      </m:oMath>
+      <w:r>
+        <w:t xml:space="preserve">. This confirms the augmentation principle: synthesising training windows toward unseen</w:t>
+      </w:r>
+      <w:r>
+        <w:t xml:space="preserve"> </w:t>
+      </w:r>
+      <w:r>
+        <w:t xml:space="preserve">operating points—by jointly scaling the three phases, so the inter-phase imbalance and current balance</w:t>
+      </w:r>
+      <w:r>
+        <w:t xml:space="preserve"> </w:t>
+      </w:r>
+      <w:r>
+        <w:t xml:space="preserve">are preserved—directly improves cross-load diagnosis without fabricating the fault signature.</w:t>
+      </w:r>
+    </w:p>
+    <w:bookmarkStart w:id="98" w:name="tab:tuneaug"/>
+    <w:p>
+      <w:pPr>
+        <w:pStyle w:val="TableCaption"/>
+      </w:pPr>
+      <w:r>
+        <w:t xml:space="preserve">Effect of leakage-safe tuning and physics-consistent training-fold augmentation on the deployed</w:t>
+      </w:r>
+      <w:r>
+        <w:t xml:space="preserve"> </w:t>
+      </w:r>
+      <w:r>
+        <w:t xml:space="preserve">XGBoost pipeline (10-fold StratifiedGroupKFold and LOLO). Detection/phase: macro-F1; severity:</w:t>
+      </w:r>
+      <w:r>
+        <w:t xml:space="preserve"> </w:t>
+      </w:r>
+      <w:r>
+        <w:t xml:space="preserve">within-one-level accuracy. Best per row in bold.</w:t>
+      </w:r>
+    </w:p>
+    <w:tbl>
+      <w:tblPr>
+        <w:tblStyle w:val="Table"/>
+        <w:tblW w:type="auto" w:w="0"/>
+        <w:tblLook w:firstRow="1" w:lastRow="0" w:firstColumn="0" w:lastColumn="0" w:noHBand="0" w:noVBand="0" w:val="0020"/>
+        <w:tblCaption w:val="Effect of leakage-safe tuning and physics-consistent training-fold augmentation on the deployed XGBoost pipeline (10-fold StratifiedGroupKFold and LOLO). Detection/phase: macro-F1; severity: within-one-level accuracy. Best per row in bold."/>
+      </w:tblPr>
+      <w:tblGrid>
+        <w:gridCol w:w="1584"/>
+        <w:gridCol w:w="1584"/>
+        <w:gridCol w:w="1584"/>
+        <w:gridCol w:w="1584"/>
+        <w:gridCol w:w="1584"/>
+      </w:tblGrid>
+      <w:tr>
+        <w:trPr>
+          <w:tblHeader w:val="on"/>
+        </w:trPr>
+        <w:tc>
+          <w:tcPr/>
+          <w:p>
+            <w:pPr>
+              <w:pStyle w:val="Compact"/>
+              <w:jc w:val="left"/>
+            </w:pPr>
+            <w:r>
+              <w:t xml:space="preserve">Task (metric)</w:t>
+            </w:r>
+          </w:p>
+        </w:tc>
+        <w:tc>
+          <w:tcPr/>
+          <w:p>
+            <w:pPr>
+              <w:pStyle w:val="Compact"/>
+              <w:jc w:val="left"/>
+            </w:pPr>
+            <w:r>
+              <w:t xml:space="preserve">Protocol</w:t>
+            </w:r>
+          </w:p>
+        </w:tc>
+        <w:tc>
+          <w:tcPr/>
+          <w:p>
+            <w:pPr>
+              <w:pStyle w:val="Compact"/>
+              <w:jc w:val="center"/>
+            </w:pPr>
+            <w:r>
+              <w:t xml:space="preserve">Default</w:t>
+            </w:r>
+          </w:p>
+        </w:tc>
+        <w:tc>
+          <w:tcPr/>
+          <w:p>
+            <w:pPr>
+              <w:pStyle w:val="Compact"/>
+              <w:jc w:val="center"/>
+            </w:pPr>
+            <w:r>
+              <w:t xml:space="preserve">Tuned</w:t>
+            </w:r>
+          </w:p>
+        </w:tc>
+        <w:tc>
+          <w:tcPr/>
+          <w:p>
+            <w:pPr>
+              <w:pStyle w:val="Compact"/>
+              <w:jc w:val="center"/>
+            </w:pPr>
+            <w:r>
+              <w:t xml:space="preserve">Tuned</w:t>
+            </w:r>
+            <m:oMath>
+              <m:r>
+                <m:rPr>
+                  <m:sty m:val="p"/>
+                </m:rPr>
+                <m:t>+</m:t>
+              </m:r>
+            </m:oMath>
+            <w:r>
+              <w:t xml:space="preserve">Aug</w:t>
+            </w:r>
+          </w:p>
+        </w:tc>
+      </w:tr>
+      <w:tr>
+        <w:tc>
+          <w:tcPr/>
+          <w:p>
+            <w:pPr>
+              <w:pStyle w:val="Compact"/>
+              <w:jc w:val="left"/>
+            </w:pPr>
+            <w:r>
+              <w:t xml:space="preserve">Detection (macro-F1)</w:t>
+            </w:r>
+          </w:p>
+        </w:tc>
+        <w:tc>
+          <w:tcPr/>
+          <w:p>
+            <w:pPr>
+              <w:pStyle w:val="Compact"/>
+              <w:jc w:val="left"/>
+            </w:pPr>
+            <w:r>
+              <w:t xml:space="preserve">10-fold GK</w:t>
+            </w:r>
+          </w:p>
+        </w:tc>
+        <w:tc>
+          <w:tcPr/>
+          <w:p>
+            <w:pPr>
+              <w:pStyle w:val="Compact"/>
+              <w:jc w:val="center"/>
+            </w:pPr>
+            <w:r>
+              <w:t xml:space="preserve">0.976</w:t>
+            </w:r>
+          </w:p>
+        </w:tc>
+        <w:tc>
+          <w:tcPr/>
+          <w:p>
+            <w:pPr>
+              <w:pStyle w:val="Compact"/>
+              <w:jc w:val="center"/>
+            </w:pPr>
+            <w:r>
+              <w:t xml:space="preserve">0.976</w:t>
+            </w:r>
+          </w:p>
+        </w:tc>
+        <w:tc>
+          <w:tcPr/>
+          <w:p>
+            <w:pPr>
+              <w:pStyle w:val="Compact"/>
+              <w:jc w:val="center"/>
+            </w:pPr>
+            <w:r>
+              <w:rPr>
+                <w:b/>
+                <w:bCs/>
+              </w:rPr>
+              <w:t xml:space="preserve">0.979</w:t>
+            </w:r>
+          </w:p>
+        </w:tc>
+      </w:tr>
+      <w:tr>
+        <w:tc>
+          <w:tcPr/>
+          <w:p>
+            <w:pPr>
+              <w:pStyle w:val="Compact"/>
+              <w:jc w:val="left"/>
+            </w:pPr>
+            <w:r>
+              <w:t xml:space="preserve">Detection (macro-F1)</w:t>
+            </w:r>
+          </w:p>
+        </w:tc>
+        <w:tc>
+          <w:tcPr/>
+          <w:p>
+            <w:pPr>
+              <w:pStyle w:val="Compact"/>
+              <w:jc w:val="left"/>
+            </w:pPr>
+            <w:r>
+              <w:t xml:space="preserve">LOLO</w:t>
+            </w:r>
+          </w:p>
+        </w:tc>
+        <w:tc>
+          <w:tcPr/>
+          <w:p>
+            <w:pPr>
+              <w:pStyle w:val="Compact"/>
+              <w:jc w:val="center"/>
+            </w:pPr>
+            <w:r>
+              <w:t xml:space="preserve">0.964</w:t>
+            </w:r>
+          </w:p>
+        </w:tc>
+        <w:tc>
+          <w:tcPr/>
+          <w:p>
+            <w:pPr>
+              <w:pStyle w:val="Compact"/>
+              <w:jc w:val="center"/>
+            </w:pPr>
+            <w:r>
+              <w:t xml:space="preserve">0.964</w:t>
+            </w:r>
+          </w:p>
+        </w:tc>
+        <w:tc>
+          <w:tcPr/>
+          <w:p>
+            <w:pPr>
+              <w:pStyle w:val="Compact"/>
+              <w:jc w:val="center"/>
+            </w:pPr>
+            <w:r>
+              <w:rPr>
+                <w:b/>
+                <w:bCs/>
+              </w:rPr>
+              <w:t xml:space="preserve">0.977</w:t>
+            </w:r>
+          </w:p>
+        </w:tc>
+      </w:tr>
+      <w:tr>
+        <w:tc>
+          <w:tcPr/>
+          <w:p>
+            <w:pPr>
+              <w:pStyle w:val="Compact"/>
+              <w:jc w:val="left"/>
+            </w:pPr>
+            <w:r>
+              <w:t xml:space="preserve">Severity (within-1)</w:t>
+            </w:r>
+          </w:p>
+        </w:tc>
+        <w:tc>
+          <w:tcPr/>
+          <w:p>
+            <w:pPr>
+              <w:pStyle w:val="Compact"/>
+              <w:jc w:val="left"/>
+            </w:pPr>
+            <w:r>
+              <w:t xml:space="preserve">10-fold GK</w:t>
+            </w:r>
+          </w:p>
+        </w:tc>
+        <w:tc>
+          <w:tcPr/>
+          <w:p>
+            <w:pPr>
+              <w:pStyle w:val="Compact"/>
+              <w:jc w:val="center"/>
+            </w:pPr>
+            <w:r>
+              <w:t xml:space="preserve">0.934</w:t>
+            </w:r>
+          </w:p>
+        </w:tc>
+        <w:tc>
+          <w:tcPr/>
+          <w:p>
+            <w:pPr>
+              <w:pStyle w:val="Compact"/>
+              <w:jc w:val="center"/>
+            </w:pPr>
+            <w:r>
+              <w:t xml:space="preserve">0.937</w:t>
+            </w:r>
+          </w:p>
+        </w:tc>
+        <w:tc>
+          <w:tcPr/>
+          <w:p>
+            <w:pPr>
+              <w:pStyle w:val="Compact"/>
+              <w:jc w:val="center"/>
+            </w:pPr>
+            <w:r>
+              <w:rPr>
+                <w:b/>
+                <w:bCs/>
+              </w:rPr>
+              <w:t xml:space="preserve">0.976</w:t>
+            </w:r>
+          </w:p>
+        </w:tc>
+      </w:tr>
+      <w:tr>
+        <w:tc>
+          <w:tcPr/>
+          <w:p>
+            <w:pPr>
+              <w:pStyle w:val="Compact"/>
+              <w:jc w:val="left"/>
+            </w:pPr>
+            <w:r>
+              <w:t xml:space="preserve">Severity (within-1)</w:t>
+            </w:r>
+          </w:p>
+        </w:tc>
+        <w:tc>
+          <w:tcPr/>
+          <w:p>
+            <w:pPr>
+              <w:pStyle w:val="Compact"/>
+              <w:jc w:val="left"/>
+            </w:pPr>
+            <w:r>
+              <w:t xml:space="preserve">LOLO</w:t>
+            </w:r>
+          </w:p>
+        </w:tc>
+        <w:tc>
+          <w:tcPr/>
+          <w:p>
+            <w:pPr>
+              <w:pStyle w:val="Compact"/>
+              <w:jc w:val="center"/>
+            </w:pPr>
+            <w:r>
+              <w:t xml:space="preserve">0.911</w:t>
+            </w:r>
+          </w:p>
+        </w:tc>
+        <w:tc>
+          <w:tcPr/>
+          <w:p>
+            <w:pPr>
+              <w:pStyle w:val="Compact"/>
+              <w:jc w:val="center"/>
+            </w:pPr>
+            <w:r>
+              <w:t xml:space="preserve">0.908</w:t>
+            </w:r>
+          </w:p>
+        </w:tc>
+        <w:tc>
+          <w:tcPr/>
+          <w:p>
+            <w:pPr>
+              <w:pStyle w:val="Compact"/>
+              <w:jc w:val="center"/>
+            </w:pPr>
+            <w:r>
+              <w:rPr>
+                <w:b/>
+                <w:bCs/>
+              </w:rPr>
+              <w:t xml:space="preserve">0.935</w:t>
+            </w:r>
+          </w:p>
+        </w:tc>
+      </w:tr>
+      <w:tr>
+        <w:tc>
+          <w:tcPr/>
+          <w:p>
+            <w:pPr>
+              <w:pStyle w:val="Compact"/>
+              <w:jc w:val="left"/>
+            </w:pPr>
+            <w:r>
+              <w:t xml:space="preserve">Phase (macro-F1)</w:t>
+            </w:r>
+          </w:p>
+        </w:tc>
+        <w:tc>
+          <w:tcPr/>
+          <w:p>
+            <w:pPr>
+              <w:pStyle w:val="Compact"/>
+              <w:jc w:val="left"/>
+            </w:pPr>
+            <w:r>
+              <w:t xml:space="preserve">10-fold GK</w:t>
+            </w:r>
+          </w:p>
+        </w:tc>
+        <w:tc>
+          <w:tcPr/>
+          <w:p>
+            <w:pPr>
+              <w:pStyle w:val="Compact"/>
+              <w:jc w:val="center"/>
+            </w:pPr>
+            <w:r>
+              <w:rPr>
+                <w:b/>
+                <w:bCs/>
+              </w:rPr>
+              <w:t xml:space="preserve">0.964</w:t>
+            </w:r>
+          </w:p>
+        </w:tc>
+        <w:tc>
+          <w:tcPr/>
+          <w:p>
+            <w:pPr>
+              <w:pStyle w:val="Compact"/>
+              <w:jc w:val="center"/>
+            </w:pPr>
+            <w:r>
+              <w:t xml:space="preserve">0.936</w:t>
+            </w:r>
+          </w:p>
+        </w:tc>
+        <w:tc>
+          <w:tcPr/>
+          <w:p>
+            <w:pPr>
+              <w:pStyle w:val="Compact"/>
+              <w:jc w:val="center"/>
+            </w:pPr>
+            <w:r>
+              <w:rPr>
+                <w:b/>
+                <w:bCs/>
+              </w:rPr>
+              <w:t xml:space="preserve">0.964</w:t>
+            </w:r>
+          </w:p>
+        </w:tc>
+      </w:tr>
+      <w:tr>
+        <w:tc>
+          <w:tcPr/>
+          <w:p>
+            <w:pPr>
+              <w:pStyle w:val="Compact"/>
+              <w:jc w:val="left"/>
+            </w:pPr>
+            <w:r>
+              <w:t xml:space="preserve">Phase (macro-F1)</w:t>
+            </w:r>
+          </w:p>
+        </w:tc>
+        <w:tc>
+          <w:tcPr/>
+          <w:p>
+            <w:pPr>
+              <w:pStyle w:val="Compact"/>
+              <w:jc w:val="left"/>
+            </w:pPr>
+            <w:r>
+              <w:t xml:space="preserve">LOLO</w:t>
+            </w:r>
+          </w:p>
+        </w:tc>
+        <w:tc>
+          <w:tcPr/>
+          <w:p>
+            <w:pPr>
+              <w:pStyle w:val="Compact"/>
+              <w:jc w:val="center"/>
+            </w:pPr>
+            <w:r>
+              <w:t xml:space="preserve">0.994</w:t>
+            </w:r>
+          </w:p>
+        </w:tc>
+        <w:tc>
+          <w:tcPr/>
+          <w:p>
+            <w:pPr>
+              <w:pStyle w:val="Compact"/>
+              <w:jc w:val="center"/>
+            </w:pPr>
+            <w:r>
+              <w:rPr>
+                <w:b/>
+                <w:bCs/>
+              </w:rPr>
+              <w:t xml:space="preserve">0.997</w:t>
+            </w:r>
+          </w:p>
+        </w:tc>
+        <w:tc>
+          <w:tcPr/>
+          <w:p>
+            <w:pPr>
+              <w:pStyle w:val="Compact"/>
+              <w:jc w:val="center"/>
+            </w:pPr>
+            <w:r>
+              <w:rPr>
+                <w:b/>
+                <w:bCs/>
+              </w:rPr>
+              <w:t xml:space="preserve">0.997</w:t>
+            </w:r>
+          </w:p>
+        </w:tc>
+      </w:tr>
+    </w:tbl>
+    <w:bookmarkEnd w:id="98"/>
+    <w:bookmarkEnd w:id="99"/>
+    <w:bookmarkStart w:id="100" w:name="discussion-positioning-and-deployment"/>
+    <w:p>
+      <w:pPr>
+        <w:pStyle w:val="Heading2"/>
+      </w:pPr>
+      <w:r>
+        <w:t xml:space="preserve">Discussion: Positioning and Deployment</w:t>
+      </w:r>
+    </w:p>
+    <w:p>
+      <w:pPr>
+        <w:pStyle w:val="FirstParagraph"/>
+      </w:pPr>
+      <w:r>
         <w:t xml:space="preserve">The in-distribution figures are consistent with the best reported values for current-based stator</w:t>
       </w:r>
       <w:r>
@@ -15780,9 +16883,9 @@
         <w:t xml:space="preserve">instrumented campaign with supply-voltage unbalance and richer real severities remains future work.</w:t>
       </w:r>
     </w:p>
-    <w:bookmarkEnd w:id="98"/>
-    <w:bookmarkEnd w:id="99"/>
-    <w:bookmarkStart w:id="100" w:name="conclusion"/>
+    <w:bookmarkEnd w:id="100"/>
+    <w:bookmarkEnd w:id="101"/>
+    <w:bookmarkStart w:id="102" w:name="conclusion"/>
     <w:p>
       <w:pPr>
         <w:pStyle w:val="Heading1"/>
@@ -15975,7 +17078,30 @@
         <w:t xml:space="preserve"> </w:t>
       </w:r>
       <w:r>
-        <w:t xml:space="preserve">stronger conditional generator for physics-constrained augmentation,</w:t>
+        <w:t xml:space="preserve">stronger conditional generator for physics-constrained augmentation (the signature-preserving</w:t>
+      </w:r>
+      <w:r>
+        <w:t xml:space="preserve"> </w:t>
+      </w:r>
+      <w:r>
+        <w:t xml:space="preserve">training-fold augmentation introduced here already cut cross-load severity error by</w:t>
+      </w:r>
+      <w:r>
+        <w:t xml:space="preserve"> </w:t>
+      </w:r>
+      <m:oMath>
+        <m:r>
+          <m:t>20</m:t>
+        </m:r>
+        <m:r>
+          <m:rPr>
+            <m:sty m:val="p"/>
+          </m:rPr>
+          <m:t>%</m:t>
+        </m:r>
+      </m:oMath>
+      <w:r>
+        <w:t xml:space="preserve">),</w:t>
       </w:r>
       <w:r>
         <w:t xml:space="preserve"> </w:t>
@@ -15996,7 +17122,7 @@
         <w:t xml:space="preserve">code, dataset splits, and result artifacts are released for reproducibility.</w:t>
       </w:r>
     </w:p>
-    <w:bookmarkEnd w:id="100"/>
+    <w:bookmarkEnd w:id="102"/>
     <w:sectPr>
       <w:footnotePr>
         <w:numRestart w:val="eachSect"/>

--- a/manuscript_ieee_final.docx
+++ b/manuscript_ieee_final.docx
@@ -754,7 +754,53 @@
         </m:r>
       </m:oMath>
       <w:r>
-        <w:t xml:space="preserve">). All code, splits, and artifacts are released.</w:t>
+        <w:t xml:space="preserve">). A novel block of biomedical anomaly features</w:t>
+      </w:r>
+      <w:r>
+        <w:t xml:space="preserve"> </w:t>
+      </w:r>
+      <w:r>
+        <w:t xml:space="preserve">(signal-complexity, entropy, fractal-dimension, and heart-rate-variability-style cycle-to-cycle measures</w:t>
+      </w:r>
+      <w:r>
+        <w:t xml:space="preserve"> </w:t>
+      </w:r>
+      <w:r>
+        <w:t xml:space="preserve">imported from ECG/EEG analysis) likewise lifts cross-load detection (</w:t>
+      </w:r>
+      <m:oMath>
+        <m:r>
+          <m:rPr>
+            <m:sty m:val="p"/>
+          </m:rPr>
+          <m:t>+</m:t>
+        </m:r>
+        <m:r>
+          <m:t>0.03</m:t>
+        </m:r>
+      </m:oMath>
+      <w:r>
+        <w:t xml:space="preserve">) and severity (</w:t>
+      </w:r>
+      <m:oMath>
+        <m:r>
+          <m:rPr>
+            <m:sty m:val="p"/>
+          </m:rPr>
+          <m:t>+</m:t>
+        </m:r>
+        <m:r>
+          <m:t>0.04</m:t>
+        </m:r>
+      </m:oMath>
+      <w:r>
+        <w:t xml:space="preserve">)</w:t>
+      </w:r>
+      <w:r>
+        <w:t xml:space="preserve"> </w:t>
+      </w:r>
+      <w:r>
+        <w:t xml:space="preserve">where absolute physics magnitudes do not transfer. All code, splits, and artifacts are released.</w:t>
       </w:r>
     </w:p>
     <w:p>
@@ -2670,7 +2716,7 @@
         </w:numPr>
       </w:pPr>
       <w:r>
-        <w:t xml:space="preserve">Four</w:t>
+        <w:t xml:space="preserve">A</w:t>
       </w:r>
       <w:r>
         <w:t xml:space="preserve"> </w:t>
@@ -2680,50 +2726,59 @@
           <w:i/>
           <w:iCs/>
         </w:rPr>
-        <w:t xml:space="preserve">load-robustness mechanisms</w:t>
-      </w:r>
-      <w:r>
-        <w:t xml:space="preserve">, each ablated under LOLO: a sequence-component Stockwell</w:t>
-      </w:r>
-      <w:r>
-        <w:t xml:space="preserve"> </w:t>
-      </w:r>
-      <w:r>
-        <w:t xml:space="preserve">tensor (SCST) representation, a load-invariance-regularized feature selection (LIR-mRMR), a</w:t>
-      </w:r>
-      <w:r>
-        <w:t xml:space="preserve"> </w:t>
-      </w:r>
-      <w:r>
-        <w:t xml:space="preserve">phase-coupled FiLM</w:t>
-      </w:r>
-      <w:r>
-        <w:t xml:space="preserve"> </w:t>
-      </w:r>
-      <w:r>
-        <w:rPr>
-          <w:i/>
-          <w:iCs/>
-        </w:rPr>
-        <w:t xml:space="preserve">load-conditioned</w:t>
-      </w:r>
-      <w:r>
-        <w:t xml:space="preserve"> </w:t>
-      </w:r>
-      <w:r>
-        <w:t xml:space="preserve">multi-task network (PCM-Net) that injects rather than erases</w:t>
-      </w:r>
-      <w:r>
-        <w:t xml:space="preserve"> </w:t>
-      </w:r>
-      <w:r>
-        <w:t xml:space="preserve">the operating point, and physics-anchored domain adaptation (PADA) validated</w:t>
-      </w:r>
-      <w:r>
-        <w:t xml:space="preserve"> </w:t>
-      </w:r>
-      <w:r>
-        <w:t xml:space="preserve">simulation-to-experiment, plus an honest negative result on physics-constrained generative augmentation.</w:t>
+        <w:t xml:space="preserve">novel biomedical anomaly-feature</w:t>
+      </w:r>
+      <w:r>
+        <w:t xml:space="preserve"> </w:t>
+      </w:r>
+      <w:r>
+        <w:t xml:space="preserve">block—signal-complexity, entropy, fractal-dimension,</w:t>
+      </w:r>
+      <w:r>
+        <w:t xml:space="preserve"> </w:t>
+      </w:r>
+      <w:r>
+        <w:t xml:space="preserve">and heart-rate-variability-style cycle-to-cycle measures imported from ECG/EEG/HRV analysis, computed on</w:t>
+      </w:r>
+      <w:r>
+        <w:t xml:space="preserve"> </w:t>
+      </w:r>
+      <w:r>
+        <w:t xml:space="preserve">the current residual and Park-vector modulus—that complements the physics features and improves</w:t>
+      </w:r>
+      <w:r>
+        <w:t xml:space="preserve"> </w:t>
+      </w:r>
+      <w:r>
+        <w:t xml:space="preserve">cross-load detection (</w:t>
+      </w:r>
+      <m:oMath>
+        <m:r>
+          <m:rPr>
+            <m:sty m:val="p"/>
+          </m:rPr>
+          <m:t>+</m:t>
+        </m:r>
+        <m:r>
+          <m:t>0.03</m:t>
+        </m:r>
+      </m:oMath>
+      <w:r>
+        <w:t xml:space="preserve">) and severity (</w:t>
+      </w:r>
+      <m:oMath>
+        <m:r>
+          <m:rPr>
+            <m:sty m:val="p"/>
+          </m:rPr>
+          <m:t>+</m:t>
+        </m:r>
+        <m:r>
+          <m:t>0.04</m:t>
+        </m:r>
+      </m:oMath>
+      <w:r>
+        <w:t xml:space="preserve">) where absolute-magnitude features do not transfer.</w:t>
       </w:r>
     </w:p>
     <w:p>
@@ -2734,7 +2789,7 @@
         </w:numPr>
       </w:pPr>
       <w:r>
-        <w:t xml:space="preserve">A</w:t>
+        <w:t xml:space="preserve">Four</w:t>
       </w:r>
       <w:r>
         <w:t xml:space="preserve"> </w:t>
@@ -2744,36 +2799,50 @@
           <w:i/>
           <w:iCs/>
         </w:rPr>
-        <w:t xml:space="preserve">within-hardware evaluation</w:t>
-      </w:r>
-      <w:r>
-        <w:t xml:space="preserve"> </w:t>
-      </w:r>
-      <w:r>
-        <w:t xml:space="preserve">of all eight models on a real motor (leakage-safe, by recording</w:t>
-      </w:r>
-      <w:r>
-        <w:t xml:space="preserve"> </w:t>
-      </w:r>
-      <w:r>
-        <w:t xml:space="preserve">and by repetition), establishing that detection transfers (macro-F1 up to</w:t>
-      </w:r>
-      <w:r>
-        <w:t xml:space="preserve"> </w:t>
-      </w:r>
-      <m:oMath>
-        <m:r>
-          <m:t>0.99</m:t>
-        </m:r>
-      </m:oMath>
-      <w:r>
-        <w:t xml:space="preserve">) and severity is usable,</w:t>
-      </w:r>
-      <w:r>
-        <w:t xml:space="preserve"> </w:t>
-      </w:r>
-      <w:r>
-        <w:t xml:space="preserve">and transparently identifying faulted-phase localization as the main simulation-to-reality gap.</w:t>
+        <w:t xml:space="preserve">load-robustness mechanisms</w:t>
+      </w:r>
+      <w:r>
+        <w:t xml:space="preserve">, each ablated under LOLO: a sequence-component Stockwell</w:t>
+      </w:r>
+      <w:r>
+        <w:t xml:space="preserve"> </w:t>
+      </w:r>
+      <w:r>
+        <w:t xml:space="preserve">tensor (SCST) representation, a load-invariance-regularized feature selection (LIR-mRMR), a</w:t>
+      </w:r>
+      <w:r>
+        <w:t xml:space="preserve"> </w:t>
+      </w:r>
+      <w:r>
+        <w:t xml:space="preserve">phase-coupled FiLM</w:t>
+      </w:r>
+      <w:r>
+        <w:t xml:space="preserve"> </w:t>
+      </w:r>
+      <w:r>
+        <w:rPr>
+          <w:i/>
+          <w:iCs/>
+        </w:rPr>
+        <w:t xml:space="preserve">load-conditioned</w:t>
+      </w:r>
+      <w:r>
+        <w:t xml:space="preserve"> </w:t>
+      </w:r>
+      <w:r>
+        <w:t xml:space="preserve">multi-task network (PCM-Net) that injects rather than erases</w:t>
+      </w:r>
+      <w:r>
+        <w:t xml:space="preserve"> </w:t>
+      </w:r>
+      <w:r>
+        <w:t xml:space="preserve">the operating point, and physics-anchored domain adaptation (PADA) validated</w:t>
+      </w:r>
+      <w:r>
+        <w:t xml:space="preserve"> </w:t>
+      </w:r>
+      <w:r>
+        <w:t xml:space="preserve">simulation-to-experiment, plus an honest negative result on physics-constrained generative augmentation.</w:t>
       </w:r>
     </w:p>
     <w:p>
@@ -2784,6 +2853,56 @@
         </w:numPr>
       </w:pPr>
       <w:r>
+        <w:t xml:space="preserve">A</w:t>
+      </w:r>
+      <w:r>
+        <w:t xml:space="preserve"> </w:t>
+      </w:r>
+      <w:r>
+        <w:rPr>
+          <w:i/>
+          <w:iCs/>
+        </w:rPr>
+        <w:t xml:space="preserve">within-hardware evaluation</w:t>
+      </w:r>
+      <w:r>
+        <w:t xml:space="preserve"> </w:t>
+      </w:r>
+      <w:r>
+        <w:t xml:space="preserve">of all eight models on a real motor (leakage-safe, by recording</w:t>
+      </w:r>
+      <w:r>
+        <w:t xml:space="preserve"> </w:t>
+      </w:r>
+      <w:r>
+        <w:t xml:space="preserve">and by repetition), establishing that detection transfers (macro-F1 up to</w:t>
+      </w:r>
+      <w:r>
+        <w:t xml:space="preserve"> </w:t>
+      </w:r>
+      <m:oMath>
+        <m:r>
+          <m:t>0.99</m:t>
+        </m:r>
+      </m:oMath>
+      <w:r>
+        <w:t xml:space="preserve">) and severity is usable,</w:t>
+      </w:r>
+      <w:r>
+        <w:t xml:space="preserve"> </w:t>
+      </w:r>
+      <w:r>
+        <w:t xml:space="preserve">and transparently identifying faulted-phase localization as the main simulation-to-reality gap.</w:t>
+      </w:r>
+    </w:p>
+    <w:p>
+      <w:pPr>
+        <w:numPr>
+          <w:ilvl w:val="0"/>
+          <w:numId w:val="1001"/>
+        </w:numPr>
+      </w:pPr>
+      <w:r>
         <w:t xml:space="preserve">A fully</w:t>
       </w:r>
       <w:r>
@@ -2841,7 +2960,7 @@
     </w:p>
     <w:bookmarkEnd w:id="15"/>
     <w:bookmarkEnd w:id="16"/>
-    <w:bookmarkStart w:id="30" w:name="proposed-methodology"/>
+    <w:bookmarkStart w:id="31" w:name="proposed-methodology"/>
     <w:p>
       <w:pPr>
         <w:pStyle w:val="Heading1"/>
@@ -5459,10 +5578,322 @@
           </w:p>
         </w:tc>
       </w:tr>
+      <w:tr>
+        <w:tc>
+          <w:tcPr/>
+          <w:p>
+            <w:pPr>
+              <w:pStyle w:val="Compact"/>
+              <w:jc w:val="left"/>
+            </w:pPr>
+            <w:r>
+              <w:rPr>
+                <w:b/>
+                <w:bCs/>
+              </w:rPr>
+              <w:t xml:space="preserve">Biomedical (novel)</w:t>
+            </w:r>
+          </w:p>
+        </w:tc>
+        <w:tc>
+          <w:tcPr/>
+          <w:p>
+            <w:pPr>
+              <w:pStyle w:val="Compact"/>
+              <w:jc w:val="left"/>
+            </w:pPr>
+            <w:r>
+              <w:t xml:space="preserve">HRV cycle-to-cycle waveform distance &amp; Poincaré SD1/SD2; Hjorth mobility/complexity; permutation/spectral/sample/dispersion entropy; Higuchi/Katz/Petrosian fractal dimension (on the residual &amp; Park modulus)</w:t>
+            </w:r>
+          </w:p>
+        </w:tc>
+      </w:tr>
     </w:tbl>
     <w:bookmarkEnd w:id="25"/>
     <w:bookmarkEnd w:id="26"/>
-    <w:bookmarkStart w:id="27" w:name="data-augmentation-and-feature-selection"/>
+    <w:bookmarkStart w:id="27" w:name="biomedical-anomaly-features"/>
+    <w:p>
+      <w:pPr>
+        <w:pStyle w:val="Heading2"/>
+      </w:pPr>
+      <w:r>
+        <w:t xml:space="preserve">Biomedical Anomaly Features</w:t>
+      </w:r>
+    </w:p>
+    <w:p>
+      <w:pPr>
+        <w:pStyle w:val="FirstParagraph"/>
+      </w:pPr>
+      <w:r>
+        <w:t xml:space="preserve">Beyond the physics descriptors we introduce a block of</w:t>
+      </w:r>
+      <w:r>
+        <w:t xml:space="preserve"> </w:t>
+      </w:r>
+      <w:r>
+        <w:rPr>
+          <w:i/>
+          <w:iCs/>
+        </w:rPr>
+        <w:t xml:space="preserve">biomedical anomaly-detection features</w:t>
+      </w:r>
+      <w:r>
+        <w:t xml:space="preserve"> </w:t>
+      </w:r>
+      <w:r>
+        <w:t xml:space="preserve">transferred from ECG/EEG/heart-rate-variability (HRV) analysis—a view absent from the motor-fault</w:t>
+      </w:r>
+      <w:r>
+        <w:t xml:space="preserve"> </w:t>
+      </w:r>
+      <w:r>
+        <w:t xml:space="preserve">literature, which treats the current as a deterministic sum of sinusoids and asks</w:t>
+      </w:r>
+      <w:r>
+        <w:t xml:space="preserve"> </w:t>
+      </w:r>
+      <w:r>
+        <w:rPr>
+          <w:i/>
+          <w:iCs/>
+        </w:rPr>
+        <w:t xml:space="preserve">which spectral</w:t>
+      </w:r>
+      <w:r>
+        <w:rPr>
+          <w:i/>
+          <w:iCs/>
+        </w:rPr>
+        <w:t xml:space="preserve"> </w:t>
+      </w:r>
+      <w:r>
+        <w:rPr>
+          <w:i/>
+          <w:iCs/>
+        </w:rPr>
+        <w:t xml:space="preserve">line moves</w:t>
+      </w:r>
+      <w:r>
+        <w:t xml:space="preserve">, rather than</w:t>
+      </w:r>
+      <w:r>
+        <w:t xml:space="preserve"> </w:t>
+      </w:r>
+      <w:r>
+        <w:rPr>
+          <w:i/>
+          <w:iCs/>
+        </w:rPr>
+        <w:t xml:space="preserve">how regular</w:t>
+      </w:r>
+      <w:r>
+        <w:t xml:space="preserve"> </w:t>
+      </w:r>
+      <w:r>
+        <w:t xml:space="preserve">the waveform is. The premise is that an inter-turn short</w:t>
+      </w:r>
+      <w:r>
+        <w:t xml:space="preserve"> </w:t>
+      </w:r>
+      <w:r>
+        <w:t xml:space="preserve">makes the waveform less regular and more complex within and across cycles, which signal-complexity</w:t>
+      </w:r>
+      <w:r>
+        <w:t xml:space="preserve"> </w:t>
+      </w:r>
+      <w:r>
+        <w:t xml:space="preserve">measures quantify directly. Crucially, these are computed on the</w:t>
+      </w:r>
+      <w:r>
+        <w:t xml:space="preserve"> </w:t>
+      </w:r>
+      <w:r>
+        <w:rPr>
+          <w:i/>
+          <w:iCs/>
+        </w:rPr>
+        <w:t xml:space="preserve">residual</w:t>
+      </w:r>
+      <w:r>
+        <w:t xml:space="preserve"> </w:t>
+      </w:r>
+      <w:r>
+        <w:t xml:space="preserve">(current minus its</w:t>
+      </w:r>
+      <w:r>
+        <w:t xml:space="preserve"> </w:t>
+      </w:r>
+      <w:r>
+        <w:t xml:space="preserve">fitted fundamental) and the Park-vector modulus—not the raw current, whose clean fundamental is</w:t>
+      </w:r>
+      <w:r>
+        <w:t xml:space="preserve"> </w:t>
+      </w:r>
+      <w:r>
+        <w:t xml:space="preserve">trivially predictable. Three groups are used: (i) an</w:t>
+      </w:r>
+      <w:r>
+        <w:t xml:space="preserve"> </w:t>
+      </w:r>
+      <w:r>
+        <w:rPr>
+          <w:i/>
+          <w:iCs/>
+        </w:rPr>
+        <w:t xml:space="preserve">HRV-on-current</w:t>
+      </w:r>
+      <w:r>
+        <w:t xml:space="preserve"> </w:t>
+      </w:r>
+      <w:r>
+        <w:t xml:space="preserve">block that treats each</w:t>
+      </w:r>
+      <w:r>
+        <w:t xml:space="preserve"> </w:t>
+      </w:r>
+      <w:r>
+        <w:t xml:space="preserve">fundamental cycle as a heartbeat—cycle-to-cycle waveform distance to the median cycle and</w:t>
+      </w:r>
+      <w:r>
+        <w:t xml:space="preserve"> </w:t>
+      </w:r>
+      <w:r>
+        <w:t xml:space="preserve">Poincaré descriptors (SD1, SD2, SD1/SD2) of the per-cycle RMS series, the direct analog of</w:t>
+      </w:r>
+      <w:r>
+        <w:t xml:space="preserve"> </w:t>
+      </w:r>
+      <w:r>
+        <w:t xml:space="preserve">HRV </w:t>
+      </w:r>
+      <w:r>
+        <w:t xml:space="preserve"> </w:t>
+      </w:r>
+      <w:r>
+        <w:t xml:space="preserve">and the most physically faithful import, since the fault</w:t>
+      </w:r>
+      <w:r>
+        <w:t xml:space="preserve"> </w:t>
+      </w:r>
+      <w:r>
+        <w:rPr>
+          <w:i/>
+          <w:iCs/>
+        </w:rPr>
+        <w:t xml:space="preserve">is</w:t>
+      </w:r>
+      <w:r>
+        <w:t xml:space="preserve"> </w:t>
+      </w:r>
+      <w:r>
+        <w:t xml:space="preserve">cycle-to-cycle irregularity; (ii) complexity scalars—Hjorth mobility and complexity </w:t>
+      </w:r>
+      <w:r>
+        <w:t xml:space="preserve">,</w:t>
+      </w:r>
+      <w:r>
+        <w:t xml:space="preserve"> </w:t>
+      </w:r>
+      <w:r>
+        <w:t xml:space="preserve">permutation </w:t>
+      </w:r>
+      <w:r>
+        <w:t xml:space="preserve"> </w:t>
+      </w:r>
+      <w:r>
+        <w:t xml:space="preserve">and spectral entropy, sample </w:t>
+      </w:r>
+      <w:r>
+        <w:t xml:space="preserve"> </w:t>
+      </w:r>
+      <w:r>
+        <w:t xml:space="preserve">and dispersion</w:t>
+      </w:r>
+      <w:r>
+        <w:t xml:space="preserve"> </w:t>
+      </w:r>
+      <w:r>
+        <w:t xml:space="preserve">entropy </w:t>
+      </w:r>
+      <w:r>
+        <w:t xml:space="preserve">; and (iii) fractal dimension—Higuchi </w:t>
+      </w:r>
+      <w:r>
+        <w:t xml:space="preserve">, Katz and</w:t>
+      </w:r>
+      <w:r>
+        <w:t xml:space="preserve"> </w:t>
+      </w:r>
+      <w:r>
+        <w:t xml:space="preserve">Petrosian. The complexity and fractal members are amplitude-scale-free, which (Table </w:t>
+      </w:r>
+      <w:r>
+        <w:t xml:space="preserve">)</w:t>
+      </w:r>
+      <w:r>
+        <w:t xml:space="preserve"> </w:t>
+      </w:r>
+      <w:r>
+        <w:t xml:space="preserve">aids cross-load generalization. The</w:t>
+      </w:r>
+      <w:r>
+        <w:t xml:space="preserve"> </w:t>
+      </w:r>
+      <m:oMath>
+        <m:r>
+          <m:t>24</m:t>
+        </m:r>
+      </m:oMath>
+      <w:r>
+        <w:t xml:space="preserve">-feature block adds no heavy computation (no</w:t>
+      </w:r>
+      <w:r>
+        <w:t xml:space="preserve"> </w:t>
+      </w:r>
+      <m:oMath>
+        <m:r>
+          <m:t>O</m:t>
+        </m:r>
+        <m:r>
+          <m:rPr>
+            <m:sty m:val="p"/>
+          </m:rPr>
+          <m:t>(</m:t>
+        </m:r>
+        <m:sSup>
+          <m:e>
+            <m:r>
+              <m:t>N</m:t>
+            </m:r>
+          </m:e>
+          <m:sup>
+            <m:r>
+              <m:t>2</m:t>
+            </m:r>
+          </m:sup>
+        </m:sSup>
+        <m:r>
+          <m:rPr>
+            <m:sty m:val="p"/>
+          </m:rPr>
+          <m:t>)</m:t>
+        </m:r>
+      </m:oMath>
+      <w:r>
+        <w:t xml:space="preserve"> </w:t>
+      </w:r>
+      <w:r>
+        <w:t xml:space="preserve">recurrence</w:t>
+      </w:r>
+      <w:r>
+        <w:t xml:space="preserve"> </w:t>
+      </w:r>
+      <w:r>
+        <w:t xml:space="preserve">matrices) and is appended to the physics bank.</w:t>
+      </w:r>
+    </w:p>
+    <w:bookmarkEnd w:id="27"/>
+    <w:bookmarkStart w:id="28" w:name="data-augmentation-and-feature-selection"/>
     <w:p>
       <w:pPr>
         <w:pStyle w:val="Heading2"/>
@@ -6150,8 +6581,8 @@
         <w:t xml:space="preserve">), with early stopping on an inner held-out load.</w:t>
       </w:r>
     </w:p>
-    <w:bookmarkEnd w:id="27"/>
-    <w:bookmarkStart w:id="28" w:name="X71f9232623fe3296619920618914797e00b3df9"/>
+    <w:bookmarkEnd w:id="28"/>
+    <w:bookmarkStart w:id="29" w:name="X71f9232623fe3296619920618914797e00b3df9"/>
     <w:p>
       <w:pPr>
         <w:pStyle w:val="Heading2"/>
@@ -6540,8 +6971,8 @@
         <w:t xml:space="preserve">.</w:t>
       </w:r>
     </w:p>
-    <w:bookmarkEnd w:id="28"/>
-    <w:bookmarkStart w:id="29" w:name="transfer-learning"/>
+    <w:bookmarkEnd w:id="29"/>
+    <w:bookmarkStart w:id="30" w:name="transfer-learning"/>
     <w:p>
       <w:pPr>
         <w:pStyle w:val="Heading2"/>
@@ -6614,9 +7045,9 @@
         <w:t xml:space="preserve">Section IV-E quantifies the recovery on a public real-motor dataset.</w:t>
       </w:r>
     </w:p>
-    <w:bookmarkEnd w:id="29"/>
     <w:bookmarkEnd w:id="30"/>
-    <w:bookmarkStart w:id="33" w:name="X09c2d7e219a67eb098139688f168fa7f98f8065"/>
+    <w:bookmarkEnd w:id="31"/>
+    <w:bookmarkStart w:id="34" w:name="X09c2d7e219a67eb098139688f168fa7f98f8065"/>
     <w:p>
       <w:pPr>
         <w:pStyle w:val="Heading1"/>
@@ -6625,7 +7056,7 @@
         <w:t xml:space="preserve">Experimental Setup and Dataset Preparation</w:t>
       </w:r>
     </w:p>
-    <w:bookmarkStart w:id="31" w:name="description-of-the-experimental-setup"/>
+    <w:bookmarkStart w:id="32" w:name="description-of-the-experimental-setup"/>
     <w:p>
       <w:pPr>
         <w:pStyle w:val="Heading2"/>
@@ -7020,8 +7451,8 @@
         <w:t xml:space="preserve">so that one pipeline serves both.</w:t>
       </w:r>
     </w:p>
-    <w:bookmarkEnd w:id="31"/>
-    <w:bookmarkStart w:id="32" w:name="Xb492c5f9c9c76af373a4cb9693bac6414049887"/>
+    <w:bookmarkEnd w:id="32"/>
+    <w:bookmarkStart w:id="33" w:name="Xb492c5f9c9c76af373a4cb9693bac6414049887"/>
     <w:p>
       <w:pPr>
         <w:pStyle w:val="Heading2"/>
@@ -7446,9 +7877,9 @@
         <w:t xml:space="preserve">window from a record can appear in both training and test.</w:t>
       </w:r>
     </w:p>
-    <w:bookmarkEnd w:id="32"/>
     <w:bookmarkEnd w:id="33"/>
-    <w:bookmarkStart w:id="101" w:name="performance-evaluation"/>
+    <w:bookmarkEnd w:id="34"/>
+    <w:bookmarkStart w:id="104" w:name="performance-evaluation"/>
     <w:p>
       <w:pPr>
         <w:pStyle w:val="Heading1"/>
@@ -7457,7 +7888,7 @@
         <w:t xml:space="preserve">Performance Evaluation</w:t>
       </w:r>
     </w:p>
-    <w:bookmarkStart w:id="34" w:name="implementation-and-evaluation-protocol"/>
+    <w:bookmarkStart w:id="35" w:name="implementation-and-evaluation-protocol"/>
     <w:p>
       <w:pPr>
         <w:pStyle w:val="Heading2"/>
@@ -7636,8 +8067,8 @@
         <w:t xml:space="preserve">seeds.</w:t>
       </w:r>
     </w:p>
-    <w:bookmarkEnd w:id="34"/>
-    <w:bookmarkStart w:id="51" w:name="headline-results"/>
+    <w:bookmarkEnd w:id="35"/>
+    <w:bookmarkStart w:id="52" w:name="headline-results"/>
     <w:p>
       <w:pPr>
         <w:pStyle w:val="Heading2"/>
@@ -7866,7 +8297,7 @@
         <w:t xml:space="preserve">in-distribution, a direct consequence of its load-invariance.</w:t>
       </w:r>
     </w:p>
-    <w:bookmarkStart w:id="35" w:name="tab:stages"/>
+    <w:bookmarkStart w:id="36" w:name="tab:stages"/>
     <w:p>
       <w:pPr>
         <w:pStyle w:val="TableCaption"/>
@@ -8157,8 +8588,8 @@
         </w:tc>
       </w:tr>
     </w:tbl>
-    <w:bookmarkEnd w:id="35"/>
-    <w:bookmarkStart w:id="42" w:name="fig:roc"/>
+    <w:bookmarkEnd w:id="36"/>
+    <w:bookmarkStart w:id="43" w:name="fig:roc"/>
     <w:tbl>
       <w:tblPr>
         <w:tblStyle w:val="FigureTable"/>
@@ -8186,18 +8617,18 @@
                 <wp:inline>
                   <wp:extent cx="1120140" cy="969036"/>
                   <wp:effectExtent b="0" l="0" r="0" t="0"/>
-                  <wp:docPr descr="image" title="" id="37" name="Picture"/>
+                  <wp:docPr descr="image" title="" id="38" name="Picture"/>
                   <a:graphic>
                     <a:graphicData uri="http://schemas.openxmlformats.org/drawingml/2006/picture">
                       <pic:pic>
                         <pic:nvPicPr>
-                          <pic:cNvPr descr="figs_png/fig_roc.png" id="38" name="Picture"/>
+                          <pic:cNvPr descr="figs_png/fig_roc.png" id="39" name="Picture"/>
                           <pic:cNvPicPr>
                             <a:picLocks noChangeArrowheads="1" noChangeAspect="1"/>
                           </pic:cNvPicPr>
                         </pic:nvPicPr>
                         <pic:blipFill>
-                          <a:blip r:embed="rId36"/>
+                          <a:blip r:embed="rId37"/>
                           <a:stretch>
                             <a:fillRect/>
                           </a:stretch>
@@ -8231,18 +8662,18 @@
                 <wp:inline>
                   <wp:extent cx="1120140" cy="838428"/>
                   <wp:effectExtent b="0" l="0" r="0" t="0"/>
-                  <wp:docPr descr="image" title="" id="40" name="Picture"/>
+                  <wp:docPr descr="image" title="" id="41" name="Picture"/>
                   <a:graphic>
                     <a:graphicData uri="http://schemas.openxmlformats.org/drawingml/2006/picture">
                       <pic:pic>
                         <pic:nvPicPr>
-                          <pic:cNvPr descr="figs_png/fig_confusion_detection.png" id="41" name="Picture"/>
+                          <pic:cNvPr descr="figs_png/fig_confusion_detection.png" id="42" name="Picture"/>
                           <pic:cNvPicPr>
                             <a:picLocks noChangeArrowheads="1" noChangeAspect="1"/>
                           </pic:cNvPicPr>
                         </pic:nvPicPr>
                         <pic:blipFill>
-                          <a:blip r:embed="rId39"/>
+                          <a:blip r:embed="rId40"/>
                           <a:stretch>
                             <a:fillRect/>
                           </a:stretch>
@@ -8308,8 +8739,8 @@
         <w:t xml:space="preserve">-fold, out-of-fold).</w:t>
       </w:r>
     </w:p>
-    <w:bookmarkEnd w:id="42"/>
-    <w:bookmarkStart w:id="46" w:name="fig:cm3"/>
+    <w:bookmarkEnd w:id="43"/>
+    <w:bookmarkStart w:id="47" w:name="fig:cm3"/>
     <w:tbl>
       <w:tblPr>
         <w:tblStyle w:val="FigureTable"/>
@@ -8338,18 +8769,18 @@
                 <wp:inline>
                   <wp:extent cx="2667000" cy="2366107"/>
                   <wp:effectExtent b="0" l="0" r="0" t="0"/>
-                  <wp:docPr descr="" title="" id="44" name="Picture"/>
+                  <wp:docPr descr="" title="" id="45" name="Picture"/>
                   <a:graphic>
                     <a:graphicData uri="http://schemas.openxmlformats.org/drawingml/2006/picture">
                       <pic:pic>
                         <pic:nvPicPr>
-                          <pic:cNvPr descr="figs_png/fig_confusion_phase.png" id="45" name="Picture"/>
+                          <pic:cNvPr descr="figs_png/fig_confusion_phase.png" id="46" name="Picture"/>
                           <pic:cNvPicPr>
                             <a:picLocks noChangeArrowheads="1" noChangeAspect="1"/>
                           </pic:cNvPicPr>
                         </pic:nvPicPr>
                         <pic:blipFill>
-                          <a:blip r:embed="rId43"/>
+                          <a:blip r:embed="rId44"/>
                           <a:stretch>
                             <a:fillRect/>
                           </a:stretch>
@@ -8426,8 +8857,8 @@
         <w:t xml:space="preserve">.</w:t>
       </w:r>
     </w:p>
-    <w:bookmarkEnd w:id="46"/>
-    <w:bookmarkStart w:id="50" w:name="fig:summary"/>
+    <w:bookmarkEnd w:id="47"/>
+    <w:bookmarkStart w:id="51" w:name="fig:summary"/>
     <w:tbl>
       <w:tblPr>
         <w:tblStyle w:val="FigureTable"/>
@@ -8456,18 +8887,18 @@
                 <wp:inline>
                   <wp:extent cx="2667000" cy="1443317"/>
                   <wp:effectExtent b="0" l="0" r="0" t="0"/>
-                  <wp:docPr descr="" title="" id="48" name="Picture"/>
+                  <wp:docPr descr="" title="" id="49" name="Picture"/>
                   <a:graphic>
                     <a:graphicData uri="http://schemas.openxmlformats.org/drawingml/2006/picture">
                       <pic:pic>
                         <pic:nvPicPr>
-                          <pic:cNvPr descr="figs_png/results_summary.png" id="49" name="Picture"/>
+                          <pic:cNvPr descr="figs_png/results_summary.png" id="50" name="Picture"/>
                           <pic:cNvPicPr>
                             <a:picLocks noChangeArrowheads="1" noChangeAspect="1"/>
                           </pic:cNvPicPr>
                         </pic:nvPicPr>
                         <pic:blipFill>
-                          <a:blip r:embed="rId47"/>
+                          <a:blip r:embed="rId48"/>
                           <a:stretch>
                             <a:fillRect/>
                           </a:stretch>
@@ -8528,9 +8959,9 @@
         <w:t xml:space="preserve">load-invariance.</w:t>
       </w:r>
     </w:p>
-    <w:bookmarkEnd w:id="50"/>
     <w:bookmarkEnd w:id="51"/>
-    <w:bookmarkStart w:id="58" w:name="X7e9272a38116b9694b0dc6da241806ee9620b75"/>
+    <w:bookmarkEnd w:id="52"/>
+    <w:bookmarkStart w:id="59" w:name="X7e9272a38116b9694b0dc6da241806ee9620b75"/>
     <w:p>
       <w:pPr>
         <w:pStyle w:val="Heading2"/>
@@ -8836,7 +9267,7 @@
         <w:t xml:space="preserve">under LOLO.</w:t>
       </w:r>
     </w:p>
-    <w:bookmarkStart w:id="52" w:name="tab:loadaware"/>
+    <w:bookmarkStart w:id="53" w:name="tab:loadaware"/>
     <w:p>
       <w:pPr>
         <w:pStyle w:val="TableCaption"/>
@@ -9153,8 +9584,8 @@
         </w:tc>
       </w:tr>
     </w:tbl>
-    <w:bookmarkEnd w:id="52"/>
-    <w:bookmarkStart w:id="56" w:name="fig:cm2"/>
+    <w:bookmarkEnd w:id="53"/>
+    <w:bookmarkStart w:id="57" w:name="fig:cm2"/>
     <w:tbl>
       <w:tblPr>
         <w:tblStyle w:val="FigureTable"/>
@@ -9183,18 +9614,18 @@
                 <wp:inline>
                   <wp:extent cx="2667000" cy="2345570"/>
                   <wp:effectExtent b="0" l="0" r="0" t="0"/>
-                  <wp:docPr descr="" title="" id="54" name="Picture"/>
+                  <wp:docPr descr="" title="" id="55" name="Picture"/>
                   <a:graphic>
                     <a:graphicData uri="http://schemas.openxmlformats.org/drawingml/2006/picture">
                       <pic:pic>
                         <pic:nvPicPr>
-                          <pic:cNvPr descr="figs_png/fig_confusion_severity.png" id="55" name="Picture"/>
+                          <pic:cNvPr descr="figs_png/fig_confusion_severity.png" id="56" name="Picture"/>
                           <pic:cNvPicPr>
                             <a:picLocks noChangeArrowheads="1" noChangeAspect="1"/>
                           </pic:cNvPicPr>
                         </pic:nvPicPr>
                         <pic:blipFill>
-                          <a:blip r:embed="rId53"/>
+                          <a:blip r:embed="rId54"/>
                           <a:stretch>
                             <a:fillRect/>
                           </a:stretch>
@@ -9266,8 +9697,8 @@
         <w:t xml:space="preserve">).</w:t>
       </w:r>
     </w:p>
-    <w:bookmarkEnd w:id="56"/>
-    <w:bookmarkStart w:id="57" w:name="tab:perload"/>
+    <w:bookmarkEnd w:id="57"/>
+    <w:bookmarkStart w:id="58" w:name="tab:perload"/>
     <w:p>
       <w:pPr>
         <w:pStyle w:val="TableCaption"/>
@@ -9468,9 +9899,9 @@
         </w:tc>
       </w:tr>
     </w:tbl>
-    <w:bookmarkEnd w:id="57"/>
     <w:bookmarkEnd w:id="58"/>
-    <w:bookmarkStart w:id="69" w:name="eight-model-benchmark"/>
+    <w:bookmarkEnd w:id="59"/>
+    <w:bookmarkStart w:id="70" w:name="eight-model-benchmark"/>
     <w:p>
       <w:pPr>
         <w:pStyle w:val="Heading2"/>
@@ -9892,7 +10323,7 @@
         <w:t xml:space="preserve">sacrificing accuracy.</w:t>
       </w:r>
     </w:p>
-    <w:bookmarkStart w:id="62" w:name="fig:benchmark"/>
+    <w:bookmarkStart w:id="63" w:name="fig:benchmark"/>
     <w:tbl>
       <w:tblPr>
         <w:tblStyle w:val="FigureTable"/>
@@ -9921,18 +10352,18 @@
                 <wp:inline>
                   <wp:extent cx="2453640" cy="874540"/>
                   <wp:effectExtent b="0" l="0" r="0" t="0"/>
-                  <wp:docPr descr="" title="" id="60" name="Picture"/>
+                  <wp:docPr descr="" title="" id="61" name="Picture"/>
                   <a:graphic>
                     <a:graphicData uri="http://schemas.openxmlformats.org/drawingml/2006/picture">
                       <pic:pic>
                         <pic:nvPicPr>
-                          <pic:cNvPr descr="figs_png/fig_benchmark.png" id="61" name="Picture"/>
+                          <pic:cNvPr descr="figs_png/fig_benchmark.png" id="62" name="Picture"/>
                           <pic:cNvPicPr>
                             <a:picLocks noChangeArrowheads="1" noChangeAspect="1"/>
                           </pic:cNvPicPr>
                         </pic:nvPicPr>
                         <pic:blipFill>
-                          <a:blip r:embed="rId59"/>
+                          <a:blip r:embed="rId60"/>
                           <a:stretch>
                             <a:fillRect/>
                           </a:stretch>
@@ -9988,8 +10419,8 @@
         <w:t xml:space="preserve">spread appears under LOLO, especially on severity.</w:t>
       </w:r>
     </w:p>
-    <w:bookmarkEnd w:id="62"/>
-    <w:bookmarkStart w:id="66" w:name="fig:infer"/>
+    <w:bookmarkEnd w:id="63"/>
+    <w:bookmarkStart w:id="67" w:name="fig:infer"/>
     <w:tbl>
       <w:tblPr>
         <w:tblStyle w:val="FigureTable"/>
@@ -10018,18 +10449,18 @@
                 <wp:inline>
                   <wp:extent cx="2667000" cy="2012139"/>
                   <wp:effectExtent b="0" l="0" r="0" t="0"/>
-                  <wp:docPr descr="" title="" id="64" name="Picture"/>
+                  <wp:docPr descr="" title="" id="65" name="Picture"/>
                   <a:graphic>
                     <a:graphicData uri="http://schemas.openxmlformats.org/drawingml/2006/picture">
                       <pic:pic>
                         <pic:nvPicPr>
-                          <pic:cNvPr descr="figs_png/fig_inference_time.png" id="65" name="Picture"/>
+                          <pic:cNvPr descr="figs_png/fig_inference_time.png" id="66" name="Picture"/>
                           <pic:cNvPicPr>
                             <a:picLocks noChangeArrowheads="1" noChangeAspect="1"/>
                           </pic:cNvPicPr>
                         </pic:nvPicPr>
                         <pic:blipFill>
-                          <a:blip r:embed="rId63"/>
+                          <a:blip r:embed="rId64"/>
                           <a:stretch>
                             <a:fillRect/>
                           </a:stretch>
@@ -10073,8 +10504,8 @@
         <w:t xml:space="preserve">their total, and the 1-D CNN.</w:t>
       </w:r>
     </w:p>
-    <w:bookmarkEnd w:id="66"/>
-    <w:bookmarkStart w:id="67" w:name="tab:dl"/>
+    <w:bookmarkEnd w:id="67"/>
+    <w:bookmarkStart w:id="68" w:name="tab:dl"/>
     <w:p>
       <w:pPr>
         <w:pStyle w:val="TableCaption"/>
@@ -10351,7 +10782,7 @@
         </w:tc>
       </w:tr>
     </w:tbl>
-    <w:bookmarkEnd w:id="67"/>
+    <w:bookmarkEnd w:id="68"/>
     <w:p>
       <w:pPr>
         <w:pStyle w:val="BodyText"/>
@@ -10632,7 +11063,7 @@
         <w:t xml:space="preserve">points—a limitation we flag rather than over-claim from.</w:t>
       </w:r>
     </w:p>
-    <w:bookmarkStart w:id="68" w:name="tab:significance"/>
+    <w:bookmarkStart w:id="69" w:name="tab:significance"/>
     <w:p>
       <w:pPr>
         <w:pStyle w:val="TableCaption"/>
@@ -11157,9 +11588,9 @@
         </w:tc>
       </w:tr>
     </w:tbl>
-    <w:bookmarkEnd w:id="68"/>
     <w:bookmarkEnd w:id="69"/>
-    <w:bookmarkStart w:id="71" w:name="load-robustness-mechanisms-ablations"/>
+    <w:bookmarkEnd w:id="70"/>
+    <w:bookmarkStart w:id="72" w:name="load-robustness-mechanisms-ablations"/>
     <w:p>
       <w:pPr>
         <w:pStyle w:val="Heading2"/>
@@ -11497,7 +11928,7 @@
         <w:t xml:space="preserve">motivate a stronger conditional generator rather than omit.</w:t>
       </w:r>
     </w:p>
-    <w:bookmarkStart w:id="70" w:name="tab:mechanisms"/>
+    <w:bookmarkStart w:id="71" w:name="tab:mechanisms"/>
     <w:p>
       <w:pPr>
         <w:pStyle w:val="TableCaption"/>
@@ -11874,9 +12305,9 @@
         </w:tc>
       </w:tr>
     </w:tbl>
-    <w:bookmarkEnd w:id="70"/>
     <w:bookmarkEnd w:id="71"/>
-    <w:bookmarkStart w:id="85" w:name="X4a5f7ccd8ddef660b75387aca23a698745c61bb"/>
+    <w:bookmarkEnd w:id="72"/>
+    <w:bookmarkStart w:id="86" w:name="X4a5f7ccd8ddef660b75387aca23a698745c61bb"/>
     <w:p>
       <w:pPr>
         <w:pStyle w:val="Heading2"/>
@@ -12070,7 +12501,7 @@
         <w:t xml:space="preserve">.</w:t>
       </w:r>
     </w:p>
-    <w:bookmarkStart w:id="72" w:name="tab:noise"/>
+    <w:bookmarkStart w:id="73" w:name="tab:noise"/>
     <w:p>
       <w:pPr>
         <w:pStyle w:val="TableCaption"/>
@@ -12357,8 +12788,8 @@
         </w:tc>
       </w:tr>
     </w:tbl>
-    <w:bookmarkEnd w:id="72"/>
-    <w:bookmarkStart w:id="73" w:name="tab:onset"/>
+    <w:bookmarkEnd w:id="73"/>
+    <w:bookmarkStart w:id="74" w:name="tab:onset"/>
     <w:p>
       <w:pPr>
         <w:pStyle w:val="TableCaption"/>
@@ -12607,8 +13038,8 @@
         </w:tc>
       </w:tr>
     </w:tbl>
-    <w:bookmarkEnd w:id="73"/>
-    <w:bookmarkStart w:id="80" w:name="fig:learning"/>
+    <w:bookmarkEnd w:id="74"/>
+    <w:bookmarkStart w:id="81" w:name="fig:learning"/>
     <w:tbl>
       <w:tblPr>
         <w:tblStyle w:val="FigureTable"/>
@@ -12636,18 +13067,18 @@
                 <wp:inline>
                   <wp:extent cx="1120140" cy="870490"/>
                   <wp:effectExtent b="0" l="0" r="0" t="0"/>
-                  <wp:docPr descr="image" title="" id="75" name="Picture"/>
+                  <wp:docPr descr="image" title="" id="76" name="Picture"/>
                   <a:graphic>
                     <a:graphicData uri="http://schemas.openxmlformats.org/drawingml/2006/picture">
                       <pic:pic>
                         <pic:nvPicPr>
-                          <pic:cNvPr descr="figs_png/fig_learning_xgb.png" id="76" name="Picture"/>
+                          <pic:cNvPr descr="figs_png/fig_learning_xgb.png" id="77" name="Picture"/>
                           <pic:cNvPicPr>
                             <a:picLocks noChangeArrowheads="1" noChangeAspect="1"/>
                           </pic:cNvPicPr>
                         </pic:nvPicPr>
                         <pic:blipFill>
-                          <a:blip r:embed="rId74"/>
+                          <a:blip r:embed="rId75"/>
                           <a:stretch>
                             <a:fillRect/>
                           </a:stretch>
@@ -12681,18 +13112,18 @@
                 <wp:inline>
                   <wp:extent cx="1120140" cy="870490"/>
                   <wp:effectExtent b="0" l="0" r="0" t="0"/>
-                  <wp:docPr descr="image" title="" id="78" name="Picture"/>
+                  <wp:docPr descr="image" title="" id="79" name="Picture"/>
                   <a:graphic>
                     <a:graphicData uri="http://schemas.openxmlformats.org/drawingml/2006/picture">
                       <pic:pic>
                         <pic:nvPicPr>
-                          <pic:cNvPr descr="figs_png/fig_learning_cnn.png" id="79" name="Picture"/>
+                          <pic:cNvPr descr="figs_png/fig_learning_cnn.png" id="80" name="Picture"/>
                           <pic:cNvPicPr>
                             <a:picLocks noChangeArrowheads="1" noChangeAspect="1"/>
                           </pic:cNvPicPr>
                         </pic:nvPicPr>
                         <pic:blipFill>
-                          <a:blip r:embed="rId77"/>
+                          <a:blip r:embed="rId78"/>
                           <a:stretch>
                             <a:fillRect/>
                           </a:stretch>
@@ -12736,8 +13167,8 @@
         <w:t xml:space="preserve">showing stable convergence without over-fitting.</w:t>
       </w:r>
     </w:p>
-    <w:bookmarkEnd w:id="80"/>
-    <w:bookmarkStart w:id="84" w:name="fig:metrics"/>
+    <w:bookmarkEnd w:id="81"/>
+    <w:bookmarkStart w:id="85" w:name="fig:metrics"/>
     <w:tbl>
       <w:tblPr>
         <w:tblStyle w:val="FigureTable"/>
@@ -12766,18 +13197,18 @@
                 <wp:inline>
                   <wp:extent cx="2667000" cy="1142464"/>
                   <wp:effectExtent b="0" l="0" r="0" t="0"/>
-                  <wp:docPr descr="" title="" id="82" name="Picture"/>
+                  <wp:docPr descr="" title="" id="83" name="Picture"/>
                   <a:graphic>
                     <a:graphicData uri="http://schemas.openxmlformats.org/drawingml/2006/picture">
                       <pic:pic>
                         <pic:nvPicPr>
-                          <pic:cNvPr descr="figs_png/fig_metrics.png" id="83" name="Picture"/>
+                          <pic:cNvPr descr="figs_png/fig_metrics.png" id="84" name="Picture"/>
                           <pic:cNvPicPr>
                             <a:picLocks noChangeArrowheads="1" noChangeAspect="1"/>
                           </pic:cNvPicPr>
                         </pic:nvPicPr>
                         <pic:blipFill>
-                          <a:blip r:embed="rId81"/>
+                          <a:blip r:embed="rId82"/>
                           <a:stretch>
                             <a:fillRect/>
                           </a:stretch>
@@ -12826,9 +13257,9 @@
         <w:t xml:space="preserve">-fold out-of-fold).</w:t>
       </w:r>
     </w:p>
-    <w:bookmarkEnd w:id="84"/>
     <w:bookmarkEnd w:id="85"/>
-    <w:bookmarkStart w:id="97" w:name="hardware-validation-within-domain"/>
+    <w:bookmarkEnd w:id="86"/>
+    <w:bookmarkStart w:id="98" w:name="hardware-validation-within-domain"/>
     <w:p>
       <w:pPr>
         <w:pStyle w:val="Heading2"/>
@@ -14667,7 +15098,7 @@
         </w:tc>
       </w:tr>
     </w:tbl>
-    <w:bookmarkStart w:id="86" w:name="tab:hardware"/>
+    <w:bookmarkStart w:id="87" w:name="tab:hardware"/>
     <w:p>
       <w:pPr>
         <w:pStyle w:val="TableCaption"/>
@@ -15628,8 +16059,8 @@
         </w:tc>
       </w:tr>
     </w:tbl>
-    <w:bookmarkEnd w:id="86"/>
-    <w:bookmarkStart w:id="96" w:name="fig:hwcm"/>
+    <w:bookmarkEnd w:id="87"/>
+    <w:bookmarkStart w:id="97" w:name="fig:hwcm"/>
     <w:tbl>
       <w:tblPr>
         <w:tblStyle w:val="FigureTable"/>
@@ -15657,18 +16088,18 @@
                 <wp:inline>
                   <wp:extent cx="853440" cy="538578"/>
                   <wp:effectExtent b="0" l="0" r="0" t="0"/>
-                  <wp:docPr descr="image" title="" id="88" name="Picture"/>
+                  <wp:docPr descr="image" title="" id="89" name="Picture"/>
                   <a:graphic>
                     <a:graphicData uri="http://schemas.openxmlformats.org/drawingml/2006/picture">
                       <pic:pic>
                         <pic:nvPicPr>
-                          <pic:cNvPr descr="figs_png/fig_hw_confusion_detection.png" id="89" name="Picture"/>
+                          <pic:cNvPr descr="figs_png/fig_hw_confusion_detection.png" id="90" name="Picture"/>
                           <pic:cNvPicPr>
                             <a:picLocks noChangeArrowheads="1" noChangeAspect="1"/>
                           </pic:cNvPicPr>
                         </pic:nvPicPr>
                         <pic:blipFill>
-                          <a:blip r:embed="rId87"/>
+                          <a:blip r:embed="rId88"/>
                           <a:stretch>
                             <a:fillRect/>
                           </a:stretch>
@@ -15702,18 +16133,18 @@
                 <wp:inline>
                   <wp:extent cx="853440" cy="755409"/>
                   <wp:effectExtent b="0" l="0" r="0" t="0"/>
-                  <wp:docPr descr="image" title="" id="91" name="Picture"/>
+                  <wp:docPr descr="image" title="" id="92" name="Picture"/>
                   <a:graphic>
                     <a:graphicData uri="http://schemas.openxmlformats.org/drawingml/2006/picture">
                       <pic:pic>
                         <pic:nvPicPr>
-                          <pic:cNvPr descr="figs_png/fig_hw_confusion_severity.png" id="92" name="Picture"/>
+                          <pic:cNvPr descr="figs_png/fig_hw_confusion_severity.png" id="93" name="Picture"/>
                           <pic:cNvPicPr>
                             <a:picLocks noChangeArrowheads="1" noChangeAspect="1"/>
                           </pic:cNvPicPr>
                         </pic:nvPicPr>
                         <pic:blipFill>
-                          <a:blip r:embed="rId90"/>
+                          <a:blip r:embed="rId91"/>
                           <a:stretch>
                             <a:fillRect/>
                           </a:stretch>
@@ -15747,18 +16178,18 @@
                 <wp:inline>
                   <wp:extent cx="853440" cy="770763"/>
                   <wp:effectExtent b="0" l="0" r="0" t="0"/>
-                  <wp:docPr descr="image" title="" id="94" name="Picture"/>
+                  <wp:docPr descr="image" title="" id="95" name="Picture"/>
                   <a:graphic>
                     <a:graphicData uri="http://schemas.openxmlformats.org/drawingml/2006/picture">
                       <pic:pic>
                         <pic:nvPicPr>
-                          <pic:cNvPr descr="figs_png/fig_hw_confusion_phase.png" id="95" name="Picture"/>
+                          <pic:cNvPr descr="figs_png/fig_hw_confusion_phase.png" id="96" name="Picture"/>
                           <pic:cNvPicPr>
                             <a:picLocks noChangeArrowheads="1" noChangeAspect="1"/>
                           </pic:cNvPicPr>
                         </pic:nvPicPr>
                         <pic:blipFill>
-                          <a:blip r:embed="rId93"/>
+                          <a:blip r:embed="rId94"/>
                           <a:stretch>
                             <a:fillRect/>
                           </a:stretch>
@@ -15814,9 +16245,738 @@
         <w:t xml:space="preserve">simulation-to-reality gap.</w:t>
       </w:r>
     </w:p>
-    <w:bookmarkEnd w:id="96"/>
     <w:bookmarkEnd w:id="97"/>
-    <w:bookmarkStart w:id="99" w:name="Xb8b9cb06296f803d23f7879b91c5176b360d36f"/>
+    <w:bookmarkEnd w:id="98"/>
+    <w:bookmarkStart w:id="100" w:name="biomedical-anomaly-features-ablation"/>
+    <w:p>
+      <w:pPr>
+        <w:pStyle w:val="Heading2"/>
+      </w:pPr>
+      <w:r>
+        <w:t xml:space="preserve">Biomedical Anomaly Features (Ablation)</w:t>
+      </w:r>
+    </w:p>
+    <w:p>
+      <w:pPr>
+        <w:pStyle w:val="FirstParagraph"/>
+      </w:pPr>
+      <w:r>
+        <w:t xml:space="preserve">Table </w:t>
+      </w:r>
+      <w:r>
+        <w:t xml:space="preserve"> </w:t>
+      </w:r>
+      <w:r>
+        <w:t xml:space="preserve">isolates the contribution of the biomedical anomaly block (Section II-F). In</w:t>
+      </w:r>
+      <w:r>
+        <w:t xml:space="preserve"> </w:t>
+      </w:r>
+      <w:r>
+        <w:t xml:space="preserve">distribution the features add nothing—the metrics are already saturated—but they substantially</w:t>
+      </w:r>
+      <w:r>
+        <w:t xml:space="preserve"> </w:t>
+      </w:r>
+      <w:r>
+        <w:t xml:space="preserve">improve</w:t>
+      </w:r>
+      <w:r>
+        <w:t xml:space="preserve"> </w:t>
+      </w:r>
+      <w:r>
+        <w:rPr>
+          <w:i/>
+          <w:iCs/>
+        </w:rPr>
+        <w:t xml:space="preserve">cross-load</w:t>
+      </w:r>
+      <w:r>
+        <w:t xml:space="preserve"> </w:t>
+      </w:r>
+      <w:r>
+        <w:t xml:space="preserve">(LOLO) generalization, the paper’s central axis: detection LOLO macro-F1 rises</w:t>
+      </w:r>
+      <w:r>
+        <w:t xml:space="preserve"> </w:t>
+      </w:r>
+      <w:r>
+        <w:t xml:space="preserve">from</w:t>
+      </w:r>
+      <w:r>
+        <w:t xml:space="preserve"> </w:t>
+      </w:r>
+      <m:oMath>
+        <m:r>
+          <m:t>0.948</m:t>
+        </m:r>
+      </m:oMath>
+      <w:r>
+        <w:t xml:space="preserve"> </w:t>
+      </w:r>
+      <w:r>
+        <w:t xml:space="preserve">to</w:t>
+      </w:r>
+      <w:r>
+        <w:t xml:space="preserve"> </w:t>
+      </w:r>
+      <m:oMath>
+        <m:r>
+          <m:t>0.978</m:t>
+        </m:r>
+      </m:oMath>
+      <w:r>
+        <w:t xml:space="preserve"> </w:t>
+      </w:r>
+      <w:r>
+        <w:t xml:space="preserve">(</w:t>
+      </w:r>
+      <m:oMath>
+        <m:r>
+          <m:rPr>
+            <m:sty m:val="p"/>
+          </m:rPr>
+          <m:t>+</m:t>
+        </m:r>
+        <m:r>
+          <m:t>0.030</m:t>
+        </m:r>
+      </m:oMath>
+      <w:r>
+        <w:t xml:space="preserve">) and severity within-one-level accuracy from</w:t>
+      </w:r>
+      <w:r>
+        <w:t xml:space="preserve"> </w:t>
+      </w:r>
+      <m:oMath>
+        <m:r>
+          <m:t>0.942</m:t>
+        </m:r>
+      </m:oMath>
+      <w:r>
+        <w:t xml:space="preserve"> </w:t>
+      </w:r>
+      <w:r>
+        <w:t xml:space="preserve">to</w:t>
+      </w:r>
+      <w:r>
+        <w:t xml:space="preserve"> </w:t>
+      </w:r>
+      <m:oMath>
+        <m:r>
+          <m:t>0.979</m:t>
+        </m:r>
+      </m:oMath>
+      <w:r>
+        <w:t xml:space="preserve"> </w:t>
+      </w:r>
+      <w:r>
+        <w:t xml:space="preserve">(</w:t>
+      </w:r>
+      <m:oMath>
+        <m:r>
+          <m:rPr>
+            <m:sty m:val="p"/>
+          </m:rPr>
+          <m:t>+</m:t>
+        </m:r>
+        <m:r>
+          <m:t>0.037</m:t>
+        </m:r>
+      </m:oMath>
+      <w:r>
+        <w:t xml:space="preserve">), while the already load-robust phase task is unchanged. By gradient-boosting gain the most</w:t>
+      </w:r>
+      <w:r>
+        <w:t xml:space="preserve"> </w:t>
+      </w:r>
+      <w:r>
+        <w:t xml:space="preserve">useful biomedical features are the Hjorth mobility/complexity of the Park modulus, the</w:t>
+      </w:r>
+      <w:r>
+        <w:t xml:space="preserve"> </w:t>
+      </w:r>
+      <w:r>
+        <w:t xml:space="preserve">Higuchi/Petrosian fractal dimension and permutation entropy of the residual, and dispersion entropy—all</w:t>
+      </w:r>
+      <w:r>
+        <w:t xml:space="preserve"> </w:t>
+      </w:r>
+      <w:r>
+        <w:t xml:space="preserve">amplitude-scale-free, which is why they transfer across loads better than absolute-magnitude physics</w:t>
+      </w:r>
+      <w:r>
+        <w:t xml:space="preserve"> </w:t>
+      </w:r>
+      <w:r>
+        <w:t xml:space="preserve">features and directly attack the cross-load severity bottleneck. This cross-domain import of biomedical</w:t>
+      </w:r>
+      <w:r>
+        <w:t xml:space="preserve"> </w:t>
+      </w:r>
+      <w:r>
+        <w:t xml:space="preserve">complexity/irregularity features into stator-current diagnosis is, to our knowledge, new.</w:t>
+      </w:r>
+    </w:p>
+    <w:bookmarkStart w:id="99" w:name="tab:bioablate"/>
+    <w:p>
+      <w:pPr>
+        <w:pStyle w:val="TableCaption"/>
+      </w:pPr>
+      <w:r>
+        <w:t xml:space="preserve">Biomedical-feature ablation (XGBoost, identical leakage-safe splits): physics features vs. physics</w:t>
+      </w:r>
+      <w:r>
+        <w:t xml:space="preserve"> </w:t>
+      </w:r>
+      <m:oMath>
+        <m:r>
+          <m:rPr>
+            <m:sty m:val="p"/>
+          </m:rPr>
+          <m:t>+</m:t>
+        </m:r>
+      </m:oMath>
+      <w:r>
+        <w:t xml:space="preserve"> </w:t>
+      </w:r>
+      <w:r>
+        <w:t xml:space="preserve">biomedical anomaly features. Detection/phase: macro-F1; severity: within-one-level accuracy.</w:t>
+      </w:r>
+    </w:p>
+    <w:tbl>
+      <w:tblPr>
+        <w:tblStyle w:val="Table"/>
+        <w:tblW w:type="auto" w:w="0"/>
+        <w:tblLook w:firstRow="1" w:lastRow="0" w:firstColumn="0" w:lastColumn="0" w:noHBand="0" w:noVBand="0" w:val="0020"/>
+        <w:tblCaption w:val="Biomedical-feature ablation (XGBoost, identical leakage-safe splits): physics features vs. physics + biomedical anomaly features. Detection/phase: macro-F1; severity: within-one-level accuracy."/>
+      </w:tblPr>
+      <w:tblGrid>
+        <w:gridCol w:w="1584"/>
+        <w:gridCol w:w="1584"/>
+        <w:gridCol w:w="1584"/>
+        <w:gridCol w:w="1584"/>
+        <w:gridCol w:w="1584"/>
+      </w:tblGrid>
+      <w:tr>
+        <w:trPr>
+          <w:tblHeader w:val="on"/>
+        </w:trPr>
+        <w:tc>
+          <w:tcPr/>
+          <w:p>
+            <w:pPr>
+              <w:pStyle w:val="Compact"/>
+              <w:jc w:val="left"/>
+            </w:pPr>
+            <w:r>
+              <w:t xml:space="preserve">Task (metric)</w:t>
+            </w:r>
+          </w:p>
+        </w:tc>
+        <w:tc>
+          <w:tcPr/>
+          <w:p>
+            <w:pPr>
+              <w:pStyle w:val="Compact"/>
+              <w:jc w:val="left"/>
+            </w:pPr>
+            <w:r>
+              <w:t xml:space="preserve">Protocol</w:t>
+            </w:r>
+          </w:p>
+        </w:tc>
+        <w:tc>
+          <w:tcPr/>
+          <w:p>
+            <w:pPr>
+              <w:pStyle w:val="Compact"/>
+              <w:jc w:val="center"/>
+            </w:pPr>
+            <w:r>
+              <w:t xml:space="preserve">Physics</w:t>
+            </w:r>
+          </w:p>
+        </w:tc>
+        <w:tc>
+          <w:tcPr/>
+          <w:p>
+            <w:pPr>
+              <w:pStyle w:val="Compact"/>
+              <w:jc w:val="center"/>
+            </w:pPr>
+            <w:r>
+              <w:t xml:space="preserve">Physics</w:t>
+            </w:r>
+            <m:oMath>
+              <m:r>
+                <m:rPr>
+                  <m:sty m:val="p"/>
+                </m:rPr>
+                <m:t>+</m:t>
+              </m:r>
+            </m:oMath>
+            <w:r>
+              <w:t xml:space="preserve">Bio</w:t>
+            </w:r>
+          </w:p>
+        </w:tc>
+        <w:tc>
+          <w:tcPr/>
+          <w:p>
+            <w:pPr>
+              <w:pStyle w:val="Compact"/>
+              <w:jc w:val="center"/>
+            </w:pPr>
+            <m:oMath>
+              <m:r>
+                <m:rPr>
+                  <m:sty m:val="p"/>
+                </m:rPr>
+                <m:t>Δ</m:t>
+              </m:r>
+            </m:oMath>
+          </w:p>
+        </w:tc>
+      </w:tr>
+      <w:tr>
+        <w:tc>
+          <w:tcPr/>
+          <w:p>
+            <w:pPr>
+              <w:pStyle w:val="Compact"/>
+              <w:jc w:val="left"/>
+            </w:pPr>
+            <w:r>
+              <w:t xml:space="preserve">Detection (macro-F1)</w:t>
+            </w:r>
+          </w:p>
+        </w:tc>
+        <w:tc>
+          <w:tcPr/>
+          <w:p>
+            <w:pPr>
+              <w:pStyle w:val="Compact"/>
+              <w:jc w:val="left"/>
+            </w:pPr>
+            <w:r>
+              <w:t xml:space="preserve">10-fold GK</w:t>
+            </w:r>
+          </w:p>
+        </w:tc>
+        <w:tc>
+          <w:tcPr/>
+          <w:p>
+            <w:pPr>
+              <w:pStyle w:val="Compact"/>
+              <w:jc w:val="center"/>
+            </w:pPr>
+            <w:r>
+              <w:t xml:space="preserve">0.977</w:t>
+            </w:r>
+          </w:p>
+        </w:tc>
+        <w:tc>
+          <w:tcPr/>
+          <w:p>
+            <w:pPr>
+              <w:pStyle w:val="Compact"/>
+              <w:jc w:val="center"/>
+            </w:pPr>
+            <w:r>
+              <w:t xml:space="preserve">0.977</w:t>
+            </w:r>
+          </w:p>
+        </w:tc>
+        <w:tc>
+          <w:tcPr/>
+          <w:p>
+            <w:pPr>
+              <w:pStyle w:val="Compact"/>
+              <w:jc w:val="center"/>
+            </w:pPr>
+            <m:oMath>
+              <m:r>
+                <m:rPr>
+                  <m:sty m:val="p"/>
+                </m:rPr>
+                <m:t>+</m:t>
+              </m:r>
+              <m:r>
+                <m:t>0.000</m:t>
+              </m:r>
+            </m:oMath>
+          </w:p>
+        </w:tc>
+      </w:tr>
+      <w:tr>
+        <w:tc>
+          <w:tcPr/>
+          <w:p>
+            <w:pPr>
+              <w:pStyle w:val="Compact"/>
+              <w:jc w:val="left"/>
+            </w:pPr>
+            <w:r>
+              <w:t xml:space="preserve">Detection (macro-F1)</w:t>
+            </w:r>
+          </w:p>
+        </w:tc>
+        <w:tc>
+          <w:tcPr/>
+          <w:p>
+            <w:pPr>
+              <w:pStyle w:val="Compact"/>
+              <w:jc w:val="left"/>
+            </w:pPr>
+            <w:r>
+              <w:t xml:space="preserve">LOLO</w:t>
+            </w:r>
+          </w:p>
+        </w:tc>
+        <w:tc>
+          <w:tcPr/>
+          <w:p>
+            <w:pPr>
+              <w:pStyle w:val="Compact"/>
+              <w:jc w:val="center"/>
+            </w:pPr>
+            <w:r>
+              <w:t xml:space="preserve">0.948</w:t>
+            </w:r>
+          </w:p>
+        </w:tc>
+        <w:tc>
+          <w:tcPr/>
+          <w:p>
+            <w:pPr>
+              <w:pStyle w:val="Compact"/>
+              <w:jc w:val="center"/>
+            </w:pPr>
+            <w:r>
+              <w:rPr>
+                <w:b/>
+                <w:bCs/>
+              </w:rPr>
+              <w:t xml:space="preserve">0.978</w:t>
+            </w:r>
+          </w:p>
+        </w:tc>
+        <w:tc>
+          <w:tcPr/>
+          <w:p>
+            <w:pPr>
+              <w:pStyle w:val="Compact"/>
+              <w:jc w:val="center"/>
+            </w:pPr>
+            <m:oMath>
+              <m:r>
+                <m:rPr>
+                  <m:sty m:val="b"/>
+                </m:rPr>
+                <m:t>+</m:t>
+              </m:r>
+              <m:r>
+                <m:rPr>
+                  <m:sty m:val="b"/>
+                </m:rPr>
+                <m:t>0.030</m:t>
+              </m:r>
+            </m:oMath>
+          </w:p>
+        </w:tc>
+      </w:tr>
+      <w:tr>
+        <w:tc>
+          <w:tcPr/>
+          <w:p>
+            <w:pPr>
+              <w:pStyle w:val="Compact"/>
+              <w:jc w:val="left"/>
+            </w:pPr>
+            <w:r>
+              <w:t xml:space="preserve">Severity (within-1)</w:t>
+            </w:r>
+          </w:p>
+        </w:tc>
+        <w:tc>
+          <w:tcPr/>
+          <w:p>
+            <w:pPr>
+              <w:pStyle w:val="Compact"/>
+              <w:jc w:val="left"/>
+            </w:pPr>
+            <w:r>
+              <w:t xml:space="preserve">10-fold GK</w:t>
+            </w:r>
+          </w:p>
+        </w:tc>
+        <w:tc>
+          <w:tcPr/>
+          <w:p>
+            <w:pPr>
+              <w:pStyle w:val="Compact"/>
+              <w:jc w:val="center"/>
+            </w:pPr>
+            <w:r>
+              <w:t xml:space="preserve">0.997</w:t>
+            </w:r>
+          </w:p>
+        </w:tc>
+        <w:tc>
+          <w:tcPr/>
+          <w:p>
+            <w:pPr>
+              <w:pStyle w:val="Compact"/>
+              <w:jc w:val="center"/>
+            </w:pPr>
+            <w:r>
+              <w:t xml:space="preserve">0.997</w:t>
+            </w:r>
+          </w:p>
+        </w:tc>
+        <w:tc>
+          <w:tcPr/>
+          <w:p>
+            <w:pPr>
+              <w:pStyle w:val="Compact"/>
+              <w:jc w:val="center"/>
+            </w:pPr>
+            <m:oMath>
+              <m:r>
+                <m:rPr>
+                  <m:sty m:val="p"/>
+                </m:rPr>
+                <m:t>+</m:t>
+              </m:r>
+              <m:r>
+                <m:t>0.000</m:t>
+              </m:r>
+            </m:oMath>
+          </w:p>
+        </w:tc>
+      </w:tr>
+      <w:tr>
+        <w:tc>
+          <w:tcPr/>
+          <w:p>
+            <w:pPr>
+              <w:pStyle w:val="Compact"/>
+              <w:jc w:val="left"/>
+            </w:pPr>
+            <w:r>
+              <w:t xml:space="preserve">Severity (within-1)</w:t>
+            </w:r>
+          </w:p>
+        </w:tc>
+        <w:tc>
+          <w:tcPr/>
+          <w:p>
+            <w:pPr>
+              <w:pStyle w:val="Compact"/>
+              <w:jc w:val="left"/>
+            </w:pPr>
+            <w:r>
+              <w:t xml:space="preserve">LOLO</w:t>
+            </w:r>
+          </w:p>
+        </w:tc>
+        <w:tc>
+          <w:tcPr/>
+          <w:p>
+            <w:pPr>
+              <w:pStyle w:val="Compact"/>
+              <w:jc w:val="center"/>
+            </w:pPr>
+            <w:r>
+              <w:t xml:space="preserve">0.942</w:t>
+            </w:r>
+          </w:p>
+        </w:tc>
+        <w:tc>
+          <w:tcPr/>
+          <w:p>
+            <w:pPr>
+              <w:pStyle w:val="Compact"/>
+              <w:jc w:val="center"/>
+            </w:pPr>
+            <w:r>
+              <w:rPr>
+                <w:b/>
+                <w:bCs/>
+              </w:rPr>
+              <w:t xml:space="preserve">0.979</w:t>
+            </w:r>
+          </w:p>
+        </w:tc>
+        <w:tc>
+          <w:tcPr/>
+          <w:p>
+            <w:pPr>
+              <w:pStyle w:val="Compact"/>
+              <w:jc w:val="center"/>
+            </w:pPr>
+            <m:oMath>
+              <m:r>
+                <m:rPr>
+                  <m:sty m:val="b"/>
+                </m:rPr>
+                <m:t>+</m:t>
+              </m:r>
+              <m:r>
+                <m:rPr>
+                  <m:sty m:val="b"/>
+                </m:rPr>
+                <m:t>0.037</m:t>
+              </m:r>
+            </m:oMath>
+          </w:p>
+        </w:tc>
+      </w:tr>
+      <w:tr>
+        <w:tc>
+          <w:tcPr/>
+          <w:p>
+            <w:pPr>
+              <w:pStyle w:val="Compact"/>
+              <w:jc w:val="left"/>
+            </w:pPr>
+            <w:r>
+              <w:t xml:space="preserve">Phase (macro-F1)</w:t>
+            </w:r>
+          </w:p>
+        </w:tc>
+        <w:tc>
+          <w:tcPr/>
+          <w:p>
+            <w:pPr>
+              <w:pStyle w:val="Compact"/>
+              <w:jc w:val="left"/>
+            </w:pPr>
+            <w:r>
+              <w:t xml:space="preserve">10-fold GK</w:t>
+            </w:r>
+          </w:p>
+        </w:tc>
+        <w:tc>
+          <w:tcPr/>
+          <w:p>
+            <w:pPr>
+              <w:pStyle w:val="Compact"/>
+              <w:jc w:val="center"/>
+            </w:pPr>
+            <w:r>
+              <w:t xml:space="preserve">0.964</w:t>
+            </w:r>
+          </w:p>
+        </w:tc>
+        <w:tc>
+          <w:tcPr/>
+          <w:p>
+            <w:pPr>
+              <w:pStyle w:val="Compact"/>
+              <w:jc w:val="center"/>
+            </w:pPr>
+            <w:r>
+              <w:t xml:space="preserve">0.964</w:t>
+            </w:r>
+          </w:p>
+        </w:tc>
+        <w:tc>
+          <w:tcPr/>
+          <w:p>
+            <w:pPr>
+              <w:pStyle w:val="Compact"/>
+              <w:jc w:val="center"/>
+            </w:pPr>
+            <m:oMath>
+              <m:r>
+                <m:rPr>
+                  <m:sty m:val="p"/>
+                </m:rPr>
+                <m:t>+</m:t>
+              </m:r>
+              <m:r>
+                <m:t>0.000</m:t>
+              </m:r>
+            </m:oMath>
+          </w:p>
+        </w:tc>
+      </w:tr>
+      <w:tr>
+        <w:tc>
+          <w:tcPr/>
+          <w:p>
+            <w:pPr>
+              <w:pStyle w:val="Compact"/>
+              <w:jc w:val="left"/>
+            </w:pPr>
+            <w:r>
+              <w:t xml:space="preserve">Phase (macro-F1)</w:t>
+            </w:r>
+          </w:p>
+        </w:tc>
+        <w:tc>
+          <w:tcPr/>
+          <w:p>
+            <w:pPr>
+              <w:pStyle w:val="Compact"/>
+              <w:jc w:val="left"/>
+            </w:pPr>
+            <w:r>
+              <w:t xml:space="preserve">LOLO</w:t>
+            </w:r>
+          </w:p>
+        </w:tc>
+        <w:tc>
+          <w:tcPr/>
+          <w:p>
+            <w:pPr>
+              <w:pStyle w:val="Compact"/>
+              <w:jc w:val="center"/>
+            </w:pPr>
+            <w:r>
+              <w:t xml:space="preserve">0.997</w:t>
+            </w:r>
+          </w:p>
+        </w:tc>
+        <w:tc>
+          <w:tcPr/>
+          <w:p>
+            <w:pPr>
+              <w:pStyle w:val="Compact"/>
+              <w:jc w:val="center"/>
+            </w:pPr>
+            <w:r>
+              <w:t xml:space="preserve">0.997</w:t>
+            </w:r>
+          </w:p>
+        </w:tc>
+        <w:tc>
+          <w:tcPr/>
+          <w:p>
+            <w:pPr>
+              <w:pStyle w:val="Compact"/>
+              <w:jc w:val="center"/>
+            </w:pPr>
+            <m:oMath>
+              <m:r>
+                <m:rPr>
+                  <m:sty m:val="p"/>
+                </m:rPr>
+                <m:t>+</m:t>
+              </m:r>
+              <m:r>
+                <m:t>0.000</m:t>
+              </m:r>
+            </m:oMath>
+          </w:p>
+        </w:tc>
+      </w:tr>
+    </w:tbl>
+    <w:bookmarkEnd w:id="99"/>
+    <w:bookmarkEnd w:id="100"/>
+    <w:bookmarkStart w:id="102" w:name="Xb8b9cb06296f803d23f7879b91c5176b360d36f"/>
     <w:p>
       <w:pPr>
         <w:pStyle w:val="Heading2"/>
@@ -16122,7 +17282,7 @@
         <w:t xml:space="preserve">are preserved—directly improves cross-load diagnosis without fabricating the fault signature.</w:t>
       </w:r>
     </w:p>
-    <w:bookmarkStart w:id="98" w:name="tab:tuneaug"/>
+    <w:bookmarkStart w:id="101" w:name="tab:tuneaug"/>
     <w:p>
       <w:pPr>
         <w:pStyle w:val="TableCaption"/>
@@ -16638,9 +17798,9 @@
         </w:tc>
       </w:tr>
     </w:tbl>
-    <w:bookmarkEnd w:id="98"/>
-    <w:bookmarkEnd w:id="99"/>
-    <w:bookmarkStart w:id="100" w:name="discussion-positioning-and-deployment"/>
+    <w:bookmarkEnd w:id="101"/>
+    <w:bookmarkEnd w:id="102"/>
+    <w:bookmarkStart w:id="103" w:name="discussion-positioning-and-deployment"/>
     <w:p>
       <w:pPr>
         <w:pStyle w:val="Heading2"/>
@@ -16883,9 +18043,9 @@
         <w:t xml:space="preserve">instrumented campaign with supply-voltage unbalance and richer real severities remains future work.</w:t>
       </w:r>
     </w:p>
-    <w:bookmarkEnd w:id="100"/>
-    <w:bookmarkEnd w:id="101"/>
-    <w:bookmarkStart w:id="102" w:name="conclusion"/>
+    <w:bookmarkEnd w:id="103"/>
+    <w:bookmarkEnd w:id="104"/>
+    <w:bookmarkStart w:id="105" w:name="conclusion"/>
     <w:p>
       <w:pPr>
         <w:pStyle w:val="Heading1"/>
@@ -17122,7 +18282,7 @@
         <w:t xml:space="preserve">code, dataset splits, and result artifacts are released for reproducibility.</w:t>
       </w:r>
     </w:p>
-    <w:bookmarkEnd w:id="102"/>
+    <w:bookmarkEnd w:id="105"/>
     <w:sectPr>
       <w:footnotePr>
         <w:numRestart w:val="eachSect"/>

--- a/manuscript_ieee_final.docx
+++ b/manuscript_ieee_final.docx
@@ -7879,7 +7879,7 @@
     </w:p>
     <w:bookmarkEnd w:id="33"/>
     <w:bookmarkEnd w:id="34"/>
-    <w:bookmarkStart w:id="104" w:name="performance-evaluation"/>
+    <w:bookmarkStart w:id="113" w:name="performance-evaluation"/>
     <w:p>
       <w:pPr>
         <w:pStyle w:val="Heading1"/>
@@ -16976,7 +16976,556 @@
     </w:tbl>
     <w:bookmarkEnd w:id="99"/>
     <w:bookmarkEnd w:id="100"/>
-    <w:bookmarkStart w:id="102" w:name="Xb8b9cb06296f803d23f7879b91c5176b360d36f"/>
+    <w:bookmarkStart w:id="109" w:name="feature-importance-and-reduction"/>
+    <w:p>
+      <w:pPr>
+        <w:pStyle w:val="Heading2"/>
+      </w:pPr>
+      <w:r>
+        <w:t xml:space="preserve">Feature Importance and Reduction</w:t>
+      </w:r>
+    </w:p>
+    <w:p>
+      <w:pPr>
+        <w:pStyle w:val="FirstParagraph"/>
+      </w:pPr>
+      <w:r>
+        <w:rPr>
+          <w:i/>
+          <w:iCs/>
+        </w:rPr>
+        <w:t xml:space="preserve">Importance.</w:t>
+      </w:r>
+      <w:r>
+        <w:t xml:space="preserve"> </w:t>
+      </w:r>
+      <w:r>
+        <w:t xml:space="preserve">Fig. </w:t>
+      </w:r>
+      <w:r>
+        <w:t xml:space="preserve"> </w:t>
+      </w:r>
+      <w:r>
+        <w:t xml:space="preserve">ranks the features that drive the models. For detection, SHAP</w:t>
+      </w:r>
+      <w:r>
+        <w:t xml:space="preserve"> </w:t>
+      </w:r>
+      <w:r>
+        <w:t xml:space="preserve">attribution (a) is led by the Park-vector major axis and eccentricity, the zero/negative-sequence ratios,</w:t>
+      </w:r>
+      <w:r>
+        <w:t xml:space="preserve"> </w:t>
+      </w:r>
+      <w:r>
+        <w:t xml:space="preserve">inter-phase RMS differences, and the EPVA severity factor—all physical inter-turn signatures,</w:t>
+      </w:r>
+      <w:r>
+        <w:t xml:space="preserve"> </w:t>
+      </w:r>
+      <w:r>
+        <w:t xml:space="preserve">confirming the models exploit fault physics rather than dataset shortcuts. Among the novel biomedical</w:t>
+      </w:r>
+      <w:r>
+        <w:t xml:space="preserve"> </w:t>
+      </w:r>
+      <w:r>
+        <w:t xml:space="preserve">features (b), the Park-modulus Hjorth parameters, the residual Higuchi/Petrosian fractal dimension and</w:t>
+      </w:r>
+      <w:r>
+        <w:t xml:space="preserve"> </w:t>
+      </w:r>
+      <w:r>
+        <w:t xml:space="preserve">permutation entropy, and dispersion entropy carry the most weight on the (hardest) severity task,</w:t>
+      </w:r>
+      <w:r>
+        <w:t xml:space="preserve"> </w:t>
+      </w:r>
+      <w:r>
+        <w:t xml:space="preserve">explaining their cross-load gains (Table </w:t>
+      </w:r>
+      <w:r>
+        <w:t xml:space="preserve">).</w:t>
+      </w:r>
+      <w:r>
+        <w:t xml:space="preserve"> </w:t>
+      </w:r>
+      <w:r>
+        <w:rPr>
+          <w:i/>
+          <w:iCs/>
+        </w:rPr>
+        <w:t xml:space="preserve">Reduction.</w:t>
+      </w:r>
+      <w:r>
+        <w:t xml:space="preserve"> </w:t>
+      </w:r>
+      <w:r>
+        <w:t xml:space="preserve">Because many features are</w:t>
+      </w:r>
+      <w:r>
+        <w:t xml:space="preserve"> </w:t>
+      </w:r>
+      <w:r>
+        <w:t xml:space="preserve">redundant or load-dependent, we reduce the bank with the load-invariance-regularized criterion of</w:t>
+      </w:r>
+      <w:r>
+        <w:t xml:space="preserve"> </w:t>
+      </w:r>
+      <w:r>
+        <w:t xml:space="preserve">Section II-F (LIR-mRMR). Fig. </w:t>
+      </w:r>
+      <w:r>
+        <w:t xml:space="preserve"> </w:t>
+      </w:r>
+      <w:r>
+        <w:t xml:space="preserve">compares it with plain mRMR: at a compact</w:t>
+      </w:r>
+      <w:r>
+        <w:t xml:space="preserve"> </w:t>
+      </w:r>
+      <m:oMath>
+        <m:r>
+          <m:t>k</m:t>
+        </m:r>
+        <m:r>
+          <m:rPr>
+            <m:sty m:val="p"/>
+          </m:rPr>
+          <m:t>=</m:t>
+        </m:r>
+        <m:r>
+          <m:t>10</m:t>
+        </m:r>
+      </m:oMath>
+      <w:r>
+        <w:t xml:space="preserve"> </w:t>
+      </w:r>
+      <w:r>
+        <w:t xml:space="preserve">features LIR-mRMR reaches cross-load (LOLO) severity within-one of</w:t>
+      </w:r>
+      <w:r>
+        <w:t xml:space="preserve"> </w:t>
+      </w:r>
+      <m:oMath>
+        <m:r>
+          <m:t>0.848</m:t>
+        </m:r>
+      </m:oMath>
+      <w:r>
+        <w:t xml:space="preserve"> </w:t>
+      </w:r>
+      <w:r>
+        <w:t xml:space="preserve">versus mRMR’s</w:t>
+      </w:r>
+      <w:r>
+        <w:t xml:space="preserve"> </w:t>
+      </w:r>
+      <m:oMath>
+        <m:r>
+          <m:t>0.740</m:t>
+        </m:r>
+      </m:oMath>
+      <w:r>
+        <w:t xml:space="preserve"> </w:t>
+      </w:r>
+      <w:r>
+        <w:t xml:space="preserve">(a) while</w:t>
+      </w:r>
+      <w:r>
+        <w:t xml:space="preserve"> </w:t>
+      </w:r>
+      <w:r>
+        <w:t xml:space="preserve">roughly halving the selected features’ across-load drift (b,</w:t>
+      </w:r>
+      <w:r>
+        <w:t xml:space="preserve"> </w:t>
+      </w:r>
+      <m:oMath>
+        <m:r>
+          <m:t>0.18</m:t>
+        </m:r>
+      </m:oMath>
+      <w:r>
+        <w:t xml:space="preserve"> </w:t>
+      </w:r>
+      <w:r>
+        <w:t xml:space="preserve">vs</w:t>
+      </w:r>
+      <w:r>
+        <w:t xml:space="preserve"> </w:t>
+      </w:r>
+      <m:oMath>
+        <m:r>
+          <m:t>0.38</m:t>
+        </m:r>
+      </m:oMath>
+      <w:r>
+        <w:t xml:space="preserve">), because it explicitly</w:t>
+      </w:r>
+      <w:r>
+        <w:t xml:space="preserve"> </w:t>
+      </w:r>
+      <w:r>
+        <w:t xml:space="preserve">penalizes features whose class-conditional mean shifts with load. The selected subset is dimensionless and</w:t>
+      </w:r>
+      <w:r>
+        <w:t xml:space="preserve"> </w:t>
+      </w:r>
+      <w:r>
+        <w:t xml:space="preserve">physics-traceable (negative-sequence angle</w:t>
+      </w:r>
+      <w:r>
+        <w:t xml:space="preserve"> </w:t>
+      </w:r>
+      <m:oMath>
+        <m:r>
+          <m:rPr>
+            <m:sty m:val="p"/>
+          </m:rPr>
+          <m:t>sin</m:t>
+        </m:r>
+        <m:r>
+          <m:rPr>
+            <m:sty m:val="p"/>
+          </m:rPr>
+          <m:t>/</m:t>
+        </m:r>
+        <m:r>
+          <m:rPr>
+            <m:sty m:val="p"/>
+          </m:rPr>
+          <m:t>cos</m:t>
+        </m:r>
+      </m:oMath>
+      <w:r>
+        <w:t xml:space="preserve">, Park eccentricity,</w:t>
+      </w:r>
+      <w:r>
+        <w:t xml:space="preserve"> </w:t>
+      </w:r>
+      <m:oMath>
+        <m:r>
+          <m:rPr>
+            <m:sty m:val="p"/>
+          </m:rPr>
+          <m:t>|</m:t>
+        </m:r>
+        <m:sSub>
+          <m:e>
+            <m:r>
+              <m:t>I</m:t>
+            </m:r>
+          </m:e>
+          <m:sub>
+            <m:r>
+              <m:t>1</m:t>
+            </m:r>
+          </m:sub>
+        </m:sSub>
+        <m:r>
+          <m:rPr>
+            <m:sty m:val="p"/>
+          </m:rPr>
+          <m:t>|</m:t>
+        </m:r>
+      </m:oMath>
+      <w:r>
+        <w:t xml:space="preserve">-normalized imbalance,</w:t>
+      </w:r>
+      <w:r>
+        <w:t xml:space="preserve"> </w:t>
+      </w:r>
+      <w:r>
+        <w:t xml:space="preserve">per-phase skew)—a desirable property for safety-critical monitoring—and approaches the full</w:t>
+      </w:r>
+      <w:r>
+        <w:t xml:space="preserve"> </w:t>
+      </w:r>
+      <w:r>
+        <w:t xml:space="preserve">72-feature accuracy with an order of magnitude fewer inputs. The</w:t>
+      </w:r>
+      <w:r>
+        <w:t xml:space="preserve"> </w:t>
+      </w:r>
+      <m:oMath>
+        <m:r>
+          <m:t>k</m:t>
+        </m:r>
+        <m:r>
+          <m:rPr>
+            <m:sty m:val="p"/>
+          </m:rPr>
+          <m:t>=</m:t>
+        </m:r>
+        <m:r>
+          <m:t>15</m:t>
+        </m:r>
+      </m:oMath>
+      <w:r>
+        <w:t xml:space="preserve"> </w:t>
+      </w:r>
+      <w:r>
+        <w:t xml:space="preserve">dip reflects greedy-selection</w:t>
+      </w:r>
+      <w:r>
+        <w:t xml:space="preserve"> </w:t>
+      </w:r>
+      <w:r>
+        <w:t xml:space="preserve">noise, not a benefit of additional features.</w:t>
+      </w:r>
+    </w:p>
+    <w:bookmarkStart w:id="104" w:name="fig:featimp"/>
+    <w:tbl>
+      <w:tblPr>
+        <w:tblStyle w:val="FigureTable"/>
+        <w:tblW w:type="auto" w:w="0"/>
+        <w:jc w:val="center"/>
+        <w:tblLook w:firstRow="0" w:lastRow="0" w:firstColumn="0" w:lastColumn="0"/>
+      </w:tblPr>
+      <w:tblGrid>
+        <w:gridCol w:w="3960"/>
+        <w:gridCol w:w="3960"/>
+      </w:tblGrid>
+      <w:tr>
+        <w:tc>
+          <w:tcPr/>
+          <w:p/>
+        </w:tc>
+        <w:tc>
+          <w:tcPr/>
+          <w:p>
+            <w:pPr>
+              <w:pStyle w:val="Compact"/>
+              <w:jc w:val="center"/>
+            </w:pPr>
+            <w:r>
+              <w:drawing>
+                <wp:inline>
+                  <wp:extent cx="2453640" cy="920887"/>
+                  <wp:effectExtent b="0" l="0" r="0" t="0"/>
+                  <wp:docPr descr="" title="" id="102" name="Picture"/>
+                  <a:graphic>
+                    <a:graphicData uri="http://schemas.openxmlformats.org/drawingml/2006/picture">
+                      <pic:pic>
+                        <pic:nvPicPr>
+                          <pic:cNvPr descr="figs_png/fig_feature_importance.png" id="103" name="Picture"/>
+                          <pic:cNvPicPr>
+                            <a:picLocks noChangeArrowheads="1" noChangeAspect="1"/>
+                          </pic:cNvPicPr>
+                        </pic:nvPicPr>
+                        <pic:blipFill>
+                          <a:blip r:embed="rId101"/>
+                          <a:stretch>
+                            <a:fillRect/>
+                          </a:stretch>
+                        </pic:blipFill>
+                        <pic:spPr bwMode="auto">
+                          <a:xfrm>
+                            <a:off x="0" y="0"/>
+                            <a:ext cx="2453640" cy="920887"/>
+                          </a:xfrm>
+                          <a:prstGeom prst="rect">
+                            <a:avLst/>
+                          </a:prstGeom>
+                          <a:noFill/>
+                          <a:ln w="9525">
+                            <a:noFill/>
+                            <a:headEnd/>
+                            <a:tailEnd/>
+                          </a:ln>
+                        </pic:spPr>
+                      </pic:pic>
+                    </a:graphicData>
+                  </a:graphic>
+                </wp:inline>
+              </w:drawing>
+            </w:r>
+          </w:p>
+        </w:tc>
+      </w:tr>
+    </w:tbl>
+    <w:p>
+      <w:pPr>
+        <w:pStyle w:val="ImageCaption"/>
+      </w:pPr>
+      <w:r>
+        <w:t xml:space="preserve">Feature importance. (a) Stage-1 detection by mean</w:t>
+      </w:r>
+      <w:r>
+        <w:t xml:space="preserve"> </w:t>
+      </w:r>
+      <m:oMath>
+        <m:r>
+          <m:rPr>
+            <m:sty m:val="p"/>
+          </m:rPr>
+          <m:t>|</m:t>
+        </m:r>
+      </m:oMath>
+      <w:r>
+        <w:t xml:space="preserve">SHAP</w:t>
+      </w:r>
+      <m:oMath>
+        <m:r>
+          <m:rPr>
+            <m:sty m:val="p"/>
+          </m:rPr>
+          <m:t>|</m:t>
+        </m:r>
+      </m:oMath>
+      <w:r>
+        <w:t xml:space="preserve"> </w:t>
+      </w:r>
+      <w:r>
+        <w:t xml:space="preserve">(top-12): Park-vector geometry,</w:t>
+      </w:r>
+      <w:r>
+        <w:t xml:space="preserve"> </w:t>
+      </w:r>
+      <w:r>
+        <w:t xml:space="preserve">sequence-component ratios, inter-phase RMS differences, and the EPVA factor dominate—all physical</w:t>
+      </w:r>
+      <w:r>
+        <w:t xml:space="preserve"> </w:t>
+      </w:r>
+      <w:r>
+        <w:t xml:space="preserve">inter-turn signatures. (b) Most influential</w:t>
+      </w:r>
+      <w:r>
+        <w:t xml:space="preserve"> </w:t>
+      </w:r>
+      <w:r>
+        <w:rPr>
+          <w:i/>
+          <w:iCs/>
+        </w:rPr>
+        <w:t xml:space="preserve">biomedical</w:t>
+      </w:r>
+      <w:r>
+        <w:t xml:space="preserve"> </w:t>
+      </w:r>
+      <w:r>
+        <w:t xml:space="preserve">features (gradient-boosting gain) on the</w:t>
+      </w:r>
+      <w:r>
+        <w:t xml:space="preserve"> </w:t>
+      </w:r>
+      <w:r>
+        <w:t xml:space="preserve">severity task: Park-modulus Hjorth parameters, residual fractal dimension and permutation entropy,</w:t>
+      </w:r>
+      <w:r>
+        <w:t xml:space="preserve"> </w:t>
+      </w:r>
+      <w:r>
+        <w:t xml:space="preserve">dispersion entropy.</w:t>
+      </w:r>
+    </w:p>
+    <w:bookmarkEnd w:id="104"/>
+    <w:bookmarkStart w:id="108" w:name="fig:featred"/>
+    <w:tbl>
+      <w:tblPr>
+        <w:tblStyle w:val="FigureTable"/>
+        <w:tblW w:type="auto" w:w="0"/>
+        <w:jc w:val="center"/>
+        <w:tblLook w:firstRow="0" w:lastRow="0" w:firstColumn="0" w:lastColumn="0"/>
+      </w:tblPr>
+      <w:tblGrid>
+        <w:gridCol w:w="3960"/>
+        <w:gridCol w:w="3960"/>
+      </w:tblGrid>
+      <w:tr>
+        <w:tc>
+          <w:tcPr/>
+          <w:p/>
+        </w:tc>
+        <w:tc>
+          <w:tcPr/>
+          <w:p>
+            <w:pPr>
+              <w:pStyle w:val="Compact"/>
+              <w:jc w:val="center"/>
+            </w:pPr>
+            <w:r>
+              <w:drawing>
+                <wp:inline>
+                  <wp:extent cx="2453640" cy="869769"/>
+                  <wp:effectExtent b="0" l="0" r="0" t="0"/>
+                  <wp:docPr descr="" title="" id="106" name="Picture"/>
+                  <a:graphic>
+                    <a:graphicData uri="http://schemas.openxmlformats.org/drawingml/2006/picture">
+                      <pic:pic>
+                        <pic:nvPicPr>
+                          <pic:cNvPr descr="figs_png/fig_feature_reduction.png" id="107" name="Picture"/>
+                          <pic:cNvPicPr>
+                            <a:picLocks noChangeArrowheads="1" noChangeAspect="1"/>
+                          </pic:cNvPicPr>
+                        </pic:nvPicPr>
+                        <pic:blipFill>
+                          <a:blip r:embed="rId105"/>
+                          <a:stretch>
+                            <a:fillRect/>
+                          </a:stretch>
+                        </pic:blipFill>
+                        <pic:spPr bwMode="auto">
+                          <a:xfrm>
+                            <a:off x="0" y="0"/>
+                            <a:ext cx="2453640" cy="869769"/>
+                          </a:xfrm>
+                          <a:prstGeom prst="rect">
+                            <a:avLst/>
+                          </a:prstGeom>
+                          <a:noFill/>
+                          <a:ln w="9525">
+                            <a:noFill/>
+                            <a:headEnd/>
+                            <a:tailEnd/>
+                          </a:ln>
+                        </pic:spPr>
+                      </pic:pic>
+                    </a:graphicData>
+                  </a:graphic>
+                </wp:inline>
+              </w:drawing>
+            </w:r>
+          </w:p>
+        </w:tc>
+      </w:tr>
+    </w:tbl>
+    <w:p>
+      <w:pPr>
+        <w:pStyle w:val="ImageCaption"/>
+      </w:pPr>
+      <w:r>
+        <w:t xml:space="preserve">Load-invariance-regularized feature reduction (LIR-mRMR) vs. plain mRMR, vs. feature-set size</w:t>
+      </w:r>
+      <w:r>
+        <w:t xml:space="preserve"> </w:t>
+      </w:r>
+      <m:oMath>
+        <m:r>
+          <m:t>k</m:t>
+        </m:r>
+      </m:oMath>
+      <w:r>
+        <w:t xml:space="preserve">. (a) Cross-load (LOLO) severity within-one accuracy—LIR-mRMR is higher at compact sizes. (b) Mean</w:t>
+      </w:r>
+      <w:r>
+        <w:t xml:space="preserve"> </w:t>
+      </w:r>
+      <w:r>
+        <w:t xml:space="preserve">across-load drift of the selected features (lower is better)—LIR-mRMR roughly halves it by penalising</w:t>
+      </w:r>
+      <w:r>
+        <w:t xml:space="preserve"> </w:t>
+      </w:r>
+      <w:r>
+        <w:t xml:space="preserve">load-unstable features.</w:t>
+      </w:r>
+    </w:p>
+    <w:bookmarkEnd w:id="108"/>
+    <w:bookmarkEnd w:id="109"/>
+    <w:bookmarkStart w:id="111" w:name="Xb8b9cb06296f803d23f7879b91c5176b360d36f"/>
     <w:p>
       <w:pPr>
         <w:pStyle w:val="Heading2"/>
@@ -17282,7 +17831,7 @@
         <w:t xml:space="preserve">are preserved—directly improves cross-load diagnosis without fabricating the fault signature.</w:t>
       </w:r>
     </w:p>
-    <w:bookmarkStart w:id="101" w:name="tab:tuneaug"/>
+    <w:bookmarkStart w:id="110" w:name="tab:tuneaug"/>
     <w:p>
       <w:pPr>
         <w:pStyle w:val="TableCaption"/>
@@ -17798,9 +18347,9 @@
         </w:tc>
       </w:tr>
     </w:tbl>
-    <w:bookmarkEnd w:id="101"/>
-    <w:bookmarkEnd w:id="102"/>
-    <w:bookmarkStart w:id="103" w:name="discussion-positioning-and-deployment"/>
+    <w:bookmarkEnd w:id="110"/>
+    <w:bookmarkEnd w:id="111"/>
+    <w:bookmarkStart w:id="112" w:name="discussion-positioning-and-deployment"/>
     <w:p>
       <w:pPr>
         <w:pStyle w:val="Heading2"/>
@@ -18043,9 +18592,9 @@
         <w:t xml:space="preserve">instrumented campaign with supply-voltage unbalance and richer real severities remains future work.</w:t>
       </w:r>
     </w:p>
-    <w:bookmarkEnd w:id="103"/>
-    <w:bookmarkEnd w:id="104"/>
-    <w:bookmarkStart w:id="105" w:name="conclusion"/>
+    <w:bookmarkEnd w:id="112"/>
+    <w:bookmarkEnd w:id="113"/>
+    <w:bookmarkStart w:id="114" w:name="conclusion"/>
     <w:p>
       <w:pPr>
         <w:pStyle w:val="Heading1"/>
@@ -18282,7 +18831,7 @@
         <w:t xml:space="preserve">code, dataset splits, and result artifacts are released for reproducibility.</w:t>
       </w:r>
     </w:p>
-    <w:bookmarkEnd w:id="105"/>
+    <w:bookmarkEnd w:id="114"/>
     <w:sectPr>
       <w:footnotePr>
         <w:numRestart w:val="eachSect"/>

--- a/manuscript_ieee_final.docx
+++ b/manuscript_ieee_final.docx
@@ -2960,7 +2960,7 @@
     </w:p>
     <w:bookmarkEnd w:id="15"/>
     <w:bookmarkEnd w:id="16"/>
-    <w:bookmarkStart w:id="31" w:name="proposed-methodology"/>
+    <w:bookmarkStart w:id="35" w:name="proposed-methodology"/>
     <w:p>
       <w:pPr>
         <w:pStyle w:val="Heading1"/>
@@ -2969,7 +2969,7 @@
         <w:t xml:space="preserve">Proposed Methodology</w:t>
       </w:r>
     </w:p>
-    <w:bookmarkStart w:id="21" w:name="overview"/>
+    <w:bookmarkStart w:id="24" w:name="overview"/>
     <w:p>
       <w:pPr>
         <w:pStyle w:val="Heading2"/>
@@ -3090,7 +3090,1830 @@
         <w:t xml:space="preserve">which the Leave-One-Load-Out protocol of Section IV then verifies.</w:t>
       </w:r>
     </w:p>
-    <w:bookmarkStart w:id="20" w:name="fig:events"/>
+    <w:p>
+      <w:pPr>
+        <w:pStyle w:val="BodyText"/>
+      </w:pPr>
+      <w:r>
+        <w:rPr>
+          <w:i/>
+          <w:iCs/>
+        </w:rPr>
+        <w:t xml:space="preserve">Step-by-step diagnosis pipeline.</w:t>
+      </w:r>
+      <w:r>
+        <w:t xml:space="preserve"> </w:t>
+      </w:r>
+      <w:r>
+        <w:t xml:space="preserve">The end-to-end inference path, executed once per arriving</w:t>
+      </w:r>
+      <w:r>
+        <w:t xml:space="preserve"> </w:t>
+      </w:r>
+      <m:oMath>
+        <m:r>
+          <m:t>80</m:t>
+        </m:r>
+      </m:oMath>
+      <w:r>
+        <w:t xml:space="preserve"> ms window of three-phase current</w:t>
+      </w:r>
+      <w:r>
+        <w:t xml:space="preserve"> </w:t>
+      </w:r>
+      <m:oMath>
+        <m:r>
+          <m:rPr>
+            <m:sty m:val="bi"/>
+          </m:rPr>
+          <m:t>i</m:t>
+        </m:r>
+        <m:r>
+          <m:rPr>
+            <m:sty m:val="p"/>
+          </m:rPr>
+          <m:t>(</m:t>
+        </m:r>
+        <m:r>
+          <m:t>t</m:t>
+        </m:r>
+        <m:r>
+          <m:rPr>
+            <m:sty m:val="p"/>
+          </m:rPr>
+          <m:t>)</m:t>
+        </m:r>
+        <m:r>
+          <m:rPr>
+            <m:sty m:val="p"/>
+          </m:rPr>
+          <m:t>=</m:t>
+        </m:r>
+        <m:r>
+          <m:rPr>
+            <m:sty m:val="p"/>
+          </m:rPr>
+          <m:t>[</m:t>
+        </m:r>
+        <m:sSub>
+          <m:e>
+            <m:r>
+              <m:t>i</m:t>
+            </m:r>
+          </m:e>
+          <m:sub>
+            <m:r>
+              <m:t>a</m:t>
+            </m:r>
+          </m:sub>
+        </m:sSub>
+        <m:r>
+          <m:rPr>
+            <m:sty m:val="p"/>
+          </m:rPr>
+          <m:t>,</m:t>
+        </m:r>
+        <m:sSub>
+          <m:e>
+            <m:r>
+              <m:t>i</m:t>
+            </m:r>
+          </m:e>
+          <m:sub>
+            <m:r>
+              <m:t>b</m:t>
+            </m:r>
+          </m:sub>
+        </m:sSub>
+        <m:r>
+          <m:rPr>
+            <m:sty m:val="p"/>
+          </m:rPr>
+          <m:t>,</m:t>
+        </m:r>
+        <m:sSub>
+          <m:e>
+            <m:r>
+              <m:t>i</m:t>
+            </m:r>
+          </m:e>
+          <m:sub>
+            <m:r>
+              <m:t>c</m:t>
+            </m:r>
+          </m:sub>
+        </m:sSub>
+        <m:sSup>
+          <m:e>
+            <m:r>
+              <m:rPr>
+                <m:sty m:val="p"/>
+              </m:rPr>
+              <m:t>]</m:t>
+            </m:r>
+          </m:e>
+          <m:sup>
+            <m:r>
+              <m:t>​</m:t>
+            </m:r>
+            <m:r>
+              <m:rPr>
+                <m:sty m:val="p"/>
+              </m:rPr>
+              <m:t>⊤</m:t>
+            </m:r>
+          </m:sup>
+        </m:sSup>
+      </m:oMath>
+      <w:r>
+        <w:t xml:space="preserve">, is summarized below;</w:t>
+      </w:r>
+      <w:r>
+        <w:t xml:space="preserve"> </w:t>
+      </w:r>
+      <w:r>
+        <w:t xml:space="preserve">each step also defines the corresponding training-time module. Fig. </w:t>
+      </w:r>
+      <w:r>
+        <w:t xml:space="preserve"> </w:t>
+      </w:r>
+      <w:r>
+        <w:t xml:space="preserve">renders the</w:t>
+      </w:r>
+      <w:r>
+        <w:t xml:space="preserve"> </w:t>
+      </w:r>
+      <w:r>
+        <w:t xml:space="preserve">same flow graphically.</w:t>
+      </w:r>
+    </w:p>
+    <w:p>
+      <w:pPr>
+        <w:numPr>
+          <w:ilvl w:val="0"/>
+          <w:numId w:val="1002"/>
+        </w:numPr>
+      </w:pPr>
+      <w:r>
+        <w:rPr>
+          <w:i/>
+          <w:iCs/>
+        </w:rPr>
+        <w:t xml:space="preserve">Acquisition and indexing.</w:t>
+      </w:r>
+      <w:r>
+        <w:t xml:space="preserve"> </w:t>
+      </w:r>
+      <w:r>
+        <w:t xml:space="preserve">Read the three phase currents from the</w:t>
+      </w:r>
+      <w:r>
+        <w:t xml:space="preserve"> </w:t>
+      </w:r>
+      <w:r>
+        <w:t xml:space="preserve">simulation export (or the live ADC); every recording is indexed against its operating-point label</w:t>
+      </w:r>
+      <w:r>
+        <w:t xml:space="preserve"> </w:t>
+      </w:r>
+      <w:r>
+        <w:t xml:space="preserve">(severity, phase, load, inception) and its verified region bounds (motor start, load change,</w:t>
+      </w:r>
+      <w:r>
+        <w:t xml:space="preserve"> </w:t>
+      </w:r>
+      <w:r>
+        <w:t xml:space="preserve">fault inception, clearing) using the per-cycle RMS envelope (Fig. </w:t>
+      </w:r>
+      <w:r>
+        <w:t xml:space="preserve">).</w:t>
+      </w:r>
+    </w:p>
+    <w:p>
+      <w:pPr>
+        <w:numPr>
+          <w:ilvl w:val="0"/>
+          <w:numId w:val="1002"/>
+        </w:numPr>
+      </w:pPr>
+      <w:r>
+        <w:rPr>
+          <w:i/>
+          <w:iCs/>
+        </w:rPr>
+        <w:t xml:space="preserve">Windowing and labelling.</w:t>
+      </w:r>
+      <w:r>
+        <w:t xml:space="preserve"> </w:t>
+      </w:r>
+      <w:r>
+        <w:t xml:space="preserve">Slide a window of length</w:t>
+      </w:r>
+      <w:r>
+        <w:t xml:space="preserve"> </w:t>
+      </w:r>
+      <m:oMath>
+        <m:r>
+          <m:t>W</m:t>
+        </m:r>
+        <m:r>
+          <m:rPr>
+            <m:sty m:val="p"/>
+          </m:rPr>
+          <m:t>=</m:t>
+        </m:r>
+        <m:r>
+          <m:t>2000</m:t>
+        </m:r>
+      </m:oMath>
+      <w:r>
+        <w:t xml:space="preserve"> samples (</w:t>
+      </w:r>
+      <m:oMath>
+        <m:r>
+          <m:t>4</m:t>
+        </m:r>
+      </m:oMath>
+      <w:r>
+        <w:t xml:space="preserve"> </w:t>
+      </w:r>
+      <w:r>
+        <w:t xml:space="preserve">fundamental cycles at</w:t>
+      </w:r>
+      <w:r>
+        <w:t xml:space="preserve"> </w:t>
+      </w:r>
+      <m:oMath>
+        <m:r>
+          <m:t>25</m:t>
+        </m:r>
+      </m:oMath>
+      <w:r>
+        <w:t xml:space="preserve"> kHz,</w:t>
+      </w:r>
+      <w:r>
+        <w:t xml:space="preserve"> </w:t>
+      </w:r>
+      <m:oMath>
+        <m:r>
+          <m:t>80</m:t>
+        </m:r>
+      </m:oMath>
+      <w:r>
+        <w:t xml:space="preserve"> ms) with</w:t>
+      </w:r>
+      <w:r>
+        <w:t xml:space="preserve"> </w:t>
+      </w:r>
+      <m:oMath>
+        <m:r>
+          <m:t>75</m:t>
+        </m:r>
+        <m:r>
+          <m:rPr>
+            <m:sty m:val="p"/>
+          </m:rPr>
+          <m:t>%</m:t>
+        </m:r>
+      </m:oMath>
+      <w:r>
+        <w:t xml:space="preserve"> </w:t>
+      </w:r>
+      <w:r>
+        <w:t xml:space="preserve">overlap inside the</w:t>
+      </w:r>
+      <w:r>
+        <w:t xml:space="preserve"> </w:t>
+      </w:r>
+      <m:oMath>
+        <m:r>
+          <m:t>0.8</m:t>
+        </m:r>
+      </m:oMath>
+      <w:r>
+        <w:t xml:space="preserve"> s fault interval and a sparser stride elsewhere. The</w:t>
+      </w:r>
+      <w:r>
+        <w:t xml:space="preserve"> </w:t>
+      </w:r>
+      <w:r>
+        <w:rPr>
+          <w:i/>
+          <w:iCs/>
+        </w:rPr>
+        <w:t xml:space="preserve">pre-fault</w:t>
+      </w:r>
+      <w:r>
+        <w:t xml:space="preserve"> </w:t>
+      </w:r>
+      <w:r>
+        <w:t xml:space="preserve">loaded region of every</w:t>
+      </w:r>
+      <w:r>
+        <w:t xml:space="preserve"> </w:t>
+      </w:r>
+      <w:r>
+        <w:t xml:space="preserve">faulted record is labelled healthy, yielding matched-load healthy data at every load.</w:t>
+      </w:r>
+    </w:p>
+    <w:p>
+      <w:pPr>
+        <w:numPr>
+          <w:ilvl w:val="0"/>
+          <w:numId w:val="1002"/>
+        </w:numPr>
+      </w:pPr>
+      <w:r>
+        <w:rPr>
+          <w:i/>
+          <w:iCs/>
+        </w:rPr>
+        <w:t xml:space="preserve">Per-recording normalization.</w:t>
+      </w:r>
+      <w:r>
+        <w:t xml:space="preserve"> </w:t>
+      </w:r>
+      <w:r>
+        <w:t xml:space="preserve">Divide all three phases of the window by a</w:t>
+      </w:r>
+      <w:r>
+        <w:t xml:space="preserve"> </w:t>
+      </w:r>
+      <w:r>
+        <w:rPr>
+          <w:i/>
+          <w:iCs/>
+        </w:rPr>
+        <w:t xml:space="preserve">single</w:t>
+      </w:r>
+      <w:r>
+        <w:t xml:space="preserve"> </w:t>
+      </w:r>
+      <w:r>
+        <w:t xml:space="preserve">scale equal to the RMS of the case’s healthy region across the three phases; this</w:t>
+      </w:r>
+      <w:r>
+        <w:t xml:space="preserve"> </w:t>
+      </w:r>
+      <w:r>
+        <w:t xml:space="preserve">removes load-induced amplitude while preserving inter-phase imbalance, the actual fault signature.</w:t>
+      </w:r>
+    </w:p>
+    <w:p>
+      <w:pPr>
+        <w:numPr>
+          <w:ilvl w:val="0"/>
+          <w:numId w:val="1002"/>
+        </w:numPr>
+      </w:pPr>
+      <w:r>
+        <w:rPr>
+          <w:i/>
+          <w:iCs/>
+        </w:rPr>
+        <w:t xml:space="preserve">Symmetrical-component decomposition.</w:t>
+      </w:r>
+      <w:r>
+        <w:t xml:space="preserve"> </w:t>
+      </w:r>
+      <w:r>
+        <w:t xml:space="preserve">Apply Clarke and Fortescue</w:t>
+      </w:r>
+      <w:r>
+        <w:t xml:space="preserve"> </w:t>
+      </w:r>
+      <w:r>
+        <w:t xml:space="preserve">transforms to extract</w:t>
+      </w:r>
+      <w:r>
+        <w:t xml:space="preserve"> </w:t>
+      </w:r>
+      <m:oMath>
+        <m:r>
+          <m:rPr>
+            <m:sty m:val="p"/>
+          </m:rPr>
+          <m:t>|</m:t>
+        </m:r>
+        <m:sSub>
+          <m:e>
+            <m:r>
+              <m:t>I</m:t>
+            </m:r>
+          </m:e>
+          <m:sub>
+            <m:r>
+              <m:t>0</m:t>
+            </m:r>
+          </m:sub>
+        </m:sSub>
+        <m:r>
+          <m:rPr>
+            <m:sty m:val="p"/>
+          </m:rPr>
+          <m:t>|</m:t>
+        </m:r>
+        <m:r>
+          <m:rPr>
+            <m:sty m:val="p"/>
+          </m:rPr>
+          <m:t>,</m:t>
+        </m:r>
+        <m:r>
+          <m:rPr>
+            <m:sty m:val="p"/>
+          </m:rPr>
+          <m:t>|</m:t>
+        </m:r>
+        <m:sSub>
+          <m:e>
+            <m:r>
+              <m:t>I</m:t>
+            </m:r>
+          </m:e>
+          <m:sub>
+            <m:r>
+              <m:t>1</m:t>
+            </m:r>
+          </m:sub>
+        </m:sSub>
+        <m:r>
+          <m:rPr>
+            <m:sty m:val="p"/>
+          </m:rPr>
+          <m:t>|</m:t>
+        </m:r>
+        <m:r>
+          <m:rPr>
+            <m:sty m:val="p"/>
+          </m:rPr>
+          <m:t>,</m:t>
+        </m:r>
+        <m:r>
+          <m:rPr>
+            <m:sty m:val="p"/>
+          </m:rPr>
+          <m:t>|</m:t>
+        </m:r>
+        <m:sSub>
+          <m:e>
+            <m:r>
+              <m:t>I</m:t>
+            </m:r>
+          </m:e>
+          <m:sub>
+            <m:r>
+              <m:t>2</m:t>
+            </m:r>
+          </m:sub>
+        </m:sSub>
+        <m:r>
+          <m:rPr>
+            <m:sty m:val="p"/>
+          </m:rPr>
+          <m:t>|</m:t>
+        </m:r>
+      </m:oMath>
+      <w:r>
+        <w:t xml:space="preserve">, the ratios</w:t>
+      </w:r>
+      <w:r>
+        <w:t xml:space="preserve"> </w:t>
+      </w:r>
+      <m:oMath>
+        <m:r>
+          <m:rPr>
+            <m:sty m:val="p"/>
+          </m:rPr>
+          <m:t>|</m:t>
+        </m:r>
+        <m:sSub>
+          <m:e>
+            <m:r>
+              <m:t>I</m:t>
+            </m:r>
+          </m:e>
+          <m:sub>
+            <m:r>
+              <m:t>2</m:t>
+            </m:r>
+          </m:sub>
+        </m:sSub>
+        <m:r>
+          <m:rPr>
+            <m:sty m:val="p"/>
+          </m:rPr>
+          <m:t>|</m:t>
+        </m:r>
+        <m:r>
+          <m:rPr>
+            <m:sty m:val="p"/>
+          </m:rPr>
+          <m:t>/</m:t>
+        </m:r>
+        <m:r>
+          <m:rPr>
+            <m:sty m:val="p"/>
+          </m:rPr>
+          <m:t>|</m:t>
+        </m:r>
+        <m:sSub>
+          <m:e>
+            <m:r>
+              <m:t>I</m:t>
+            </m:r>
+          </m:e>
+          <m:sub>
+            <m:r>
+              <m:t>1</m:t>
+            </m:r>
+          </m:sub>
+        </m:sSub>
+        <m:r>
+          <m:rPr>
+            <m:sty m:val="p"/>
+          </m:rPr>
+          <m:t>|</m:t>
+        </m:r>
+        <m:r>
+          <m:rPr>
+            <m:sty m:val="p"/>
+          </m:rPr>
+          <m:t>,</m:t>
+        </m:r>
+        <m:r>
+          <m:rPr>
+            <m:sty m:val="p"/>
+          </m:rPr>
+          <m:t>|</m:t>
+        </m:r>
+        <m:sSub>
+          <m:e>
+            <m:r>
+              <m:t>I</m:t>
+            </m:r>
+          </m:e>
+          <m:sub>
+            <m:r>
+              <m:t>0</m:t>
+            </m:r>
+          </m:sub>
+        </m:sSub>
+        <m:r>
+          <m:rPr>
+            <m:sty m:val="p"/>
+          </m:rPr>
+          <m:t>|</m:t>
+        </m:r>
+        <m:r>
+          <m:rPr>
+            <m:sty m:val="p"/>
+          </m:rPr>
+          <m:t>/</m:t>
+        </m:r>
+        <m:r>
+          <m:rPr>
+            <m:sty m:val="p"/>
+          </m:rPr>
+          <m:t>|</m:t>
+        </m:r>
+        <m:sSub>
+          <m:e>
+            <m:r>
+              <m:t>I</m:t>
+            </m:r>
+          </m:e>
+          <m:sub>
+            <m:r>
+              <m:t>1</m:t>
+            </m:r>
+          </m:sub>
+        </m:sSub>
+        <m:r>
+          <m:rPr>
+            <m:sty m:val="p"/>
+          </m:rPr>
+          <m:t>|</m:t>
+        </m:r>
+      </m:oMath>
+      <w:r>
+        <w:t xml:space="preserve">, the angles</w:t>
+      </w:r>
+      <w:r>
+        <w:t xml:space="preserve"> </w:t>
+      </w:r>
+      <m:oMath>
+        <m:r>
+          <m:rPr>
+            <m:sty m:val="p"/>
+          </m:rPr>
+          <m:t>∠</m:t>
+        </m:r>
+        <m:sSub>
+          <m:e>
+            <m:r>
+              <m:t>I</m:t>
+            </m:r>
+          </m:e>
+          <m:sub>
+            <m:r>
+              <m:t>1</m:t>
+            </m:r>
+          </m:sub>
+        </m:sSub>
+        <m:r>
+          <m:rPr>
+            <m:sty m:val="p"/>
+          </m:rPr>
+          <m:t>,</m:t>
+        </m:r>
+        <m:r>
+          <m:rPr>
+            <m:sty m:val="p"/>
+          </m:rPr>
+          <m:t>∠</m:t>
+        </m:r>
+        <m:sSub>
+          <m:e>
+            <m:r>
+              <m:t>I</m:t>
+            </m:r>
+          </m:e>
+          <m:sub>
+            <m:r>
+              <m:t>2</m:t>
+            </m:r>
+          </m:sub>
+        </m:sSub>
+      </m:oMath>
+      <w:r>
+        <w:t xml:space="preserve"> </w:t>
+      </w:r>
+      <w:r>
+        <w:t xml:space="preserve">(and their</w:t>
+      </w:r>
+      <w:r>
+        <w:t xml:space="preserve"> </w:t>
+      </w:r>
+      <m:oMath>
+        <m:r>
+          <m:rPr>
+            <m:sty m:val="p"/>
+          </m:rPr>
+          <m:t>sin</m:t>
+        </m:r>
+        <m:r>
+          <m:rPr>
+            <m:sty m:val="p"/>
+          </m:rPr>
+          <m:t>/</m:t>
+        </m:r>
+        <m:r>
+          <m:rPr>
+            <m:sty m:val="p"/>
+          </m:rPr>
+          <m:t>cos</m:t>
+        </m:r>
+      </m:oMath>
+      <w:r>
+        <w:t xml:space="preserve"> </w:t>
+      </w:r>
+      <w:r>
+        <w:t xml:space="preserve">for wrap-free use), and the per-case compensated</w:t>
+      </w:r>
+      <w:r>
+        <w:t xml:space="preserve"> </w:t>
+      </w:r>
+      <m:oMath>
+        <m:sSubSup>
+          <m:e>
+            <m:r>
+              <m:t>I</m:t>
+            </m:r>
+          </m:e>
+          <m:sub>
+            <m:r>
+              <m:t>2</m:t>
+            </m:r>
+          </m:sub>
+          <m:sup>
+            <m:r>
+              <m:t>c</m:t>
+            </m:r>
+          </m:sup>
+        </m:sSubSup>
+      </m:oMath>
+      <w:r>
+        <w:t xml:space="preserve">. The ratio</w:t>
+      </w:r>
+      <w:r>
+        <w:t xml:space="preserve"> </w:t>
+      </w:r>
+      <m:oMath>
+        <m:r>
+          <m:rPr>
+            <m:sty m:val="p"/>
+          </m:rPr>
+          <m:t>|</m:t>
+        </m:r>
+        <m:sSub>
+          <m:e>
+            <m:r>
+              <m:t>I</m:t>
+            </m:r>
+          </m:e>
+          <m:sub>
+            <m:r>
+              <m:t>2</m:t>
+            </m:r>
+          </m:sub>
+        </m:sSub>
+        <m:r>
+          <m:rPr>
+            <m:sty m:val="p"/>
+          </m:rPr>
+          <m:t>|</m:t>
+        </m:r>
+        <m:r>
+          <m:rPr>
+            <m:sty m:val="p"/>
+          </m:rPr>
+          <m:t>/</m:t>
+        </m:r>
+        <m:r>
+          <m:rPr>
+            <m:sty m:val="p"/>
+          </m:rPr>
+          <m:t>|</m:t>
+        </m:r>
+        <m:sSub>
+          <m:e>
+            <m:r>
+              <m:t>I</m:t>
+            </m:r>
+          </m:e>
+          <m:sub>
+            <m:r>
+              <m:t>1</m:t>
+            </m:r>
+          </m:sub>
+        </m:sSub>
+        <m:r>
+          <m:rPr>
+            <m:sty m:val="p"/>
+          </m:rPr>
+          <m:t>|</m:t>
+        </m:r>
+      </m:oMath>
+      <w:r>
+        <w:t xml:space="preserve"> </w:t>
+      </w:r>
+      <w:r>
+        <w:t xml:space="preserve">grows monotonically with shorted-turn fraction;</w:t>
+      </w:r>
+      <w:r>
+        <w:t xml:space="preserve"> </w:t>
+      </w:r>
+      <m:oMath>
+        <m:r>
+          <m:rPr>
+            <m:sty m:val="p"/>
+          </m:rPr>
+          <m:t>∠</m:t>
+        </m:r>
+        <m:sSub>
+          <m:e>
+            <m:r>
+              <m:t>I</m:t>
+            </m:r>
+          </m:e>
+          <m:sub>
+            <m:r>
+              <m:t>2</m:t>
+            </m:r>
+          </m:sub>
+        </m:sSub>
+      </m:oMath>
+      <w:r>
+        <w:t xml:space="preserve"> </w:t>
+      </w:r>
+      <w:r>
+        <w:t xml:space="preserve">clusters</w:t>
+      </w:r>
+      <w:r>
+        <w:t xml:space="preserve"> </w:t>
+      </w:r>
+      <m:oMath>
+        <m:r>
+          <m:rPr>
+            <m:sty m:val="p"/>
+          </m:rPr>
+          <m:t>∼</m:t>
+        </m:r>
+      </m:oMath>
+      <m:oMath>
+        <m:sSup>
+          <m:e>
+            <m:r>
+              <m:t>120</m:t>
+            </m:r>
+          </m:e>
+          <m:sup>
+            <m:r>
+              <m:rPr>
+                <m:sty m:val="p"/>
+              </m:rPr>
+              <m:t>∘</m:t>
+            </m:r>
+          </m:sup>
+        </m:sSup>
+      </m:oMath>
+      <w:r>
+        <w:t xml:space="preserve"> </w:t>
+      </w:r>
+      <w:r>
+        <w:t xml:space="preserve">apart by faulted phase.</w:t>
+      </w:r>
+    </w:p>
+    <w:p>
+      <w:pPr>
+        <w:numPr>
+          <w:ilvl w:val="0"/>
+          <w:numId w:val="1002"/>
+        </w:numPr>
+      </w:pPr>
+      <w:r>
+        <w:rPr>
+          <w:i/>
+          <w:iCs/>
+        </w:rPr>
+        <w:t xml:space="preserve">Physics, spectral and statistical features.</w:t>
+      </w:r>
+      <w:r>
+        <w:t xml:space="preserve"> </w:t>
+      </w:r>
+      <w:r>
+        <w:t xml:space="preserve">Compute the EPVA severity</w:t>
+      </w:r>
+      <w:r>
+        <w:t xml:space="preserve"> </w:t>
+      </w:r>
+      <w:r>
+        <w:t xml:space="preserve">factor (amplitude of the</w:t>
+      </w:r>
+      <w:r>
+        <w:t xml:space="preserve"> </w:t>
+      </w:r>
+      <m:oMath>
+        <m:r>
+          <m:t>2</m:t>
+        </m:r>
+        <m:sSub>
+          <m:e>
+            <m:r>
+              <m:t>f</m:t>
+            </m:r>
+          </m:e>
+          <m:sub>
+            <m:r>
+              <m:t>0</m:t>
+            </m:r>
+          </m:sub>
+        </m:sSub>
+      </m:oMath>
+      <w:r>
+        <w:t xml:space="preserve"> </w:t>
+      </w:r>
+      <w:r>
+        <w:t xml:space="preserve">line of the Park-vector modulus divided by its DC), Park-ellipse</w:t>
+      </w:r>
+      <w:r>
+        <w:t xml:space="preserve"> </w:t>
+      </w:r>
+      <w:r>
+        <w:t xml:space="preserve">descriptors (eccentricity, axis ratio, tilt), per-phase third-harmonic ratio and THD, per-phase</w:t>
+      </w:r>
+      <w:r>
+        <w:t xml:space="preserve"> </w:t>
+      </w:r>
+      <w:r>
+        <w:t xml:space="preserve">RMS / peak / crest / std / skew / kurtosis, and the inter-phase differences. Magnitude features are</w:t>
+      </w:r>
+      <w:r>
+        <w:t xml:space="preserve"> </w:t>
+      </w:r>
+      <w:r>
+        <w:t xml:space="preserve">also divided by the within-window</w:t>
+      </w:r>
+      <w:r>
+        <w:t xml:space="preserve"> </w:t>
+      </w:r>
+      <m:oMath>
+        <m:r>
+          <m:rPr>
+            <m:sty m:val="p"/>
+          </m:rPr>
+          <m:t>|</m:t>
+        </m:r>
+        <m:sSub>
+          <m:e>
+            <m:r>
+              <m:t>I</m:t>
+            </m:r>
+          </m:e>
+          <m:sub>
+            <m:r>
+              <m:t>1</m:t>
+            </m:r>
+          </m:sub>
+        </m:sSub>
+        <m:r>
+          <m:rPr>
+            <m:sty m:val="p"/>
+          </m:rPr>
+          <m:t>|</m:t>
+        </m:r>
+      </m:oMath>
+      <w:r>
+        <w:t xml:space="preserve"> </w:t>
+      </w:r>
+      <w:r>
+        <w:t xml:space="preserve">to obtain the</w:t>
+      </w:r>
+      <w:r>
+        <w:t xml:space="preserve"> </w:t>
+      </w:r>
+      <m:oMath>
+        <m:sSub>
+          <m:e>
+            <m:r>
+              <m:t>n</m:t>
+            </m:r>
+          </m:e>
+          <m:sub>
+            <m:r>
+              <m:t>​</m:t>
+            </m:r>
+            <m:r>
+              <m:rPr>
+                <m:sty m:val="p"/>
+              </m:rPr>
+              <m:t>*</m:t>
+            </m:r>
+          </m:sub>
+        </m:sSub>
+      </m:oMath>
+      <w:r>
+        <w:t xml:space="preserve"> </w:t>
+      </w:r>
+      <w:r>
+        <w:rPr>
+          <w:i/>
+          <w:iCs/>
+        </w:rPr>
+        <w:t xml:space="preserve">load-invariant</w:t>
+      </w:r>
+      <w:r>
+        <w:t xml:space="preserve"> </w:t>
+      </w:r>
+      <w:r>
+        <w:t xml:space="preserve">variants.</w:t>
+      </w:r>
+    </w:p>
+    <w:p>
+      <w:pPr>
+        <w:numPr>
+          <w:ilvl w:val="0"/>
+          <w:numId w:val="1002"/>
+        </w:numPr>
+      </w:pPr>
+      <w:r>
+        <w:rPr>
+          <w:i/>
+          <w:iCs/>
+        </w:rPr>
+        <w:t xml:space="preserve">Biomedical anomaly features.</w:t>
+      </w:r>
+      <w:r>
+        <w:t xml:space="preserve"> </w:t>
+      </w:r>
+      <w:r>
+        <w:t xml:space="preserve">On the residual (current minus its fitted</w:t>
+      </w:r>
+      <w:r>
+        <w:t xml:space="preserve"> </w:t>
+      </w:r>
+      <w:r>
+        <w:t xml:space="preserve">fundamental) and on the Park-vector modulus, compute HRV cycle-to-cycle waveform distance and</w:t>
+      </w:r>
+      <w:r>
+        <w:t xml:space="preserve"> </w:t>
+      </w:r>
+      <w:r>
+        <w:t xml:space="preserve">Poincaré</w:t>
+      </w:r>
+      <w:r>
+        <w:t xml:space="preserve"> </w:t>
+      </w:r>
+      <m:oMath>
+        <m:r>
+          <m:rPr>
+            <m:sty m:val="p"/>
+          </m:rPr>
+          <m:t>S</m:t>
+        </m:r>
+        <m:r>
+          <m:rPr>
+            <m:sty m:val="p"/>
+          </m:rPr>
+          <m:t>D</m:t>
+        </m:r>
+        <m:r>
+          <m:rPr>
+            <m:sty m:val="p"/>
+          </m:rPr>
+          <m:t>1</m:t>
+        </m:r>
+        <m:r>
+          <m:rPr>
+            <m:sty m:val="p"/>
+          </m:rPr>
+          <m:t>/</m:t>
+        </m:r>
+        <m:r>
+          <m:rPr>
+            <m:sty m:val="p"/>
+          </m:rPr>
+          <m:t>S</m:t>
+        </m:r>
+        <m:r>
+          <m:rPr>
+            <m:sty m:val="p"/>
+          </m:rPr>
+          <m:t>D</m:t>
+        </m:r>
+        <m:r>
+          <m:rPr>
+            <m:sty m:val="p"/>
+          </m:rPr>
+          <m:t>2</m:t>
+        </m:r>
+      </m:oMath>
+      <w:r>
+        <w:t xml:space="preserve">, Hjorth mobility and complexity, permutation / spectral / sample /</w:t>
+      </w:r>
+      <w:r>
+        <w:t xml:space="preserve"> </w:t>
+      </w:r>
+      <w:r>
+        <w:t xml:space="preserve">dispersion entropy, and Higuchi / Katz / Petrosian fractal dimension—scale-free measures that</w:t>
+      </w:r>
+      <w:r>
+        <w:t xml:space="preserve"> </w:t>
+      </w:r>
+      <w:r>
+        <w:t xml:space="preserve">quantify how regular the waveform is rather than which spectral line moves.</w:t>
+      </w:r>
+    </w:p>
+    <w:p>
+      <w:pPr>
+        <w:numPr>
+          <w:ilvl w:val="0"/>
+          <w:numId w:val="1002"/>
+        </w:numPr>
+      </w:pPr>
+      <w:r>
+        <w:rPr>
+          <w:i/>
+          <w:iCs/>
+        </w:rPr>
+        <w:t xml:space="preserve">Leakage-safe splitting and training-fold augmentation.</w:t>
+      </w:r>
+      <w:r>
+        <w:t xml:space="preserve"> </w:t>
+      </w:r>
+      <w:r>
+        <w:t xml:space="preserve">Windows are</w:t>
+      </w:r>
+      <w:r>
+        <w:t xml:space="preserve"> </w:t>
+      </w:r>
+      <w:r>
+        <w:t xml:space="preserve">grouped by operating point (severity</w:t>
+      </w:r>
+      <m:oMath>
+        <m:r>
+          <m:rPr>
+            <m:sty m:val="p"/>
+          </m:rPr>
+          <m:t>×</m:t>
+        </m:r>
+      </m:oMath>
+      <w:r>
+        <w:t xml:space="preserve">phase</w:t>
+      </w:r>
+      <m:oMath>
+        <m:r>
+          <m:rPr>
+            <m:sty m:val="p"/>
+          </m:rPr>
+          <m:t>×</m:t>
+        </m:r>
+      </m:oMath>
+      <w:r>
+        <w:t xml:space="preserve">load, with all inception variants kept</w:t>
+      </w:r>
+      <w:r>
+        <w:t xml:space="preserve"> </w:t>
+      </w:r>
+      <w:r>
+        <w:t xml:space="preserve">together) so that no window from one recording can appear in both train and test; physics-consistent</w:t>
+      </w:r>
+      <w:r>
+        <w:t xml:space="preserve"> </w:t>
+      </w:r>
+      <w:r>
+        <w:t xml:space="preserve">augmentations (joint amplitude scaling, per-channel SNR jitter, magnitude warp, phase-coherent shift,</w:t>
+      </w:r>
+      <w:r>
+        <w:t xml:space="preserve"> </w:t>
+      </w:r>
+      <w:r>
+        <w:t xml:space="preserve">faulted-phase rotation) are applied to the training fold only.</w:t>
+      </w:r>
+    </w:p>
+    <w:p>
+      <w:pPr>
+        <w:numPr>
+          <w:ilvl w:val="0"/>
+          <w:numId w:val="1002"/>
+        </w:numPr>
+      </w:pPr>
+      <w:r>
+        <w:rPr>
+          <w:i/>
+          <w:iCs/>
+        </w:rPr>
+        <w:t xml:space="preserve">Stage 0—fault-onset trigger.</w:t>
+      </w:r>
+      <w:r>
+        <w:t xml:space="preserve"> </w:t>
+      </w:r>
+      <w:r>
+        <w:t xml:space="preserve">A per-cycle test</w:t>
+      </w:r>
+      <w:r>
+        <w:t xml:space="preserve"> </w:t>
+      </w:r>
+      <m:oMath>
+        <m:r>
+          <m:t>ρ</m:t>
+        </m:r>
+        <m:r>
+          <m:rPr>
+            <m:sty m:val="p"/>
+          </m:rPr>
+          <m:t>(</m:t>
+        </m:r>
+        <m:r>
+          <m:t>k</m:t>
+        </m:r>
+        <m:r>
+          <m:rPr>
+            <m:sty m:val="p"/>
+          </m:rPr>
+          <m:t>)</m:t>
+        </m:r>
+        <m:r>
+          <m:rPr>
+            <m:sty m:val="p"/>
+          </m:rPr>
+          <m:t>=</m:t>
+        </m:r>
+        <m:r>
+          <m:rPr>
+            <m:sty m:val="p"/>
+          </m:rPr>
+          <m:t>|</m:t>
+        </m:r>
+        <m:sSub>
+          <m:e>
+            <m:r>
+              <m:t>I</m:t>
+            </m:r>
+          </m:e>
+          <m:sub>
+            <m:r>
+              <m:t>2</m:t>
+            </m:r>
+          </m:sub>
+        </m:sSub>
+        <m:r>
+          <m:rPr>
+            <m:sty m:val="p"/>
+          </m:rPr>
+          <m:t>(</m:t>
+        </m:r>
+        <m:r>
+          <m:t>k</m:t>
+        </m:r>
+        <m:r>
+          <m:rPr>
+            <m:sty m:val="p"/>
+          </m:rPr>
+          <m:t>)</m:t>
+        </m:r>
+        <m:r>
+          <m:rPr>
+            <m:sty m:val="p"/>
+          </m:rPr>
+          <m:t>|</m:t>
+        </m:r>
+        <m:r>
+          <m:rPr>
+            <m:sty m:val="p"/>
+          </m:rPr>
+          <m:t>/</m:t>
+        </m:r>
+        <m:r>
+          <m:rPr>
+            <m:sty m:val="p"/>
+          </m:rPr>
+          <m:t>|</m:t>
+        </m:r>
+        <m:sSub>
+          <m:e>
+            <m:r>
+              <m:t>I</m:t>
+            </m:r>
+          </m:e>
+          <m:sub>
+            <m:r>
+              <m:t>1</m:t>
+            </m:r>
+          </m:sub>
+        </m:sSub>
+        <m:r>
+          <m:rPr>
+            <m:sty m:val="p"/>
+          </m:rPr>
+          <m:t>(</m:t>
+        </m:r>
+        <m:r>
+          <m:t>k</m:t>
+        </m:r>
+        <m:r>
+          <m:rPr>
+            <m:sty m:val="p"/>
+          </m:rPr>
+          <m:t>)</m:t>
+        </m:r>
+        <m:r>
+          <m:rPr>
+            <m:sty m:val="p"/>
+          </m:rPr>
+          <m:t>|</m:t>
+        </m:r>
+        <m:r>
+          <m:rPr>
+            <m:sty m:val="p"/>
+          </m:rPr>
+          <m:t>&gt;</m:t>
+        </m:r>
+        <m:bar>
+          <m:barPr>
+            <m:pos m:val="top"/>
+          </m:barPr>
+          <m:e>
+            <m:r>
+              <m:t>ρ</m:t>
+            </m:r>
+          </m:e>
+        </m:bar>
+        <m:r>
+          <m:rPr>
+            <m:sty m:val="p"/>
+          </m:rPr>
+          <m:t>+</m:t>
+        </m:r>
+        <m:r>
+          <m:t>6</m:t>
+        </m:r>
+        <m:r>
+          <m:t>σ</m:t>
+        </m:r>
+      </m:oMath>
+      <w:r>
+        <w:t xml:space="preserve"> </w:t>
+      </w:r>
+      <w:r>
+        <w:t xml:space="preserve">for three consecutive cycles raises the onset</w:t>
+      </w:r>
+      <w:r>
+        <w:t xml:space="preserve"> </w:t>
+      </w:r>
+      <w:r>
+        <w:t xml:space="preserve">flag; this is essentially free to compute and gates the cascade in deployment.</w:t>
+      </w:r>
+    </w:p>
+    <w:p>
+      <w:pPr>
+        <w:numPr>
+          <w:ilvl w:val="0"/>
+          <w:numId w:val="1002"/>
+        </w:numPr>
+      </w:pPr>
+      <w:r>
+        <w:rPr>
+          <w:i/>
+          <w:iCs/>
+        </w:rPr>
+        <w:t xml:space="preserve">Stage 1—detection (healthy vs. faulty).</w:t>
+      </w:r>
+      <w:r>
+        <w:t xml:space="preserve"> </w:t>
+      </w:r>
+      <w:r>
+        <w:t xml:space="preserve">A class-weighted XGBoost on</w:t>
+      </w:r>
+      <w:r>
+        <w:t xml:space="preserve"> </w:t>
+      </w:r>
+      <w:r>
+        <w:t xml:space="preserve">the full feature bank produces a calibrated probability (expected calibration error</w:t>
+      </w:r>
+      <w:r>
+        <w:t xml:space="preserve"> </w:t>
+      </w:r>
+      <m:oMath>
+        <m:r>
+          <m:t>0.021</m:t>
+        </m:r>
+      </m:oMath>
+      <w:r>
+        <w:t xml:space="preserve">); a</w:t>
+      </w:r>
+      <w:r>
+        <w:t xml:space="preserve"> </w:t>
+      </w:r>
+      <w:r>
+        <w:t xml:space="preserve">SHAP audit confirms the top features are physical (Park-ellipse descriptors,</w:t>
+      </w:r>
+      <w:r>
+        <w:t xml:space="preserve"> </w:t>
+      </w:r>
+      <m:oMath>
+        <m:r>
+          <m:rPr>
+            <m:sty m:val="p"/>
+          </m:rPr>
+          <m:t>|</m:t>
+        </m:r>
+        <m:sSub>
+          <m:e>
+            <m:r>
+              <m:t>I</m:t>
+            </m:r>
+          </m:e>
+          <m:sub>
+            <m:r>
+              <m:t>2</m:t>
+            </m:r>
+          </m:sub>
+        </m:sSub>
+        <m:r>
+          <m:rPr>
+            <m:sty m:val="p"/>
+          </m:rPr>
+          <m:t>|</m:t>
+        </m:r>
+        <m:r>
+          <m:rPr>
+            <m:sty m:val="p"/>
+          </m:rPr>
+          <m:t>/</m:t>
+        </m:r>
+        <m:r>
+          <m:rPr>
+            <m:sty m:val="p"/>
+          </m:rPr>
+          <m:t>|</m:t>
+        </m:r>
+        <m:sSub>
+          <m:e>
+            <m:r>
+              <m:t>I</m:t>
+            </m:r>
+          </m:e>
+          <m:sub>
+            <m:r>
+              <m:t>1</m:t>
+            </m:r>
+          </m:sub>
+        </m:sSub>
+        <m:r>
+          <m:rPr>
+            <m:sty m:val="p"/>
+          </m:rPr>
+          <m:t>|</m:t>
+        </m:r>
+      </m:oMath>
+      <w:r>
+        <w:t xml:space="preserve">, EPVA</w:t>
+      </w:r>
+      <w:r>
+        <w:t xml:space="preserve"> </w:t>
+      </w:r>
+      <w:r>
+        <w:t xml:space="preserve">factor) rather than load proxies. If</w:t>
+      </w:r>
+      <w:r>
+        <w:t xml:space="preserve"> </w:t>
+      </w:r>
+      <w:r>
+        <w:rPr>
+          <w:i/>
+          <w:iCs/>
+        </w:rPr>
+        <w:t xml:space="preserve">healthy</w:t>
+      </w:r>
+      <w:r>
+        <w:t xml:space="preserve">, the cascade terminates; if</w:t>
+      </w:r>
+      <w:r>
+        <w:t xml:space="preserve"> </w:t>
+      </w:r>
+      <w:r>
+        <w:rPr>
+          <w:i/>
+          <w:iCs/>
+        </w:rPr>
+        <w:t xml:space="preserve">faulty</w:t>
+      </w:r>
+      <w:r>
+        <w:t xml:space="preserve">, S10</w:t>
+      </w:r>
+      <w:r>
+        <w:t xml:space="preserve"> </w:t>
+      </w:r>
+      <w:r>
+        <w:t xml:space="preserve">and S11 execute in parallel.</w:t>
+      </w:r>
+    </w:p>
+    <w:p>
+      <w:pPr>
+        <w:numPr>
+          <w:ilvl w:val="0"/>
+          <w:numId w:val="1002"/>
+        </w:numPr>
+      </w:pPr>
+      <w:r>
+        <w:rPr>
+          <w:i/>
+          <w:iCs/>
+        </w:rPr>
+        <w:t xml:space="preserve">Stage 2—severity (ordinal).</w:t>
+      </w:r>
+      <w:r>
+        <w:t xml:space="preserve"> </w:t>
+      </w:r>
+      <w:r>
+        <w:t xml:space="preserve">The load-invariant feature subset is</w:t>
+      </w:r>
+      <w:r>
+        <w:t xml:space="preserve"> </w:t>
+      </w:r>
+      <w:r>
+        <w:t xml:space="preserve">augmented with the</w:t>
+      </w:r>
+      <w:r>
+        <w:t xml:space="preserve"> </w:t>
+      </w:r>
+      <w:r>
+        <w:rPr>
+          <w:i/>
+          <w:iCs/>
+        </w:rPr>
+        <w:t xml:space="preserve">measured</w:t>
+      </w:r>
+      <w:r>
+        <w:t xml:space="preserve"> </w:t>
+      </w:r>
+      <w:r>
+        <w:t xml:space="preserve">load and an ordinal regressor predicts the severity rank</w:t>
+      </w:r>
+      <w:r>
+        <w:t xml:space="preserve"> </w:t>
+      </w:r>
+      <m:oMath>
+        <m:r>
+          <m:t>r</m:t>
+        </m:r>
+        <m:r>
+          <m:rPr>
+            <m:sty m:val="p"/>
+          </m:rPr>
+          <m:t>∈</m:t>
+        </m:r>
+        <m:r>
+          <m:rPr>
+            <m:sty m:val="p"/>
+          </m:rPr>
+          <m:t>{</m:t>
+        </m:r>
+        <m:r>
+          <m:t>0</m:t>
+        </m:r>
+        <m:r>
+          <m:rPr>
+            <m:sty m:val="p"/>
+          </m:rPr>
+          <m:t>,</m:t>
+        </m:r>
+        <m:r>
+          <m:rPr>
+            <m:sty m:val="p"/>
+          </m:rPr>
+          <m:t>…</m:t>
+        </m:r>
+        <m:r>
+          <m:rPr>
+            <m:sty m:val="p"/>
+          </m:rPr>
+          <m:t>,</m:t>
+        </m:r>
+        <m:r>
+          <m:t>6</m:t>
+        </m:r>
+        <m:r>
+          <m:rPr>
+            <m:sty m:val="p"/>
+          </m:rPr>
+          <m:t>}</m:t>
+        </m:r>
+      </m:oMath>
+      <w:r>
+        <w:t xml:space="preserve"> </w:t>
+      </w:r>
+      <w:r>
+        <w:t xml:space="preserve">over</w:t>
+      </w:r>
+      <w:r>
+        <w:t xml:space="preserve"> </w:t>
+      </w:r>
+      <m:oMath>
+        <m:r>
+          <m:rPr>
+            <m:sty m:val="p"/>
+          </m:rPr>
+          <m:t>{</m:t>
+        </m:r>
+        <m:r>
+          <m:t>0.3</m:t>
+        </m:r>
+        <m:r>
+          <m:rPr>
+            <m:sty m:val="p"/>
+          </m:rPr>
+          <m:t>,</m:t>
+        </m:r>
+        <m:r>
+          <m:t>0.5</m:t>
+        </m:r>
+        <m:r>
+          <m:rPr>
+            <m:sty m:val="p"/>
+          </m:rPr>
+          <m:t>,</m:t>
+        </m:r>
+        <m:r>
+          <m:t>1</m:t>
+        </m:r>
+        <m:r>
+          <m:rPr>
+            <m:sty m:val="p"/>
+          </m:rPr>
+          <m:t>,</m:t>
+        </m:r>
+        <m:r>
+          <m:t>2</m:t>
+        </m:r>
+        <m:r>
+          <m:rPr>
+            <m:sty m:val="p"/>
+          </m:rPr>
+          <m:t>,</m:t>
+        </m:r>
+        <m:r>
+          <m:t>3</m:t>
+        </m:r>
+        <m:r>
+          <m:rPr>
+            <m:sty m:val="p"/>
+          </m:rPr>
+          <m:t>,</m:t>
+        </m:r>
+        <m:r>
+          <m:t>4</m:t>
+        </m:r>
+        <m:r>
+          <m:rPr>
+            <m:sty m:val="p"/>
+          </m:rPr>
+          <m:t>,</m:t>
+        </m:r>
+        <m:r>
+          <m:t>5</m:t>
+        </m:r>
+        <m:r>
+          <m:rPr>
+            <m:sty m:val="p"/>
+          </m:rPr>
+          <m:t>}</m:t>
+        </m:r>
+        <m:r>
+          <m:rPr>
+            <m:sty m:val="p"/>
+          </m:rPr>
+          <m:t>%</m:t>
+        </m:r>
+      </m:oMath>
+      <w:r>
+        <w:t xml:space="preserve">. A conformalized-quantile-regression layer</w:t>
+      </w:r>
+      <w:r>
+        <w:t xml:space="preserve"> </w:t>
+      </w:r>
+      <w:r>
+        <w:t xml:space="preserve">attaches a calibrated prediction interval.</w:t>
+      </w:r>
+    </w:p>
+    <w:p>
+      <w:pPr>
+        <w:numPr>
+          <w:ilvl w:val="0"/>
+          <w:numId w:val="1002"/>
+        </w:numPr>
+      </w:pPr>
+      <w:r>
+        <w:rPr>
+          <w:i/>
+          <w:iCs/>
+        </w:rPr>
+        <w:t xml:space="preserve">Stage 3—faulted phase (A/B/C).</w:t>
+      </w:r>
+      <w:r>
+        <w:t xml:space="preserve"> </w:t>
+      </w:r>
+      <w:r>
+        <w:t xml:space="preserve">A three-class classifier uses the full</w:t>
+      </w:r>
+      <w:r>
+        <w:t xml:space="preserve"> </w:t>
+      </w:r>
+      <w:r>
+        <w:t xml:space="preserve">feature bank; load-invariance is automatic because the deciding feature,</w:t>
+      </w:r>
+      <w:r>
+        <w:t xml:space="preserve"> </w:t>
+      </w:r>
+      <m:oMath>
+        <m:r>
+          <m:rPr>
+            <m:sty m:val="p"/>
+          </m:rPr>
+          <m:t>∠</m:t>
+        </m:r>
+        <m:sSub>
+          <m:e>
+            <m:r>
+              <m:t>I</m:t>
+            </m:r>
+          </m:e>
+          <m:sub>
+            <m:r>
+              <m:t>2</m:t>
+            </m:r>
+          </m:sub>
+        </m:sSub>
+      </m:oMath>
+      <w:r>
+        <w:t xml:space="preserve"> </w:t>
+      </w:r>
+      <w:r>
+        <w:t xml:space="preserve">(</w:t>
+      </w:r>
+      <m:oMath>
+        <m:r>
+          <m:rPr>
+            <m:sty m:val="p"/>
+          </m:rPr>
+          <m:t>sin</m:t>
+        </m:r>
+        <m:r>
+          <m:rPr>
+            <m:sty m:val="p"/>
+          </m:rPr>
+          <m:t>/</m:t>
+        </m:r>
+        <m:r>
+          <m:rPr>
+            <m:sty m:val="p"/>
+          </m:rPr>
+          <m:t>cos</m:t>
+        </m:r>
+      </m:oMath>
+      <w:r>
+        <w:t xml:space="preserve">), is itself load-invariant (LOLO macro-F1</w:t>
+      </w:r>
+      <w:r>
+        <w:t xml:space="preserve"> </w:t>
+      </w:r>
+      <m:oMath>
+        <m:r>
+          <m:t>0.997</m:t>
+        </m:r>
+      </m:oMath>
+      <w:r>
+        <w:t xml:space="preserve">).</w:t>
+      </w:r>
+    </w:p>
+    <w:p>
+      <w:pPr>
+        <w:numPr>
+          <w:ilvl w:val="0"/>
+          <w:numId w:val="1002"/>
+        </w:numPr>
+      </w:pPr>
+      <w:r>
+        <w:rPr>
+          <w:i/>
+          <w:iCs/>
+        </w:rPr>
+        <w:t xml:space="preserve">Per-recording aggregation.</w:t>
+      </w:r>
+      <w:r>
+        <w:t xml:space="preserve"> </w:t>
+      </w:r>
+      <w:r>
+        <w:t xml:space="preserve">For deployment, predictions over the</w:t>
+      </w:r>
+      <w:r>
+        <w:t xml:space="preserve"> </w:t>
+      </w:r>
+      <w:r>
+        <w:t xml:space="preserve">recording’s windows are aggregated (majority vote for phase and state, median for severity rank);</w:t>
+      </w:r>
+      <w:r>
+        <w:t xml:space="preserve"> </w:t>
+      </w:r>
+      <w:r>
+        <w:t xml:space="preserve">this absorbs per-window estimator noise and is the lever that recovers per-window phase macro-F1</w:t>
+      </w:r>
+      <w:r>
+        <w:t xml:space="preserve"> </w:t>
+      </w:r>
+      <w:r>
+        <w:t xml:space="preserve">from</w:t>
+      </w:r>
+      <w:r>
+        <w:t xml:space="preserve"> </w:t>
+      </w:r>
+      <m:oMath>
+        <m:r>
+          <m:t>0.72</m:t>
+        </m:r>
+      </m:oMath>
+      <w:r>
+        <w:t xml:space="preserve"> </w:t>
+      </w:r>
+      <w:r>
+        <w:t xml:space="preserve">to</w:t>
+      </w:r>
+      <w:r>
+        <w:t xml:space="preserve"> </w:t>
+      </w:r>
+      <m:oMath>
+        <m:r>
+          <m:t>0.93</m:t>
+        </m:r>
+      </m:oMath>
+      <w:r>
+        <w:t xml:space="preserve">–</w:t>
+      </w:r>
+      <m:oMath>
+        <m:r>
+          <m:t>0.95</m:t>
+        </m:r>
+      </m:oMath>
+      <w:r>
+        <w:t xml:space="preserve"> </w:t>
+      </w:r>
+      <w:r>
+        <w:t xml:space="preserve">on real hardware.</w:t>
+      </w:r>
+    </w:p>
+    <w:bookmarkStart w:id="20" w:name="fig:pipeline"/>
     <w:tbl>
       <w:tblPr>
         <w:tblStyle w:val="FigureTable"/>
@@ -3165,56 +4988,211 @@
         <w:pStyle w:val="ImageCaption"/>
       </w:pPr>
       <w:r>
-        <w:t xml:space="preserve">Phase-A current (top) and per-cycle RMS envelope (bottom) of a faulted record, with motor</w:t>
-      </w:r>
-      <w:r>
-        <w:t xml:space="preserve"> </w:t>
-      </w:r>
-      <w:r>
-        <w:t xml:space="preserve">start (</w:t>
-      </w:r>
-      <m:oMath>
-        <m:r>
-          <m:t>2.0</m:t>
-        </m:r>
-      </m:oMath>
-      <w:r>
-        <w:t xml:space="preserve"> s), load change (</w:t>
-      </w:r>
-      <m:oMath>
-        <m:r>
-          <m:t>4.0</m:t>
-        </m:r>
-      </m:oMath>
-      <w:r>
-        <w:t xml:space="preserve"> s), fault inception (</w:t>
-      </w:r>
-      <m:oMath>
-        <m:r>
-          <m:t>7.2</m:t>
-        </m:r>
-      </m:oMath>
-      <w:r>
-        <w:t xml:space="preserve"> s), and clearing (</w:t>
-      </w:r>
-      <m:oMath>
-        <m:r>
-          <m:t>8.0</m:t>
-        </m:r>
-      </m:oMath>
-      <w:r>
-        <w:t xml:space="preserve"> s). The fault</w:t>
-      </w:r>
-      <w:r>
-        <w:t xml:space="preserve"> </w:t>
-      </w:r>
-      <w:r>
-        <w:t xml:space="preserve">interval supplies faulty windows; the pre-fault loaded region supplies matched-load healthy windows.</w:t>
+        <w:t xml:space="preserve">Block view of the diagnosis pipeline (steps S1–S12 of §II-A). Three-phase current enters</w:t>
+      </w:r>
+      <w:r>
+        <w:t xml:space="preserve"> </w:t>
+      </w:r>
+      <w:r>
+        <w:t xml:space="preserve">on the left; the gated cascade (onset</w:t>
+      </w:r>
+      <w:r>
+        <w:t xml:space="preserve"> </w:t>
+      </w:r>
+      <m:oMath>
+        <m:r>
+          <m:rPr>
+            <m:sty m:val="p"/>
+          </m:rPr>
+          <m:t>→</m:t>
+        </m:r>
+      </m:oMath>
+      <w:r>
+        <w:t xml:space="preserve"> </w:t>
+      </w:r>
+      <w:r>
+        <w:t xml:space="preserve">detection</w:t>
+      </w:r>
+      <w:r>
+        <w:t xml:space="preserve"> </w:t>
+      </w:r>
+      <m:oMath>
+        <m:r>
+          <m:rPr>
+            <m:sty m:val="p"/>
+          </m:rPr>
+          <m:t>→</m:t>
+        </m:r>
+      </m:oMath>
+      <w:r>
+        <w:t xml:space="preserve"> </w:t>
+      </w:r>
+      <w:r>
+        <w:t xml:space="preserve">{severity, phase}) and</w:t>
+      </w:r>
+      <w:r>
+        <w:t xml:space="preserve"> </w:t>
+      </w:r>
+      <w:r>
+        <w:t xml:space="preserve">its physics, spectral, statistical and biomedical feature blocks produce the per-window verdict, and</w:t>
+      </w:r>
+      <w:r>
+        <w:t xml:space="preserve"> </w:t>
+      </w:r>
+      <w:r>
+        <w:t xml:space="preserve">a per-recording aggregator yields the deployed decision.</w:t>
+      </w:r>
+      <w:r>
+        <w:t xml:space="preserve"> </w:t>
+      </w:r>
+      <w:r>
+        <w:rPr>
+          <w:i/>
+          <w:iCs/>
+        </w:rPr>
+        <w:t xml:space="preserve">(Figure shares the events trace asset;</w:t>
+      </w:r>
+      <w:r>
+        <w:rPr>
+          <w:i/>
+          <w:iCs/>
+        </w:rPr>
+        <w:t xml:space="preserve"> </w:t>
+      </w:r>
+      <w:r>
+        <w:rPr>
+          <w:i/>
+          <w:iCs/>
+        </w:rPr>
+        <w:t xml:space="preserve">intended to be replaced by a dedicated block diagram in the camera-ready version.)</w:t>
       </w:r>
     </w:p>
     <w:bookmarkEnd w:id="20"/>
-    <w:bookmarkEnd w:id="21"/>
-    <w:bookmarkStart w:id="22" w:name="Xf21513c390008043aade1052897085273433f73"/>
+    <w:bookmarkStart w:id="23" w:name="fig:events"/>
+    <w:tbl>
+      <w:tblPr>
+        <w:tblStyle w:val="FigureTable"/>
+        <w:tblW w:type="auto" w:w="0"/>
+        <w:jc w:val="center"/>
+        <w:tblLook w:firstRow="0" w:lastRow="0" w:firstColumn="0" w:lastColumn="0"/>
+      </w:tblPr>
+      <w:tblGrid>
+        <w:gridCol w:w="3960"/>
+        <w:gridCol w:w="3960"/>
+      </w:tblGrid>
+      <w:tr>
+        <w:tc>
+          <w:tcPr/>
+          <w:p/>
+        </w:tc>
+        <w:tc>
+          <w:tcPr/>
+          <w:p>
+            <w:pPr>
+              <w:pStyle w:val="Compact"/>
+              <w:jc w:val="center"/>
+            </w:pPr>
+            <w:r>
+              <w:drawing>
+                <wp:inline>
+                  <wp:extent cx="2667000" cy="1436076"/>
+                  <wp:effectExtent b="0" l="0" r="0" t="0"/>
+                  <wp:docPr descr="" title="" id="21" name="Picture"/>
+                  <a:graphic>
+                    <a:graphicData uri="http://schemas.openxmlformats.org/drawingml/2006/picture">
+                      <pic:pic>
+                        <pic:nvPicPr>
+                          <pic:cNvPr descr="figs_png/events_annotated.png" id="22" name="Picture"/>
+                          <pic:cNvPicPr>
+                            <a:picLocks noChangeArrowheads="1" noChangeAspect="1"/>
+                          </pic:cNvPicPr>
+                        </pic:nvPicPr>
+                        <pic:blipFill>
+                          <a:blip r:embed="rId17"/>
+                          <a:stretch>
+                            <a:fillRect/>
+                          </a:stretch>
+                        </pic:blipFill>
+                        <pic:spPr bwMode="auto">
+                          <a:xfrm>
+                            <a:off x="0" y="0"/>
+                            <a:ext cx="2667000" cy="1436076"/>
+                          </a:xfrm>
+                          <a:prstGeom prst="rect">
+                            <a:avLst/>
+                          </a:prstGeom>
+                          <a:noFill/>
+                          <a:ln w="9525">
+                            <a:noFill/>
+                            <a:headEnd/>
+                            <a:tailEnd/>
+                          </a:ln>
+                        </pic:spPr>
+                      </pic:pic>
+                    </a:graphicData>
+                  </a:graphic>
+                </wp:inline>
+              </w:drawing>
+            </w:r>
+          </w:p>
+        </w:tc>
+      </w:tr>
+    </w:tbl>
+    <w:p>
+      <w:pPr>
+        <w:pStyle w:val="ImageCaption"/>
+      </w:pPr>
+      <w:r>
+        <w:t xml:space="preserve">Phase-A current (top) and per-cycle RMS envelope (bottom) of a faulted record, with motor</w:t>
+      </w:r>
+      <w:r>
+        <w:t xml:space="preserve"> </w:t>
+      </w:r>
+      <w:r>
+        <w:t xml:space="preserve">start (</w:t>
+      </w:r>
+      <m:oMath>
+        <m:r>
+          <m:t>2.0</m:t>
+        </m:r>
+      </m:oMath>
+      <w:r>
+        <w:t xml:space="preserve"> s), load change (</w:t>
+      </w:r>
+      <m:oMath>
+        <m:r>
+          <m:t>4.0</m:t>
+        </m:r>
+      </m:oMath>
+      <w:r>
+        <w:t xml:space="preserve"> s), fault inception (</w:t>
+      </w:r>
+      <m:oMath>
+        <m:r>
+          <m:t>7.2</m:t>
+        </m:r>
+      </m:oMath>
+      <w:r>
+        <w:t xml:space="preserve"> s), and clearing (</w:t>
+      </w:r>
+      <m:oMath>
+        <m:r>
+          <m:t>8.0</m:t>
+        </m:r>
+      </m:oMath>
+      <w:r>
+        <w:t xml:space="preserve"> s). The fault</w:t>
+      </w:r>
+      <w:r>
+        <w:t xml:space="preserve"> </w:t>
+      </w:r>
+      <w:r>
+        <w:t xml:space="preserve">interval supplies faulty windows; the pre-fault loaded region supplies matched-load healthy windows.</w:t>
+      </w:r>
+    </w:p>
+    <w:bookmarkEnd w:id="23"/>
+    <w:bookmarkEnd w:id="24"/>
+    <w:bookmarkStart w:id="26" w:name="Xf21513c390008043aade1052897085273433f73"/>
     <w:p>
       <w:pPr>
         <w:pStyle w:val="Heading2"/>
@@ -4136,96 +6114,265 @@
         <w:t xml:space="preserve">-spaced clusters that identify the faulted phase.</w:t>
       </w:r>
     </w:p>
-    <w:bookmarkEnd w:id="22"/>
-    <w:bookmarkStart w:id="23" w:name="stockwell-based-time-frequency-analysis"/>
     <w:p>
       <w:pPr>
-        <w:pStyle w:val="Heading2"/>
+        <w:pStyle w:val="BodyText"/>
       </w:pPr>
       <w:r>
-        <w:t xml:space="preserve">Stockwell-Based Time-Frequency Analysis</w:t>
-      </w:r>
+        <w:rPr>
+          <w:i/>
+          <w:iCs/>
+        </w:rPr>
+        <w:t xml:space="preserve">Window length: why four cycles, not one.</w:t>
+      </w:r>
+      <w:r>
+        <w:t xml:space="preserve"> </w:t>
+      </w:r>
+      <w:r>
+        <w:t xml:space="preserve">The window length is the single hyperparameter that</w:t>
+      </w:r>
+      <w:r>
+        <w:t xml:space="preserve"> </w:t>
+      </w:r>
+      <w:r>
+        <w:t xml:space="preserve">controls the entire feature bank, so its choice deserves explicit justification rather than being</w:t>
+      </w:r>
+      <w:r>
+        <w:t xml:space="preserve"> </w:t>
+      </w:r>
+      <w:r>
+        <w:t xml:space="preserve">absorbed in a default. A one-cycle window (</w:t>
+      </w:r>
+      <m:oMath>
+        <m:r>
+          <m:t>W</m:t>
+        </m:r>
+        <m:r>
+          <m:rPr>
+            <m:sty m:val="p"/>
+          </m:rPr>
+          <m:t>=</m:t>
+        </m:r>
+        <m:r>
+          <m:t>500</m:t>
+        </m:r>
+      </m:oMath>
+      <w:r>
+        <w:t xml:space="preserve"> </w:t>
+      </w:r>
+      <w:r>
+        <w:t xml:space="preserve">samples,</w:t>
+      </w:r>
+      <w:r>
+        <w:t xml:space="preserve"> </w:t>
+      </w:r>
+      <m:oMath>
+        <m:r>
+          <m:t>20</m:t>
+        </m:r>
+      </m:oMath>
+      <w:r>
+        <w:t xml:space="preserve"> ms) is the shortest one can imagine</w:t>
+      </w:r>
+      <w:r>
+        <w:t xml:space="preserve"> </w:t>
+      </w:r>
+      <w:r>
+        <w:t xml:space="preserve">and would minimize latency, but it makes most of the physics features either ill-defined or unstable.</w:t>
+      </w:r>
+      <w:r>
+        <w:t xml:space="preserve"> </w:t>
+      </w:r>
+      <w:r>
+        <w:t xml:space="preserve">A</w:t>
+      </w:r>
+      <w:r>
+        <w:t xml:space="preserve"> </w:t>
+      </w:r>
+      <m:oMath>
+        <m:r>
+          <m:t>W</m:t>
+        </m:r>
+      </m:oMath>
+      <w:r>
+        <w:t xml:space="preserve">-sample window has spectral resolution</w:t>
+      </w:r>
+    </w:p>
+    <w:p>
+      <w:pPr>
+        <w:pStyle w:val="BodyText"/>
+      </w:pPr>
+      <m:oMathPara>
+        <m:oMathParaPr>
+          <m:jc m:val="center"/>
+        </m:oMathParaPr>
+        <m:oMath>
+          <m:r>
+            <m:rPr>
+              <m:sty m:val="p"/>
+            </m:rPr>
+            <m:t>Δ</m:t>
+          </m:r>
+          <m:r>
+            <m:t>f</m:t>
+          </m:r>
+          <m:r>
+            <m:rPr>
+              <m:sty m:val="p"/>
+            </m:rPr>
+            <m:t>=</m:t>
+          </m:r>
+          <m:f>
+            <m:fPr>
+              <m:type m:val="bar"/>
+            </m:fPr>
+            <m:num>
+              <m:sSub>
+                <m:e>
+                  <m:r>
+                    <m:t>f</m:t>
+                  </m:r>
+                </m:e>
+                <m:sub>
+                  <m:r>
+                    <m:t>s</m:t>
+                  </m:r>
+                </m:sub>
+              </m:sSub>
+            </m:num>
+            <m:den>
+              <m:r>
+                <m:t>W</m:t>
+              </m:r>
+            </m:den>
+          </m:f>
+          <m:r>
+            <m:rPr>
+              <m:sty m:val="p"/>
+            </m:rPr>
+            <m:t>=</m:t>
+          </m:r>
+          <m:f>
+            <m:fPr>
+              <m:type m:val="bar"/>
+            </m:fPr>
+            <m:num>
+              <m:r>
+                <m:t>1</m:t>
+              </m:r>
+            </m:num>
+            <m:den>
+              <m:sSub>
+                <m:e>
+                  <m:r>
+                    <m:t>T</m:t>
+                  </m:r>
+                </m:e>
+                <m:sub>
+                  <m:r>
+                    <m:rPr>
+                      <m:nor/>
+                      <m:sty m:val="p"/>
+                    </m:rPr>
+                    <m:t>win</m:t>
+                  </m:r>
+                </m:sub>
+              </m:sSub>
+            </m:den>
+          </m:f>
+          <m:r>
+            <m:rPr>
+              <m:sty m:val="p"/>
+            </m:rPr>
+            <m:t>,</m:t>
+          </m:r>
+        </m:oMath>
+      </m:oMathPara>
     </w:p>
     <w:p>
       <w:pPr>
         <w:pStyle w:val="FirstParagraph"/>
       </w:pPr>
       <w:r>
-        <w:t xml:space="preserve">For a time-frequency representation we form the instantaneous symmetrical-component streams from the</w:t>
-      </w:r>
-      <w:r>
-        <w:t xml:space="preserve"> </w:t>
-      </w:r>
-      <w:r>
-        <w:t xml:space="preserve">analytic (Hilbert) signal and the Fortescue transform, and apply a band-limited Stockwell transform to</w:t>
-      </w:r>
-      <w:r>
-        <w:t xml:space="preserve"> </w:t>
-      </w:r>
-      <w:r>
-        <w:t xml:space="preserve">each, stacking the positive/negative/zero</w:t>
-      </w:r>
-      <w:r>
-        <w:t xml:space="preserve"> </w:t>
-      </w:r>
-      <m:oMath>
-        <m:r>
-          <m:rPr>
-            <m:sty m:val="p"/>
-          </m:rPr>
-          <m:t>|</m:t>
-        </m:r>
-        <m:r>
-          <m:t>S</m:t>
-        </m:r>
-        <m:r>
-          <m:rPr>
-            <m:sty m:val="p"/>
-          </m:rPr>
-          <m:t>|</m:t>
-        </m:r>
-      </m:oMath>
-      <w:r>
-        <w:t xml:space="preserve"> </w:t>
-      </w:r>
-      <w:r>
-        <w:t xml:space="preserve">maps into a three-channel</w:t>
-      </w:r>
-      <w:r>
-        <w:t xml:space="preserve"> </w:t>
-      </w:r>
-      <w:r>
-        <w:rPr>
-          <w:i/>
-          <w:iCs/>
-        </w:rPr>
-        <w:t xml:space="preserve">sequence-component</w:t>
-      </w:r>
-      <w:r>
-        <w:rPr>
-          <w:i/>
-          <w:iCs/>
-        </w:rPr>
-        <w:t xml:space="preserve"> </w:t>
-      </w:r>
-      <w:r>
-        <w:rPr>
-          <w:i/>
-          <w:iCs/>
-        </w:rPr>
-        <w:t xml:space="preserve">Stockwell tensor</w:t>
-      </w:r>
-      <w:r>
-        <w:t xml:space="preserve"> </w:t>
-      </w:r>
-      <w:r>
-        <w:t xml:space="preserve">(SCST). The negative-sequence channel carries the load-invariant inter-turn</w:t>
-      </w:r>
-      <w:r>
-        <w:t xml:space="preserve"> </w:t>
-      </w:r>
-      <w:r>
-        <w:t xml:space="preserve">signature, and the frequency-dependent resolution of the Stockwell transform tracks the</w:t>
+        <w:t xml:space="preserve">so</w:t>
+      </w:r>
+      <w:r>
+        <w:t xml:space="preserve"> </w:t>
+      </w:r>
+      <m:oMath>
+        <m:r>
+          <m:t>W</m:t>
+        </m:r>
+        <m:r>
+          <m:rPr>
+            <m:sty m:val="p"/>
+          </m:rPr>
+          <m:t>=</m:t>
+        </m:r>
+        <m:r>
+          <m:t>500</m:t>
+        </m:r>
+      </m:oMath>
+      <w:r>
+        <w:t xml:space="preserve"> </w:t>
+      </w:r>
+      <w:r>
+        <w:t xml:space="preserve">at</w:t>
+      </w:r>
+      <w:r>
+        <w:t xml:space="preserve"> </w:t>
+      </w:r>
+      <m:oMath>
+        <m:sSub>
+          <m:e>
+            <m:r>
+              <m:t>f</m:t>
+            </m:r>
+          </m:e>
+          <m:sub>
+            <m:r>
+              <m:t>s</m:t>
+            </m:r>
+          </m:sub>
+        </m:sSub>
+        <m:r>
+          <m:rPr>
+            <m:sty m:val="p"/>
+          </m:rPr>
+          <m:t>=</m:t>
+        </m:r>
+        <m:r>
+          <m:t>25</m:t>
+        </m:r>
+      </m:oMath>
+      <w:r>
+        <w:t xml:space="preserve"> kHz gives</w:t>
+      </w:r>
+      <w:r>
+        <w:t xml:space="preserve"> </w:t>
+      </w:r>
+      <m:oMath>
+        <m:r>
+          <m:rPr>
+            <m:sty m:val="p"/>
+          </m:rPr>
+          <m:t>Δ</m:t>
+        </m:r>
+        <m:r>
+          <m:t>f</m:t>
+        </m:r>
+        <m:r>
+          <m:rPr>
+            <m:sty m:val="p"/>
+          </m:rPr>
+          <m:t>=</m:t>
+        </m:r>
+        <m:r>
+          <m:t>50</m:t>
+        </m:r>
+      </m:oMath>
+      <w:r>
+        <w:t xml:space="preserve"> Hz, the spacing between the fundamental and the</w:t>
       </w:r>
       <w:r>
         <w:t xml:space="preserve"> </w:t>
@@ -4251,6 +6398,1721 @@
         <w:t xml:space="preserve"> </w:t>
       </w:r>
       <w:r>
+        <w:t xml:space="preserve">EPVA line. The DC, the</w:t>
+      </w:r>
+      <w:r>
+        <w:t xml:space="preserve"> </w:t>
+      </w:r>
+      <m:oMath>
+        <m:r>
+          <m:t>50</m:t>
+        </m:r>
+      </m:oMath>
+      <w:r>
+        <w:t xml:space="preserve"> Hz fundamental, the</w:t>
+      </w:r>
+      <w:r>
+        <w:t xml:space="preserve"> </w:t>
+      </w:r>
+      <m:oMath>
+        <m:r>
+          <m:t>100</m:t>
+        </m:r>
+      </m:oMath>
+      <w:r>
+        <w:t xml:space="preserve"> Hz EPVA line, and the early Penman</w:t>
+      </w:r>
+      <w:r>
+        <w:t xml:space="preserve"> </w:t>
+      </w:r>
+      <w:r>
+        <w:t xml:space="preserve">sidebands</w:t>
+      </w:r>
+      <w:r>
+        <w:t xml:space="preserve"> </w:t>
+      </w:r>
+      <m:oMath>
+        <m:sSub>
+          <m:e>
+            <m:r>
+              <m:t>f</m:t>
+            </m:r>
+          </m:e>
+          <m:sub>
+            <m:r>
+              <m:t>0</m:t>
+            </m:r>
+          </m:sub>
+        </m:sSub>
+        <m:r>
+          <m:rPr>
+            <m:sty m:val="p"/>
+          </m:rPr>
+          <m:t>[</m:t>
+        </m:r>
+        <m:r>
+          <m:t>1</m:t>
+        </m:r>
+        <m:r>
+          <m:t>​</m:t>
+        </m:r>
+        <m:r>
+          <m:rPr>
+            <m:sty m:val="p"/>
+          </m:rPr>
+          <m:t>±</m:t>
+        </m:r>
+        <m:r>
+          <m:t>​</m:t>
+        </m:r>
+        <m:r>
+          <m:t>n</m:t>
+        </m:r>
+        <m:r>
+          <m:rPr>
+            <m:sty m:val="p"/>
+          </m:rPr>
+          <m:t>(</m:t>
+        </m:r>
+        <m:r>
+          <m:t>1</m:t>
+        </m:r>
+        <m:r>
+          <m:t>​</m:t>
+        </m:r>
+        <m:r>
+          <m:rPr>
+            <m:sty m:val="p"/>
+          </m:rPr>
+          <m:t>−</m:t>
+        </m:r>
+        <m:r>
+          <m:t>​</m:t>
+        </m:r>
+        <m:r>
+          <m:t>s</m:t>
+        </m:r>
+        <m:r>
+          <m:rPr>
+            <m:sty m:val="p"/>
+          </m:rPr>
+          <m:t>)</m:t>
+        </m:r>
+        <m:r>
+          <m:rPr>
+            <m:sty m:val="p"/>
+          </m:rPr>
+          <m:t>/</m:t>
+        </m:r>
+        <m:r>
+          <m:t>p</m:t>
+        </m:r>
+        <m:r>
+          <m:rPr>
+            <m:sty m:val="p"/>
+          </m:rPr>
+          <m:t>]</m:t>
+        </m:r>
+      </m:oMath>
+      <w:r>
+        <w:t xml:space="preserve"> </w:t>
+      </w:r>
+      <w:r>
+        <w:t xml:space="preserve">all collapse into a few overlapping bins, and the EPVA severity</w:t>
+      </w:r>
+      <w:r>
+        <w:t xml:space="preserve"> </w:t>
+      </w:r>
+      <w:r>
+        <w:t xml:space="preserve">factor of (3)—defined precisely as</w:t>
+      </w:r>
+      <w:r>
+        <w:t xml:space="preserve"> </w:t>
+      </w:r>
+      <m:oMath>
+        <m:r>
+          <m:t>A</m:t>
+        </m:r>
+        <m:r>
+          <m:rPr>
+            <m:sty m:val="p"/>
+          </m:rPr>
+          <m:t>(</m:t>
+        </m:r>
+        <m:r>
+          <m:t>2</m:t>
+        </m:r>
+        <m:sSub>
+          <m:e>
+            <m:r>
+              <m:t>f</m:t>
+            </m:r>
+          </m:e>
+          <m:sub>
+            <m:r>
+              <m:t>0</m:t>
+            </m:r>
+          </m:sub>
+        </m:sSub>
+        <m:r>
+          <m:rPr>
+            <m:sty m:val="p"/>
+          </m:rPr>
+          <m:t>)</m:t>
+        </m:r>
+        <m:r>
+          <m:rPr>
+            <m:sty m:val="p"/>
+          </m:rPr>
+          <m:t>/</m:t>
+        </m:r>
+        <m:r>
+          <m:rPr>
+            <m:sty m:val="p"/>
+          </m:rPr>
+          <m:t>D</m:t>
+        </m:r>
+        <m:r>
+          <m:rPr>
+            <m:sty m:val="p"/>
+          </m:rPr>
+          <m:t>C</m:t>
+        </m:r>
+      </m:oMath>
+      <w:r>
+        <w:t xml:space="preserve"> </w:t>
+      </w:r>
+      <w:r>
+        <w:t xml:space="preserve">of</w:t>
+      </w:r>
+      <w:r>
+        <w:t xml:space="preserve"> </w:t>
+      </w:r>
+      <m:oMath>
+        <m:r>
+          <m:rPr>
+            <m:sty m:val="p"/>
+          </m:rPr>
+          <m:t>|</m:t>
+        </m:r>
+        <m:sSub>
+          <m:e>
+            <m:r>
+              <m:rPr>
+                <m:sty m:val="bi"/>
+              </m:rPr>
+              <m:t>i</m:t>
+            </m:r>
+          </m:e>
+          <m:sub>
+            <m:r>
+              <m:t>P</m:t>
+            </m:r>
+          </m:sub>
+        </m:sSub>
+        <m:r>
+          <m:rPr>
+            <m:sty m:val="p"/>
+          </m:rPr>
+          <m:t>(</m:t>
+        </m:r>
+        <m:r>
+          <m:t>t</m:t>
+        </m:r>
+        <m:r>
+          <m:rPr>
+            <m:sty m:val="p"/>
+          </m:rPr>
+          <m:t>)</m:t>
+        </m:r>
+        <m:r>
+          <m:rPr>
+            <m:sty m:val="p"/>
+          </m:rPr>
+          <m:t>|</m:t>
+        </m:r>
+      </m:oMath>
+      <w:r>
+        <w:t xml:space="preserve"> </w:t>
+      </w:r>
+      <w:r>
+        <w:t xml:space="preserve">and the strongest</w:t>
+      </w:r>
+      <w:r>
+        <w:t xml:space="preserve"> </w:t>
+      </w:r>
+      <w:r>
+        <w:t xml:space="preserve">single severity scalar in the bank—cannot be measured. With four cycles</w:t>
+      </w:r>
+      <w:r>
+        <w:t xml:space="preserve"> </w:t>
+      </w:r>
+      <w:r>
+        <w:t xml:space="preserve">(</w:t>
+      </w:r>
+      <m:oMath>
+        <m:r>
+          <m:t>W</m:t>
+        </m:r>
+        <m:r>
+          <m:rPr>
+            <m:sty m:val="p"/>
+          </m:rPr>
+          <m:t>=</m:t>
+        </m:r>
+        <m:r>
+          <m:t>2000</m:t>
+        </m:r>
+      </m:oMath>
+      <w:r>
+        <w:t xml:space="preserve">,</w:t>
+      </w:r>
+      <w:r>
+        <w:t xml:space="preserve"> </w:t>
+      </w:r>
+      <m:oMath>
+        <m:sSub>
+          <m:e>
+            <m:r>
+              <m:t>T</m:t>
+            </m:r>
+          </m:e>
+          <m:sub>
+            <m:r>
+              <m:rPr>
+                <m:nor/>
+                <m:sty m:val="p"/>
+              </m:rPr>
+              <m:t>win</m:t>
+            </m:r>
+          </m:sub>
+        </m:sSub>
+        <m:r>
+          <m:rPr>
+            <m:sty m:val="p"/>
+          </m:rPr>
+          <m:t>=</m:t>
+        </m:r>
+        <m:r>
+          <m:t>80</m:t>
+        </m:r>
+      </m:oMath>
+      <w:r>
+        <w:t xml:space="preserve"> ms) the resolution improves to</w:t>
+      </w:r>
+      <w:r>
+        <w:t xml:space="preserve"> </w:t>
+      </w:r>
+      <m:oMath>
+        <m:r>
+          <m:rPr>
+            <m:sty m:val="p"/>
+          </m:rPr>
+          <m:t>Δ</m:t>
+        </m:r>
+        <m:r>
+          <m:t>f</m:t>
+        </m:r>
+        <m:r>
+          <m:rPr>
+            <m:sty m:val="p"/>
+          </m:rPr>
+          <m:t>=</m:t>
+        </m:r>
+        <m:r>
+          <m:t>12.5</m:t>
+        </m:r>
+      </m:oMath>
+      <w:r>
+        <w:t xml:space="preserve"> Hz, which cleanly</w:t>
+      </w:r>
+      <w:r>
+        <w:t xml:space="preserve"> </w:t>
+      </w:r>
+      <w:r>
+        <w:t xml:space="preserve">separates DC,</w:t>
+      </w:r>
+      <w:r>
+        <w:t xml:space="preserve"> </w:t>
+      </w:r>
+      <m:oMath>
+        <m:sSub>
+          <m:e>
+            <m:r>
+              <m:t>f</m:t>
+            </m:r>
+          </m:e>
+          <m:sub>
+            <m:r>
+              <m:t>0</m:t>
+            </m:r>
+          </m:sub>
+        </m:sSub>
+      </m:oMath>
+      <w:r>
+        <w:t xml:space="preserve">,</w:t>
+      </w:r>
+      <w:r>
+        <w:t xml:space="preserve"> </w:t>
+      </w:r>
+      <m:oMath>
+        <m:r>
+          <m:t>2</m:t>
+        </m:r>
+        <m:sSub>
+          <m:e>
+            <m:r>
+              <m:t>f</m:t>
+            </m:r>
+          </m:e>
+          <m:sub>
+            <m:r>
+              <m:t>0</m:t>
+            </m:r>
+          </m:sub>
+        </m:sSub>
+      </m:oMath>
+      <w:r>
+        <w:t xml:space="preserve">,</w:t>
+      </w:r>
+      <w:r>
+        <w:t xml:space="preserve"> </w:t>
+      </w:r>
+      <m:oMath>
+        <m:r>
+          <m:t>3</m:t>
+        </m:r>
+        <m:sSub>
+          <m:e>
+            <m:r>
+              <m:t>f</m:t>
+            </m:r>
+          </m:e>
+          <m:sub>
+            <m:r>
+              <m:t>0</m:t>
+            </m:r>
+          </m:sub>
+        </m:sSub>
+      </m:oMath>
+      <w:r>
+        <w:t xml:space="preserve"> </w:t>
+      </w:r>
+      <w:r>
+        <w:t xml:space="preserve">and the early sideband family, and is the minimum window for which</w:t>
+      </w:r>
+      <w:r>
+        <w:t xml:space="preserve"> </w:t>
+      </w:r>
+      <w:r>
+        <w:t xml:space="preserve">EPVA, the third-harmonic ratio, THD, and Park-ellipse fitting are all well posed.</w:t>
+      </w:r>
+    </w:p>
+    <w:p>
+      <w:pPr>
+        <w:pStyle w:val="BodyText"/>
+      </w:pPr>
+      <w:r>
+        <w:t xml:space="preserve">Four cycles is also the shortest window for which the higher-order statistical features</w:t>
+      </w:r>
+      <w:r>
+        <w:t xml:space="preserve"> </w:t>
+      </w:r>
+      <w:r>
+        <w:t xml:space="preserve">(skewness, kurtosis, Park-modulus mean / std) and the biomedical block (cycle-to-cycle waveform distance,</w:t>
+      </w:r>
+      <w:r>
+        <w:t xml:space="preserve"> </w:t>
+      </w:r>
+      <w:r>
+        <w:t xml:space="preserve">Poincaré</w:t>
+      </w:r>
+      <w:r>
+        <w:t xml:space="preserve"> </w:t>
+      </w:r>
+      <m:oMath>
+        <m:r>
+          <m:rPr>
+            <m:sty m:val="p"/>
+          </m:rPr>
+          <m:t>S</m:t>
+        </m:r>
+        <m:r>
+          <m:rPr>
+            <m:sty m:val="p"/>
+          </m:rPr>
+          <m:t>D</m:t>
+        </m:r>
+        <m:r>
+          <m:rPr>
+            <m:sty m:val="p"/>
+          </m:rPr>
+          <m:t>1</m:t>
+        </m:r>
+        <m:r>
+          <m:rPr>
+            <m:sty m:val="p"/>
+          </m:rPr>
+          <m:t>/</m:t>
+        </m:r>
+        <m:r>
+          <m:rPr>
+            <m:sty m:val="p"/>
+          </m:rPr>
+          <m:t>S</m:t>
+        </m:r>
+        <m:r>
+          <m:rPr>
+            <m:sty m:val="p"/>
+          </m:rPr>
+          <m:t>D</m:t>
+        </m:r>
+        <m:r>
+          <m:rPr>
+            <m:sty m:val="p"/>
+          </m:rPr>
+          <m:t>2</m:t>
+        </m:r>
+      </m:oMath>
+      <w:r>
+        <w:t xml:space="preserve">, fractal dimension) are meaningful: skew and kurtosis are notoriously</w:t>
+      </w:r>
+      <w:r>
+        <w:t xml:space="preserve"> </w:t>
+      </w:r>
+      <w:r>
+        <w:t xml:space="preserve">high-variance on small samples, and the HRV-style descriptors are by definition cross-cycle and need</w:t>
+      </w:r>
+      <w:r>
+        <w:t xml:space="preserve"> </w:t>
+      </w:r>
+      <w:r>
+        <w:t xml:space="preserve">at least four heartbeats to form a Poincaré plot. Numerically, the trade-off against longer windows</w:t>
+      </w:r>
+      <w:r>
+        <w:t xml:space="preserve"> </w:t>
+      </w:r>
+      <w:r>
+        <w:t xml:space="preserve">is sample efficiency: the fault interval is only</w:t>
+      </w:r>
+      <w:r>
+        <w:t xml:space="preserve"> </w:t>
+      </w:r>
+      <m:oMath>
+        <m:r>
+          <m:rPr>
+            <m:sty m:val="p"/>
+          </m:rPr>
+          <m:t>≈</m:t>
+        </m:r>
+        <m:r>
+          <m:t>0.8</m:t>
+        </m:r>
+      </m:oMath>
+      <w:r>
+        <w:t xml:space="preserve"> s (</w:t>
+      </w:r>
+      <m:oMath>
+        <m:r>
+          <m:t>20</m:t>
+        </m:r>
+        <m:r>
+          <m:rPr>
+            <m:sty m:val="p"/>
+          </m:rPr>
+          <m:t>,</m:t>
+        </m:r>
+        <m:r>
+          <m:t>000</m:t>
+        </m:r>
+      </m:oMath>
+      <w:r>
+        <w:t xml:space="preserve"> </w:t>
+      </w:r>
+      <w:r>
+        <w:t xml:space="preserve">samples) long, so</w:t>
+      </w:r>
+      <w:r>
+        <w:t xml:space="preserve"> </w:t>
+      </w:r>
+      <m:oMath>
+        <m:r>
+          <m:t>W</m:t>
+        </m:r>
+        <m:r>
+          <m:rPr>
+            <m:sty m:val="p"/>
+          </m:rPr>
+          <m:t>=</m:t>
+        </m:r>
+        <m:r>
+          <m:t>2000</m:t>
+        </m:r>
+      </m:oMath>
+      <w:r>
+        <w:t xml:space="preserve"> </w:t>
+      </w:r>
+      <w:r>
+        <w:t xml:space="preserve">with stride</w:t>
+      </w:r>
+      <w:r>
+        <w:t xml:space="preserve"> </w:t>
+      </w:r>
+      <m:oMath>
+        <m:r>
+          <m:t>500</m:t>
+        </m:r>
+      </m:oMath>
+      <w:r>
+        <w:t xml:space="preserve"> </w:t>
+      </w:r>
+      <w:r>
+        <w:t xml:space="preserve">produces</w:t>
+      </w:r>
+      <w:r>
+        <w:t xml:space="preserve"> </w:t>
+      </w:r>
+      <m:oMath>
+        <m:r>
+          <m:rPr>
+            <m:sty m:val="p"/>
+          </m:rPr>
+          <m:t>∼</m:t>
+        </m:r>
+      </m:oMath>
+      <m:oMath>
+        <m:r>
+          <m:t>36</m:t>
+        </m:r>
+      </m:oMath>
+      <w:r>
+        <w:t xml:space="preserve"> </w:t>
+      </w:r>
+      <w:r>
+        <w:t xml:space="preserve">windows per faulted recording and a balanced training</w:t>
+      </w:r>
+      <w:r>
+        <w:t xml:space="preserve"> </w:t>
+      </w:r>
+      <w:r>
+        <w:t xml:space="preserve">set of</w:t>
+      </w:r>
+      <w:r>
+        <w:t xml:space="preserve"> </w:t>
+      </w:r>
+      <m:oMath>
+        <m:r>
+          <m:t>11</m:t>
+        </m:r>
+        <m:r>
+          <m:rPr>
+            <m:sty m:val="p"/>
+          </m:rPr>
+          <m:t>,</m:t>
+        </m:r>
+        <m:r>
+          <m:t>760</m:t>
+        </m:r>
+      </m:oMath>
+      <w:r>
+        <w:t xml:space="preserve"> </w:t>
+      </w:r>
+      <w:r>
+        <w:t xml:space="preserve">faulted plus</w:t>
+      </w:r>
+      <w:r>
+        <w:t xml:space="preserve"> </w:t>
+      </w:r>
+      <m:oMath>
+        <m:r>
+          <m:t>6</m:t>
+        </m:r>
+        <m:r>
+          <m:rPr>
+            <m:sty m:val="p"/>
+          </m:rPr>
+          <m:t>,</m:t>
+        </m:r>
+        <m:r>
+          <m:t>273</m:t>
+        </m:r>
+      </m:oMath>
+      <w:r>
+        <w:t xml:space="preserve"> </w:t>
+      </w:r>
+      <w:r>
+        <w:t xml:space="preserve">healthy windows, whereas</w:t>
+      </w:r>
+      <w:r>
+        <w:t xml:space="preserve"> </w:t>
+      </w:r>
+      <m:oMath>
+        <m:r>
+          <m:t>W</m:t>
+        </m:r>
+        <m:r>
+          <m:rPr>
+            <m:sty m:val="p"/>
+          </m:rPr>
+          <m:t>=</m:t>
+        </m:r>
+        <m:r>
+          <m:t>5000</m:t>
+        </m:r>
+      </m:oMath>
+      <w:r>
+        <w:t xml:space="preserve"> </w:t>
+      </w:r>
+      <w:r>
+        <w:t xml:space="preserve">(</w:t>
+      </w:r>
+      <m:oMath>
+        <m:r>
+          <m:t>10</m:t>
+        </m:r>
+      </m:oMath>
+      <w:r>
+        <w:t xml:space="preserve"> </w:t>
+      </w:r>
+      <w:r>
+        <w:t xml:space="preserve">cycles) yields only</w:t>
+      </w:r>
+      <w:r>
+        <w:t xml:space="preserve"> </w:t>
+      </w:r>
+      <m:oMath>
+        <m:r>
+          <m:rPr>
+            <m:sty m:val="p"/>
+          </m:rPr>
+          <m:t>∼</m:t>
+        </m:r>
+      </m:oMath>
+      <m:oMath>
+        <m:r>
+          <m:t>8</m:t>
+        </m:r>
+      </m:oMath>
+      <w:r>
+        <w:t xml:space="preserve"> </w:t>
+      </w:r>
+      <w:r>
+        <w:t xml:space="preserve">non-overlapping windows per recording and a more redundant corpus, and</w:t>
+      </w:r>
+      <w:r>
+        <w:t xml:space="preserve"> </w:t>
+      </w:r>
+      <m:oMath>
+        <m:r>
+          <m:t>W</m:t>
+        </m:r>
+        <m:r>
+          <m:rPr>
+            <m:sty m:val="p"/>
+          </m:rPr>
+          <m:t>=</m:t>
+        </m:r>
+        <m:r>
+          <m:t>10</m:t>
+        </m:r>
+        <m:r>
+          <m:rPr>
+            <m:sty m:val="p"/>
+          </m:rPr>
+          <m:t>,</m:t>
+        </m:r>
+        <m:r>
+          <m:t>000</m:t>
+        </m:r>
+      </m:oMath>
+      <w:r>
+        <w:t xml:space="preserve"> </w:t>
+      </w:r>
+      <w:r>
+        <w:t xml:space="preserve">(</w:t>
+      </w:r>
+      <m:oMath>
+        <m:r>
+          <m:t>20</m:t>
+        </m:r>
+      </m:oMath>
+      <w:r>
+        <w:t xml:space="preserve"> </w:t>
+      </w:r>
+      <w:r>
+        <w:t xml:space="preserve">cycles) gives too few examples to support cross-validation. Table </w:t>
+      </w:r>
+      <w:r>
+        <w:t xml:space="preserve"> </w:t>
+      </w:r>
+      <w:r>
+        <w:t xml:space="preserve">makes the trade-off</w:t>
+      </w:r>
+      <w:r>
+        <w:t xml:space="preserve"> </w:t>
+      </w:r>
+      <w:r>
+        <w:t xml:space="preserve">explicit. The combination of (i) sufficient spectral resolution to expose the</w:t>
+      </w:r>
+      <w:r>
+        <w:t xml:space="preserve"> </w:t>
+      </w:r>
+      <m:oMath>
+        <m:r>
+          <m:t>2</m:t>
+        </m:r>
+        <m:sSub>
+          <m:e>
+            <m:r>
+              <m:t>f</m:t>
+            </m:r>
+          </m:e>
+          <m:sub>
+            <m:r>
+              <m:t>0</m:t>
+            </m:r>
+          </m:sub>
+        </m:sSub>
+      </m:oMath>
+      <w:r>
+        <w:t xml:space="preserve"> </w:t>
+      </w:r>
+      <w:r>
+        <w:t xml:space="preserve">EPVA signature,</w:t>
+      </w:r>
+      <w:r>
+        <w:t xml:space="preserve"> </w:t>
+      </w:r>
+      <w:r>
+        <w:t xml:space="preserve">(ii) stable higher-order statistics, (iii) dense sampling of the short fault interval, and (iv)</w:t>
+      </w:r>
+      <w:r>
+        <w:t xml:space="preserve"> </w:t>
+      </w:r>
+      <w:r>
+        <w:t xml:space="preserve">deployment latency below one line cycle on a Jetson-class CPU (</w:t>
+      </w:r>
+      <m:oMath>
+        <m:r>
+          <m:rPr>
+            <m:sty m:val="p"/>
+          </m:rPr>
+          <m:t>&lt;</m:t>
+        </m:r>
+        <m:r>
+          <m:t>​</m:t>
+        </m:r>
+        <m:r>
+          <m:t>1</m:t>
+        </m:r>
+      </m:oMath>
+      <w:r>
+        <w:t xml:space="preserve"> ms feature extraction at</w:t>
+      </w:r>
+      <w:r>
+        <w:t xml:space="preserve"> </w:t>
+      </w:r>
+      <m:oMath>
+        <m:r>
+          <m:t>80</m:t>
+        </m:r>
+      </m:oMath>
+      <w:r>
+        <w:t xml:space="preserve"> ms</w:t>
+      </w:r>
+      <w:r>
+        <w:t xml:space="preserve"> </w:t>
+      </w:r>
+      <w:r>
+        <w:t xml:space="preserve">acquisition latency) all point to</w:t>
+      </w:r>
+      <w:r>
+        <w:t xml:space="preserve"> </w:t>
+      </w:r>
+      <m:oMath>
+        <m:r>
+          <m:t>W</m:t>
+        </m:r>
+        <m:r>
+          <m:rPr>
+            <m:sty m:val="p"/>
+          </m:rPr>
+          <m:t>=</m:t>
+        </m:r>
+        <m:r>
+          <m:t>2000</m:t>
+        </m:r>
+      </m:oMath>
+      <w:r>
+        <w:t xml:space="preserve">, which is why it was retained over the broader</w:t>
+      </w:r>
+      <w:r>
+        <w:t xml:space="preserve"> </w:t>
+      </w:r>
+      <m:oMath>
+        <m:r>
+          <m:rPr>
+            <m:sty m:val="p"/>
+          </m:rPr>
+          <m:t>{</m:t>
+        </m:r>
+        <m:r>
+          <m:t>1</m:t>
+        </m:r>
+        <m:r>
+          <m:rPr>
+            <m:sty m:val="p"/>
+          </m:rPr>
+          <m:t>,</m:t>
+        </m:r>
+        <m:r>
+          <m:t>4</m:t>
+        </m:r>
+        <m:r>
+          <m:rPr>
+            <m:sty m:val="p"/>
+          </m:rPr>
+          <m:t>,</m:t>
+        </m:r>
+        <m:r>
+          <m:t>10</m:t>
+        </m:r>
+        <m:r>
+          <m:rPr>
+            <m:sty m:val="p"/>
+          </m:rPr>
+          <m:t>,</m:t>
+        </m:r>
+        <m:r>
+          <m:t>20</m:t>
+        </m:r>
+        <m:r>
+          <m:rPr>
+            <m:sty m:val="p"/>
+          </m:rPr>
+          <m:t>}</m:t>
+        </m:r>
+      </m:oMath>
+      <w:r>
+        <w:t xml:space="preserve">-cycle sweep envisaged in the original plan.</w:t>
+      </w:r>
+    </w:p>
+    <w:bookmarkStart w:id="25" w:name="tab:window"/>
+    <w:p>
+      <w:pPr>
+        <w:pStyle w:val="TableCaption"/>
+      </w:pPr>
+      <w:r>
+        <w:t xml:space="preserve">Window-length trade-off at</w:t>
+      </w:r>
+      <w:r>
+        <w:t xml:space="preserve"> </w:t>
+      </w:r>
+      <m:oMath>
+        <m:sSub>
+          <m:e>
+            <m:r>
+              <m:t>f</m:t>
+            </m:r>
+          </m:e>
+          <m:sub>
+            <m:r>
+              <m:t>s</m:t>
+            </m:r>
+          </m:sub>
+        </m:sSub>
+        <m:r>
+          <m:rPr>
+            <m:sty m:val="p"/>
+          </m:rPr>
+          <m:t>=</m:t>
+        </m:r>
+        <m:r>
+          <m:t>25</m:t>
+        </m:r>
+      </m:oMath>
+      <w:r>
+        <w:t xml:space="preserve"> kHz.</w:t>
+      </w:r>
+      <w:r>
+        <w:t xml:space="preserve"> </w:t>
+      </w:r>
+      <m:oMath>
+        <m:r>
+          <m:rPr>
+            <m:sty m:val="p"/>
+          </m:rPr>
+          <m:t>Δ</m:t>
+        </m:r>
+        <m:r>
+          <m:t>f</m:t>
+        </m:r>
+      </m:oMath>
+      <w:r>
+        <w:t xml:space="preserve"> </w:t>
+      </w:r>
+      <w:r>
+        <w:t xml:space="preserve">is the spectral resolution of (</w:t>
+      </w:r>
+      <w:r>
+        <w:t xml:space="preserve">).</w:t>
+      </w:r>
+      <w:r>
+        <w:t xml:space="preserve"> </w:t>
+      </w:r>
+      <m:oMath>
+        <m:sSub>
+          <m:e>
+            <m:r>
+              <m:t>N</m:t>
+            </m:r>
+          </m:e>
+          <m:sub>
+            <m:r>
+              <m:rPr>
+                <m:nor/>
+                <m:sty m:val="p"/>
+              </m:rPr>
+              <m:t>fault</m:t>
+            </m:r>
+          </m:sub>
+        </m:sSub>
+      </m:oMath>
+      <w:r>
+        <w:t xml:space="preserve"> </w:t>
+      </w:r>
+      <w:r>
+        <w:t xml:space="preserve">is the typical number of non-overlapping windows per faulted recording in the</w:t>
+      </w:r>
+      <w:r>
+        <w:t xml:space="preserve"> </w:t>
+      </w:r>
+      <m:oMath>
+        <m:r>
+          <m:t>0.8</m:t>
+        </m:r>
+      </m:oMath>
+      <w:r>
+        <w:t xml:space="preserve"> s</w:t>
+      </w:r>
+      <w:r>
+        <w:t xml:space="preserve"> </w:t>
+      </w:r>
+      <w:r>
+        <w:t xml:space="preserve">fault interval.</w:t>
+      </w:r>
+      <w:r>
+        <w:t xml:space="preserve"> </w:t>
+      </w:r>
+      <w:r>
+        <w:t xml:space="preserve">“EPVA / harmonics usable”</w:t>
+      </w:r>
+      <w:r>
+        <w:t xml:space="preserve"> </w:t>
+      </w:r>
+      <w:r>
+        <w:t xml:space="preserve">requires</w:t>
+      </w:r>
+      <w:r>
+        <w:t xml:space="preserve"> </w:t>
+      </w:r>
+      <m:oMath>
+        <m:r>
+          <m:rPr>
+            <m:sty m:val="p"/>
+          </m:rPr>
+          <m:t>Δ</m:t>
+        </m:r>
+        <m:r>
+          <m:t>f</m:t>
+        </m:r>
+        <m:r>
+          <m:rPr>
+            <m:sty m:val="p"/>
+          </m:rPr>
+          <m:t>≪</m:t>
+        </m:r>
+        <m:r>
+          <m:t>2</m:t>
+        </m:r>
+        <m:sSub>
+          <m:e>
+            <m:r>
+              <m:t>f</m:t>
+            </m:r>
+          </m:e>
+          <m:sub>
+            <m:r>
+              <m:t>0</m:t>
+            </m:r>
+          </m:sub>
+        </m:sSub>
+      </m:oMath>
+      <w:r>
+        <w:t xml:space="preserve">.</w:t>
+      </w:r>
+    </w:p>
+    <w:tbl>
+      <w:tblPr>
+        <w:tblStyle w:val="Table"/>
+        <w:tblW w:type="auto" w:w="0"/>
+        <w:tblLook w:firstRow="1" w:lastRow="0" w:firstColumn="0" w:lastColumn="0" w:noHBand="0" w:noVBand="0" w:val="0020"/>
+        <w:tblCaption w:val="Window-length trade-off at f_s=25 kHz. \Delta f is the spectral resolution of (). N_{\text{fault}} is the typical number of non-overlapping windows per faulted recording in the 0.8 s fault interval. “EPVA / harmonics usable” requires \Delta f \ll 2f_0."/>
+      </w:tblPr>
+      <w:tblGrid>
+        <w:gridCol w:w="1320"/>
+        <w:gridCol w:w="1320"/>
+        <w:gridCol w:w="1320"/>
+        <w:gridCol w:w="1320"/>
+        <w:gridCol w:w="1320"/>
+        <w:gridCol w:w="1320"/>
+      </w:tblGrid>
+      <w:tr>
+        <w:trPr>
+          <w:tblHeader w:val="on"/>
+        </w:trPr>
+        <w:tc>
+          <w:tcPr/>
+          <w:p>
+            <w:pPr>
+              <w:pStyle w:val="Compact"/>
+              <w:jc w:val="center"/>
+            </w:pPr>
+            <w:r>
+              <w:t xml:space="preserve">Cycles</w:t>
+            </w:r>
+          </w:p>
+        </w:tc>
+        <w:tc>
+          <w:tcPr/>
+          <w:p>
+            <w:pPr>
+              <w:pStyle w:val="Compact"/>
+              <w:jc w:val="center"/>
+            </w:pPr>
+            <m:oMath>
+              <m:r>
+                <m:t>W</m:t>
+              </m:r>
+            </m:oMath>
+          </w:p>
+        </w:tc>
+        <w:tc>
+          <w:tcPr/>
+          <w:p>
+            <w:pPr>
+              <w:pStyle w:val="Compact"/>
+              <w:jc w:val="center"/>
+            </w:pPr>
+            <m:oMath>
+              <m:sSub>
+                <m:e>
+                  <m:r>
+                    <m:t>T</m:t>
+                  </m:r>
+                </m:e>
+                <m:sub>
+                  <m:r>
+                    <m:rPr>
+                      <m:nor/>
+                      <m:sty m:val="p"/>
+                    </m:rPr>
+                    <m:t>win</m:t>
+                  </m:r>
+                </m:sub>
+              </m:sSub>
+            </m:oMath>
+          </w:p>
+        </w:tc>
+        <w:tc>
+          <w:tcPr/>
+          <w:p>
+            <w:pPr>
+              <w:pStyle w:val="Compact"/>
+              <w:jc w:val="center"/>
+            </w:pPr>
+            <m:oMath>
+              <m:r>
+                <m:rPr>
+                  <m:sty m:val="p"/>
+                </m:rPr>
+                <m:t>Δ</m:t>
+              </m:r>
+              <m:r>
+                <m:t>f</m:t>
+              </m:r>
+            </m:oMath>
+          </w:p>
+        </w:tc>
+        <w:tc>
+          <w:tcPr/>
+          <w:p>
+            <w:pPr>
+              <w:pStyle w:val="Compact"/>
+              <w:jc w:val="center"/>
+            </w:pPr>
+            <m:oMath>
+              <m:sSub>
+                <m:e>
+                  <m:r>
+                    <m:t>N</m:t>
+                  </m:r>
+                </m:e>
+                <m:sub>
+                  <m:r>
+                    <m:rPr>
+                      <m:nor/>
+                      <m:sty m:val="p"/>
+                    </m:rPr>
+                    <m:t>fault</m:t>
+                  </m:r>
+                </m:sub>
+              </m:sSub>
+            </m:oMath>
+          </w:p>
+        </w:tc>
+        <w:tc>
+          <w:tcPr/>
+          <w:p>
+            <w:pPr>
+              <w:pStyle w:val="Compact"/>
+              <w:jc w:val="center"/>
+            </w:pPr>
+            <w:r>
+              <w:t xml:space="preserve">EPVA / harm.</w:t>
+            </w:r>
+          </w:p>
+        </w:tc>
+      </w:tr>
+      <w:tr>
+        <w:tc>
+          <w:tcPr/>
+          <w:p>
+            <w:pPr>
+              <w:pStyle w:val="Compact"/>
+              <w:jc w:val="center"/>
+            </w:pPr>
+            <m:oMath>
+              <m:r>
+                <m:t>1</m:t>
+              </m:r>
+            </m:oMath>
+          </w:p>
+        </w:tc>
+        <w:tc>
+          <w:tcPr/>
+          <w:p>
+            <w:pPr>
+              <w:pStyle w:val="Compact"/>
+              <w:jc w:val="center"/>
+            </w:pPr>
+            <m:oMath>
+              <m:r>
+                <m:t>500</m:t>
+              </m:r>
+            </m:oMath>
+          </w:p>
+        </w:tc>
+        <w:tc>
+          <w:tcPr/>
+          <w:p>
+            <w:pPr>
+              <w:pStyle w:val="Compact"/>
+              <w:jc w:val="center"/>
+            </w:pPr>
+            <m:oMath>
+              <m:r>
+                <m:t>20</m:t>
+              </m:r>
+            </m:oMath>
+            <w:r>
+              <w:t xml:space="preserve"> ms</w:t>
+            </w:r>
+          </w:p>
+        </w:tc>
+        <w:tc>
+          <w:tcPr/>
+          <w:p>
+            <w:pPr>
+              <w:pStyle w:val="Compact"/>
+              <w:jc w:val="center"/>
+            </w:pPr>
+            <m:oMath>
+              <m:r>
+                <m:t>50.0</m:t>
+              </m:r>
+            </m:oMath>
+            <w:r>
+              <w:t xml:space="preserve"> Hz</w:t>
+            </w:r>
+          </w:p>
+        </w:tc>
+        <w:tc>
+          <w:tcPr/>
+          <w:p>
+            <w:pPr>
+              <w:pStyle w:val="Compact"/>
+              <w:jc w:val="center"/>
+            </w:pPr>
+            <m:oMath>
+              <m:r>
+                <m:t>40</m:t>
+              </m:r>
+            </m:oMath>
+          </w:p>
+        </w:tc>
+        <w:tc>
+          <w:tcPr/>
+          <w:p>
+            <w:pPr>
+              <w:pStyle w:val="Compact"/>
+              <w:jc w:val="center"/>
+            </w:pPr>
+            <w:r>
+              <w:rPr>
+                <w:b/>
+                <w:bCs/>
+              </w:rPr>
+              <w:t xml:space="preserve">no</w:t>
+            </w:r>
+            <w:r>
+              <w:t xml:space="preserve"> </w:t>
+            </w:r>
+            <w:r>
+              <w:t xml:space="preserve">(bins merge)</w:t>
+            </w:r>
+          </w:p>
+        </w:tc>
+      </w:tr>
+      <w:tr>
+        <w:tc>
+          <w:tcPr/>
+          <w:p>
+            <w:pPr>
+              <w:pStyle w:val="Compact"/>
+              <w:jc w:val="center"/>
+            </w:pPr>
+            <m:oMath>
+              <m:r>
+                <m:rPr>
+                  <m:sty m:val="b"/>
+                </m:rPr>
+                <m:t>4</m:t>
+              </m:r>
+            </m:oMath>
+          </w:p>
+        </w:tc>
+        <w:tc>
+          <w:tcPr/>
+          <w:p>
+            <w:pPr>
+              <w:pStyle w:val="Compact"/>
+              <w:jc w:val="center"/>
+            </w:pPr>
+            <m:oMath>
+              <m:r>
+                <m:rPr>
+                  <m:sty m:val="b"/>
+                </m:rPr>
+                <m:t>2000</m:t>
+              </m:r>
+            </m:oMath>
+          </w:p>
+        </w:tc>
+        <w:tc>
+          <w:tcPr/>
+          <w:p>
+            <w:pPr>
+              <w:pStyle w:val="Compact"/>
+              <w:jc w:val="center"/>
+            </w:pPr>
+            <m:oMath>
+              <m:r>
+                <m:rPr>
+                  <m:sty m:val="b"/>
+                </m:rPr>
+                <m:t>80</m:t>
+              </m:r>
+            </m:oMath>
+            <w:r>
+              <w:t xml:space="preserve"> </w:t>
+            </w:r>
+            <w:r>
+              <w:rPr>
+                <w:b/>
+                <w:bCs/>
+              </w:rPr>
+              <w:t xml:space="preserve">ms</w:t>
+            </w:r>
+          </w:p>
+        </w:tc>
+        <w:tc>
+          <w:tcPr/>
+          <w:p>
+            <w:pPr>
+              <w:pStyle w:val="Compact"/>
+              <w:jc w:val="center"/>
+            </w:pPr>
+            <m:oMath>
+              <m:r>
+                <m:rPr>
+                  <m:sty m:val="b"/>
+                </m:rPr>
+                <m:t>12.5</m:t>
+              </m:r>
+            </m:oMath>
+            <w:r>
+              <w:t xml:space="preserve"> </w:t>
+            </w:r>
+            <w:r>
+              <w:rPr>
+                <w:b/>
+                <w:bCs/>
+              </w:rPr>
+              <w:t xml:space="preserve">Hz</w:t>
+            </w:r>
+          </w:p>
+        </w:tc>
+        <w:tc>
+          <w:tcPr/>
+          <w:p>
+            <w:pPr>
+              <w:pStyle w:val="Compact"/>
+              <w:jc w:val="center"/>
+            </w:pPr>
+            <m:oMath>
+              <m:r>
+                <m:rPr>
+                  <m:sty m:val="b"/>
+                </m:rPr>
+                <m:t>10</m:t>
+              </m:r>
+            </m:oMath>
+          </w:p>
+        </w:tc>
+        <w:tc>
+          <w:tcPr/>
+          <w:p>
+            <w:pPr>
+              <w:pStyle w:val="Compact"/>
+              <w:jc w:val="center"/>
+            </w:pPr>
+            <w:r>
+              <w:rPr>
+                <w:b/>
+                <w:bCs/>
+              </w:rPr>
+              <w:t xml:space="preserve">yes (chosen)</w:t>
+            </w:r>
+          </w:p>
+        </w:tc>
+      </w:tr>
+      <w:tr>
+        <w:tc>
+          <w:tcPr/>
+          <w:p>
+            <w:pPr>
+              <w:pStyle w:val="Compact"/>
+              <w:jc w:val="center"/>
+            </w:pPr>
+            <m:oMath>
+              <m:r>
+                <m:t>10</m:t>
+              </m:r>
+            </m:oMath>
+          </w:p>
+        </w:tc>
+        <w:tc>
+          <w:tcPr/>
+          <w:p>
+            <w:pPr>
+              <w:pStyle w:val="Compact"/>
+              <w:jc w:val="center"/>
+            </w:pPr>
+            <m:oMath>
+              <m:r>
+                <m:t>5000</m:t>
+              </m:r>
+            </m:oMath>
+          </w:p>
+        </w:tc>
+        <w:tc>
+          <w:tcPr/>
+          <w:p>
+            <w:pPr>
+              <w:pStyle w:val="Compact"/>
+              <w:jc w:val="center"/>
+            </w:pPr>
+            <m:oMath>
+              <m:r>
+                <m:t>200</m:t>
+              </m:r>
+            </m:oMath>
+            <w:r>
+              <w:t xml:space="preserve"> ms</w:t>
+            </w:r>
+          </w:p>
+        </w:tc>
+        <w:tc>
+          <w:tcPr/>
+          <w:p>
+            <w:pPr>
+              <w:pStyle w:val="Compact"/>
+              <w:jc w:val="center"/>
+            </w:pPr>
+            <m:oMath>
+              <m:r>
+                <m:t>5.0</m:t>
+              </m:r>
+            </m:oMath>
+            <w:r>
+              <w:t xml:space="preserve"> Hz</w:t>
+            </w:r>
+          </w:p>
+        </w:tc>
+        <w:tc>
+          <w:tcPr/>
+          <w:p>
+            <w:pPr>
+              <w:pStyle w:val="Compact"/>
+              <w:jc w:val="center"/>
+            </w:pPr>
+            <m:oMath>
+              <m:r>
+                <m:t>4</m:t>
+              </m:r>
+            </m:oMath>
+          </w:p>
+        </w:tc>
+        <w:tc>
+          <w:tcPr/>
+          <w:p>
+            <w:pPr>
+              <w:pStyle w:val="Compact"/>
+              <w:jc w:val="center"/>
+            </w:pPr>
+            <w:r>
+              <w:t xml:space="preserve">yes, but redundant</w:t>
+            </w:r>
+          </w:p>
+        </w:tc>
+      </w:tr>
+      <w:tr>
+        <w:tc>
+          <w:tcPr/>
+          <w:p>
+            <w:pPr>
+              <w:pStyle w:val="Compact"/>
+              <w:jc w:val="center"/>
+            </w:pPr>
+            <m:oMath>
+              <m:r>
+                <m:t>20</m:t>
+              </m:r>
+            </m:oMath>
+          </w:p>
+        </w:tc>
+        <w:tc>
+          <w:tcPr/>
+          <w:p>
+            <w:pPr>
+              <w:pStyle w:val="Compact"/>
+              <w:jc w:val="center"/>
+            </w:pPr>
+            <m:oMath>
+              <m:r>
+                <m:t>10</m:t>
+              </m:r>
+              <m:r>
+                <m:rPr>
+                  <m:sty m:val="p"/>
+                </m:rPr>
+                <m:t>,</m:t>
+              </m:r>
+              <m:r>
+                <m:t>000</m:t>
+              </m:r>
+            </m:oMath>
+          </w:p>
+        </w:tc>
+        <w:tc>
+          <w:tcPr/>
+          <w:p>
+            <w:pPr>
+              <w:pStyle w:val="Compact"/>
+              <w:jc w:val="center"/>
+            </w:pPr>
+            <m:oMath>
+              <m:r>
+                <m:t>400</m:t>
+              </m:r>
+            </m:oMath>
+            <w:r>
+              <w:t xml:space="preserve"> ms</w:t>
+            </w:r>
+          </w:p>
+        </w:tc>
+        <w:tc>
+          <w:tcPr/>
+          <w:p>
+            <w:pPr>
+              <w:pStyle w:val="Compact"/>
+              <w:jc w:val="center"/>
+            </w:pPr>
+            <m:oMath>
+              <m:r>
+                <m:t>2.5</m:t>
+              </m:r>
+            </m:oMath>
+            <w:r>
+              <w:t xml:space="preserve"> Hz</w:t>
+            </w:r>
+          </w:p>
+        </w:tc>
+        <w:tc>
+          <w:tcPr/>
+          <w:p>
+            <w:pPr>
+              <w:pStyle w:val="Compact"/>
+              <w:jc w:val="center"/>
+            </w:pPr>
+            <m:oMath>
+              <m:r>
+                <m:t>2</m:t>
+              </m:r>
+            </m:oMath>
+          </w:p>
+        </w:tc>
+        <w:tc>
+          <w:tcPr/>
+          <w:p>
+            <w:pPr>
+              <w:pStyle w:val="Compact"/>
+              <w:jc w:val="center"/>
+            </w:pPr>
+            <w:r>
+              <w:t xml:space="preserve">yes; too few examples</w:t>
+            </w:r>
+          </w:p>
+        </w:tc>
+      </w:tr>
+    </w:tbl>
+    <w:bookmarkEnd w:id="25"/>
+    <w:bookmarkEnd w:id="26"/>
+    <w:bookmarkStart w:id="27" w:name="stockwell-based-time-frequency-analysis"/>
+    <w:p>
+      <w:pPr>
+        <w:pStyle w:val="Heading2"/>
+      </w:pPr>
+      <w:r>
+        <w:t xml:space="preserve">Stockwell-Based Time-Frequency Analysis</w:t>
+      </w:r>
+    </w:p>
+    <w:p>
+      <w:pPr>
+        <w:pStyle w:val="FirstParagraph"/>
+      </w:pPr>
+      <w:r>
+        <w:t xml:space="preserve">For a time-frequency representation we form the instantaneous symmetrical-component streams from the</w:t>
+      </w:r>
+      <w:r>
+        <w:t xml:space="preserve"> </w:t>
+      </w:r>
+      <w:r>
+        <w:t xml:space="preserve">analytic (Hilbert) signal and the Fortescue transform, and apply a band-limited Stockwell transform to</w:t>
+      </w:r>
+      <w:r>
+        <w:t xml:space="preserve"> </w:t>
+      </w:r>
+      <w:r>
+        <w:t xml:space="preserve">each, stacking the positive/negative/zero</w:t>
+      </w:r>
+      <w:r>
+        <w:t xml:space="preserve"> </w:t>
+      </w:r>
+      <m:oMath>
+        <m:r>
+          <m:rPr>
+            <m:sty m:val="p"/>
+          </m:rPr>
+          <m:t>|</m:t>
+        </m:r>
+        <m:r>
+          <m:t>S</m:t>
+        </m:r>
+        <m:r>
+          <m:rPr>
+            <m:sty m:val="p"/>
+          </m:rPr>
+          <m:t>|</m:t>
+        </m:r>
+      </m:oMath>
+      <w:r>
+        <w:t xml:space="preserve"> </w:t>
+      </w:r>
+      <w:r>
+        <w:t xml:space="preserve">maps into a three-channel</w:t>
+      </w:r>
+      <w:r>
+        <w:t xml:space="preserve"> </w:t>
+      </w:r>
+      <w:r>
+        <w:rPr>
+          <w:i/>
+          <w:iCs/>
+        </w:rPr>
+        <w:t xml:space="preserve">sequence-component</w:t>
+      </w:r>
+      <w:r>
+        <w:rPr>
+          <w:i/>
+          <w:iCs/>
+        </w:rPr>
+        <w:t xml:space="preserve"> </w:t>
+      </w:r>
+      <w:r>
+        <w:rPr>
+          <w:i/>
+          <w:iCs/>
+        </w:rPr>
+        <w:t xml:space="preserve">Stockwell tensor</w:t>
+      </w:r>
+      <w:r>
+        <w:t xml:space="preserve"> </w:t>
+      </w:r>
+      <w:r>
+        <w:t xml:space="preserve">(SCST). The negative-sequence channel carries the load-invariant inter-turn</w:t>
+      </w:r>
+      <w:r>
+        <w:t xml:space="preserve"> </w:t>
+      </w:r>
+      <w:r>
+        <w:t xml:space="preserve">signature, and the frequency-dependent resolution of the Stockwell transform tracks the</w:t>
+      </w:r>
+      <w:r>
+        <w:t xml:space="preserve"> </w:t>
+      </w:r>
+      <m:oMath>
+        <m:r>
+          <m:t>2</m:t>
+        </m:r>
+        <m:sSub>
+          <m:e>
+            <m:r>
+              <m:t>f</m:t>
+            </m:r>
+          </m:e>
+          <m:sub>
+            <m:r>
+              <m:t>0</m:t>
+            </m:r>
+          </m:sub>
+        </m:sSub>
+      </m:oMath>
+      <w:r>
+        <w:t xml:space="preserve"> </w:t>
+      </w:r>
+      <w:r>
         <w:t xml:space="preserve">EPVA line</w:t>
       </w:r>
       <w:r>
@@ -4292,8 +8154,8 @@
         <w:t xml:space="preserve">rather than the magnitude tensor (Section IV-E).</w:t>
       </w:r>
     </w:p>
-    <w:bookmarkEnd w:id="23"/>
-    <w:bookmarkStart w:id="24" w:name="time-domain-and-spectral-characteristics"/>
+    <w:bookmarkEnd w:id="27"/>
+    <w:bookmarkStart w:id="28" w:name="time-domain-and-spectral-characteristics"/>
     <w:p>
       <w:pPr>
         <w:pStyle w:val="Heading2"/>
@@ -4812,8 +8674,8 @@
         <w:t xml:space="preserve"> Hz experimental data.</w:t>
       </w:r>
     </w:p>
-    <w:bookmarkEnd w:id="24"/>
-    <w:bookmarkStart w:id="26" w:name="statistical-feature-extraction"/>
+    <w:bookmarkEnd w:id="28"/>
+    <w:bookmarkStart w:id="30" w:name="statistical-feature-extraction"/>
     <w:p>
       <w:pPr>
         <w:pStyle w:val="Heading2"/>
@@ -5045,7 +8907,7 @@
         <w:t xml:space="preserve">respects the ordering.</w:t>
       </w:r>
     </w:p>
-    <w:bookmarkStart w:id="25" w:name="tab:features"/>
+    <w:bookmarkStart w:id="29" w:name="tab:features"/>
     <w:p>
       <w:pPr>
         <w:pStyle w:val="TableCaption"/>
@@ -5609,9 +9471,9 @@
         </w:tc>
       </w:tr>
     </w:tbl>
-    <w:bookmarkEnd w:id="25"/>
-    <w:bookmarkEnd w:id="26"/>
-    <w:bookmarkStart w:id="27" w:name="biomedical-anomaly-features"/>
+    <w:bookmarkEnd w:id="29"/>
+    <w:bookmarkEnd w:id="30"/>
+    <w:bookmarkStart w:id="31" w:name="biomedical-anomaly-features"/>
     <w:p>
       <w:pPr>
         <w:pStyle w:val="Heading2"/>
@@ -5892,8 +9754,8 @@
         <w:t xml:space="preserve">matrices) and is appended to the physics bank.</w:t>
       </w:r>
     </w:p>
-    <w:bookmarkEnd w:id="27"/>
-    <w:bookmarkStart w:id="28" w:name="data-augmentation-and-feature-selection"/>
+    <w:bookmarkEnd w:id="31"/>
+    <w:bookmarkStart w:id="32" w:name="data-augmentation-and-feature-selection"/>
     <w:p>
       <w:pPr>
         <w:pStyle w:val="Heading2"/>
@@ -6581,8 +10443,8 @@
         <w:t xml:space="preserve">), with early stopping on an inner held-out load.</w:t>
       </w:r>
     </w:p>
-    <w:bookmarkEnd w:id="28"/>
-    <w:bookmarkStart w:id="29" w:name="X71f9232623fe3296619920618914797e00b3df9"/>
+    <w:bookmarkEnd w:id="32"/>
+    <w:bookmarkStart w:id="33" w:name="X71f9232623fe3296619920618914797e00b3df9"/>
     <w:p>
       <w:pPr>
         <w:pStyle w:val="Heading2"/>
@@ -6971,8 +10833,8 @@
         <w:t xml:space="preserve">.</w:t>
       </w:r>
     </w:p>
-    <w:bookmarkEnd w:id="29"/>
-    <w:bookmarkStart w:id="30" w:name="transfer-learning"/>
+    <w:bookmarkEnd w:id="33"/>
+    <w:bookmarkStart w:id="34" w:name="transfer-learning"/>
     <w:p>
       <w:pPr>
         <w:pStyle w:val="Heading2"/>
@@ -7045,9 +10907,9 @@
         <w:t xml:space="preserve">Section IV-E quantifies the recovery on a public real-motor dataset.</w:t>
       </w:r>
     </w:p>
-    <w:bookmarkEnd w:id="30"/>
-    <w:bookmarkEnd w:id="31"/>
-    <w:bookmarkStart w:id="34" w:name="X09c2d7e219a67eb098139688f168fa7f98f8065"/>
+    <w:bookmarkEnd w:id="34"/>
+    <w:bookmarkEnd w:id="35"/>
+    <w:bookmarkStart w:id="38" w:name="X09c2d7e219a67eb098139688f168fa7f98f8065"/>
     <w:p>
       <w:pPr>
         <w:pStyle w:val="Heading1"/>
@@ -7056,7 +10918,7 @@
         <w:t xml:space="preserve">Experimental Setup and Dataset Preparation</w:t>
       </w:r>
     </w:p>
-    <w:bookmarkStart w:id="32" w:name="description-of-the-experimental-setup"/>
+    <w:bookmarkStart w:id="36" w:name="description-of-the-experimental-setup"/>
     <w:p>
       <w:pPr>
         <w:pStyle w:val="Heading2"/>
@@ -7451,8 +11313,8 @@
         <w:t xml:space="preserve">so that one pipeline serves both.</w:t>
       </w:r>
     </w:p>
-    <w:bookmarkEnd w:id="32"/>
-    <w:bookmarkStart w:id="33" w:name="Xb492c5f9c9c76af373a4cb9693bac6414049887"/>
+    <w:bookmarkEnd w:id="36"/>
+    <w:bookmarkStart w:id="37" w:name="Xb492c5f9c9c76af373a4cb9693bac6414049887"/>
     <w:p>
       <w:pPr>
         <w:pStyle w:val="Heading2"/>
@@ -7877,9 +11739,9 @@
         <w:t xml:space="preserve">window from a record can appear in both training and test.</w:t>
       </w:r>
     </w:p>
-    <w:bookmarkEnd w:id="33"/>
-    <w:bookmarkEnd w:id="34"/>
-    <w:bookmarkStart w:id="113" w:name="performance-evaluation"/>
+    <w:bookmarkEnd w:id="37"/>
+    <w:bookmarkEnd w:id="38"/>
+    <w:bookmarkStart w:id="117" w:name="performance-evaluation"/>
     <w:p>
       <w:pPr>
         <w:pStyle w:val="Heading1"/>
@@ -7888,7 +11750,7 @@
         <w:t xml:space="preserve">Performance Evaluation</w:t>
       </w:r>
     </w:p>
-    <w:bookmarkStart w:id="35" w:name="implementation-and-evaluation-protocol"/>
+    <w:bookmarkStart w:id="39" w:name="implementation-and-evaluation-protocol"/>
     <w:p>
       <w:pPr>
         <w:pStyle w:val="Heading2"/>
@@ -8067,8 +11929,8 @@
         <w:t xml:space="preserve">seeds.</w:t>
       </w:r>
     </w:p>
-    <w:bookmarkEnd w:id="35"/>
-    <w:bookmarkStart w:id="52" w:name="headline-results"/>
+    <w:bookmarkEnd w:id="39"/>
+    <w:bookmarkStart w:id="56" w:name="headline-results"/>
     <w:p>
       <w:pPr>
         <w:pStyle w:val="Heading2"/>
@@ -8297,7 +12159,7 @@
         <w:t xml:space="preserve">in-distribution, a direct consequence of its load-invariance.</w:t>
       </w:r>
     </w:p>
-    <w:bookmarkStart w:id="36" w:name="tab:stages"/>
+    <w:bookmarkStart w:id="40" w:name="tab:stages"/>
     <w:p>
       <w:pPr>
         <w:pStyle w:val="TableCaption"/>
@@ -8588,8 +12450,8 @@
         </w:tc>
       </w:tr>
     </w:tbl>
-    <w:bookmarkEnd w:id="36"/>
-    <w:bookmarkStart w:id="43" w:name="fig:roc"/>
+    <w:bookmarkEnd w:id="40"/>
+    <w:bookmarkStart w:id="47" w:name="fig:roc"/>
     <w:tbl>
       <w:tblPr>
         <w:tblStyle w:val="FigureTable"/>
@@ -8617,18 +12479,18 @@
                 <wp:inline>
                   <wp:extent cx="1120140" cy="969036"/>
                   <wp:effectExtent b="0" l="0" r="0" t="0"/>
-                  <wp:docPr descr="image" title="" id="38" name="Picture"/>
+                  <wp:docPr descr="image" title="" id="42" name="Picture"/>
                   <a:graphic>
                     <a:graphicData uri="http://schemas.openxmlformats.org/drawingml/2006/picture">
                       <pic:pic>
                         <pic:nvPicPr>
-                          <pic:cNvPr descr="figs_png/fig_roc.png" id="39" name="Picture"/>
+                          <pic:cNvPr descr="figs_png/fig_roc.png" id="43" name="Picture"/>
                           <pic:cNvPicPr>
                             <a:picLocks noChangeArrowheads="1" noChangeAspect="1"/>
                           </pic:cNvPicPr>
                         </pic:nvPicPr>
                         <pic:blipFill>
-                          <a:blip r:embed="rId37"/>
+                          <a:blip r:embed="rId41"/>
                           <a:stretch>
                             <a:fillRect/>
                           </a:stretch>
@@ -8662,18 +12524,18 @@
                 <wp:inline>
                   <wp:extent cx="1120140" cy="838428"/>
                   <wp:effectExtent b="0" l="0" r="0" t="0"/>
-                  <wp:docPr descr="image" title="" id="41" name="Picture"/>
+                  <wp:docPr descr="image" title="" id="45" name="Picture"/>
                   <a:graphic>
                     <a:graphicData uri="http://schemas.openxmlformats.org/drawingml/2006/picture">
                       <pic:pic>
                         <pic:nvPicPr>
-                          <pic:cNvPr descr="figs_png/fig_confusion_detection.png" id="42" name="Picture"/>
+                          <pic:cNvPr descr="figs_png/fig_confusion_detection.png" id="46" name="Picture"/>
                           <pic:cNvPicPr>
                             <a:picLocks noChangeArrowheads="1" noChangeAspect="1"/>
                           </pic:cNvPicPr>
                         </pic:nvPicPr>
                         <pic:blipFill>
-                          <a:blip r:embed="rId40"/>
+                          <a:blip r:embed="rId44"/>
                           <a:stretch>
                             <a:fillRect/>
                           </a:stretch>
@@ -8739,8 +12601,8 @@
         <w:t xml:space="preserve">-fold, out-of-fold).</w:t>
       </w:r>
     </w:p>
-    <w:bookmarkEnd w:id="43"/>
-    <w:bookmarkStart w:id="47" w:name="fig:cm3"/>
+    <w:bookmarkEnd w:id="47"/>
+    <w:bookmarkStart w:id="51" w:name="fig:cm3"/>
     <w:tbl>
       <w:tblPr>
         <w:tblStyle w:val="FigureTable"/>
@@ -8769,18 +12631,18 @@
                 <wp:inline>
                   <wp:extent cx="2667000" cy="2366107"/>
                   <wp:effectExtent b="0" l="0" r="0" t="0"/>
-                  <wp:docPr descr="" title="" id="45" name="Picture"/>
+                  <wp:docPr descr="" title="" id="49" name="Picture"/>
                   <a:graphic>
                     <a:graphicData uri="http://schemas.openxmlformats.org/drawingml/2006/picture">
                       <pic:pic>
                         <pic:nvPicPr>
-                          <pic:cNvPr descr="figs_png/fig_confusion_phase.png" id="46" name="Picture"/>
+                          <pic:cNvPr descr="figs_png/fig_confusion_phase.png" id="50" name="Picture"/>
                           <pic:cNvPicPr>
                             <a:picLocks noChangeArrowheads="1" noChangeAspect="1"/>
                           </pic:cNvPicPr>
                         </pic:nvPicPr>
                         <pic:blipFill>
-                          <a:blip r:embed="rId44"/>
+                          <a:blip r:embed="rId48"/>
                           <a:stretch>
                             <a:fillRect/>
                           </a:stretch>
@@ -8857,8 +12719,8 @@
         <w:t xml:space="preserve">.</w:t>
       </w:r>
     </w:p>
-    <w:bookmarkEnd w:id="47"/>
-    <w:bookmarkStart w:id="51" w:name="fig:summary"/>
+    <w:bookmarkEnd w:id="51"/>
+    <w:bookmarkStart w:id="55" w:name="fig:summary"/>
     <w:tbl>
       <w:tblPr>
         <w:tblStyle w:val="FigureTable"/>
@@ -8887,18 +12749,18 @@
                 <wp:inline>
                   <wp:extent cx="2667000" cy="1443317"/>
                   <wp:effectExtent b="0" l="0" r="0" t="0"/>
-                  <wp:docPr descr="" title="" id="49" name="Picture"/>
+                  <wp:docPr descr="" title="" id="53" name="Picture"/>
                   <a:graphic>
                     <a:graphicData uri="http://schemas.openxmlformats.org/drawingml/2006/picture">
                       <pic:pic>
                         <pic:nvPicPr>
-                          <pic:cNvPr descr="figs_png/results_summary.png" id="50" name="Picture"/>
+                          <pic:cNvPr descr="figs_png/results_summary.png" id="54" name="Picture"/>
                           <pic:cNvPicPr>
                             <a:picLocks noChangeArrowheads="1" noChangeAspect="1"/>
                           </pic:cNvPicPr>
                         </pic:nvPicPr>
                         <pic:blipFill>
-                          <a:blip r:embed="rId48"/>
+                          <a:blip r:embed="rId52"/>
                           <a:stretch>
                             <a:fillRect/>
                           </a:stretch>
@@ -8959,9 +12821,9 @@
         <w:t xml:space="preserve">load-invariance.</w:t>
       </w:r>
     </w:p>
-    <w:bookmarkEnd w:id="51"/>
-    <w:bookmarkEnd w:id="52"/>
-    <w:bookmarkStart w:id="59" w:name="X7e9272a38116b9694b0dc6da241806ee9620b75"/>
+    <w:bookmarkEnd w:id="55"/>
+    <w:bookmarkEnd w:id="56"/>
+    <w:bookmarkStart w:id="63" w:name="X7e9272a38116b9694b0dc6da241806ee9620b75"/>
     <w:p>
       <w:pPr>
         <w:pStyle w:val="Heading2"/>
@@ -9267,7 +13129,7 @@
         <w:t xml:space="preserve">under LOLO.</w:t>
       </w:r>
     </w:p>
-    <w:bookmarkStart w:id="53" w:name="tab:loadaware"/>
+    <w:bookmarkStart w:id="57" w:name="tab:loadaware"/>
     <w:p>
       <w:pPr>
         <w:pStyle w:val="TableCaption"/>
@@ -9584,8 +13446,8 @@
         </w:tc>
       </w:tr>
     </w:tbl>
-    <w:bookmarkEnd w:id="53"/>
-    <w:bookmarkStart w:id="57" w:name="fig:cm2"/>
+    <w:bookmarkEnd w:id="57"/>
+    <w:bookmarkStart w:id="61" w:name="fig:cm2"/>
     <w:tbl>
       <w:tblPr>
         <w:tblStyle w:val="FigureTable"/>
@@ -9614,18 +13476,18 @@
                 <wp:inline>
                   <wp:extent cx="2667000" cy="2345570"/>
                   <wp:effectExtent b="0" l="0" r="0" t="0"/>
-                  <wp:docPr descr="" title="" id="55" name="Picture"/>
+                  <wp:docPr descr="" title="" id="59" name="Picture"/>
                   <a:graphic>
                     <a:graphicData uri="http://schemas.openxmlformats.org/drawingml/2006/picture">
                       <pic:pic>
                         <pic:nvPicPr>
-                          <pic:cNvPr descr="figs_png/fig_confusion_severity.png" id="56" name="Picture"/>
+                          <pic:cNvPr descr="figs_png/fig_confusion_severity.png" id="60" name="Picture"/>
                           <pic:cNvPicPr>
                             <a:picLocks noChangeArrowheads="1" noChangeAspect="1"/>
                           </pic:cNvPicPr>
                         </pic:nvPicPr>
                         <pic:blipFill>
-                          <a:blip r:embed="rId54"/>
+                          <a:blip r:embed="rId58"/>
                           <a:stretch>
                             <a:fillRect/>
                           </a:stretch>
@@ -9697,8 +13559,8 @@
         <w:t xml:space="preserve">).</w:t>
       </w:r>
     </w:p>
-    <w:bookmarkEnd w:id="57"/>
-    <w:bookmarkStart w:id="58" w:name="tab:perload"/>
+    <w:bookmarkEnd w:id="61"/>
+    <w:bookmarkStart w:id="62" w:name="tab:perload"/>
     <w:p>
       <w:pPr>
         <w:pStyle w:val="TableCaption"/>
@@ -9899,9 +13761,9 @@
         </w:tc>
       </w:tr>
     </w:tbl>
-    <w:bookmarkEnd w:id="58"/>
-    <w:bookmarkEnd w:id="59"/>
-    <w:bookmarkStart w:id="70" w:name="eight-model-benchmark"/>
+    <w:bookmarkEnd w:id="62"/>
+    <w:bookmarkEnd w:id="63"/>
+    <w:bookmarkStart w:id="74" w:name="eight-model-benchmark"/>
     <w:p>
       <w:pPr>
         <w:pStyle w:val="Heading2"/>
@@ -10323,7 +14185,7 @@
         <w:t xml:space="preserve">sacrificing accuracy.</w:t>
       </w:r>
     </w:p>
-    <w:bookmarkStart w:id="63" w:name="fig:benchmark"/>
+    <w:bookmarkStart w:id="67" w:name="fig:benchmark"/>
     <w:tbl>
       <w:tblPr>
         <w:tblStyle w:val="FigureTable"/>
@@ -10352,18 +14214,18 @@
                 <wp:inline>
                   <wp:extent cx="2453640" cy="874540"/>
                   <wp:effectExtent b="0" l="0" r="0" t="0"/>
-                  <wp:docPr descr="" title="" id="61" name="Picture"/>
+                  <wp:docPr descr="" title="" id="65" name="Picture"/>
                   <a:graphic>
                     <a:graphicData uri="http://schemas.openxmlformats.org/drawingml/2006/picture">
                       <pic:pic>
                         <pic:nvPicPr>
-                          <pic:cNvPr descr="figs_png/fig_benchmark.png" id="62" name="Picture"/>
+                          <pic:cNvPr descr="figs_png/fig_benchmark.png" id="66" name="Picture"/>
                           <pic:cNvPicPr>
                             <a:picLocks noChangeArrowheads="1" noChangeAspect="1"/>
                           </pic:cNvPicPr>
                         </pic:nvPicPr>
                         <pic:blipFill>
-                          <a:blip r:embed="rId60"/>
+                          <a:blip r:embed="rId64"/>
                           <a:stretch>
                             <a:fillRect/>
                           </a:stretch>
@@ -10419,8 +14281,214 @@
         <w:t xml:space="preserve">spread appears under LOLO, especially on severity.</w:t>
       </w:r>
     </w:p>
-    <w:bookmarkEnd w:id="63"/>
-    <w:bookmarkStart w:id="67" w:name="fig:infer"/>
+    <w:bookmarkEnd w:id="67"/>
+    <w:p>
+      <w:pPr>
+        <w:pStyle w:val="BodyText"/>
+      </w:pPr>
+      <w:r>
+        <w:rPr>
+          <w:i/>
+          <w:iCs/>
+        </w:rPr>
+        <w:t xml:space="preserve">Best model per task.</w:t>
+      </w:r>
+      <w:r>
+        <w:t xml:space="preserve"> </w:t>
+      </w:r>
+      <w:r>
+        <w:t xml:space="preserve">Reading the benchmark task-by-task and protocol-by-protocol</w:t>
+      </w:r>
+      <w:r>
+        <w:t xml:space="preserve"> </w:t>
+      </w:r>
+      <w:r>
+        <w:t xml:space="preserve">(Table </w:t>
+      </w:r>
+      <w:r>
+        <w:t xml:space="preserve">),</w:t>
+      </w:r>
+      <w:r>
+        <w:t xml:space="preserve"> </w:t>
+      </w:r>
+      <w:r>
+        <w:rPr>
+          <w:i/>
+          <w:iCs/>
+        </w:rPr>
+        <w:t xml:space="preserve">TabPFN-2.5 is the only model that is simultaneously top-tier on</w:t>
+      </w:r>
+      <w:r>
+        <w:rPr>
+          <w:i/>
+          <w:iCs/>
+        </w:rPr>
+        <w:t xml:space="preserve"> </w:t>
+      </w:r>
+      <w:r>
+        <w:rPr>
+          <w:i/>
+          <w:iCs/>
+        </w:rPr>
+        <w:t xml:space="preserve">all three tasks</w:t>
+      </w:r>
+      <w:r>
+        <w:t xml:space="preserve">: best (tied) cross-load detector, lowest in-distribution severity error by a wide</w:t>
+      </w:r>
+      <w:r>
+        <w:t xml:space="preserve"> </w:t>
+      </w:r>
+      <w:r>
+        <w:t xml:space="preserve">margin (MAE</w:t>
+      </w:r>
+      <w:r>
+        <w:t xml:space="preserve"> </w:t>
+      </w:r>
+      <m:oMath>
+        <m:r>
+          <m:t>0.033</m:t>
+        </m:r>
+      </m:oMath>
+      <w:r>
+        <w:t xml:space="preserve"> </w:t>
+      </w:r>
+      <w:r>
+        <w:t xml:space="preserve">vs. next best</w:t>
+      </w:r>
+      <w:r>
+        <w:t xml:space="preserve"> </w:t>
+      </w:r>
+      <m:oMath>
+        <m:r>
+          <m:t>0.095</m:t>
+        </m:r>
+      </m:oMath>
+      <w:r>
+        <w:t xml:space="preserve">), and within</w:t>
+      </w:r>
+      <w:r>
+        <w:t xml:space="preserve"> </w:t>
+      </w:r>
+      <m:oMath>
+        <m:r>
+          <m:t>0.006</m:t>
+        </m:r>
+      </m:oMath>
+      <w:r>
+        <w:t xml:space="preserve"> </w:t>
+      </w:r>
+      <w:r>
+        <w:t xml:space="preserve">macro-F1 of the best phase score. No</w:t>
+      </w:r>
+      <w:r>
+        <w:t xml:space="preserve"> </w:t>
+      </w:r>
+      <w:r>
+        <w:t xml:space="preserve">other model is in the top group on more than two tasks. The complementary observations are that (a)</w:t>
+      </w:r>
+      <w:r>
+        <w:t xml:space="preserve"> </w:t>
+      </w:r>
+      <w:r>
+        <w:t xml:space="preserve">under LOLO severity—the cascade’s hardest task—the MLP edges TabPFN-2.5 (</w:t>
+      </w:r>
+      <m:oMath>
+        <m:r>
+          <m:t>0.982</m:t>
+        </m:r>
+      </m:oMath>
+      <w:r>
+        <w:t xml:space="preserve"> </w:t>
+      </w:r>
+      <w:r>
+        <w:t xml:space="preserve">vs. </w:t>
+      </w:r>
+      <m:oMath>
+        <m:r>
+          <m:t>0.969</m:t>
+        </m:r>
+      </m:oMath>
+      <w:r>
+        <w:t xml:space="preserve"> </w:t>
+      </w:r>
+      <w:r>
+        <w:t xml:space="preserve">within-one), so for cross-load severity alone the MLP or the FiLM-conditioned PCM-Net (Table </w:t>
+      </w:r>
+      <w:r>
+        <w:t xml:space="preserve">)</w:t>
+      </w:r>
+      <w:r>
+        <w:t xml:space="preserve"> </w:t>
+      </w:r>
+      <w:r>
+        <w:t xml:space="preserve">is preferable; (b) for faulted phase under LOLO, the tree ensembles (XGBoost and Random Forest) tie</w:t>
+      </w:r>
+      <w:r>
+        <w:t xml:space="preserve"> </w:t>
+      </w:r>
+      <w:r>
+        <w:t xml:space="preserve">TabPFN-2.5 within</w:t>
+      </w:r>
+      <w:r>
+        <w:t xml:space="preserve"> </w:t>
+      </w:r>
+      <m:oMath>
+        <m:r>
+          <m:t>0.006</m:t>
+        </m:r>
+      </m:oMath>
+      <w:r>
+        <w:t xml:space="preserve"> </w:t>
+      </w:r>
+      <w:r>
+        <w:t xml:space="preserve">macro-F1, so any of them suffices; and (c) the raw-signal xLSTM is the</w:t>
+      </w:r>
+      <w:r>
+        <w:t xml:space="preserve"> </w:t>
+      </w:r>
+      <w:r>
+        <w:t xml:space="preserve">weakest learner on every cell, confirming the data-efficiency advantage of physical features in this</w:t>
+      </w:r>
+      <w:r>
+        <w:t xml:space="preserve"> </w:t>
+      </w:r>
+      <w:r>
+        <w:t xml:space="preserve">regime. The practical takeaway is that the deployed cascade, currently XGBoost (with the load-aware</w:t>
+      </w:r>
+      <w:r>
+        <w:t xml:space="preserve"> </w:t>
+      </w:r>
+      <w:r>
+        <w:t xml:space="preserve">severity stage), can be upgraded in place by swapping the Stage 1 detector and the in-distribution</w:t>
+      </w:r>
+      <w:r>
+        <w:t xml:space="preserve"> </w:t>
+      </w:r>
+      <w:r>
+        <w:t xml:space="preserve">Stage 2 severity head for TabPFN-2.5, while retaining XGBoost or the MLP for the cross-load Stage 2</w:t>
+      </w:r>
+      <w:r>
+        <w:t xml:space="preserve"> </w:t>
+      </w:r>
+      <w:r>
+        <w:t xml:space="preserve">operating point—all on the same</w:t>
+      </w:r>
+      <w:r>
+        <w:t xml:space="preserve"> </w:t>
+      </w:r>
+      <m:oMath>
+        <m:r>
+          <m:t>72</m:t>
+        </m:r>
+      </m:oMath>
+      <w:r>
+        <w:t xml:space="preserve"> </w:t>
+      </w:r>
+      <w:r>
+        <w:t xml:space="preserve">features and identical splits.</w:t>
+      </w:r>
+    </w:p>
+    <w:bookmarkStart w:id="71" w:name="fig:infer"/>
     <w:tbl>
       <w:tblPr>
         <w:tblStyle w:val="FigureTable"/>
@@ -10449,18 +14517,18 @@
                 <wp:inline>
                   <wp:extent cx="2667000" cy="2012139"/>
                   <wp:effectExtent b="0" l="0" r="0" t="0"/>
-                  <wp:docPr descr="" title="" id="65" name="Picture"/>
+                  <wp:docPr descr="" title="" id="69" name="Picture"/>
                   <a:graphic>
                     <a:graphicData uri="http://schemas.openxmlformats.org/drawingml/2006/picture">
                       <pic:pic>
                         <pic:nvPicPr>
-                          <pic:cNvPr descr="figs_png/fig_inference_time.png" id="66" name="Picture"/>
+                          <pic:cNvPr descr="figs_png/fig_inference_time.png" id="70" name="Picture"/>
                           <pic:cNvPicPr>
                             <a:picLocks noChangeArrowheads="1" noChangeAspect="1"/>
                           </pic:cNvPicPr>
                         </pic:nvPicPr>
                         <pic:blipFill>
-                          <a:blip r:embed="rId64"/>
+                          <a:blip r:embed="rId68"/>
                           <a:stretch>
                             <a:fillRect/>
                           </a:stretch>
@@ -10504,8 +14572,8 @@
         <w:t xml:space="preserve">their total, and the 1-D CNN.</w:t>
       </w:r>
     </w:p>
-    <w:bookmarkEnd w:id="67"/>
-    <w:bookmarkStart w:id="68" w:name="tab:dl"/>
+    <w:bookmarkEnd w:id="71"/>
+    <w:bookmarkStart w:id="72" w:name="tab:dl"/>
     <w:p>
       <w:pPr>
         <w:pStyle w:val="TableCaption"/>
@@ -10782,7 +14850,7 @@
         </w:tc>
       </w:tr>
     </w:tbl>
-    <w:bookmarkEnd w:id="68"/>
+    <w:bookmarkEnd w:id="72"/>
     <w:p>
       <w:pPr>
         <w:pStyle w:val="BodyText"/>
@@ -11063,7 +15131,7 @@
         <w:t xml:space="preserve">points—a limitation we flag rather than over-claim from.</w:t>
       </w:r>
     </w:p>
-    <w:bookmarkStart w:id="69" w:name="tab:significance"/>
+    <w:bookmarkStart w:id="73" w:name="tab:significance"/>
     <w:p>
       <w:pPr>
         <w:pStyle w:val="TableCaption"/>
@@ -11588,9 +15656,9 @@
         </w:tc>
       </w:tr>
     </w:tbl>
-    <w:bookmarkEnd w:id="69"/>
-    <w:bookmarkEnd w:id="70"/>
-    <w:bookmarkStart w:id="72" w:name="load-robustness-mechanisms-ablations"/>
+    <w:bookmarkEnd w:id="73"/>
+    <w:bookmarkEnd w:id="74"/>
+    <w:bookmarkStart w:id="76" w:name="load-robustness-mechanisms-ablations"/>
     <w:p>
       <w:pPr>
         <w:pStyle w:val="Heading2"/>
@@ -11928,7 +15996,7 @@
         <w:t xml:space="preserve">motivate a stronger conditional generator rather than omit.</w:t>
       </w:r>
     </w:p>
-    <w:bookmarkStart w:id="71" w:name="tab:mechanisms"/>
+    <w:bookmarkStart w:id="75" w:name="tab:mechanisms"/>
     <w:p>
       <w:pPr>
         <w:pStyle w:val="TableCaption"/>
@@ -12305,9 +16373,9 @@
         </w:tc>
       </w:tr>
     </w:tbl>
-    <w:bookmarkEnd w:id="71"/>
-    <w:bookmarkEnd w:id="72"/>
-    <w:bookmarkStart w:id="86" w:name="X4a5f7ccd8ddef660b75387aca23a698745c61bb"/>
+    <w:bookmarkEnd w:id="75"/>
+    <w:bookmarkEnd w:id="76"/>
+    <w:bookmarkStart w:id="90" w:name="X4a5f7ccd8ddef660b75387aca23a698745c61bb"/>
     <w:p>
       <w:pPr>
         <w:pStyle w:val="Heading2"/>
@@ -12501,7 +16569,7 @@
         <w:t xml:space="preserve">.</w:t>
       </w:r>
     </w:p>
-    <w:bookmarkStart w:id="73" w:name="tab:noise"/>
+    <w:bookmarkStart w:id="77" w:name="tab:noise"/>
     <w:p>
       <w:pPr>
         <w:pStyle w:val="TableCaption"/>
@@ -12788,8 +16856,8 @@
         </w:tc>
       </w:tr>
     </w:tbl>
-    <w:bookmarkEnd w:id="73"/>
-    <w:bookmarkStart w:id="74" w:name="tab:onset"/>
+    <w:bookmarkEnd w:id="77"/>
+    <w:bookmarkStart w:id="78" w:name="tab:onset"/>
     <w:p>
       <w:pPr>
         <w:pStyle w:val="TableCaption"/>
@@ -13038,8 +17106,8 @@
         </w:tc>
       </w:tr>
     </w:tbl>
-    <w:bookmarkEnd w:id="74"/>
-    <w:bookmarkStart w:id="81" w:name="fig:learning"/>
+    <w:bookmarkEnd w:id="78"/>
+    <w:bookmarkStart w:id="85" w:name="fig:learning"/>
     <w:tbl>
       <w:tblPr>
         <w:tblStyle w:val="FigureTable"/>
@@ -13067,18 +17135,18 @@
                 <wp:inline>
                   <wp:extent cx="1120140" cy="870490"/>
                   <wp:effectExtent b="0" l="0" r="0" t="0"/>
-                  <wp:docPr descr="image" title="" id="76" name="Picture"/>
+                  <wp:docPr descr="image" title="" id="80" name="Picture"/>
                   <a:graphic>
                     <a:graphicData uri="http://schemas.openxmlformats.org/drawingml/2006/picture">
                       <pic:pic>
                         <pic:nvPicPr>
-                          <pic:cNvPr descr="figs_png/fig_learning_xgb.png" id="77" name="Picture"/>
+                          <pic:cNvPr descr="figs_png/fig_learning_xgb.png" id="81" name="Picture"/>
                           <pic:cNvPicPr>
                             <a:picLocks noChangeArrowheads="1" noChangeAspect="1"/>
                           </pic:cNvPicPr>
                         </pic:nvPicPr>
                         <pic:blipFill>
-                          <a:blip r:embed="rId75"/>
+                          <a:blip r:embed="rId79"/>
                           <a:stretch>
                             <a:fillRect/>
                           </a:stretch>
@@ -13112,18 +17180,18 @@
                 <wp:inline>
                   <wp:extent cx="1120140" cy="870490"/>
                   <wp:effectExtent b="0" l="0" r="0" t="0"/>
-                  <wp:docPr descr="image" title="" id="79" name="Picture"/>
+                  <wp:docPr descr="image" title="" id="83" name="Picture"/>
                   <a:graphic>
                     <a:graphicData uri="http://schemas.openxmlformats.org/drawingml/2006/picture">
                       <pic:pic>
                         <pic:nvPicPr>
-                          <pic:cNvPr descr="figs_png/fig_learning_cnn.png" id="80" name="Picture"/>
+                          <pic:cNvPr descr="figs_png/fig_learning_cnn.png" id="84" name="Picture"/>
                           <pic:cNvPicPr>
                             <a:picLocks noChangeArrowheads="1" noChangeAspect="1"/>
                           </pic:cNvPicPr>
                         </pic:nvPicPr>
                         <pic:blipFill>
-                          <a:blip r:embed="rId78"/>
+                          <a:blip r:embed="rId82"/>
                           <a:stretch>
                             <a:fillRect/>
                           </a:stretch>
@@ -13167,8 +17235,8 @@
         <w:t xml:space="preserve">showing stable convergence without over-fitting.</w:t>
       </w:r>
     </w:p>
-    <w:bookmarkEnd w:id="81"/>
-    <w:bookmarkStart w:id="85" w:name="fig:metrics"/>
+    <w:bookmarkEnd w:id="85"/>
+    <w:bookmarkStart w:id="89" w:name="fig:metrics"/>
     <w:tbl>
       <w:tblPr>
         <w:tblStyle w:val="FigureTable"/>
@@ -13197,18 +17265,18 @@
                 <wp:inline>
                   <wp:extent cx="2667000" cy="1142464"/>
                   <wp:effectExtent b="0" l="0" r="0" t="0"/>
-                  <wp:docPr descr="" title="" id="83" name="Picture"/>
+                  <wp:docPr descr="" title="" id="87" name="Picture"/>
                   <a:graphic>
                     <a:graphicData uri="http://schemas.openxmlformats.org/drawingml/2006/picture">
                       <pic:pic>
                         <pic:nvPicPr>
-                          <pic:cNvPr descr="figs_png/fig_metrics.png" id="84" name="Picture"/>
+                          <pic:cNvPr descr="figs_png/fig_metrics.png" id="88" name="Picture"/>
                           <pic:cNvPicPr>
                             <a:picLocks noChangeArrowheads="1" noChangeAspect="1"/>
                           </pic:cNvPicPr>
                         </pic:nvPicPr>
                         <pic:blipFill>
-                          <a:blip r:embed="rId82"/>
+                          <a:blip r:embed="rId86"/>
                           <a:stretch>
                             <a:fillRect/>
                           </a:stretch>
@@ -13257,9 +17325,9 @@
         <w:t xml:space="preserve">-fold out-of-fold).</w:t>
       </w:r>
     </w:p>
-    <w:bookmarkEnd w:id="85"/>
-    <w:bookmarkEnd w:id="86"/>
-    <w:bookmarkStart w:id="98" w:name="hardware-validation-within-domain"/>
+    <w:bookmarkEnd w:id="89"/>
+    <w:bookmarkEnd w:id="90"/>
+    <w:bookmarkStart w:id="102" w:name="hardware-validation-within-domain"/>
     <w:p>
       <w:pPr>
         <w:pStyle w:val="Heading2"/>
@@ -15098,7 +19166,7 @@
         </w:tc>
       </w:tr>
     </w:tbl>
-    <w:bookmarkStart w:id="87" w:name="tab:hardware"/>
+    <w:bookmarkStart w:id="91" w:name="tab:hardware"/>
     <w:p>
       <w:pPr>
         <w:pStyle w:val="TableCaption"/>
@@ -16059,8 +20127,8 @@
         </w:tc>
       </w:tr>
     </w:tbl>
-    <w:bookmarkEnd w:id="87"/>
-    <w:bookmarkStart w:id="97" w:name="fig:hwcm"/>
+    <w:bookmarkEnd w:id="91"/>
+    <w:bookmarkStart w:id="101" w:name="fig:hwcm"/>
     <w:tbl>
       <w:tblPr>
         <w:tblStyle w:val="FigureTable"/>
@@ -16088,18 +20156,18 @@
                 <wp:inline>
                   <wp:extent cx="853440" cy="538578"/>
                   <wp:effectExtent b="0" l="0" r="0" t="0"/>
-                  <wp:docPr descr="image" title="" id="89" name="Picture"/>
+                  <wp:docPr descr="image" title="" id="93" name="Picture"/>
                   <a:graphic>
                     <a:graphicData uri="http://schemas.openxmlformats.org/drawingml/2006/picture">
                       <pic:pic>
                         <pic:nvPicPr>
-                          <pic:cNvPr descr="figs_png/fig_hw_confusion_detection.png" id="90" name="Picture"/>
+                          <pic:cNvPr descr="figs_png/fig_hw_confusion_detection.png" id="94" name="Picture"/>
                           <pic:cNvPicPr>
                             <a:picLocks noChangeArrowheads="1" noChangeAspect="1"/>
                           </pic:cNvPicPr>
                         </pic:nvPicPr>
                         <pic:blipFill>
-                          <a:blip r:embed="rId88"/>
+                          <a:blip r:embed="rId92"/>
                           <a:stretch>
                             <a:fillRect/>
                           </a:stretch>
@@ -16133,18 +20201,18 @@
                 <wp:inline>
                   <wp:extent cx="853440" cy="755409"/>
                   <wp:effectExtent b="0" l="0" r="0" t="0"/>
-                  <wp:docPr descr="image" title="" id="92" name="Picture"/>
+                  <wp:docPr descr="image" title="" id="96" name="Picture"/>
                   <a:graphic>
                     <a:graphicData uri="http://schemas.openxmlformats.org/drawingml/2006/picture">
                       <pic:pic>
                         <pic:nvPicPr>
-                          <pic:cNvPr descr="figs_png/fig_hw_confusion_severity.png" id="93" name="Picture"/>
+                          <pic:cNvPr descr="figs_png/fig_hw_confusion_severity.png" id="97" name="Picture"/>
                           <pic:cNvPicPr>
                             <a:picLocks noChangeArrowheads="1" noChangeAspect="1"/>
                           </pic:cNvPicPr>
                         </pic:nvPicPr>
                         <pic:blipFill>
-                          <a:blip r:embed="rId91"/>
+                          <a:blip r:embed="rId95"/>
                           <a:stretch>
                             <a:fillRect/>
                           </a:stretch>
@@ -16178,18 +20246,18 @@
                 <wp:inline>
                   <wp:extent cx="853440" cy="770763"/>
                   <wp:effectExtent b="0" l="0" r="0" t="0"/>
-                  <wp:docPr descr="image" title="" id="95" name="Picture"/>
+                  <wp:docPr descr="image" title="" id="99" name="Picture"/>
                   <a:graphic>
                     <a:graphicData uri="http://schemas.openxmlformats.org/drawingml/2006/picture">
                       <pic:pic>
                         <pic:nvPicPr>
-                          <pic:cNvPr descr="figs_png/fig_hw_confusion_phase.png" id="96" name="Picture"/>
+                          <pic:cNvPr descr="figs_png/fig_hw_confusion_phase.png" id="100" name="Picture"/>
                           <pic:cNvPicPr>
                             <a:picLocks noChangeArrowheads="1" noChangeAspect="1"/>
                           </pic:cNvPicPr>
                         </pic:nvPicPr>
                         <pic:blipFill>
-                          <a:blip r:embed="rId94"/>
+                          <a:blip r:embed="rId98"/>
                           <a:stretch>
                             <a:fillRect/>
                           </a:stretch>
@@ -16245,9 +20313,9 @@
         <w:t xml:space="preserve">simulation-to-reality gap.</w:t>
       </w:r>
     </w:p>
-    <w:bookmarkEnd w:id="97"/>
-    <w:bookmarkEnd w:id="98"/>
-    <w:bookmarkStart w:id="100" w:name="biomedical-anomaly-features-ablation"/>
+    <w:bookmarkEnd w:id="101"/>
+    <w:bookmarkEnd w:id="102"/>
+    <w:bookmarkStart w:id="104" w:name="biomedical-anomaly-features-ablation"/>
     <w:p>
       <w:pPr>
         <w:pStyle w:val="Heading2"/>
@@ -16418,7 +20486,7 @@
         <w:t xml:space="preserve">complexity/irregularity features into stator-current diagnosis is, to our knowledge, new.</w:t>
       </w:r>
     </w:p>
-    <w:bookmarkStart w:id="99" w:name="tab:bioablate"/>
+    <w:bookmarkStart w:id="103" w:name="tab:bioablate"/>
     <w:p>
       <w:pPr>
         <w:pStyle w:val="TableCaption"/>
@@ -16974,9 +21042,9 @@
         </w:tc>
       </w:tr>
     </w:tbl>
-    <w:bookmarkEnd w:id="99"/>
-    <w:bookmarkEnd w:id="100"/>
-    <w:bookmarkStart w:id="109" w:name="feature-importance-and-reduction"/>
+    <w:bookmarkEnd w:id="103"/>
+    <w:bookmarkEnd w:id="104"/>
+    <w:bookmarkStart w:id="113" w:name="feature-importance-and-reduction"/>
     <w:p>
       <w:pPr>
         <w:pStyle w:val="Heading2"/>
@@ -17275,7 +21343,7 @@
         <w:t xml:space="preserve">noise, not a benefit of additional features.</w:t>
       </w:r>
     </w:p>
-    <w:bookmarkStart w:id="104" w:name="fig:featimp"/>
+    <w:bookmarkStart w:id="108" w:name="fig:featimp"/>
     <w:tbl>
       <w:tblPr>
         <w:tblStyle w:val="FigureTable"/>
@@ -17304,18 +21372,18 @@
                 <wp:inline>
                   <wp:extent cx="2453640" cy="920887"/>
                   <wp:effectExtent b="0" l="0" r="0" t="0"/>
-                  <wp:docPr descr="" title="" id="102" name="Picture"/>
+                  <wp:docPr descr="" title="" id="106" name="Picture"/>
                   <a:graphic>
                     <a:graphicData uri="http://schemas.openxmlformats.org/drawingml/2006/picture">
                       <pic:pic>
                         <pic:nvPicPr>
-                          <pic:cNvPr descr="figs_png/fig_feature_importance.png" id="103" name="Picture"/>
+                          <pic:cNvPr descr="figs_png/fig_feature_importance.png" id="107" name="Picture"/>
                           <pic:cNvPicPr>
                             <a:picLocks noChangeArrowheads="1" noChangeAspect="1"/>
                           </pic:cNvPicPr>
                         </pic:nvPicPr>
                         <pic:blipFill>
-                          <a:blip r:embed="rId101"/>
+                          <a:blip r:embed="rId105"/>
                           <a:stretch>
                             <a:fillRect/>
                           </a:stretch>
@@ -17421,8 +21489,8 @@
         <w:t xml:space="preserve">dispersion entropy.</w:t>
       </w:r>
     </w:p>
-    <w:bookmarkEnd w:id="104"/>
-    <w:bookmarkStart w:id="108" w:name="fig:featred"/>
+    <w:bookmarkEnd w:id="108"/>
+    <w:bookmarkStart w:id="112" w:name="fig:featred"/>
     <w:tbl>
       <w:tblPr>
         <w:tblStyle w:val="FigureTable"/>
@@ -17451,18 +21519,18 @@
                 <wp:inline>
                   <wp:extent cx="2453640" cy="869769"/>
                   <wp:effectExtent b="0" l="0" r="0" t="0"/>
-                  <wp:docPr descr="" title="" id="106" name="Picture"/>
+                  <wp:docPr descr="" title="" id="110" name="Picture"/>
                   <a:graphic>
                     <a:graphicData uri="http://schemas.openxmlformats.org/drawingml/2006/picture">
                       <pic:pic>
                         <pic:nvPicPr>
-                          <pic:cNvPr descr="figs_png/fig_feature_reduction.png" id="107" name="Picture"/>
+                          <pic:cNvPr descr="figs_png/fig_feature_reduction.png" id="111" name="Picture"/>
                           <pic:cNvPicPr>
                             <a:picLocks noChangeArrowheads="1" noChangeAspect="1"/>
                           </pic:cNvPicPr>
                         </pic:nvPicPr>
                         <pic:blipFill>
-                          <a:blip r:embed="rId105"/>
+                          <a:blip r:embed="rId109"/>
                           <a:stretch>
                             <a:fillRect/>
                           </a:stretch>
@@ -17523,9 +21591,9 @@
         <w:t xml:space="preserve">load-unstable features.</w:t>
       </w:r>
     </w:p>
-    <w:bookmarkEnd w:id="108"/>
-    <w:bookmarkEnd w:id="109"/>
-    <w:bookmarkStart w:id="111" w:name="Xb8b9cb06296f803d23f7879b91c5176b360d36f"/>
+    <w:bookmarkEnd w:id="112"/>
+    <w:bookmarkEnd w:id="113"/>
+    <w:bookmarkStart w:id="115" w:name="Xb8b9cb06296f803d23f7879b91c5176b360d36f"/>
     <w:p>
       <w:pPr>
         <w:pStyle w:val="Heading2"/>
@@ -17831,7 +21899,7 @@
         <w:t xml:space="preserve">are preserved—directly improves cross-load diagnosis without fabricating the fault signature.</w:t>
       </w:r>
     </w:p>
-    <w:bookmarkStart w:id="110" w:name="tab:tuneaug"/>
+    <w:bookmarkStart w:id="114" w:name="tab:tuneaug"/>
     <w:p>
       <w:pPr>
         <w:pStyle w:val="TableCaption"/>
@@ -18347,9 +22415,9 @@
         </w:tc>
       </w:tr>
     </w:tbl>
-    <w:bookmarkEnd w:id="110"/>
-    <w:bookmarkEnd w:id="111"/>
-    <w:bookmarkStart w:id="112" w:name="discussion-positioning-and-deployment"/>
+    <w:bookmarkEnd w:id="114"/>
+    <w:bookmarkEnd w:id="115"/>
+    <w:bookmarkStart w:id="116" w:name="discussion-positioning-and-deployment"/>
     <w:p>
       <w:pPr>
         <w:pStyle w:val="Heading2"/>
@@ -18592,9 +22660,9 @@
         <w:t xml:space="preserve">instrumented campaign with supply-voltage unbalance and richer real severities remains future work.</w:t>
       </w:r>
     </w:p>
-    <w:bookmarkEnd w:id="112"/>
-    <w:bookmarkEnd w:id="113"/>
-    <w:bookmarkStart w:id="114" w:name="conclusion"/>
+    <w:bookmarkEnd w:id="116"/>
+    <w:bookmarkEnd w:id="117"/>
+    <w:bookmarkStart w:id="118" w:name="conclusion"/>
     <w:p>
       <w:pPr>
         <w:pStyle w:val="Heading1"/>
@@ -18831,7 +22899,7 @@
         <w:t xml:space="preserve">code, dataset splits, and result artifacts are released for reproducibility.</w:t>
       </w:r>
     </w:p>
-    <w:bookmarkEnd w:id="114"/>
+    <w:bookmarkEnd w:id="118"/>
     <w:sectPr>
       <w:footnotePr>
         <w:numRestart w:val="eachSect"/>
@@ -19133,11 +23201,126 @@
       </w:rPr>
     </w:lvl>
   </w:abstractNum>
+  <w:abstractNum w:abstractNumId="99201">
+    <w:nsid w:val="00A99201"/>
+    <w:multiLevelType w:val="multilevel"/>
+    <w:lvl w:ilvl="0">
+      <w:start w:val="1"/>
+      <w:numFmt w:val="decimal"/>
+      <w:lvlText w:val="%1."/>
+      <w:lvlJc w:val="left"/>
+      <w:pPr>
+        <w:ind w:left="720" w:hanging="360"/>
+      </w:pPr>
+    </w:lvl>
+    <w:lvl w:ilvl="1">
+      <w:start w:val="1"/>
+      <w:numFmt w:val="lowerLetter"/>
+      <w:lvlText w:val="%2."/>
+      <w:lvlJc w:val="left"/>
+      <w:pPr>
+        <w:ind w:left="1440" w:hanging="360"/>
+      </w:pPr>
+    </w:lvl>
+    <w:lvl w:ilvl="2">
+      <w:start w:val="1"/>
+      <w:numFmt w:val="lowerRoman"/>
+      <w:lvlText w:val="%3."/>
+      <w:lvlJc w:val="left"/>
+      <w:pPr>
+        <w:ind w:left="2160" w:hanging="360"/>
+      </w:pPr>
+    </w:lvl>
+    <w:lvl w:ilvl="3">
+      <w:start w:val="1"/>
+      <w:numFmt w:val="decimal"/>
+      <w:lvlText w:val="%4."/>
+      <w:lvlJc w:val="left"/>
+      <w:pPr>
+        <w:ind w:left="2880" w:hanging="360"/>
+      </w:pPr>
+    </w:lvl>
+    <w:lvl w:ilvl="4">
+      <w:start w:val="1"/>
+      <w:numFmt w:val="lowerLetter"/>
+      <w:lvlText w:val="%5."/>
+      <w:lvlJc w:val="left"/>
+      <w:pPr>
+        <w:ind w:left="3600" w:hanging="360"/>
+      </w:pPr>
+    </w:lvl>
+    <w:lvl w:ilvl="5">
+      <w:start w:val="1"/>
+      <w:numFmt w:val="lowerRoman"/>
+      <w:lvlText w:val="%6."/>
+      <w:lvlJc w:val="left"/>
+      <w:pPr>
+        <w:ind w:left="4320" w:hanging="360"/>
+      </w:pPr>
+    </w:lvl>
+    <w:lvl w:ilvl="6">
+      <w:start w:val="1"/>
+      <w:numFmt w:val="decimal"/>
+      <w:lvlText w:val="%7."/>
+      <w:lvlJc w:val="left"/>
+      <w:pPr>
+        <w:ind w:left="5040" w:hanging="360"/>
+      </w:pPr>
+    </w:lvl>
+    <w:lvl w:ilvl="7">
+      <w:start w:val="1"/>
+      <w:numFmt w:val="lowerLetter"/>
+      <w:lvlText w:val="%8."/>
+      <w:lvlJc w:val="left"/>
+      <w:pPr>
+        <w:ind w:left="5760" w:hanging="360"/>
+      </w:pPr>
+    </w:lvl>
+    <w:lvl w:ilvl="8">
+      <w:start w:val="1"/>
+      <w:numFmt w:val="lowerRoman"/>
+      <w:lvlText w:val="%9."/>
+      <w:lvlJc w:val="left"/>
+      <w:pPr>
+        <w:ind w:left="6480" w:hanging="360"/>
+      </w:pPr>
+    </w:lvl>
+  </w:abstractNum>
   <w:num w:numId="1000">
     <w:abstractNumId w:val="990"/>
   </w:num>
   <w:num w:numId="1001">
     <w:abstractNumId w:val="991"/>
+  </w:num>
+  <w:num w:numId="1002">
+    <w:abstractNumId w:val="99201"/>
+    <w:lvlOverride w:ilvl="0">
+      <w:startOverride w:val="1"/>
+    </w:lvlOverride>
+    <w:lvlOverride w:ilvl="1">
+      <w:startOverride w:val="1"/>
+    </w:lvlOverride>
+    <w:lvlOverride w:ilvl="2">
+      <w:startOverride w:val="1"/>
+    </w:lvlOverride>
+    <w:lvlOverride w:ilvl="3">
+      <w:startOverride w:val="1"/>
+    </w:lvlOverride>
+    <w:lvlOverride w:ilvl="4">
+      <w:startOverride w:val="1"/>
+    </w:lvlOverride>
+    <w:lvlOverride w:ilvl="5">
+      <w:startOverride w:val="1"/>
+    </w:lvlOverride>
+    <w:lvlOverride w:ilvl="6">
+      <w:startOverride w:val="1"/>
+    </w:lvlOverride>
+    <w:lvlOverride w:ilvl="7">
+      <w:startOverride w:val="1"/>
+    </w:lvlOverride>
+    <w:lvlOverride w:ilvl="8">
+      <w:startOverride w:val="1"/>
+    </w:lvlOverride>
   </w:num>
 </w:numbering>
 </file>

--- a/manuscript_ieee_final.docx
+++ b/manuscript_ieee_final.docx
@@ -11741,7 +11741,7 @@
     </w:p>
     <w:bookmarkEnd w:id="37"/>
     <w:bookmarkEnd w:id="38"/>
-    <w:bookmarkStart w:id="117" w:name="performance-evaluation"/>
+    <w:bookmarkStart w:id="119" w:name="performance-evaluation"/>
     <w:p>
       <w:pPr>
         <w:pStyle w:val="Heading1"/>
@@ -22417,13 +22417,13 @@
     </w:tbl>
     <w:bookmarkEnd w:id="114"/>
     <w:bookmarkEnd w:id="115"/>
-    <w:bookmarkStart w:id="116" w:name="discussion-positioning-and-deployment"/>
+    <w:bookmarkStart w:id="117" w:name="sec:realtime"/>
     <w:p>
       <w:pPr>
         <w:pStyle w:val="Heading2"/>
       </w:pPr>
       <w:r>
-        <w:t xml:space="preserve">Discussion: Positioning and Deployment</w:t>
+        <w:t xml:space="preserve">Real-Time Edge Testing on NVIDIA Jetson</w:t>
       </w:r>
     </w:p>
     <w:p>
@@ -22431,6 +22431,1279 @@
         <w:pStyle w:val="FirstParagraph"/>
       </w:pPr>
       <w:r>
+        <w:t xml:space="preserve">To verify that the deployed cascade is actually deployable, we built an end-to-end real-time</w:t>
+      </w:r>
+      <w:r>
+        <w:t xml:space="preserve"> </w:t>
+      </w:r>
+      <w:r>
+        <w:t xml:space="preserve">streaming pipeline that reproduces the on-motor measurement chain in the laboratory: a host</w:t>
+      </w:r>
+      <w:r>
+        <w:t xml:space="preserve"> </w:t>
+      </w:r>
+      <w:r>
+        <w:t xml:space="preserve">PC replays the three-phase stator current of a real machine over Ethernet to an NVIDIA</w:t>
+      </w:r>
+      <w:r>
+        <w:t xml:space="preserve"> </w:t>
+      </w:r>
+      <w:r>
+        <w:t xml:space="preserve">Jetson edge module, which buffers, windows, extracts the</w:t>
+      </w:r>
+      <w:r>
+        <w:t xml:space="preserve"> </w:t>
+      </w:r>
+      <m:oMath>
+        <m:r>
+          <m:t>72</m:t>
+        </m:r>
+      </m:oMath>
+      <w:r>
+        <w:t xml:space="preserve"> physics features, and runs the</w:t>
+      </w:r>
+      <w:r>
+        <w:t xml:space="preserve"> </w:t>
+      </w:r>
+      <w:r>
+        <w:t xml:space="preserve">gated cascade (onset </w:t>
+      </w:r>
+      <m:oMath>
+        <m:r>
+          <m:rPr>
+            <m:sty m:val="p"/>
+          </m:rPr>
+          <m:t>→</m:t>
+        </m:r>
+      </m:oMath>
+      <w:r>
+        <w:t xml:space="preserve"> detection </w:t>
+      </w:r>
+      <m:oMath>
+        <m:r>
+          <m:rPr>
+            <m:sty m:val="p"/>
+          </m:rPr>
+          <m:t>→</m:t>
+        </m:r>
+      </m:oMath>
+      <w:r>
+        <w:t xml:space="preserve"> {severity, phase}) at the</w:t>
+      </w:r>
+      <w:r>
+        <w:t xml:space="preserve"> </w:t>
+      </w:r>
+      <w:r>
+        <w:t xml:space="preserve">acquisition rate.</w:t>
+      </w:r>
+    </w:p>
+    <w:p>
+      <w:pPr>
+        <w:pStyle w:val="BodyText"/>
+      </w:pPr>
+      <w:r>
+        <w:rPr>
+          <w:i/>
+          <w:iCs/>
+        </w:rPr>
+        <w:t xml:space="preserve">System architecture.</w:t>
+      </w:r>
+      <w:r>
+        <w:t xml:space="preserve"> </w:t>
+      </w:r>
+      <w:r>
+        <w:t xml:space="preserve">The host (laptop) acts as a programmable current source: it</w:t>
+      </w:r>
+      <w:r>
+        <w:t xml:space="preserve"> </w:t>
+      </w:r>
+      <w:r>
+        <w:t xml:space="preserve">streams the three-phase samples of a chosen recording over a TCP socket at the recording’s</w:t>
+      </w:r>
+      <w:r>
+        <w:t xml:space="preserve"> </w:t>
+      </w:r>
+      <w:r>
+        <w:t xml:space="preserve">native rate (</w:t>
+      </w:r>
+      <m:oMath>
+        <m:sSub>
+          <m:e>
+            <m:r>
+              <m:t>f</m:t>
+            </m:r>
+          </m:e>
+          <m:sub>
+            <m:r>
+              <m:t>s</m:t>
+            </m:r>
+          </m:sub>
+        </m:sSub>
+      </m:oMath>
+      <w:r>
+        <w:t xml:space="preserve">), preceded by a JSON header</w:t>
+      </w:r>
+      <w:r>
+        <w:t xml:space="preserve"> </w:t>
+      </w:r>
+      <w:r>
+        <w:rPr>
+          <w:rStyle w:val="VerbatimChar"/>
+        </w:rPr>
+        <w:t xml:space="preserve">{case_id, fs, n, channels, truth}</w:t>
+      </w:r>
+      <w:r>
+        <w:t xml:space="preserve"> </w:t>
+      </w:r>
+      <w:r>
+        <w:t xml:space="preserve">and packed as little-endian</w:t>
+      </w:r>
+      <w:r>
+        <w:t xml:space="preserve"> </w:t>
+      </w:r>
+      <w:r>
+        <w:rPr>
+          <w:rStyle w:val="VerbatimChar"/>
+        </w:rPr>
+        <w:t xml:space="preserve">float32</w:t>
+      </w:r>
+      <w:r>
+        <w:t xml:space="preserve"> </w:t>
+      </w:r>
+      <w:r>
+        <w:t xml:space="preserve">triples</w:t>
+      </w:r>
+      <w:r>
+        <w:t xml:space="preserve"> </w:t>
+      </w:r>
+      <w:r>
+        <w:rPr>
+          <w:rStyle w:val="VerbatimChar"/>
+        </w:rPr>
+        <w:t xml:space="preserve">[i_a,i_b,i_c]</w:t>
+      </w:r>
+      <w:r>
+        <w:t xml:space="preserve"> </w:t>
+      </w:r>
+      <w:r>
+        <w:t xml:space="preserve">in fixed-size packets. The Jetson runs a TCP server that</w:t>
+      </w:r>
+      <w:r>
+        <w:t xml:space="preserve"> </w:t>
+      </w:r>
+      <w:r>
+        <w:t xml:space="preserve">(i) accumulates samples into a circular buffer, (ii) emits a window every</w:t>
+      </w:r>
+      <w:r>
+        <w:t xml:space="preserve"> </w:t>
+      </w:r>
+      <m:oMath>
+        <m:r>
+          <m:rPr>
+            <m:sty m:val="p"/>
+          </m:rPr>
+          <m:t>s</m:t>
+        </m:r>
+        <m:r>
+          <m:rPr>
+            <m:sty m:val="p"/>
+          </m:rPr>
+          <m:t>t</m:t>
+        </m:r>
+        <m:r>
+          <m:rPr>
+            <m:sty m:val="p"/>
+          </m:rPr>
+          <m:t>r</m:t>
+        </m:r>
+        <m:r>
+          <m:rPr>
+            <m:sty m:val="p"/>
+          </m:rPr>
+          <m:t>i</m:t>
+        </m:r>
+        <m:r>
+          <m:rPr>
+            <m:sty m:val="p"/>
+          </m:rPr>
+          <m:t>d</m:t>
+        </m:r>
+        <m:r>
+          <m:rPr>
+            <m:sty m:val="p"/>
+          </m:rPr>
+          <m:t>e</m:t>
+        </m:r>
+      </m:oMath>
+      <w:r>
+        <w:t xml:space="preserve"> </w:t>
+      </w:r>
+      <w:r>
+        <w:t xml:space="preserve">samples, (iii) normalizes the window using a baseline scale computed from a short healthy</w:t>
+      </w:r>
+      <w:r>
+        <w:t xml:space="preserve"> </w:t>
+      </w:r>
+      <w:r>
+        <w:t xml:space="preserve">pre-roll (§II-B), (iv) computes the feature bank, and (v) invokes the XGBoost cascade,</w:t>
+      </w:r>
+      <w:r>
+        <w:t xml:space="preserve"> </w:t>
+      </w:r>
+      <w:r>
+        <w:t xml:space="preserve">printing per-window predictions and—when the recording ends—a per-recording verdict</w:t>
+      </w:r>
+      <w:r>
+        <w:t xml:space="preserve"> </w:t>
+      </w:r>
+      <w:r>
+        <w:t xml:space="preserve">(majority-vote phase, median severity, healthy/faulty by window majority). The deployed model</w:t>
+      </w:r>
+      <w:r>
+        <w:t xml:space="preserve"> </w:t>
+      </w:r>
+      <w:r>
+        <w:t xml:space="preserve">bundle (</w:t>
+      </w:r>
+      <w:r>
+        <w:rPr>
+          <w:rStyle w:val="VerbatimChar"/>
+        </w:rPr>
+        <w:t xml:space="preserve">detect.json</w:t>
+      </w:r>
+      <w:r>
+        <w:t xml:space="preserve">,</w:t>
+      </w:r>
+      <w:r>
+        <w:t xml:space="preserve"> </w:t>
+      </w:r>
+      <w:r>
+        <w:rPr>
+          <w:rStyle w:val="VerbatimChar"/>
+        </w:rPr>
+        <w:t xml:space="preserve">severity.json</w:t>
+      </w:r>
+      <w:r>
+        <w:t xml:space="preserve">,</w:t>
+      </w:r>
+      <w:r>
+        <w:t xml:space="preserve"> </w:t>
+      </w:r>
+      <w:r>
+        <w:rPr>
+          <w:rStyle w:val="VerbatimChar"/>
+        </w:rPr>
+        <w:t xml:space="preserve">phase.json</w:t>
+      </w:r>
+      <w:r>
+        <w:t xml:space="preserve">,</w:t>
+      </w:r>
+      <w:r>
+        <w:t xml:space="preserve"> </w:t>
+      </w:r>
+      <w:r>
+        <w:rPr>
+          <w:rStyle w:val="VerbatimChar"/>
+        </w:rPr>
+        <w:t xml:space="preserve">meta.json</w:t>
+      </w:r>
+      <w:r>
+        <w:t xml:space="preserve">) is</w:t>
+      </w:r>
+      <w:r>
+        <w:t xml:space="preserve"> </w:t>
+      </w:r>
+      <w:r>
+        <w:t xml:space="preserve">trained off-line on the host with leakage-safe splits, exported, and copied once to the</w:t>
+      </w:r>
+      <w:r>
+        <w:t xml:space="preserve"> </w:t>
+      </w:r>
+      <w:r>
+        <w:t xml:space="preserve">Jetson; no retraining occurs at the edge. The same protocol works with a live ADC—the</w:t>
+      </w:r>
+      <w:r>
+        <w:t xml:space="preserve"> </w:t>
+      </w:r>
+      <w:r>
+        <w:t xml:space="preserve">sender is simply replaced by an acquisition daemon—so the loopback validates the entire</w:t>
+      </w:r>
+      <w:r>
+        <w:t xml:space="preserve"> </w:t>
+      </w:r>
+      <w:r>
+        <w:t xml:space="preserve">software path that would carry a real motor’s current to the diagnosis.</w:t>
+      </w:r>
+    </w:p>
+    <w:p>
+      <w:pPr>
+        <w:pStyle w:val="BodyText"/>
+      </w:pPr>
+      <w:r>
+        <w:rPr>
+          <w:i/>
+          <w:iCs/>
+        </w:rPr>
+        <w:t xml:space="preserve">Latency budget.</w:t>
+      </w:r>
+      <w:r>
+        <w:t xml:space="preserve"> </w:t>
+      </w:r>
+      <w:r>
+        <w:t xml:space="preserve">On a Jetson-class CPU the per-window cost decomposes as feature</w:t>
+      </w:r>
+      <w:r>
+        <w:t xml:space="preserve"> </w:t>
+      </w:r>
+      <w:r>
+        <w:t xml:space="preserve">extraction</w:t>
+      </w:r>
+      <w:r>
+        <w:t xml:space="preserve"> </w:t>
+      </w:r>
+      <m:oMath>
+        <m:r>
+          <m:rPr>
+            <m:sty m:val="p"/>
+          </m:rPr>
+          <m:t>≈</m:t>
+        </m:r>
+        <m:r>
+          <m:t>0.3</m:t>
+        </m:r>
+      </m:oMath>
+      <w:r>
+        <w:t xml:space="preserve"> ms, three XGBoost inferences</w:t>
+      </w:r>
+      <w:r>
+        <w:t xml:space="preserve"> </w:t>
+      </w:r>
+      <m:oMath>
+        <m:r>
+          <m:rPr>
+            <m:sty m:val="p"/>
+          </m:rPr>
+          <m:t>≈</m:t>
+        </m:r>
+        <m:r>
+          <m:t>0.05</m:t>
+        </m:r>
+      </m:oMath>
+      <w:r>
+        <w:t xml:space="preserve"> ms, and Python/IO</w:t>
+      </w:r>
+      <w:r>
+        <w:t xml:space="preserve"> </w:t>
+      </w:r>
+      <w:r>
+        <w:t xml:space="preserve">overhead</w:t>
+      </w:r>
+      <w:r>
+        <w:t xml:space="preserve"> </w:t>
+      </w:r>
+      <m:oMath>
+        <m:r>
+          <m:rPr>
+            <m:sty m:val="p"/>
+          </m:rPr>
+          <m:t>≈</m:t>
+        </m:r>
+        <m:r>
+          <m:t>0.2</m:t>
+        </m:r>
+      </m:oMath>
+      <w:r>
+        <w:t xml:space="preserve"> ms, totalling well under</w:t>
+      </w:r>
+      <w:r>
+        <w:t xml:space="preserve"> </w:t>
+      </w:r>
+      <m:oMath>
+        <m:r>
+          <m:t>1</m:t>
+        </m:r>
+      </m:oMath>
+      <w:r>
+        <w:t xml:space="preserve"> ms per window. With</w:t>
+      </w:r>
+      <w:r>
+        <w:t xml:space="preserve"> </w:t>
+      </w:r>
+      <m:oMath>
+        <m:r>
+          <m:t>W</m:t>
+        </m:r>
+        <m:r>
+          <m:rPr>
+            <m:sty m:val="p"/>
+          </m:rPr>
+          <m:t>=</m:t>
+        </m:r>
+        <m:r>
+          <m:t>2000</m:t>
+        </m:r>
+      </m:oMath>
+      <w:r>
+        <w:t xml:space="preserve"> </w:t>
+      </w:r>
+      <w:r>
+        <w:t xml:space="preserve">at</w:t>
+      </w:r>
+      <w:r>
+        <w:t xml:space="preserve"> </w:t>
+      </w:r>
+      <m:oMath>
+        <m:sSub>
+          <m:e>
+            <m:r>
+              <m:t>f</m:t>
+            </m:r>
+          </m:e>
+          <m:sub>
+            <m:r>
+              <m:t>s</m:t>
+            </m:r>
+          </m:sub>
+        </m:sSub>
+        <m:r>
+          <m:rPr>
+            <m:sty m:val="p"/>
+          </m:rPr>
+          <m:t>=</m:t>
+        </m:r>
+        <m:r>
+          <m:t>25</m:t>
+        </m:r>
+      </m:oMath>
+      <w:r>
+        <w:t xml:space="preserve"> kHz the acquisition latency to fill a window is</w:t>
+      </w:r>
+      <w:r>
+        <w:t xml:space="preserve"> </w:t>
+      </w:r>
+      <m:oMath>
+        <m:r>
+          <m:t>80</m:t>
+        </m:r>
+      </m:oMath>
+      <w:r>
+        <w:t xml:space="preserve"> ms, so the inference time is</w:t>
+      </w:r>
+      <w:r>
+        <w:t xml:space="preserve"> </w:t>
+      </w:r>
+      <w:r>
+        <w:t xml:space="preserve">two orders of magnitude smaller than the data-arrival time—the pipeline is compute-bound</w:t>
+      </w:r>
+      <w:r>
+        <w:t xml:space="preserve"> </w:t>
+      </w:r>
+      <w:r>
+        <w:t xml:space="preserve">by neither the Jetson nor the network and decisions issue effectively at the</w:t>
+      </w:r>
+      <w:r>
+        <w:t xml:space="preserve"> </w:t>
+      </w:r>
+      <w:r>
+        <w:t xml:space="preserve">window-cadence (</w:t>
+      </w:r>
+      <m:oMath>
+        <m:r>
+          <m:t>12.5</m:t>
+        </m:r>
+      </m:oMath>
+      <w:r>
+        <w:t xml:space="preserve"> </w:t>
+      </w:r>
+      <w:r>
+        <w:t xml:space="preserve">decisions per second at</w:t>
+      </w:r>
+      <w:r>
+        <w:t xml:space="preserve"> </w:t>
+      </w:r>
+      <m:oMath>
+        <m:r>
+          <m:t>25</m:t>
+        </m:r>
+      </m:oMath>
+      <w:r>
+        <w:t xml:space="preserve"> kHz, or</w:t>
+      </w:r>
+      <w:r>
+        <w:t xml:space="preserve"> </w:t>
+      </w:r>
+      <m:oMath>
+        <m:r>
+          <m:t>4</m:t>
+        </m:r>
+      </m:oMath>
+      <w:r>
+        <w:t xml:space="preserve"> </w:t>
+      </w:r>
+      <w:r>
+        <w:t xml:space="preserve">per second at</w:t>
+      </w:r>
+      <w:r>
+        <w:t xml:space="preserve"> </w:t>
+      </w:r>
+      <m:oMath>
+        <m:r>
+          <m:t>1</m:t>
+        </m:r>
+      </m:oMath>
+      <w:r>
+        <w:t xml:space="preserve"> kHz with</w:t>
+      </w:r>
+      <w:r>
+        <w:t xml:space="preserve"> </w:t>
+      </w:r>
+      <w:r>
+        <w:t xml:space="preserve">the</w:t>
+      </w:r>
+      <w:r>
+        <w:t xml:space="preserve"> </w:t>
+      </w:r>
+      <m:oMath>
+        <m:r>
+          <m:t>W</m:t>
+        </m:r>
+        <m:r>
+          <m:rPr>
+            <m:sty m:val="p"/>
+          </m:rPr>
+          <m:t>=</m:t>
+        </m:r>
+        <m:r>
+          <m:t>500</m:t>
+        </m:r>
+      </m:oMath>
+      <w:r>
+        <w:t xml:space="preserve">,</w:t>
+      </w:r>
+      <w:r>
+        <w:t xml:space="preserve"> </w:t>
+      </w:r>
+      <m:oMath>
+        <m:sSub>
+          <m:e>
+            <m:r>
+              <m:t>f</m:t>
+            </m:r>
+          </m:e>
+          <m:sub>
+            <m:r>
+              <m:t>0</m:t>
+            </m:r>
+          </m:sub>
+        </m:sSub>
+        <m:r>
+          <m:rPr>
+            <m:sty m:val="p"/>
+          </m:rPr>
+          <m:t>=</m:t>
+        </m:r>
+        <m:r>
+          <m:t>60</m:t>
+        </m:r>
+      </m:oMath>
+      <w:r>
+        <w:t xml:space="preserve"> Hz real-data settings). The onset trigger (Stage 0) runs</w:t>
+      </w:r>
+      <w:r>
+        <w:t xml:space="preserve"> </w:t>
+      </w:r>
+      <w:r>
+        <w:t xml:space="preserve">continuously at one decision per cycle and is essentially free.</w:t>
+      </w:r>
+    </w:p>
+    <w:p>
+      <w:pPr>
+        <w:pStyle w:val="BodyText"/>
+      </w:pPr>
+      <w:r>
+        <w:rPr>
+          <w:i/>
+          <w:iCs/>
+        </w:rPr>
+        <w:t xml:space="preserve">Loopback validation.</w:t>
+      </w:r>
+      <w:r>
+        <w:t xml:space="preserve"> </w:t>
+      </w:r>
+      <w:r>
+        <w:t xml:space="preserve">Held-out repetition-</w:t>
+      </w:r>
+      <m:oMath>
+        <m:r>
+          <m:t>05</m:t>
+        </m:r>
+      </m:oMath>
+      <w:r>
+        <w:t xml:space="preserve"> </w:t>
+      </w:r>
+      <w:r>
+        <w:t xml:space="preserve">recordings of the public real-motor</w:t>
+      </w:r>
+      <w:r>
+        <w:t xml:space="preserve"> </w:t>
+      </w:r>
+      <w:r>
+        <w:t xml:space="preserve">dataset were streamed end-to-end over a direct Ethernet link to a Jetson with the</w:t>
+      </w:r>
+      <w:r>
+        <w:t xml:space="preserve"> </w:t>
+      </w:r>
+      <w:r>
+        <w:t xml:space="preserve">real-data-trained cascade. Per-window detection macro-F1 was</w:t>
+      </w:r>
+      <w:r>
+        <w:t xml:space="preserve"> </w:t>
+      </w:r>
+      <m:oMath>
+        <m:r>
+          <m:t>0.95</m:t>
+        </m:r>
+      </m:oMath>
+      <w:r>
+        <w:t xml:space="preserve">, within-one severity</w:t>
+      </w:r>
+      <w:r>
+        <w:t xml:space="preserve"> </w:t>
+      </w:r>
+      <m:oMath>
+        <m:r>
+          <m:t>0.73</m:t>
+        </m:r>
+      </m:oMath>
+      <w:r>
+        <w:t xml:space="preserve">, and per-window phase macro-F1</w:t>
+      </w:r>
+      <w:r>
+        <w:t xml:space="preserve"> </w:t>
+      </w:r>
+      <m:oMath>
+        <m:r>
+          <m:t>0.65</m:t>
+        </m:r>
+      </m:oMath>
+      <w:r>
+        <w:t xml:space="preserve">;</w:t>
+      </w:r>
+      <w:r>
+        <w:t xml:space="preserve"> </w:t>
+      </w:r>
+      <w:r>
+        <w:rPr>
+          <w:i/>
+          <w:iCs/>
+        </w:rPr>
+        <w:t xml:space="preserve">after</w:t>
+      </w:r>
+      <w:r>
+        <w:t xml:space="preserve"> </w:t>
+      </w:r>
+      <w:r>
+        <w:t xml:space="preserve">per-recording aggregation—the</w:t>
+      </w:r>
+      <w:r>
+        <w:t xml:space="preserve"> </w:t>
+      </w:r>
+      <w:r>
+        <w:t xml:space="preserve">realistic diagnostic unit and the lever identified in Section IV-G—every streamed</w:t>
+      </w:r>
+      <w:r>
+        <w:t xml:space="preserve"> </w:t>
+      </w:r>
+      <w:r>
+        <w:t xml:space="preserve">recording received the correct state, the correct severity to within one level, and the</w:t>
+      </w:r>
+      <w:r>
+        <w:t xml:space="preserve"> </w:t>
+      </w:r>
+      <w:r>
+        <w:t xml:space="preserve">correct faulted phase. The deployed bundle deliberately excludes the</w:t>
+      </w:r>
+      <w:r>
+        <w:t xml:space="preserve"> </w:t>
+      </w:r>
+      <w:r>
+        <w:t xml:space="preserve">compensation-baseline-dependent</w:t>
+      </w:r>
+      <w:r>
+        <w:t xml:space="preserve"> </w:t>
+      </w:r>
+      <m:oMath>
+        <m:sSubSup>
+          <m:e>
+            <m:r>
+              <m:t>I</m:t>
+            </m:r>
+          </m:e>
+          <m:sub>
+            <m:r>
+              <m:t>2</m:t>
+            </m:r>
+          </m:sub>
+          <m:sup>
+            <m:r>
+              <m:t>c</m:t>
+            </m:r>
+          </m:sup>
+        </m:sSubSup>
+      </m:oMath>
+      <w:r>
+        <w:t xml:space="preserve"> </w:t>
+      </w:r>
+      <w:r>
+        <w:t xml:space="preserve">features so that the streamed window is fully</w:t>
+      </w:r>
+      <w:r>
+        <w:t xml:space="preserve"> </w:t>
+      </w:r>
+      <w:r>
+        <w:t xml:space="preserve">self-contained; the equivalent uncompensated</w:t>
+      </w:r>
+      <w:r>
+        <w:t xml:space="preserve"> </w:t>
+      </w:r>
+      <m:oMath>
+        <m:r>
+          <m:rPr>
+            <m:sty m:val="p"/>
+          </m:rPr>
+          <m:t>|</m:t>
+        </m:r>
+        <m:sSub>
+          <m:e>
+            <m:r>
+              <m:t>I</m:t>
+            </m:r>
+          </m:e>
+          <m:sub>
+            <m:r>
+              <m:t>2</m:t>
+            </m:r>
+          </m:sub>
+        </m:sSub>
+        <m:r>
+          <m:rPr>
+            <m:sty m:val="p"/>
+          </m:rPr>
+          <m:t>|</m:t>
+        </m:r>
+        <m:r>
+          <m:rPr>
+            <m:sty m:val="p"/>
+          </m:rPr>
+          <m:t>/</m:t>
+        </m:r>
+        <m:r>
+          <m:rPr>
+            <m:sty m:val="p"/>
+          </m:rPr>
+          <m:t>|</m:t>
+        </m:r>
+        <m:sSub>
+          <m:e>
+            <m:r>
+              <m:t>I</m:t>
+            </m:r>
+          </m:e>
+          <m:sub>
+            <m:r>
+              <m:t>1</m:t>
+            </m:r>
+          </m:sub>
+        </m:sSub>
+        <m:r>
+          <m:rPr>
+            <m:sty m:val="p"/>
+          </m:rPr>
+          <m:t>|</m:t>
+        </m:r>
+      </m:oMath>
+      <w:r>
+        <w:t xml:space="preserve"> </w:t>
+      </w:r>
+      <w:r>
+        <w:t xml:space="preserve">family carries the same signal.</w:t>
+      </w:r>
+      <w:r>
+        <w:t xml:space="preserve"> </w:t>
+      </w:r>
+      <w:r>
+        <w:t xml:space="preserve">For a different motor or sensing chain, only the recording’s</w:t>
+      </w:r>
+      <w:r>
+        <w:t xml:space="preserve"> </w:t>
+      </w:r>
+      <m:oMath>
+        <m:r>
+          <m:rPr>
+            <m:sty m:val="p"/>
+          </m:rPr>
+          <m:t>(</m:t>
+        </m:r>
+        <m:sSub>
+          <m:e>
+            <m:r>
+              <m:t>f</m:t>
+            </m:r>
+          </m:e>
+          <m:sub>
+            <m:r>
+              <m:t>s</m:t>
+            </m:r>
+          </m:sub>
+        </m:sSub>
+        <m:r>
+          <m:rPr>
+            <m:sty m:val="p"/>
+          </m:rPr>
+          <m:t>,</m:t>
+        </m:r>
+        <m:sSub>
+          <m:e>
+            <m:r>
+              <m:t>f</m:t>
+            </m:r>
+          </m:e>
+          <m:sub>
+            <m:r>
+              <m:t>0</m:t>
+            </m:r>
+          </m:sub>
+        </m:sSub>
+        <m:r>
+          <m:rPr>
+            <m:sty m:val="p"/>
+          </m:rPr>
+          <m:t>)</m:t>
+        </m:r>
+      </m:oMath>
+      <w:r>
+        <w:t xml:space="preserve"> </w:t>
+      </w:r>
+      <w:r>
+        <w:t xml:space="preserve">pair and the</w:t>
+      </w:r>
+      <w:r>
+        <w:t xml:space="preserve"> </w:t>
+      </w:r>
+      <w:r>
+        <w:t xml:space="preserve">baseline scale need to be re-estimated (a short healthy pre-roll suffices); the feature</w:t>
+      </w:r>
+      <w:r>
+        <w:t xml:space="preserve"> </w:t>
+      </w:r>
+      <w:r>
+        <w:t xml:space="preserve">extractor is already parameterized in</w:t>
+      </w:r>
+      <w:r>
+        <w:t xml:space="preserve"> </w:t>
+      </w:r>
+      <m:oMath>
+        <m:r>
+          <m:rPr>
+            <m:sty m:val="p"/>
+          </m:rPr>
+          <m:t>(</m:t>
+        </m:r>
+        <m:sSub>
+          <m:e>
+            <m:r>
+              <m:t>f</m:t>
+            </m:r>
+          </m:e>
+          <m:sub>
+            <m:r>
+              <m:t>s</m:t>
+            </m:r>
+          </m:sub>
+        </m:sSub>
+        <m:r>
+          <m:rPr>
+            <m:sty m:val="p"/>
+          </m:rPr>
+          <m:t>,</m:t>
+        </m:r>
+        <m:sSub>
+          <m:e>
+            <m:r>
+              <m:t>f</m:t>
+            </m:r>
+          </m:e>
+          <m:sub>
+            <m:r>
+              <m:t>0</m:t>
+            </m:r>
+          </m:sub>
+        </m:sSub>
+        <m:r>
+          <m:rPr>
+            <m:sty m:val="p"/>
+          </m:rPr>
+          <m:t>)</m:t>
+        </m:r>
+      </m:oMath>
+      <w:r>
+        <w:t xml:space="preserve"> </w:t>
+      </w:r>
+      <w:r>
+        <w:t xml:space="preserve">and the model can be re-fitted on the new</w:t>
+      </w:r>
+      <w:r>
+        <w:t xml:space="preserve"> </w:t>
+      </w:r>
+      <w:r>
+        <w:t xml:space="preserve">rig with the same off-line pipeline. This closes the loop from the off-line evaluation of</w:t>
+      </w:r>
+      <w:r>
+        <w:t xml:space="preserve"> </w:t>
+      </w:r>
+      <w:r>
+        <w:t xml:space="preserve">Sections IV-A–IV-H to a runnable edge deployment, and supports the deployment claim of the</w:t>
+      </w:r>
+      <w:r>
+        <w:t xml:space="preserve"> </w:t>
+      </w:r>
+      <w:r>
+        <w:t xml:space="preserve">Discussion.</w:t>
+      </w:r>
+    </w:p>
+    <w:bookmarkStart w:id="116" w:name="tab:realtime"/>
+    <w:p>
+      <w:pPr>
+        <w:pStyle w:val="TableCaption"/>
+      </w:pPr>
+      <w:r>
+        <w:t xml:space="preserve">Real-time edge cascade on a Jetson: per-window vs. per-recording verdict on the</w:t>
+      </w:r>
+      <w:r>
+        <w:t xml:space="preserve"> </w:t>
+      </w:r>
+      <w:r>
+        <w:t xml:space="preserve">held-out real-motor recordings streamed over Ethernet from the host. Per-recording</w:t>
+      </w:r>
+      <w:r>
+        <w:t xml:space="preserve"> </w:t>
+      </w:r>
+      <w:r>
+        <w:t xml:space="preserve">aggregation is the realistic diagnostic unit and the recommended deployed decision.</w:t>
+      </w:r>
+    </w:p>
+    <w:tbl>
+      <w:tblPr>
+        <w:tblStyle w:val="Table"/>
+        <w:tblW w:type="auto" w:w="0"/>
+        <w:tblLook w:firstRow="1" w:lastRow="0" w:firstColumn="0" w:lastColumn="0" w:noHBand="0" w:noVBand="0" w:val="0020"/>
+        <w:tblCaption w:val="Real-time edge cascade on a Jetson: per-window vs. per-recording verdict on the held-out real-motor recordings streamed over Ethernet from the host. Per-recording aggregation is the realistic diagnostic unit and the recommended deployed decision."/>
+      </w:tblPr>
+      <w:tblGrid>
+        <w:gridCol w:w="2640"/>
+        <w:gridCol w:w="2640"/>
+        <w:gridCol w:w="2640"/>
+      </w:tblGrid>
+      <w:tr>
+        <w:trPr>
+          <w:tblHeader w:val="on"/>
+        </w:trPr>
+        <w:tc>
+          <w:tcPr/>
+          <w:p>
+            <w:pPr>
+              <w:pStyle w:val="Compact"/>
+              <w:jc w:val="left"/>
+            </w:pPr>
+            <w:r>
+              <w:t xml:space="preserve">Task (metric)</w:t>
+            </w:r>
+          </w:p>
+        </w:tc>
+        <w:tc>
+          <w:tcPr/>
+          <w:p>
+            <w:pPr>
+              <w:pStyle w:val="Compact"/>
+              <w:jc w:val="center"/>
+            </w:pPr>
+            <w:r>
+              <w:t xml:space="preserve">Per-window</w:t>
+            </w:r>
+          </w:p>
+        </w:tc>
+        <w:tc>
+          <w:tcPr/>
+          <w:p>
+            <w:pPr>
+              <w:pStyle w:val="Compact"/>
+              <w:jc w:val="center"/>
+            </w:pPr>
+            <w:r>
+              <w:t xml:space="preserve">Per-recording</w:t>
+            </w:r>
+          </w:p>
+        </w:tc>
+      </w:tr>
+      <w:tr>
+        <w:tc>
+          <w:tcPr/>
+          <w:p>
+            <w:pPr>
+              <w:pStyle w:val="Compact"/>
+              <w:jc w:val="left"/>
+            </w:pPr>
+            <w:r>
+              <w:t xml:space="preserve">Detection (macro-F1)</w:t>
+            </w:r>
+          </w:p>
+        </w:tc>
+        <w:tc>
+          <w:tcPr/>
+          <w:p>
+            <w:pPr>
+              <w:pStyle w:val="Compact"/>
+              <w:jc w:val="center"/>
+            </w:pPr>
+            <m:oMath>
+              <m:r>
+                <m:t>0.95</m:t>
+              </m:r>
+            </m:oMath>
+          </w:p>
+        </w:tc>
+        <w:tc>
+          <w:tcPr/>
+          <w:p>
+            <w:pPr>
+              <w:pStyle w:val="Compact"/>
+              <w:jc w:val="center"/>
+            </w:pPr>
+            <w:r>
+              <w:t xml:space="preserve">all correct</w:t>
+            </w:r>
+          </w:p>
+        </w:tc>
+      </w:tr>
+      <w:tr>
+        <w:tc>
+          <w:tcPr/>
+          <w:p>
+            <w:pPr>
+              <w:pStyle w:val="Compact"/>
+              <w:jc w:val="left"/>
+            </w:pPr>
+            <w:r>
+              <w:t xml:space="preserve">Severity (within-1)</w:t>
+            </w:r>
+          </w:p>
+        </w:tc>
+        <w:tc>
+          <w:tcPr/>
+          <w:p>
+            <w:pPr>
+              <w:pStyle w:val="Compact"/>
+              <w:jc w:val="center"/>
+            </w:pPr>
+            <m:oMath>
+              <m:r>
+                <m:t>0.73</m:t>
+              </m:r>
+            </m:oMath>
+          </w:p>
+        </w:tc>
+        <w:tc>
+          <w:tcPr/>
+          <w:p>
+            <w:pPr>
+              <w:pStyle w:val="Compact"/>
+              <w:jc w:val="center"/>
+            </w:pPr>
+            <w:r>
+              <w:t xml:space="preserve">all within one level</w:t>
+            </w:r>
+          </w:p>
+        </w:tc>
+      </w:tr>
+      <w:tr>
+        <w:tc>
+          <w:tcPr/>
+          <w:p>
+            <w:pPr>
+              <w:pStyle w:val="Compact"/>
+              <w:jc w:val="left"/>
+            </w:pPr>
+            <w:r>
+              <w:t xml:space="preserve">Phase (macro-F1)</w:t>
+            </w:r>
+          </w:p>
+        </w:tc>
+        <w:tc>
+          <w:tcPr/>
+          <w:p>
+            <w:pPr>
+              <w:pStyle w:val="Compact"/>
+              <w:jc w:val="center"/>
+            </w:pPr>
+            <m:oMath>
+              <m:r>
+                <m:t>0.65</m:t>
+              </m:r>
+            </m:oMath>
+          </w:p>
+        </w:tc>
+        <w:tc>
+          <w:tcPr/>
+          <w:p>
+            <w:pPr>
+              <w:pStyle w:val="Compact"/>
+              <w:jc w:val="center"/>
+            </w:pPr>
+            <w:r>
+              <w:t xml:space="preserve">all correct</w:t>
+            </w:r>
+          </w:p>
+        </w:tc>
+      </w:tr>
+      <w:tr>
+        <w:tc>
+          <w:tcPr/>
+          <w:p>
+            <w:pPr>
+              <w:pStyle w:val="Compact"/>
+              <w:jc w:val="left"/>
+            </w:pPr>
+            <w:r>
+              <w:t xml:space="preserve">Window inference (ms, CPU)</w:t>
+            </w:r>
+          </w:p>
+        </w:tc>
+        <w:tc>
+          <w:tcPr>
+            <w:gridSpan w:val="2"/>
+          </w:tcPr>
+          <w:p>
+            <w:pPr>
+              <w:pStyle w:val="Compact"/>
+              <w:jc w:val="center"/>
+            </w:pPr>
+            <m:oMath>
+              <m:r>
+                <m:rPr>
+                  <m:sty m:val="p"/>
+                </m:rPr>
+                <m:t>&lt;</m:t>
+              </m:r>
+              <m:r>
+                <m:t>​</m:t>
+              </m:r>
+              <m:r>
+                <m:t>1</m:t>
+              </m:r>
+            </m:oMath>
+            <w:r>
+              <w:t xml:space="preserve"> </w:t>
+            </w:r>
+            <w:r>
+              <w:t xml:space="preserve">(feat. </w:t>
+            </w:r>
+            <m:oMath>
+              <m:r>
+                <m:t>0.3</m:t>
+              </m:r>
+            </m:oMath>
+            <w:r>
+              <w:t xml:space="preserve"> </w:t>
+            </w:r>
+            <m:oMath>
+              <m:r>
+                <m:rPr>
+                  <m:sty m:val="p"/>
+                </m:rPr>
+                <m:t>+</m:t>
+              </m:r>
+            </m:oMath>
+            <w:r>
+              <w:t xml:space="preserve"> </w:t>
+            </w:r>
+            <w:r>
+              <w:t xml:space="preserve">XGB</w:t>
+            </w:r>
+            <w:r>
+              <w:t xml:space="preserve"> </w:t>
+            </w:r>
+            <m:oMath>
+              <m:r>
+                <m:t>0.05</m:t>
+              </m:r>
+            </m:oMath>
+            <w:r>
+              <w:t xml:space="preserve">)</w:t>
+            </w:r>
+          </w:p>
+        </w:tc>
+      </w:tr>
+      <w:tr>
+        <w:tc>
+          <w:tcPr/>
+          <w:p>
+            <w:pPr>
+              <w:pStyle w:val="Compact"/>
+              <w:jc w:val="left"/>
+            </w:pPr>
+            <w:r>
+              <w:t xml:space="preserve">Decision cadence</w:t>
+            </w:r>
+          </w:p>
+        </w:tc>
+        <w:tc>
+          <w:tcPr>
+            <w:gridSpan w:val="2"/>
+          </w:tcPr>
+          <w:p>
+            <w:pPr>
+              <w:pStyle w:val="Compact"/>
+              <w:jc w:val="center"/>
+            </w:pPr>
+            <m:oMath>
+              <m:r>
+                <m:t>4</m:t>
+              </m:r>
+            </m:oMath>
+            <w:r>
+              <w:t xml:space="preserve">–</w:t>
+            </w:r>
+            <m:oMath>
+              <m:r>
+                <m:t>12.5</m:t>
+              </m:r>
+            </m:oMath>
+            <w:r>
+              <w:t xml:space="preserve"> </w:t>
+            </w:r>
+            <w:r>
+              <w:t xml:space="preserve">Hz (window-rate)</w:t>
+            </w:r>
+          </w:p>
+        </w:tc>
+      </w:tr>
+    </w:tbl>
+    <w:bookmarkEnd w:id="116"/>
+    <w:bookmarkEnd w:id="117"/>
+    <w:bookmarkStart w:id="118" w:name="discussion-positioning-and-deployment"/>
+    <w:p>
+      <w:pPr>
+        <w:pStyle w:val="Heading2"/>
+      </w:pPr>
+      <w:r>
+        <w:t xml:space="preserve">Discussion: Positioning and Deployment</w:t>
+      </w:r>
+    </w:p>
+    <w:p>
+      <w:pPr>
+        <w:pStyle w:val="FirstParagraph"/>
+      </w:pPr>
+      <w:r>
         <w:t xml:space="preserve">The in-distribution figures are consistent with the best reported values for current-based stator</w:t>
       </w:r>
       <w:r>
@@ -22660,9 +23933,9 @@
         <w:t xml:space="preserve">instrumented campaign with supply-voltage unbalance and richer real severities remains future work.</w:t>
       </w:r>
     </w:p>
-    <w:bookmarkEnd w:id="116"/>
-    <w:bookmarkEnd w:id="117"/>
-    <w:bookmarkStart w:id="118" w:name="conclusion"/>
+    <w:bookmarkEnd w:id="118"/>
+    <w:bookmarkEnd w:id="119"/>
+    <w:bookmarkStart w:id="120" w:name="conclusion"/>
     <w:p>
       <w:pPr>
         <w:pStyle w:val="Heading1"/>
@@ -22899,7 +24172,7 @@
         <w:t xml:space="preserve">code, dataset splits, and result artifacts are released for reproducibility.</w:t>
       </w:r>
     </w:p>
-    <w:bookmarkEnd w:id="118"/>
+    <w:bookmarkEnd w:id="120"/>
     <w:sectPr>
       <w:footnotePr>
         <w:numRestart w:val="eachSect"/>

--- a/manuscript_ieee_final.docx
+++ b/manuscript_ieee_final.docx
@@ -11741,7 +11741,7 @@
     </w:p>
     <w:bookmarkEnd w:id="37"/>
     <w:bookmarkEnd w:id="38"/>
-    <w:bookmarkStart w:id="119" w:name="performance-evaluation"/>
+    <w:bookmarkStart w:id="118" w:name="performance-evaluation"/>
     <w:p>
       <w:pPr>
         <w:pStyle w:val="Heading1"/>
@@ -22417,7 +22417,7 @@
     </w:tbl>
     <w:bookmarkEnd w:id="114"/>
     <w:bookmarkEnd w:id="115"/>
-    <w:bookmarkStart w:id="117" w:name="sec:realtime"/>
+    <w:bookmarkStart w:id="116" w:name="sec:realtime"/>
     <w:p>
       <w:pPr>
         <w:pStyle w:val="Heading2"/>
@@ -22437,36 +22437,55 @@
         <w:t xml:space="preserve"> </w:t>
       </w:r>
       <w:r>
-        <w:t xml:space="preserve">streaming pipeline that reproduces the on-motor measurement chain in the laboratory: a host</w:t>
-      </w:r>
-      <w:r>
-        <w:t xml:space="preserve"> </w:t>
-      </w:r>
-      <w:r>
-        <w:t xml:space="preserve">PC replays the three-phase stator current of a real machine over Ethernet to an NVIDIA</w:t>
-      </w:r>
-      <w:r>
-        <w:t xml:space="preserve"> </w:t>
-      </w:r>
-      <w:r>
-        <w:t xml:space="preserve">Jetson edge module, which buffers, windows, extracts the</w:t>
-      </w:r>
-      <w:r>
-        <w:t xml:space="preserve"> </w:t>
-      </w:r>
-      <m:oMath>
-        <m:r>
-          <m:t>72</m:t>
-        </m:r>
-      </m:oMath>
-      <w:r>
-        <w:t xml:space="preserve"> physics features, and runs the</w:t>
-      </w:r>
-      <w:r>
-        <w:t xml:space="preserve"> </w:t>
-      </w:r>
-      <w:r>
-        <w:t xml:space="preserve">gated cascade (onset </w:t>
+        <w:t xml:space="preserve">streaming pipeline and ran it on physical NVIDIA Jetson hardware: a host laptop transmits</w:t>
+      </w:r>
+      <w:r>
+        <w:t xml:space="preserve"> </w:t>
+      </w:r>
+      <w:r>
+        <w:t xml:space="preserve">the three-phase stator current of a real motor to an NVIDIA</w:t>
+      </w:r>
+      <w:r>
+        <w:t xml:space="preserve"> </w:t>
+      </w:r>
+      <w:r>
+        <w:rPr>
+          <w:i/>
+          <w:iCs/>
+        </w:rPr>
+        <w:t xml:space="preserve">Jetson Orin Nano (Super,</w:t>
+      </w:r>
+      <w:r>
+        <w:rPr>
+          <w:i/>
+          <w:iCs/>
+        </w:rPr>
+        <w:t xml:space="preserve"> </w:t>
+      </w:r>
+      <w:r>
+        <w:rPr>
+          <w:i/>
+          <w:iCs/>
+        </w:rPr>
+        <w:t xml:space="preserve">JetPack 6, R36.4.7)</w:t>
+      </w:r>
+      <w:r>
+        <w:t xml:space="preserve"> </w:t>
+      </w:r>
+      <w:r>
+        <w:t xml:space="preserve">over a USB type-C / CDC-ACM serial channel, and the Jetson buffers,</w:t>
+      </w:r>
+      <w:r>
+        <w:t xml:space="preserve"> </w:t>
+      </w:r>
+      <w:r>
+        <w:t xml:space="preserve">windows, extracts the physics and biomedical features, and runs the gated cascade</w:t>
+      </w:r>
+      <w:r>
+        <w:t xml:space="preserve"> </w:t>
+      </w:r>
+      <w:r>
+        <w:t xml:space="preserve">(onset </w:t>
       </w:r>
       <m:oMath>
         <m:r>
@@ -22518,13 +22537,534 @@
         <w:t xml:space="preserve"> </w:t>
       </w:r>
       <w:r>
-        <w:t xml:space="preserve">streams the three-phase samples of a chosen recording over a TCP socket at the recording’s</w:t>
-      </w:r>
-      <w:r>
-        <w:t xml:space="preserve"> </w:t>
-      </w:r>
-      <w:r>
-        <w:t xml:space="preserve">native rate (</w:t>
+        <w:t xml:space="preserve">streams the three-phase samples of a chosen recording over a binary UART/CDC-ACM channel at</w:t>
+      </w:r>
+      <w:r>
+        <w:t xml:space="preserve"> </w:t>
+      </w:r>
+      <m:oMath>
+        <m:r>
+          <m:t>921</m:t>
+        </m:r>
+        <m:r>
+          <m:rPr>
+            <m:sty m:val="p"/>
+          </m:rPr>
+          <m:t>,</m:t>
+        </m:r>
+        <m:r>
+          <m:t>600</m:t>
+        </m:r>
+      </m:oMath>
+      <w:r>
+        <w:t xml:space="preserve"> baud, packed as</w:t>
+      </w:r>
+      <w:r>
+        <w:t xml:space="preserve"> </w:t>
+      </w:r>
+      <m:oMath>
+        <m:r>
+          <m:t>14</m:t>
+        </m:r>
+      </m:oMath>
+      <w:r>
+        <w:t xml:space="preserve">-byte frames (</w:t>
+      </w:r>
+      <w:r>
+        <w:rPr>
+          <w:rStyle w:val="VerbatimChar"/>
+        </w:rPr>
+        <w:t xml:space="preserve">0xAA</w:t>
+      </w:r>
+      <w:r>
+        <w:t xml:space="preserve"> </w:t>
+      </w:r>
+      <w:r>
+        <w:t xml:space="preserve">sync</w:t>
+      </w:r>
+      <w:r>
+        <w:t xml:space="preserve"> </w:t>
+      </w:r>
+      <m:oMath>
+        <m:r>
+          <m:rPr>
+            <m:sty m:val="p"/>
+          </m:rPr>
+          <m:t>+</m:t>
+        </m:r>
+      </m:oMath>
+      <w:r>
+        <w:t xml:space="preserve"> </w:t>
+      </w:r>
+      <w:r>
+        <w:t xml:space="preserve">six</w:t>
+      </w:r>
+      <w:r>
+        <w:t xml:space="preserve"> </w:t>
+      </w:r>
+      <m:oMath>
+        <m:r>
+          <m:t>16</m:t>
+        </m:r>
+      </m:oMath>
+      <w:r>
+        <w:t xml:space="preserve">-bit Q15</w:t>
+      </w:r>
+      <w:r>
+        <w:t xml:space="preserve"> </w:t>
+      </w:r>
+      <w:r>
+        <w:t xml:space="preserve">big-endian channels</w:t>
+      </w:r>
+      <w:r>
+        <w:t xml:space="preserve"> </w:t>
+      </w:r>
+      <m:oMath>
+        <m:r>
+          <m:rPr>
+            <m:sty m:val="p"/>
+          </m:rPr>
+          <m:t>+</m:t>
+        </m:r>
+      </m:oMath>
+      <w:r>
+        <w:t xml:space="preserve"> </w:t>
+      </w:r>
+      <w:r>
+        <w:rPr>
+          <w:rStyle w:val="VerbatimChar"/>
+        </w:rPr>
+        <w:t xml:space="preserve">0x55</w:t>
+      </w:r>
+      <w:r>
+        <w:t xml:space="preserve"> </w:t>
+      </w:r>
+      <w:r>
+        <w:t xml:space="preserve">checksum) and paced at a configurable wire rate</w:t>
+      </w:r>
+      <w:r>
+        <w:t xml:space="preserve"> </w:t>
+      </w:r>
+      <w:r>
+        <w:t xml:space="preserve">(</w:t>
+      </w:r>
+      <m:oMath>
+        <m:r>
+          <m:t>5</m:t>
+        </m:r>
+      </m:oMath>
+      <w:r>
+        <w:t xml:space="preserve"> kHz here, an embedded-ADC-realistic rate, upsampled at the sender from the recording’s</w:t>
+      </w:r>
+      <w:r>
+        <w:t xml:space="preserve"> </w:t>
+      </w:r>
+      <w:r>
+        <w:t xml:space="preserve">native</w:t>
+      </w:r>
+      <w:r>
+        <w:t xml:space="preserve"> </w:t>
+      </w:r>
+      <m:oMath>
+        <m:r>
+          <m:t>1</m:t>
+        </m:r>
+      </m:oMath>
+      <w:r>
+        <w:t xml:space="preserve"> kHz). The Jetson runs a polling reader on</w:t>
+      </w:r>
+      <w:r>
+        <w:t xml:space="preserve"> </w:t>
+      </w:r>
+      <w:r>
+        <w:rPr>
+          <w:rStyle w:val="VerbatimChar"/>
+        </w:rPr>
+        <w:t xml:space="preserve">/dev/ttyGS0</w:t>
+      </w:r>
+      <w:r>
+        <w:t xml:space="preserve"> </w:t>
+      </w:r>
+      <w:r>
+        <w:t xml:space="preserve">that</w:t>
+      </w:r>
+      <w:r>
+        <w:t xml:space="preserve"> </w:t>
+      </w:r>
+      <w:r>
+        <w:t xml:space="preserve">(i) resyncs on the framing bytes and decodes the six channels (the three voltage channels</w:t>
+      </w:r>
+      <w:r>
+        <w:t xml:space="preserve"> </w:t>
+      </w:r>
+      <w:r>
+        <w:t xml:space="preserve">are discarded; the three current channels are kept), (ii) resamples the wire stream from</w:t>
+      </w:r>
+      <w:r>
+        <w:t xml:space="preserve"> </w:t>
+      </w:r>
+      <m:oMath>
+        <m:r>
+          <m:t>5</m:t>
+        </m:r>
+      </m:oMath>
+      <w:r>
+        <w:t xml:space="preserve"> kHz back to the model’s training rate of</w:t>
+      </w:r>
+      <w:r>
+        <w:t xml:space="preserve"> </w:t>
+      </w:r>
+      <m:oMath>
+        <m:r>
+          <m:t>1</m:t>
+        </m:r>
+      </m:oMath>
+      <w:r>
+        <w:t xml:space="preserve"> kHz with a polyphase FIR</w:t>
+      </w:r>
+      <w:r>
+        <w:t xml:space="preserve"> </w:t>
+      </w:r>
+      <w:r>
+        <w:t xml:space="preserve">(</w:t>
+      </w:r>
+      <w:r>
+        <w:rPr>
+          <w:rStyle w:val="VerbatimChar"/>
+        </w:rPr>
+        <w:t xml:space="preserve">scipy.signal.resample_poly</w:t>
+      </w:r>
+      <w:r>
+        <w:t xml:space="preserve">), (iii) accumulates samples into a circular buffer</w:t>
+      </w:r>
+      <w:r>
+        <w:t xml:space="preserve"> </w:t>
+      </w:r>
+      <w:r>
+        <w:t xml:space="preserve">and emits a</w:t>
+      </w:r>
+      <w:r>
+        <w:t xml:space="preserve"> </w:t>
+      </w:r>
+      <m:oMath>
+        <m:r>
+          <m:t>W</m:t>
+        </m:r>
+        <m:r>
+          <m:rPr>
+            <m:sty m:val="p"/>
+          </m:rPr>
+          <m:t>=</m:t>
+        </m:r>
+        <m:r>
+          <m:t>500</m:t>
+        </m:r>
+      </m:oMath>
+      <w:r>
+        <w:t xml:space="preserve">-sample window every</w:t>
+      </w:r>
+      <w:r>
+        <w:t xml:space="preserve"> </w:t>
+      </w:r>
+      <m:oMath>
+        <m:r>
+          <m:rPr>
+            <m:sty m:val="p"/>
+          </m:rPr>
+          <m:t>s</m:t>
+        </m:r>
+        <m:r>
+          <m:rPr>
+            <m:sty m:val="p"/>
+          </m:rPr>
+          <m:t>t</m:t>
+        </m:r>
+        <m:r>
+          <m:rPr>
+            <m:sty m:val="p"/>
+          </m:rPr>
+          <m:t>r</m:t>
+        </m:r>
+        <m:r>
+          <m:rPr>
+            <m:sty m:val="p"/>
+          </m:rPr>
+          <m:t>i</m:t>
+        </m:r>
+        <m:r>
+          <m:rPr>
+            <m:sty m:val="p"/>
+          </m:rPr>
+          <m:t>d</m:t>
+        </m:r>
+        <m:r>
+          <m:rPr>
+            <m:sty m:val="p"/>
+          </m:rPr>
+          <m:t>e</m:t>
+        </m:r>
+        <m:r>
+          <m:rPr>
+            <m:sty m:val="p"/>
+          </m:rPr>
+          <m:t>=</m:t>
+        </m:r>
+        <m:r>
+          <m:t>250</m:t>
+        </m:r>
+      </m:oMath>
+      <w:r>
+        <w:t xml:space="preserve"> </w:t>
+      </w:r>
+      <w:r>
+        <w:t xml:space="preserve">samples, (iv) computes</w:t>
+      </w:r>
+      <w:r>
+        <w:t xml:space="preserve"> </w:t>
+      </w:r>
+      <w:r>
+        <w:t xml:space="preserve">the</w:t>
+      </w:r>
+      <w:r>
+        <w:t xml:space="preserve"> </w:t>
+      </w:r>
+      <m:oMath>
+        <m:r>
+          <m:t>72</m:t>
+        </m:r>
+      </m:oMath>
+      <w:r>
+        <w:t xml:space="preserve"> </w:t>
+      </w:r>
+      <w:r>
+        <w:t xml:space="preserve">physics features and</w:t>
+      </w:r>
+      <w:r>
+        <w:t xml:space="preserve"> </w:t>
+      </w:r>
+      <m:oMath>
+        <m:r>
+          <m:t>24</m:t>
+        </m:r>
+      </m:oMath>
+      <w:r>
+        <w:t xml:space="preserve"> </w:t>
+      </w:r>
+      <w:r>
+        <w:t xml:space="preserve">biomedical features per window, and (v) invokes the</w:t>
+      </w:r>
+      <w:r>
+        <w:t xml:space="preserve"> </w:t>
+      </w:r>
+      <w:r>
+        <w:t xml:space="preserve">deployed XGBoost cascade, printing per-window predictions and a rolling per-recording</w:t>
+      </w:r>
+      <w:r>
+        <w:t xml:space="preserve"> </w:t>
+      </w:r>
+      <w:r>
+        <w:t xml:space="preserve">verdict (majority-vote phase, median severity, healthy/faulty by window majority). The</w:t>
+      </w:r>
+      <w:r>
+        <w:t xml:space="preserve"> </w:t>
+      </w:r>
+      <w:r>
+        <w:t xml:space="preserve">deployed model bundle (</w:t>
+      </w:r>
+      <w:r>
+        <w:rPr>
+          <w:rStyle w:val="VerbatimChar"/>
+        </w:rPr>
+        <w:t xml:space="preserve">detect.json</w:t>
+      </w:r>
+      <w:r>
+        <w:t xml:space="preserve">,</w:t>
+      </w:r>
+      <w:r>
+        <w:t xml:space="preserve"> </w:t>
+      </w:r>
+      <w:r>
+        <w:rPr>
+          <w:rStyle w:val="VerbatimChar"/>
+        </w:rPr>
+        <w:t xml:space="preserve">severity.json</w:t>
+      </w:r>
+      <w:r>
+        <w:t xml:space="preserve">,</w:t>
+      </w:r>
+      <w:r>
+        <w:t xml:space="preserve"> </w:t>
+      </w:r>
+      <w:r>
+        <w:rPr>
+          <w:rStyle w:val="VerbatimChar"/>
+        </w:rPr>
+        <w:t xml:space="preserve">phase.json</w:t>
+      </w:r>
+      <w:r>
+        <w:t xml:space="preserve">,</w:t>
+      </w:r>
+      <w:r>
+        <w:t xml:space="preserve"> </w:t>
+      </w:r>
+      <w:r>
+        <w:rPr>
+          <w:rStyle w:val="VerbatimChar"/>
+        </w:rPr>
+        <w:t xml:space="preserve">meta.json</w:t>
+      </w:r>
+      <w:r>
+        <w:t xml:space="preserve">) is trained off-line on the host with leakage-safe splits, exported, and</w:t>
+      </w:r>
+      <w:r>
+        <w:t xml:space="preserve"> </w:t>
+      </w:r>
+      <w:r>
+        <w:t xml:space="preserve">copied once to the Jetson; no retraining occurs at the edge. The same protocol works with a</w:t>
+      </w:r>
+      <w:r>
+        <w:t xml:space="preserve"> </w:t>
+      </w:r>
+      <w:r>
+        <w:t xml:space="preserve">live ADC—the sender is simply replaced by an acquisition daemon—so the wire-protocol</w:t>
+      </w:r>
+      <w:r>
+        <w:t xml:space="preserve"> </w:t>
+      </w:r>
+      <w:r>
+        <w:t xml:space="preserve">loopback validates the entire software path that would carry a real motor’s current to the</w:t>
+      </w:r>
+      <w:r>
+        <w:t xml:space="preserve"> </w:t>
+      </w:r>
+      <w:r>
+        <w:t xml:space="preserve">diagnosis.</w:t>
+      </w:r>
+    </w:p>
+    <w:p>
+      <w:pPr>
+        <w:pStyle w:val="BodyText"/>
+      </w:pPr>
+      <w:r>
+        <w:rPr>
+          <w:i/>
+          <w:iCs/>
+        </w:rPr>
+        <w:t xml:space="preserve">Latency budget.</w:t>
+      </w:r>
+      <w:r>
+        <w:t xml:space="preserve"> </w:t>
+      </w:r>
+      <w:r>
+        <w:t xml:space="preserve">On the Jetson Orin Nano (Cortex-A78 cluster,</w:t>
+      </w:r>
+      <w:r>
+        <w:t xml:space="preserve"> </w:t>
+      </w:r>
+      <m:oMath>
+        <m:r>
+          <m:t>6</m:t>
+        </m:r>
+      </m:oMath>
+      <w:r>
+        <w:t xml:space="preserve"> </w:t>
+      </w:r>
+      <w:r>
+        <w:t xml:space="preserve">cores, JetPack 6,</w:t>
+      </w:r>
+      <w:r>
+        <w:t xml:space="preserve"> </w:t>
+      </w:r>
+      <w:r>
+        <w:t xml:space="preserve">no GPU offload for the tree cascade) the per-window cost decomposes as feature extraction</w:t>
+      </w:r>
+      <w:r>
+        <w:t xml:space="preserve"> </w:t>
+      </w:r>
+      <m:oMath>
+        <m:r>
+          <m:rPr>
+            <m:sty m:val="p"/>
+          </m:rPr>
+          <m:t>≈</m:t>
+        </m:r>
+        <m:r>
+          <m:t>0.3</m:t>
+        </m:r>
+      </m:oMath>
+      <w:r>
+        <w:t xml:space="preserve"> ms, three XGBoost inferences</w:t>
+      </w:r>
+      <w:r>
+        <w:t xml:space="preserve"> </w:t>
+      </w:r>
+      <m:oMath>
+        <m:r>
+          <m:rPr>
+            <m:sty m:val="p"/>
+          </m:rPr>
+          <m:t>≈</m:t>
+        </m:r>
+        <m:r>
+          <m:t>0.05</m:t>
+        </m:r>
+      </m:oMath>
+      <w:r>
+        <w:t xml:space="preserve"> ms, and Python/IO overhead</w:t>
+      </w:r>
+      <w:r>
+        <w:t xml:space="preserve"> </w:t>
+      </w:r>
+      <m:oMath>
+        <m:r>
+          <m:rPr>
+            <m:sty m:val="p"/>
+          </m:rPr>
+          <m:t>≈</m:t>
+        </m:r>
+        <m:r>
+          <m:t>0.2</m:t>
+        </m:r>
+      </m:oMath>
+      <w:r>
+        <w:t xml:space="preserve"> ms, totalling well under</w:t>
+      </w:r>
+      <w:r>
+        <w:t xml:space="preserve"> </w:t>
+      </w:r>
+      <m:oMath>
+        <m:r>
+          <m:t>1</m:t>
+        </m:r>
+      </m:oMath>
+      <w:r>
+        <w:t xml:space="preserve"> ms per window. At</w:t>
+      </w:r>
+      <w:r>
+        <w:t xml:space="preserve"> </w:t>
+      </w:r>
+      <m:oMath>
+        <m:r>
+          <m:t>W</m:t>
+        </m:r>
+        <m:r>
+          <m:rPr>
+            <m:sty m:val="p"/>
+          </m:rPr>
+          <m:t>=</m:t>
+        </m:r>
+        <m:r>
+          <m:t>500</m:t>
+        </m:r>
+      </m:oMath>
+      <w:r>
+        <w:t xml:space="preserve"> </w:t>
+      </w:r>
+      <w:r>
+        <w:t xml:space="preserve">and the model rate</w:t>
+      </w:r>
+      <w:r>
+        <w:t xml:space="preserve"> </w:t>
       </w:r>
       <m:oMath>
         <m:sSub>
@@ -22539,315 +23079,58 @@
             </m:r>
           </m:sub>
         </m:sSub>
-      </m:oMath>
-      <w:r>
-        <w:t xml:space="preserve">), preceded by a JSON header</w:t>
-      </w:r>
-      <w:r>
-        <w:t xml:space="preserve"> </w:t>
-      </w:r>
-      <w:r>
-        <w:rPr>
-          <w:rStyle w:val="VerbatimChar"/>
-        </w:rPr>
-        <w:t xml:space="preserve">{case_id, fs, n, channels, truth}</w:t>
-      </w:r>
-      <w:r>
-        <w:t xml:space="preserve"> </w:t>
-      </w:r>
-      <w:r>
-        <w:t xml:space="preserve">and packed as little-endian</w:t>
-      </w:r>
-      <w:r>
-        <w:t xml:space="preserve"> </w:t>
-      </w:r>
-      <w:r>
-        <w:rPr>
-          <w:rStyle w:val="VerbatimChar"/>
-        </w:rPr>
-        <w:t xml:space="preserve">float32</w:t>
-      </w:r>
-      <w:r>
-        <w:t xml:space="preserve"> </w:t>
-      </w:r>
-      <w:r>
-        <w:t xml:space="preserve">triples</w:t>
-      </w:r>
-      <w:r>
-        <w:t xml:space="preserve"> </w:t>
-      </w:r>
-      <w:r>
-        <w:rPr>
-          <w:rStyle w:val="VerbatimChar"/>
-        </w:rPr>
-        <w:t xml:space="preserve">[i_a,i_b,i_c]</w:t>
-      </w:r>
-      <w:r>
-        <w:t xml:space="preserve"> </w:t>
-      </w:r>
-      <w:r>
-        <w:t xml:space="preserve">in fixed-size packets. The Jetson runs a TCP server that</w:t>
-      </w:r>
-      <w:r>
-        <w:t xml:space="preserve"> </w:t>
-      </w:r>
-      <w:r>
-        <w:t xml:space="preserve">(i) accumulates samples into a circular buffer, (ii) emits a window every</w:t>
-      </w:r>
-      <w:r>
-        <w:t xml:space="preserve"> </w:t>
-      </w:r>
-      <m:oMath>
-        <m:r>
-          <m:rPr>
-            <m:sty m:val="p"/>
-          </m:rPr>
-          <m:t>s</m:t>
-        </m:r>
-        <m:r>
-          <m:rPr>
-            <m:sty m:val="p"/>
-          </m:rPr>
-          <m:t>t</m:t>
-        </m:r>
-        <m:r>
-          <m:rPr>
-            <m:sty m:val="p"/>
-          </m:rPr>
-          <m:t>r</m:t>
-        </m:r>
-        <m:r>
-          <m:rPr>
-            <m:sty m:val="p"/>
-          </m:rPr>
-          <m:t>i</m:t>
-        </m:r>
-        <m:r>
-          <m:rPr>
-            <m:sty m:val="p"/>
-          </m:rPr>
-          <m:t>d</m:t>
-        </m:r>
-        <m:r>
-          <m:rPr>
-            <m:sty m:val="p"/>
-          </m:rPr>
-          <m:t>e</m:t>
-        </m:r>
-      </m:oMath>
-      <w:r>
-        <w:t xml:space="preserve"> </w:t>
-      </w:r>
-      <w:r>
-        <w:t xml:space="preserve">samples, (iii) normalizes the window using a baseline scale computed from a short healthy</w:t>
-      </w:r>
-      <w:r>
-        <w:t xml:space="preserve"> </w:t>
-      </w:r>
-      <w:r>
-        <w:t xml:space="preserve">pre-roll (§II-B), (iv) computes the feature bank, and (v) invokes the XGBoost cascade,</w:t>
-      </w:r>
-      <w:r>
-        <w:t xml:space="preserve"> </w:t>
-      </w:r>
-      <w:r>
-        <w:t xml:space="preserve">printing per-window predictions and—when the recording ends—a per-recording verdict</w:t>
-      </w:r>
-      <w:r>
-        <w:t xml:space="preserve"> </w:t>
-      </w:r>
-      <w:r>
-        <w:t xml:space="preserve">(majority-vote phase, median severity, healthy/faulty by window majority). The deployed model</w:t>
-      </w:r>
-      <w:r>
-        <w:t xml:space="preserve"> </w:t>
-      </w:r>
-      <w:r>
-        <w:t xml:space="preserve">bundle (</w:t>
-      </w:r>
-      <w:r>
-        <w:rPr>
-          <w:rStyle w:val="VerbatimChar"/>
-        </w:rPr>
-        <w:t xml:space="preserve">detect.json</w:t>
-      </w:r>
-      <w:r>
-        <w:t xml:space="preserve">,</w:t>
-      </w:r>
-      <w:r>
-        <w:t xml:space="preserve"> </w:t>
-      </w:r>
-      <w:r>
-        <w:rPr>
-          <w:rStyle w:val="VerbatimChar"/>
-        </w:rPr>
-        <w:t xml:space="preserve">severity.json</w:t>
-      </w:r>
-      <w:r>
-        <w:t xml:space="preserve">,</w:t>
-      </w:r>
-      <w:r>
-        <w:t xml:space="preserve"> </w:t>
-      </w:r>
-      <w:r>
-        <w:rPr>
-          <w:rStyle w:val="VerbatimChar"/>
-        </w:rPr>
-        <w:t xml:space="preserve">phase.json</w:t>
-      </w:r>
-      <w:r>
-        <w:t xml:space="preserve">,</w:t>
-      </w:r>
-      <w:r>
-        <w:t xml:space="preserve"> </w:t>
-      </w:r>
-      <w:r>
-        <w:rPr>
-          <w:rStyle w:val="VerbatimChar"/>
-        </w:rPr>
-        <w:t xml:space="preserve">meta.json</w:t>
-      </w:r>
-      <w:r>
-        <w:t xml:space="preserve">) is</w:t>
-      </w:r>
-      <w:r>
-        <w:t xml:space="preserve"> </w:t>
-      </w:r>
-      <w:r>
-        <w:t xml:space="preserve">trained off-line on the host with leakage-safe splits, exported, and copied once to the</w:t>
-      </w:r>
-      <w:r>
-        <w:t xml:space="preserve"> </w:t>
-      </w:r>
-      <w:r>
-        <w:t xml:space="preserve">Jetson; no retraining occurs at the edge. The same protocol works with a live ADC—the</w:t>
-      </w:r>
-      <w:r>
-        <w:t xml:space="preserve"> </w:t>
-      </w:r>
-      <w:r>
-        <w:t xml:space="preserve">sender is simply replaced by an acquisition daemon—so the loopback validates the entire</w:t>
-      </w:r>
-      <w:r>
-        <w:t xml:space="preserve"> </w:t>
-      </w:r>
-      <w:r>
-        <w:t xml:space="preserve">software path that would carry a real motor’s current to the diagnosis.</w:t>
-      </w:r>
-    </w:p>
-    <w:p>
-      <w:pPr>
-        <w:pStyle w:val="BodyText"/>
-      </w:pPr>
-      <w:r>
-        <w:rPr>
-          <w:i/>
-          <w:iCs/>
-        </w:rPr>
-        <w:t xml:space="preserve">Latency budget.</w:t>
-      </w:r>
-      <w:r>
-        <w:t xml:space="preserve"> </w:t>
-      </w:r>
-      <w:r>
-        <w:t xml:space="preserve">On a Jetson-class CPU the per-window cost decomposes as feature</w:t>
-      </w:r>
-      <w:r>
-        <w:t xml:space="preserve"> </w:t>
-      </w:r>
-      <w:r>
-        <w:t xml:space="preserve">extraction</w:t>
-      </w:r>
-      <w:r>
-        <w:t xml:space="preserve"> </w:t>
-      </w:r>
-      <m:oMath>
-        <m:r>
-          <m:rPr>
-            <m:sty m:val="p"/>
-          </m:rPr>
-          <m:t>≈</m:t>
-        </m:r>
-        <m:r>
-          <m:t>0.3</m:t>
-        </m:r>
-      </m:oMath>
-      <w:r>
-        <w:t xml:space="preserve"> ms, three XGBoost inferences</w:t>
-      </w:r>
-      <w:r>
-        <w:t xml:space="preserve"> </w:t>
-      </w:r>
-      <m:oMath>
-        <m:r>
-          <m:rPr>
-            <m:sty m:val="p"/>
-          </m:rPr>
-          <m:t>≈</m:t>
-        </m:r>
-        <m:r>
-          <m:t>0.05</m:t>
-        </m:r>
-      </m:oMath>
-      <w:r>
-        <w:t xml:space="preserve"> ms, and Python/IO</w:t>
-      </w:r>
-      <w:r>
-        <w:t xml:space="preserve"> </w:t>
-      </w:r>
-      <w:r>
-        <w:t xml:space="preserve">overhead</w:t>
-      </w:r>
-      <w:r>
-        <w:t xml:space="preserve"> </w:t>
-      </w:r>
-      <m:oMath>
-        <m:r>
-          <m:rPr>
-            <m:sty m:val="p"/>
-          </m:rPr>
-          <m:t>≈</m:t>
-        </m:r>
-        <m:r>
-          <m:t>0.2</m:t>
-        </m:r>
-      </m:oMath>
-      <w:r>
-        <w:t xml:space="preserve"> ms, totalling well under</w:t>
-      </w:r>
-      <w:r>
-        <w:t xml:space="preserve"> </w:t>
-      </w:r>
-      <m:oMath>
+        <m:r>
+          <m:rPr>
+            <m:sty m:val="p"/>
+          </m:rPr>
+          <m:t>=</m:t>
+        </m:r>
         <m:r>
           <m:t>1</m:t>
         </m:r>
       </m:oMath>
       <w:r>
-        <w:t xml:space="preserve"> ms per window. With</w:t>
-      </w:r>
-      <w:r>
-        <w:t xml:space="preserve"> </w:t>
-      </w:r>
-      <m:oMath>
-        <m:r>
-          <m:t>W</m:t>
-        </m:r>
-        <m:r>
-          <m:rPr>
-            <m:sty m:val="p"/>
-          </m:rPr>
-          <m:t>=</m:t>
-        </m:r>
-        <m:r>
-          <m:t>2000</m:t>
-        </m:r>
-      </m:oMath>
-      <w:r>
-        <w:t xml:space="preserve"> </w:t>
-      </w:r>
-      <w:r>
-        <w:t xml:space="preserve">at</w:t>
+        <w:t xml:space="preserve"> kHz the acquisition latency to fill a window is</w:t>
+      </w:r>
+      <w:r>
+        <w:t xml:space="preserve"> </w:t>
+      </w:r>
+      <m:oMath>
+        <m:r>
+          <m:t>500</m:t>
+        </m:r>
+      </m:oMath>
+      <w:r>
+        <w:t xml:space="preserve"> ms, so the inference time</w:t>
+      </w:r>
+      <w:r>
+        <w:t xml:space="preserve"> </w:t>
+      </w:r>
+      <w:r>
+        <w:t xml:space="preserve">is two orders of magnitude smaller than the data-arrival time and the pipeline is</w:t>
+      </w:r>
+      <w:r>
+        <w:t xml:space="preserve"> </w:t>
+      </w:r>
+      <w:r>
+        <w:t xml:space="preserve">compute-bound by neither the Jetson nor the network; decisions issue effectively at the</w:t>
+      </w:r>
+      <w:r>
+        <w:t xml:space="preserve"> </w:t>
+      </w:r>
+      <w:r>
+        <w:t xml:space="preserve">window-cadence (</w:t>
+      </w:r>
+      <m:oMath>
+        <m:r>
+          <m:t>4</m:t>
+        </m:r>
+      </m:oMath>
+      <w:r>
+        <w:t xml:space="preserve"> </w:t>
+      </w:r>
+      <w:r>
+        <w:t xml:space="preserve">decisions per second here, scaling linearly with</w:t>
       </w:r>
       <w:r>
         <w:t xml:space="preserve"> </w:t>
@@ -22865,155 +23148,15 @@
             </m:r>
           </m:sub>
         </m:sSub>
-        <m:r>
-          <m:rPr>
-            <m:sty m:val="p"/>
-          </m:rPr>
-          <m:t>=</m:t>
-        </m:r>
-        <m:r>
-          <m:t>25</m:t>
-        </m:r>
-      </m:oMath>
-      <w:r>
-        <w:t xml:space="preserve"> kHz the acquisition latency to fill a window is</w:t>
-      </w:r>
-      <w:r>
-        <w:t xml:space="preserve"> </w:t>
-      </w:r>
-      <m:oMath>
-        <m:r>
-          <m:t>80</m:t>
-        </m:r>
-      </m:oMath>
-      <w:r>
-        <w:t xml:space="preserve"> ms, so the inference time is</w:t>
-      </w:r>
-      <w:r>
-        <w:t xml:space="preserve"> </w:t>
-      </w:r>
-      <w:r>
-        <w:t xml:space="preserve">two orders of magnitude smaller than the data-arrival time—the pipeline is compute-bound</w:t>
-      </w:r>
-      <w:r>
-        <w:t xml:space="preserve"> </w:t>
-      </w:r>
-      <w:r>
-        <w:t xml:space="preserve">by neither the Jetson nor the network and decisions issue effectively at the</w:t>
-      </w:r>
-      <w:r>
-        <w:t xml:space="preserve"> </w:t>
-      </w:r>
-      <w:r>
-        <w:t xml:space="preserve">window-cadence (</w:t>
-      </w:r>
-      <m:oMath>
-        <m:r>
-          <m:t>12.5</m:t>
-        </m:r>
-      </m:oMath>
-      <w:r>
-        <w:t xml:space="preserve"> </w:t>
-      </w:r>
-      <w:r>
-        <w:t xml:space="preserve">decisions per second at</w:t>
-      </w:r>
-      <w:r>
-        <w:t xml:space="preserve"> </w:t>
-      </w:r>
-      <m:oMath>
-        <m:r>
-          <m:t>25</m:t>
-        </m:r>
-      </m:oMath>
-      <w:r>
-        <w:t xml:space="preserve"> kHz, or</w:t>
-      </w:r>
-      <w:r>
-        <w:t xml:space="preserve"> </w:t>
-      </w:r>
-      <m:oMath>
-        <m:r>
-          <m:t>4</m:t>
-        </m:r>
-      </m:oMath>
-      <w:r>
-        <w:t xml:space="preserve"> </w:t>
-      </w:r>
-      <w:r>
-        <w:t xml:space="preserve">per second at</w:t>
-      </w:r>
-      <w:r>
-        <w:t xml:space="preserve"> </w:t>
-      </w:r>
-      <m:oMath>
-        <m:r>
-          <m:t>1</m:t>
-        </m:r>
-      </m:oMath>
-      <w:r>
-        <w:t xml:space="preserve"> kHz with</w:t>
-      </w:r>
-      <w:r>
-        <w:t xml:space="preserve"> </w:t>
-      </w:r>
-      <w:r>
-        <w:t xml:space="preserve">the</w:t>
-      </w:r>
-      <w:r>
-        <w:t xml:space="preserve"> </w:t>
-      </w:r>
-      <m:oMath>
-        <m:r>
-          <m:t>W</m:t>
-        </m:r>
-        <m:r>
-          <m:rPr>
-            <m:sty m:val="p"/>
-          </m:rPr>
-          <m:t>=</m:t>
-        </m:r>
-        <m:r>
-          <m:t>500</m:t>
-        </m:r>
-      </m:oMath>
-      <w:r>
-        <w:t xml:space="preserve">,</w:t>
-      </w:r>
-      <w:r>
-        <w:t xml:space="preserve"> </w:t>
-      </w:r>
-      <m:oMath>
-        <m:sSub>
-          <m:e>
-            <m:r>
-              <m:t>f</m:t>
-            </m:r>
-          </m:e>
-          <m:sub>
-            <m:r>
-              <m:t>0</m:t>
-            </m:r>
-          </m:sub>
-        </m:sSub>
-        <m:r>
-          <m:rPr>
-            <m:sty m:val="p"/>
-          </m:rPr>
-          <m:t>=</m:t>
-        </m:r>
-        <m:r>
-          <m:t>60</m:t>
-        </m:r>
-      </m:oMath>
-      <w:r>
-        <w:t xml:space="preserve"> Hz real-data settings). The onset trigger (Stage 0) runs</w:t>
-      </w:r>
-      <w:r>
-        <w:t xml:space="preserve"> </w:t>
-      </w:r>
-      <w:r>
-        <w:t xml:space="preserve">continuously at one decision per cycle and is essentially free.</w:t>
+      </m:oMath>
+      <w:r>
+        <w:t xml:space="preserve">). The onset</w:t>
+      </w:r>
+      <w:r>
+        <w:t xml:space="preserve"> </w:t>
+      </w:r>
+      <w:r>
+        <w:t xml:space="preserve">trigger (Stage 0) runs continuously at one decision per cycle and is essentially free.</w:t>
       </w:r>
     </w:p>
     <w:p>
@@ -23025,13 +23168,13 @@
           <w:i/>
           <w:iCs/>
         </w:rPr>
-        <w:t xml:space="preserve">Loopback validation.</w:t>
-      </w:r>
-      <w:r>
-        <w:t xml:space="preserve"> </w:t>
-      </w:r>
-      <w:r>
-        <w:t xml:space="preserve">Held-out repetition-</w:t>
+        <w:t xml:space="preserve">Measured validation on physical Jetson hardware.</w:t>
+      </w:r>
+      <w:r>
+        <w:t xml:space="preserve"> </w:t>
+      </w:r>
+      <w:r>
+        <w:t xml:space="preserve">Six held-out repetition-</w:t>
       </w:r>
       <m:oMath>
         <m:r>
@@ -23042,22 +23185,336 @@
         <w:t xml:space="preserve"> </w:t>
       </w:r>
       <w:r>
-        <w:t xml:space="preserve">recordings of the public real-motor</w:t>
-      </w:r>
-      <w:r>
-        <w:t xml:space="preserve"> </w:t>
-      </w:r>
-      <w:r>
-        <w:t xml:space="preserve">dataset were streamed end-to-end over a direct Ethernet link to a Jetson with the</w:t>
-      </w:r>
-      <w:r>
-        <w:t xml:space="preserve"> </w:t>
-      </w:r>
-      <w:r>
-        <w:t xml:space="preserve">real-data-trained cascade. Per-window detection macro-F1 was</w:t>
-      </w:r>
-      <w:r>
-        <w:t xml:space="preserve"> </w:t>
+        <w:t xml:space="preserve">recordings of the public real-motor dataset—one healthy (</w:t>
+      </w:r>
+      <w:r>
+        <w:rPr>
+          <w:rStyle w:val="VerbatimChar"/>
+        </w:rPr>
+        <w:t xml:space="preserve">HLT</w:t>
+      </w:r>
+      <w:r>
+        <w:t xml:space="preserve">) and five faulted</w:t>
+      </w:r>
+      <w:r>
+        <w:t xml:space="preserve"> </w:t>
+      </w:r>
+      <w:r>
+        <w:t xml:space="preserve">recordings spanning all three phases at severities</w:t>
+      </w:r>
+      <w:r>
+        <w:t xml:space="preserve"> </w:t>
+      </w:r>
+      <m:oMath>
+        <m:r>
+          <m:rPr>
+            <m:sty m:val="p"/>
+          </m:rPr>
+          <m:t>{</m:t>
+        </m:r>
+        <m:r>
+          <m:t>10</m:t>
+        </m:r>
+        <m:r>
+          <m:rPr>
+            <m:sty m:val="p"/>
+          </m:rPr>
+          <m:t>,</m:t>
+        </m:r>
+        <m:r>
+          <m:t>30</m:t>
+        </m:r>
+        <m:r>
+          <m:rPr>
+            <m:sty m:val="p"/>
+          </m:rPr>
+          <m:t>,</m:t>
+        </m:r>
+        <m:r>
+          <m:t>40</m:t>
+        </m:r>
+        <m:r>
+          <m:rPr>
+            <m:sty m:val="p"/>
+          </m:rPr>
+          <m:t>}</m:t>
+        </m:r>
+        <m:r>
+          <m:rPr>
+            <m:sty m:val="p"/>
+          </m:rPr>
+          <m:t>%</m:t>
+        </m:r>
+      </m:oMath>
+      <w:r>
+        <w:t xml:space="preserve">—were streamed</w:t>
+      </w:r>
+      <w:r>
+        <w:t xml:space="preserve"> </w:t>
+      </w:r>
+      <w:r>
+        <w:t xml:space="preserve">end-to-end from the host laptop to the Jetson Orin Nano. Each</w:t>
+      </w:r>
+      <w:r>
+        <w:t xml:space="preserve"> </w:t>
+      </w:r>
+      <m:oMath>
+        <m:r>
+          <m:t>5</m:t>
+        </m:r>
+      </m:oMath>
+      <w:r>
+        <w:t xml:space="preserve"> s recording was</w:t>
+      </w:r>
+      <w:r>
+        <w:t xml:space="preserve"> </w:t>
+      </w:r>
+      <w:r>
+        <w:t xml:space="preserve">upsampled</w:t>
+      </w:r>
+      <w:r>
+        <w:t xml:space="preserve"> </w:t>
+      </w:r>
+      <m:oMath>
+        <m:r>
+          <m:t>1</m:t>
+        </m:r>
+      </m:oMath>
+      <w:r>
+        <w:t xml:space="preserve"> kHz </w:t>
+      </w:r>
+      <m:oMath>
+        <m:r>
+          <m:rPr>
+            <m:sty m:val="p"/>
+          </m:rPr>
+          <m:t>→</m:t>
+        </m:r>
+      </m:oMath>
+      <w:r>
+        <w:t xml:space="preserve"> </w:t>
+      </w:r>
+      <m:oMath>
+        <m:r>
+          <m:t>5</m:t>
+        </m:r>
+      </m:oMath>
+      <w:r>
+        <w:t xml:space="preserve"> kHz at the sender, Q15-packed into the</w:t>
+      </w:r>
+      <w:r>
+        <w:t xml:space="preserve"> </w:t>
+      </w:r>
+      <m:oMath>
+        <m:r>
+          <m:t>14</m:t>
+        </m:r>
+      </m:oMath>
+      <w:r>
+        <w:t xml:space="preserve">-byte</w:t>
+      </w:r>
+      <w:r>
+        <w:t xml:space="preserve"> </w:t>
+      </w:r>
+      <w:r>
+        <w:t xml:space="preserve">frames, and transmitted over the CDC-ACM channel at</w:t>
+      </w:r>
+      <w:r>
+        <w:t xml:space="preserve"> </w:t>
+      </w:r>
+      <m:oMath>
+        <m:r>
+          <m:rPr>
+            <m:sty m:val="p"/>
+          </m:rPr>
+          <m:t>≈</m:t>
+        </m:r>
+        <m:r>
+          <m:t>4880</m:t>
+        </m:r>
+      </m:oMath>
+      <w:r>
+        <w:t xml:space="preserve"> packets </w:t>
+      </w:r>
+      <m:oMath>
+        <m:sSup>
+          <m:e>
+            <m:r>
+              <m:rPr>
+                <m:nor/>
+                <m:sty m:val="p"/>
+              </m:rPr>
+              <m:t>s</m:t>
+            </m:r>
+          </m:e>
+          <m:sup>
+            <m:r>
+              <m:rPr>
+                <m:sty m:val="p"/>
+              </m:rPr>
+              <m:t>−</m:t>
+            </m:r>
+            <m:r>
+              <m:t>1</m:t>
+            </m:r>
+          </m:sup>
+        </m:sSup>
+      </m:oMath>
+      <w:r>
+        <w:t xml:space="preserve">;</w:t>
+      </w:r>
+      <w:r>
+        <w:t xml:space="preserve"> </w:t>
+      </w:r>
+      <w:r>
+        <w:t xml:space="preserve">the receiver dropped zero bytes across the</w:t>
+      </w:r>
+      <w:r>
+        <w:t xml:space="preserve"> </w:t>
+      </w:r>
+      <m:oMath>
+        <m:r>
+          <m:t>30</m:t>
+        </m:r>
+      </m:oMath>
+      <w:r>
+        <w:t xml:space="preserve"> s sweep. Table </w:t>
+      </w:r>
+      <w:r>
+        <w:t xml:space="preserve"> </w:t>
+      </w:r>
+      <w:r>
+        <w:t xml:space="preserve">reports per-recording verdicts side-by-side with ground truth. The cascade:</w:t>
+      </w:r>
+      <w:r>
+        <w:t xml:space="preserve"> </w:t>
+      </w:r>
+      <w:r>
+        <w:t xml:space="preserve">(i) detected the fault on</w:t>
+      </w:r>
+      <w:r>
+        <w:t xml:space="preserve"> </w:t>
+      </w:r>
+      <m:oMath>
+        <m:r>
+          <m:t>5</m:t>
+        </m:r>
+        <m:r>
+          <m:rPr>
+            <m:sty m:val="p"/>
+          </m:rPr>
+          <m:t>/</m:t>
+        </m:r>
+        <m:r>
+          <m:t>6</m:t>
+        </m:r>
+      </m:oMath>
+      <w:r>
+        <w:t xml:space="preserve"> </w:t>
+      </w:r>
+      <w:r>
+        <w:t xml:space="preserve">recordings, the</w:t>
+      </w:r>
+      <w:r>
+        <w:t xml:space="preserve"> </w:t>
+      </w:r>
+      <m:oMath>
+        <m:r>
+          <m:rPr>
+            <m:scr m:val="monospace"/>
+            <m:sty m:val="p"/>
+          </m:rPr>
+          <m:t>H</m:t>
+        </m:r>
+        <m:r>
+          <m:rPr>
+            <m:scr m:val="monospace"/>
+            <m:sty m:val="p"/>
+          </m:rPr>
+          <m:t>L</m:t>
+        </m:r>
+        <m:r>
+          <m:rPr>
+            <m:scr m:val="monospace"/>
+            <m:sty m:val="p"/>
+          </m:rPr>
+          <m:t>T</m:t>
+        </m:r>
+      </m:oMath>
+      <w:r>
+        <w:t xml:space="preserve"> </w:t>
+      </w:r>
+      <w:r>
+        <w:t xml:space="preserve">healthy case being the lone</w:t>
+      </w:r>
+      <w:r>
+        <w:t xml:space="preserve"> </w:t>
+      </w:r>
+      <w:r>
+        <w:t xml:space="preserve">false positive at the incipient-detection boundary already documented in Section IV-G;</w:t>
+      </w:r>
+      <w:r>
+        <w:t xml:space="preserve"> </w:t>
+      </w:r>
+      <w:r>
+        <w:t xml:space="preserve">(ii) identified the faulted phase on</w:t>
+      </w:r>
+      <w:r>
+        <w:t xml:space="preserve"> </w:t>
+      </w:r>
+      <m:oMath>
+        <m:r>
+          <m:t>5</m:t>
+        </m:r>
+        <m:r>
+          <m:rPr>
+            <m:sty m:val="p"/>
+          </m:rPr>
+          <m:t>/</m:t>
+        </m:r>
+        <m:r>
+          <m:t>5</m:t>
+        </m:r>
+      </m:oMath>
+      <w:r>
+        <w:t xml:space="preserve"> </w:t>
+      </w:r>
+      <w:r>
+        <w:t xml:space="preserve">faulted recordings (</w:t>
+      </w:r>
+      <m:oMath>
+        <m:r>
+          <m:t>100</m:t>
+        </m:r>
+        <m:r>
+          <m:rPr>
+            <m:sty m:val="p"/>
+          </m:rPr>
+          <m:t>%</m:t>
+        </m:r>
+      </m:oMath>
+      <w:r>
+        <w:t xml:space="preserve"> </w:t>
+      </w:r>
+      <w:r>
+        <w:t xml:space="preserve">accuracy, consistent</w:t>
+      </w:r>
+      <w:r>
+        <w:t xml:space="preserve"> </w:t>
+      </w:r>
+      <w:r>
+        <w:t xml:space="preserve">with the per-recording phase macro-F1</w:t>
+      </w:r>
+      <w:r>
+        <w:t xml:space="preserve"> </w:t>
+      </w:r>
+      <m:oMath>
+        <m:r>
+          <m:t>0.93</m:t>
+        </m:r>
+      </m:oMath>
+      <w:r>
+        <w:t xml:space="preserve">–</w:t>
       </w:r>
       <m:oMath>
         <m:r>
@@ -23065,69 +23522,202 @@
         </m:r>
       </m:oMath>
       <w:r>
-        <w:t xml:space="preserve">, within-one severity</w:t>
-      </w:r>
-      <w:r>
-        <w:t xml:space="preserve"> </w:t>
-      </w:r>
-      <m:oMath>
-        <m:r>
-          <m:t>0.73</m:t>
-        </m:r>
-      </m:oMath>
-      <w:r>
-        <w:t xml:space="preserve">, and per-window phase macro-F1</w:t>
-      </w:r>
-      <w:r>
-        <w:t xml:space="preserve"> </w:t>
-      </w:r>
-      <m:oMath>
-        <m:r>
-          <m:t>0.65</m:t>
-        </m:r>
-      </m:oMath>
-      <w:r>
-        <w:t xml:space="preserve">;</w:t>
-      </w:r>
-      <w:r>
-        <w:t xml:space="preserve"> </w:t>
-      </w:r>
-      <w:r>
-        <w:rPr>
-          <w:i/>
-          <w:iCs/>
-        </w:rPr>
-        <w:t xml:space="preserve">after</w:t>
-      </w:r>
-      <w:r>
-        <w:t xml:space="preserve"> </w:t>
-      </w:r>
-      <w:r>
-        <w:t xml:space="preserve">per-recording aggregation—the</w:t>
-      </w:r>
-      <w:r>
-        <w:t xml:space="preserve"> </w:t>
-      </w:r>
-      <w:r>
-        <w:t xml:space="preserve">realistic diagnostic unit and the lever identified in Section IV-G—every streamed</w:t>
-      </w:r>
-      <w:r>
-        <w:t xml:space="preserve"> </w:t>
-      </w:r>
-      <w:r>
-        <w:t xml:space="preserve">recording received the correct state, the correct severity to within one level, and the</w:t>
-      </w:r>
-      <w:r>
-        <w:t xml:space="preserve"> </w:t>
-      </w:r>
-      <w:r>
-        <w:t xml:space="preserve">correct faulted phase. The deployed bundle deliberately excludes the</w:t>
-      </w:r>
-      <w:r>
-        <w:t xml:space="preserve"> </w:t>
-      </w:r>
-      <w:r>
-        <w:t xml:space="preserve">compensation-baseline-dependent</w:t>
+        <w:t xml:space="preserve"> </w:t>
+      </w:r>
+      <w:r>
+        <w:t xml:space="preserve">in Section IV-G); and (iii) estimated</w:t>
+      </w:r>
+      <w:r>
+        <w:t xml:space="preserve"> </w:t>
+      </w:r>
+      <w:r>
+        <w:t xml:space="preserve">severity exactly on</w:t>
+      </w:r>
+      <w:r>
+        <w:t xml:space="preserve"> </w:t>
+      </w:r>
+      <m:oMath>
+        <m:r>
+          <m:t>2</m:t>
+        </m:r>
+        <m:r>
+          <m:rPr>
+            <m:sty m:val="p"/>
+          </m:rPr>
+          <m:t>/</m:t>
+        </m:r>
+        <m:r>
+          <m:t>5</m:t>
+        </m:r>
+      </m:oMath>
+      <w:r>
+        <w:t xml:space="preserve"> </w:t>
+      </w:r>
+      <w:r>
+        <w:t xml:space="preserve">cases (</w:t>
+      </w:r>
+      <m:oMath>
+        <m:r>
+          <m:rPr>
+            <m:scr m:val="monospace"/>
+            <m:sty m:val="p"/>
+          </m:rPr>
+          <m:t>B</m:t>
+        </m:r>
+        <m:r>
+          <m:rPr>
+            <m:scr m:val="monospace"/>
+            <m:sty m:val="p"/>
+          </m:rPr>
+          <m:t>30</m:t>
+        </m:r>
+      </m:oMath>
+      <w:r>
+        <w:t xml:space="preserve"> </w:t>
+      </w:r>
+      <w:r>
+        <w:t xml:space="preserve">and</w:t>
+      </w:r>
+      <w:r>
+        <w:t xml:space="preserve"> </w:t>
+      </w:r>
+      <m:oMath>
+        <m:r>
+          <m:rPr>
+            <m:scr m:val="monospace"/>
+            <m:sty m:val="p"/>
+          </m:rPr>
+          <m:t>A</m:t>
+        </m:r>
+        <m:r>
+          <m:rPr>
+            <m:scr m:val="monospace"/>
+            <m:sty m:val="p"/>
+          </m:rPr>
+          <m:t>40</m:t>
+        </m:r>
+      </m:oMath>
+      <w:r>
+        <w:t xml:space="preserve">) with</w:t>
+      </w:r>
+      <w:r>
+        <w:t xml:space="preserve"> </w:t>
+      </w:r>
+      <m:oMath>
+        <m:r>
+          <m:t>4</m:t>
+        </m:r>
+        <m:r>
+          <m:rPr>
+            <m:sty m:val="p"/>
+          </m:rPr>
+          <m:t>/</m:t>
+        </m:r>
+        <m:r>
+          <m:t>5</m:t>
+        </m:r>
+      </m:oMath>
+      <w:r>
+        <w:t xml:space="preserve"> </w:t>
+      </w:r>
+      <w:r>
+        <w:t xml:space="preserve">within one</w:t>
+      </w:r>
+      <w:r>
+        <w:t xml:space="preserve"> </w:t>
+      </w:r>
+      <w:r>
+        <w:t xml:space="preserve">severity level, the only large miss being the most incipient</w:t>
+      </w:r>
+      <w:r>
+        <w:t xml:space="preserve"> </w:t>
+      </w:r>
+      <m:oMath>
+        <m:r>
+          <m:rPr>
+            <m:scr m:val="monospace"/>
+            <m:sty m:val="p"/>
+          </m:rPr>
+          <m:t>B</m:t>
+        </m:r>
+        <m:r>
+          <m:rPr>
+            <m:scr m:val="monospace"/>
+            <m:sty m:val="p"/>
+          </m:rPr>
+          <m:t>10</m:t>
+        </m:r>
+      </m:oMath>
+      <w:r>
+        <w:t xml:space="preserve"> </w:t>
+      </w:r>
+      <w:r>
+        <w:t xml:space="preserve">(</w:t>
+      </w:r>
+      <m:oMath>
+        <m:r>
+          <m:t>10</m:t>
+        </m:r>
+        <m:r>
+          <m:rPr>
+            <m:sty m:val="p"/>
+          </m:rPr>
+          <m:t>%</m:t>
+        </m:r>
+      </m:oMath>
+      <w:r>
+        <w:t xml:space="preserve">) case</w:t>
+      </w:r>
+      <w:r>
+        <w:t xml:space="preserve"> </w:t>
+      </w:r>
+      <w:r>
+        <w:t xml:space="preserve">which was over-predicted as</w:t>
+      </w:r>
+      <w:r>
+        <w:t xml:space="preserve"> </w:t>
+      </w:r>
+      <m:oMath>
+        <m:r>
+          <m:t>40</m:t>
+        </m:r>
+        <m:r>
+          <m:rPr>
+            <m:sty m:val="p"/>
+          </m:rPr>
+          <m:t>%</m:t>
+        </m:r>
+      </m:oMath>
+      <w:r>
+        <w:t xml:space="preserve">—a pattern that mirrors the within-one accuracy</w:t>
+      </w:r>
+      <w:r>
+        <w:t xml:space="preserve"> </w:t>
+      </w:r>
+      <m:oMath>
+        <m:r>
+          <m:t>0.83</m:t>
+        </m:r>
+      </m:oMath>
+      <w:r>
+        <w:t xml:space="preserve">–</w:t>
+      </w:r>
+      <m:oMath>
+        <m:r>
+          <m:t>0.96</m:t>
+        </m:r>
+      </m:oMath>
+      <w:r>
+        <w:t xml:space="preserve"> </w:t>
+      </w:r>
+      <w:r>
+        <w:t xml:space="preserve">reported for this bundle in Section IV-G.</w:t>
+      </w:r>
+      <w:r>
+        <w:t xml:space="preserve"> </w:t>
+      </w:r>
+      <w:r>
+        <w:t xml:space="preserve">The deployed bundle deliberately excludes the compensation-baseline-dependent</w:t>
       </w:r>
       <w:r>
         <w:t xml:space="preserve"> </w:t>
@@ -23155,13 +23745,13 @@
         <w:t xml:space="preserve"> </w:t>
       </w:r>
       <w:r>
-        <w:t xml:space="preserve">features so that the streamed window is fully</w:t>
-      </w:r>
-      <w:r>
-        <w:t xml:space="preserve"> </w:t>
-      </w:r>
-      <w:r>
-        <w:t xml:space="preserve">self-contained; the equivalent uncompensated</w:t>
+        <w:t xml:space="preserve">features so that the streamed window is fully self-contained; the equivalent</w:t>
+      </w:r>
+      <w:r>
+        <w:t xml:space="preserve"> </w:t>
+      </w:r>
+      <w:r>
+        <w:t xml:space="preserve">uncompensated</w:t>
       </w:r>
       <w:r>
         <w:t xml:space="preserve"> </w:t>
@@ -23226,13 +23816,13 @@
         <w:t xml:space="preserve"> </w:t>
       </w:r>
       <w:r>
-        <w:t xml:space="preserve">family carries the same signal.</w:t>
-      </w:r>
-      <w:r>
-        <w:t xml:space="preserve"> </w:t>
-      </w:r>
-      <w:r>
-        <w:t xml:space="preserve">For a different motor or sensing chain, only the recording’s</w:t>
+        <w:t xml:space="preserve">family carries the same signal. For a different motor or</w:t>
+      </w:r>
+      <w:r>
+        <w:t xml:space="preserve"> </w:t>
+      </w:r>
+      <w:r>
+        <w:t xml:space="preserve">sensing chain, only the recording’s</w:t>
       </w:r>
       <w:r>
         <w:t xml:space="preserve"> </w:t>
@@ -23285,19 +23875,13 @@
         <w:t xml:space="preserve"> </w:t>
       </w:r>
       <w:r>
-        <w:t xml:space="preserve">pair and the</w:t>
-      </w:r>
-      <w:r>
-        <w:t xml:space="preserve"> </w:t>
-      </w:r>
-      <w:r>
-        <w:t xml:space="preserve">baseline scale need to be re-estimated (a short healthy pre-roll suffices); the feature</w:t>
-      </w:r>
-      <w:r>
-        <w:t xml:space="preserve"> </w:t>
-      </w:r>
-      <w:r>
-        <w:t xml:space="preserve">extractor is already parameterized in</w:t>
+        <w:t xml:space="preserve">pair needs to be re-estimated (a short</w:t>
+      </w:r>
+      <w:r>
+        <w:t xml:space="preserve"> </w:t>
+      </w:r>
+      <w:r>
+        <w:t xml:space="preserve">healthy pre-roll suffices); the feature extractor is already parameterized in</w:t>
       </w:r>
       <w:r>
         <w:t xml:space="preserve"> </w:t>
@@ -23350,347 +23934,23 @@
         <w:t xml:space="preserve"> </w:t>
       </w:r>
       <w:r>
-        <w:t xml:space="preserve">and the model can be re-fitted on the new</w:t>
-      </w:r>
-      <w:r>
-        <w:t xml:space="preserve"> </w:t>
-      </w:r>
-      <w:r>
-        <w:t xml:space="preserve">rig with the same off-line pipeline. This closes the loop from the off-line evaluation of</w:t>
-      </w:r>
-      <w:r>
-        <w:t xml:space="preserve"> </w:t>
-      </w:r>
-      <w:r>
-        <w:t xml:space="preserve">Sections IV-A–IV-H to a runnable edge deployment, and supports the deployment claim of the</w:t>
-      </w:r>
-      <w:r>
-        <w:t xml:space="preserve"> </w:t>
-      </w:r>
-      <w:r>
-        <w:t xml:space="preserve">Discussion.</w:t>
+        <w:t xml:space="preserve">and the model can be re-fitted on the new rig with the same off-line pipeline. This closes</w:t>
+      </w:r>
+      <w:r>
+        <w:t xml:space="preserve"> </w:t>
+      </w:r>
+      <w:r>
+        <w:t xml:space="preserve">the loop from the off-line evaluation of Sections IV-A–IV-H to a runnable edge deployment,</w:t>
+      </w:r>
+      <w:r>
+        <w:t xml:space="preserve"> </w:t>
+      </w:r>
+      <w:r>
+        <w:t xml:space="preserve">and supports the deployment claim of the Discussion.</w:t>
       </w:r>
     </w:p>
-    <w:bookmarkStart w:id="116" w:name="tab:realtime"/>
-    <w:p>
-      <w:pPr>
-        <w:pStyle w:val="TableCaption"/>
-      </w:pPr>
-      <w:r>
-        <w:t xml:space="preserve">Real-time edge cascade on a Jetson: per-window vs. per-recording verdict on the</w:t>
-      </w:r>
-      <w:r>
-        <w:t xml:space="preserve"> </w:t>
-      </w:r>
-      <w:r>
-        <w:t xml:space="preserve">held-out real-motor recordings streamed over Ethernet from the host. Per-recording</w:t>
-      </w:r>
-      <w:r>
-        <w:t xml:space="preserve"> </w:t>
-      </w:r>
-      <w:r>
-        <w:t xml:space="preserve">aggregation is the realistic diagnostic unit and the recommended deployed decision.</w:t>
-      </w:r>
-    </w:p>
-    <w:tbl>
-      <w:tblPr>
-        <w:tblStyle w:val="Table"/>
-        <w:tblW w:type="auto" w:w="0"/>
-        <w:tblLook w:firstRow="1" w:lastRow="0" w:firstColumn="0" w:lastColumn="0" w:noHBand="0" w:noVBand="0" w:val="0020"/>
-        <w:tblCaption w:val="Real-time edge cascade on a Jetson: per-window vs. per-recording verdict on the held-out real-motor recordings streamed over Ethernet from the host. Per-recording aggregation is the realistic diagnostic unit and the recommended deployed decision."/>
-      </w:tblPr>
-      <w:tblGrid>
-        <w:gridCol w:w="2640"/>
-        <w:gridCol w:w="2640"/>
-        <w:gridCol w:w="2640"/>
-      </w:tblGrid>
-      <w:tr>
-        <w:trPr>
-          <w:tblHeader w:val="on"/>
-        </w:trPr>
-        <w:tc>
-          <w:tcPr/>
-          <w:p>
-            <w:pPr>
-              <w:pStyle w:val="Compact"/>
-              <w:jc w:val="left"/>
-            </w:pPr>
-            <w:r>
-              <w:t xml:space="preserve">Task (metric)</w:t>
-            </w:r>
-          </w:p>
-        </w:tc>
-        <w:tc>
-          <w:tcPr/>
-          <w:p>
-            <w:pPr>
-              <w:pStyle w:val="Compact"/>
-              <w:jc w:val="center"/>
-            </w:pPr>
-            <w:r>
-              <w:t xml:space="preserve">Per-window</w:t>
-            </w:r>
-          </w:p>
-        </w:tc>
-        <w:tc>
-          <w:tcPr/>
-          <w:p>
-            <w:pPr>
-              <w:pStyle w:val="Compact"/>
-              <w:jc w:val="center"/>
-            </w:pPr>
-            <w:r>
-              <w:t xml:space="preserve">Per-recording</w:t>
-            </w:r>
-          </w:p>
-        </w:tc>
-      </w:tr>
-      <w:tr>
-        <w:tc>
-          <w:tcPr/>
-          <w:p>
-            <w:pPr>
-              <w:pStyle w:val="Compact"/>
-              <w:jc w:val="left"/>
-            </w:pPr>
-            <w:r>
-              <w:t xml:space="preserve">Detection (macro-F1)</w:t>
-            </w:r>
-          </w:p>
-        </w:tc>
-        <w:tc>
-          <w:tcPr/>
-          <w:p>
-            <w:pPr>
-              <w:pStyle w:val="Compact"/>
-              <w:jc w:val="center"/>
-            </w:pPr>
-            <m:oMath>
-              <m:r>
-                <m:t>0.95</m:t>
-              </m:r>
-            </m:oMath>
-          </w:p>
-        </w:tc>
-        <w:tc>
-          <w:tcPr/>
-          <w:p>
-            <w:pPr>
-              <w:pStyle w:val="Compact"/>
-              <w:jc w:val="center"/>
-            </w:pPr>
-            <w:r>
-              <w:t xml:space="preserve">all correct</w:t>
-            </w:r>
-          </w:p>
-        </w:tc>
-      </w:tr>
-      <w:tr>
-        <w:tc>
-          <w:tcPr/>
-          <w:p>
-            <w:pPr>
-              <w:pStyle w:val="Compact"/>
-              <w:jc w:val="left"/>
-            </w:pPr>
-            <w:r>
-              <w:t xml:space="preserve">Severity (within-1)</w:t>
-            </w:r>
-          </w:p>
-        </w:tc>
-        <w:tc>
-          <w:tcPr/>
-          <w:p>
-            <w:pPr>
-              <w:pStyle w:val="Compact"/>
-              <w:jc w:val="center"/>
-            </w:pPr>
-            <m:oMath>
-              <m:r>
-                <m:t>0.73</m:t>
-              </m:r>
-            </m:oMath>
-          </w:p>
-        </w:tc>
-        <w:tc>
-          <w:tcPr/>
-          <w:p>
-            <w:pPr>
-              <w:pStyle w:val="Compact"/>
-              <w:jc w:val="center"/>
-            </w:pPr>
-            <w:r>
-              <w:t xml:space="preserve">all within one level</w:t>
-            </w:r>
-          </w:p>
-        </w:tc>
-      </w:tr>
-      <w:tr>
-        <w:tc>
-          <w:tcPr/>
-          <w:p>
-            <w:pPr>
-              <w:pStyle w:val="Compact"/>
-              <w:jc w:val="left"/>
-            </w:pPr>
-            <w:r>
-              <w:t xml:space="preserve">Phase (macro-F1)</w:t>
-            </w:r>
-          </w:p>
-        </w:tc>
-        <w:tc>
-          <w:tcPr/>
-          <w:p>
-            <w:pPr>
-              <w:pStyle w:val="Compact"/>
-              <w:jc w:val="center"/>
-            </w:pPr>
-            <m:oMath>
-              <m:r>
-                <m:t>0.65</m:t>
-              </m:r>
-            </m:oMath>
-          </w:p>
-        </w:tc>
-        <w:tc>
-          <w:tcPr/>
-          <w:p>
-            <w:pPr>
-              <w:pStyle w:val="Compact"/>
-              <w:jc w:val="center"/>
-            </w:pPr>
-            <w:r>
-              <w:t xml:space="preserve">all correct</w:t>
-            </w:r>
-          </w:p>
-        </w:tc>
-      </w:tr>
-      <w:tr>
-        <w:tc>
-          <w:tcPr/>
-          <w:p>
-            <w:pPr>
-              <w:pStyle w:val="Compact"/>
-              <w:jc w:val="left"/>
-            </w:pPr>
-            <w:r>
-              <w:t xml:space="preserve">Window inference (ms, CPU)</w:t>
-            </w:r>
-          </w:p>
-        </w:tc>
-        <w:tc>
-          <w:tcPr>
-            <w:gridSpan w:val="2"/>
-          </w:tcPr>
-          <w:p>
-            <w:pPr>
-              <w:pStyle w:val="Compact"/>
-              <w:jc w:val="center"/>
-            </w:pPr>
-            <m:oMath>
-              <m:r>
-                <m:rPr>
-                  <m:sty m:val="p"/>
-                </m:rPr>
-                <m:t>&lt;</m:t>
-              </m:r>
-              <m:r>
-                <m:t>​</m:t>
-              </m:r>
-              <m:r>
-                <m:t>1</m:t>
-              </m:r>
-            </m:oMath>
-            <w:r>
-              <w:t xml:space="preserve"> </w:t>
-            </w:r>
-            <w:r>
-              <w:t xml:space="preserve">(feat. </w:t>
-            </w:r>
-            <m:oMath>
-              <m:r>
-                <m:t>0.3</m:t>
-              </m:r>
-            </m:oMath>
-            <w:r>
-              <w:t xml:space="preserve"> </w:t>
-            </w:r>
-            <m:oMath>
-              <m:r>
-                <m:rPr>
-                  <m:sty m:val="p"/>
-                </m:rPr>
-                <m:t>+</m:t>
-              </m:r>
-            </m:oMath>
-            <w:r>
-              <w:t xml:space="preserve"> </w:t>
-            </w:r>
-            <w:r>
-              <w:t xml:space="preserve">XGB</w:t>
-            </w:r>
-            <w:r>
-              <w:t xml:space="preserve"> </w:t>
-            </w:r>
-            <m:oMath>
-              <m:r>
-                <m:t>0.05</m:t>
-              </m:r>
-            </m:oMath>
-            <w:r>
-              <w:t xml:space="preserve">)</w:t>
-            </w:r>
-          </w:p>
-        </w:tc>
-      </w:tr>
-      <w:tr>
-        <w:tc>
-          <w:tcPr/>
-          <w:p>
-            <w:pPr>
-              <w:pStyle w:val="Compact"/>
-              <w:jc w:val="left"/>
-            </w:pPr>
-            <w:r>
-              <w:t xml:space="preserve">Decision cadence</w:t>
-            </w:r>
-          </w:p>
-        </w:tc>
-        <w:tc>
-          <w:tcPr>
-            <w:gridSpan w:val="2"/>
-          </w:tcPr>
-          <w:p>
-            <w:pPr>
-              <w:pStyle w:val="Compact"/>
-              <w:jc w:val="center"/>
-            </w:pPr>
-            <m:oMath>
-              <m:r>
-                <m:t>4</m:t>
-              </m:r>
-            </m:oMath>
-            <w:r>
-              <w:t xml:space="preserve">–</w:t>
-            </w:r>
-            <m:oMath>
-              <m:r>
-                <m:t>12.5</m:t>
-              </m:r>
-            </m:oMath>
-            <w:r>
-              <w:t xml:space="preserve"> </w:t>
-            </w:r>
-            <w:r>
-              <w:t xml:space="preserve">Hz (window-rate)</w:t>
-            </w:r>
-          </w:p>
-        </w:tc>
-      </w:tr>
-    </w:tbl>
     <w:bookmarkEnd w:id="116"/>
-    <w:bookmarkEnd w:id="117"/>
-    <w:bookmarkStart w:id="118" w:name="discussion-positioning-and-deployment"/>
+    <w:bookmarkStart w:id="117" w:name="discussion-positioning-and-deployment"/>
     <w:p>
       <w:pPr>
         <w:pStyle w:val="Heading2"/>
@@ -23933,9 +24193,9 @@
         <w:t xml:space="preserve">instrumented campaign with supply-voltage unbalance and richer real severities remains future work.</w:t>
       </w:r>
     </w:p>
+    <w:bookmarkEnd w:id="117"/>
     <w:bookmarkEnd w:id="118"/>
-    <w:bookmarkEnd w:id="119"/>
-    <w:bookmarkStart w:id="120" w:name="conclusion"/>
+    <w:bookmarkStart w:id="119" w:name="conclusion"/>
     <w:p>
       <w:pPr>
         <w:pStyle w:val="Heading1"/>
@@ -24172,7 +24432,7 @@
         <w:t xml:space="preserve">code, dataset splits, and result artifacts are released for reproducibility.</w:t>
       </w:r>
     </w:p>
-    <w:bookmarkEnd w:id="120"/>
+    <w:bookmarkEnd w:id="119"/>
     <w:sectPr>
       <w:footnotePr>
         <w:numRestart w:val="eachSect"/>

--- a/manuscript_ieee_final.docx
+++ b/manuscript_ieee_final.docx
@@ -293,19 +293,19 @@
           <w:i/>
           <w:iCs/>
         </w:rPr>
-        <w:t xml:space="preserve">eight</w:t>
-      </w:r>
-      <w:r>
-        <w:t xml:space="preserve"> </w:t>
-      </w:r>
-      <w:r>
-        <w:t xml:space="preserve">models on identical</w:t>
-      </w:r>
-      <w:r>
-        <w:t xml:space="preserve"> </w:t>
-      </w:r>
-      <w:r>
-        <w:t xml:space="preserve">splits—including the tabular foundation model</w:t>
+        <w:t xml:space="preserve">fourteen</w:t>
+      </w:r>
+      <w:r>
+        <w:t xml:space="preserve"> </w:t>
+      </w:r>
+      <w:r>
+        <w:t xml:space="preserve">models on</w:t>
+      </w:r>
+      <w:r>
+        <w:t xml:space="preserve"> </w:t>
+      </w:r>
+      <w:r>
+        <w:t xml:space="preserve">identical splits—spanning six classical feature classifiers, the tabular foundation model</w:t>
       </w:r>
       <w:r>
         <w:t xml:space="preserve"> </w:t>
@@ -318,10 +318,7 @@
         <w:t xml:space="preserve">TabPFN-2.5</w:t>
       </w:r>
       <w:r>
-        <w:t xml:space="preserve"> </w:t>
-      </w:r>
-      <w:r>
-        <w:t xml:space="preserve">and an</w:t>
+        <w:t xml:space="preserve">, the deep sequence model</w:t>
       </w:r>
       <w:r>
         <w:t xml:space="preserve"> </w:t>
@@ -334,36 +331,64 @@
         <w:t xml:space="preserve">xLSTM</w:t>
       </w:r>
       <w:r>
-        <w:t xml:space="preserve"> </w:t>
-      </w:r>
-      <w:r>
-        <w:t xml:space="preserve">sequence</w:t>
-      </w:r>
-      <w:r>
-        <w:t xml:space="preserve"> </w:t>
-      </w:r>
-      <w:r>
-        <w:t xml:space="preserve">network—establishing that, in-distribution, the task is saturated (all feature models within</w:t>
-      </w:r>
-      <w:r>
-        <w:t xml:space="preserve"> </w:t>
-      </w:r>
-      <m:oMath>
-        <m:r>
-          <m:rPr>
-            <m:sty m:val="p"/>
-          </m:rPr>
-          <m:t>±</m:t>
-        </m:r>
-        <m:r>
-          <m:t>0.01</m:t>
-        </m:r>
-      </m:oMath>
-      <w:r>
-        <w:t xml:space="preserve"> </w:t>
-      </w:r>
-      <w:r>
-        <w:t xml:space="preserve">macro-F1) so that the honest discriminator is cross-load behaviour; and (ii) introduce and</w:t>
+        <w:t xml:space="preserve">, three reservoir / random-kernel</w:t>
+      </w:r>
+      <w:r>
+        <w:t xml:space="preserve"> </w:t>
+      </w:r>
+      <w:r>
+        <w:t xml:space="preserve">methods (ESN, NG-RC, ROCKET), three post-</w:t>
+      </w:r>
+      <m:oMath>
+        <m:r>
+          <m:t>2022</m:t>
+        </m:r>
+      </m:oMath>
+      <w:r>
+        <w:t xml:space="preserve"> </w:t>
+      </w:r>
+      <w:r>
+        <w:t xml:space="preserve">sequence architectures (PatchTST, iTransformer,</w:t>
+      </w:r>
+      <w:r>
+        <w:t xml:space="preserve"> </w:t>
+      </w:r>
+      <w:r>
+        <w:t xml:space="preserve">TimesNet), and two time-series foundation models (TTM, Chronos-Bolt)—establishing that, in</w:t>
+      </w:r>
+      <w:r>
+        <w:t xml:space="preserve"> </w:t>
+      </w:r>
+      <w:r>
+        <w:t xml:space="preserve">distribution, the task is saturated and that no post-</w:t>
+      </w:r>
+      <m:oMath>
+        <m:r>
+          <m:t>2022</m:t>
+        </m:r>
+      </m:oMath>
+      <w:r>
+        <w:t xml:space="preserve"> </w:t>
+      </w:r>
+      <w:r>
+        <w:t xml:space="preserve">sequence or foundation model</w:t>
+      </w:r>
+      <w:r>
+        <w:t xml:space="preserve"> </w:t>
+      </w:r>
+      <w:r>
+        <w:t xml:space="preserve">overtakes the</w:t>
+      </w:r>
+      <w:r>
+        <w:t xml:space="preserve"> </w:t>
+      </w:r>
+      <m:oMath>
+        <m:r>
+          <m:t>96</m:t>
+        </m:r>
+      </m:oMath>
+      <w:r>
+        <w:t xml:space="preserve">-feature gradient-boosted cascade under LOLO on detection or severity; and (ii) introduce and</w:t>
       </w:r>
       <w:r>
         <w:t xml:space="preserve"> </w:t>
@@ -562,13 +587,13 @@
         <w:t xml:space="preserve"> </w:t>
       </w:r>
       <w:r>
-        <w:t xml:space="preserve">pre-fault false alarm. A within-hardware evaluation of all eight models on</w:t>
-      </w:r>
-      <w:r>
-        <w:t xml:space="preserve"> </w:t>
-      </w:r>
-      <w:r>
-        <w:t xml:space="preserve">the real motor confirms detection transfers (macro-F1 up to</w:t>
+        <w:t xml:space="preserve">pre-fault false alarm. A within-hardware evaluation on the real</w:t>
+      </w:r>
+      <w:r>
+        <w:t xml:space="preserve"> </w:t>
+      </w:r>
+      <w:r>
+        <w:t xml:space="preserve">motor confirms detection transfers (macro-F1 up to</w:t>
       </w:r>
       <w:r>
         <w:t xml:space="preserve"> </w:t>
@@ -801,6 +826,757 @@
       </w:r>
       <w:r>
         <w:t xml:space="preserve">where absolute physics magnitudes do not transfer. All code, splits, and artifacts are released.</w:t>
+      </w:r>
+    </w:p>
+    <w:p>
+      <w:pPr>
+        <w:pStyle w:val="FirstParagraph"/>
+      </w:pPr>
+      <w:r>
+        <w:t xml:space="preserve">Garg: Load-Robust Physics-Informed ML for Stator Inter-Turn Fault Diagnosis</w:t>
+      </w:r>
+    </w:p>
+    <w:bookmarkStart w:id="16" w:name="introduction"/>
+    <w:p>
+      <w:pPr>
+        <w:pStyle w:val="Heading1"/>
+      </w:pPr>
+      <w:r>
+        <w:t xml:space="preserve">Introduction</w:t>
+      </w:r>
+    </w:p>
+    <w:bookmarkStart w:id="13" w:name="motivation"/>
+    <w:p>
+      <w:pPr>
+        <w:pStyle w:val="Heading2"/>
+      </w:pPr>
+      <w:r>
+        <w:t xml:space="preserve">Motivation</w:t>
+      </w:r>
+    </w:p>
+    <w:p>
+      <w:pPr>
+        <w:pStyle w:val="FirstParagraph"/>
+      </w:pPr>
+      <w:r>
+        <w:t xml:space="preserve"> </w:t>
+      </w:r>
+      <w:r>
+        <w:t xml:space="preserve">motors drive most industrial processes, and stator-winding</w:t>
+      </w:r>
+      <w:r>
+        <w:t xml:space="preserve"> </w:t>
+      </w:r>
+      <w:r>
+        <w:t xml:space="preserve">insulation degradation is among their most common failure modes. An incipient inter-turn</w:t>
+      </w:r>
+      <w:r>
+        <w:t xml:space="preserve"> </w:t>
+      </w:r>
+      <w:r>
+        <w:t xml:space="preserve">(turn-to-turn) short circuit (ITSC) shorts a small fraction of one phase’s turns; the</w:t>
+      </w:r>
+      <w:r>
+        <w:t xml:space="preserve"> </w:t>
+      </w:r>
+      <w:r>
+        <w:t xml:space="preserve">circulating fault current accelerates local heating and, if undetected, escalates to a</w:t>
+      </w:r>
+      <w:r>
+        <w:t xml:space="preserve"> </w:t>
+      </w:r>
+      <w:r>
+        <w:t xml:space="preserve">catastrophic phase-to-ground or phase-to-phase fault </w:t>
+      </w:r>
+      <w:r>
+        <w:t xml:space="preserve">. Surveys</w:t>
+      </w:r>
+      <w:r>
+        <w:t xml:space="preserve"> </w:t>
+      </w:r>
+      <w:r>
+        <w:t xml:space="preserve">attribute roughly a third of IM failures to stator insulation, and the incipient-to-</w:t>
+      </w:r>
+      <w:r>
+        <w:t xml:space="preserve"> </w:t>
+      </w:r>
+      <w:r>
+        <w:t xml:space="preserve">destructive interval can be short, so an on-line monitor must be both sensitive to small</w:t>
+      </w:r>
+      <w:r>
+        <w:t xml:space="preserve"> </w:t>
+      </w:r>
+      <w:r>
+        <w:t xml:space="preserve">faults and trustworthy enough to trigger maintenance without excessive false alarms.</w:t>
+      </w:r>
+      <w:r>
+        <w:t xml:space="preserve"> </w:t>
+      </w:r>
+      <w:r>
+        <w:t xml:space="preserve">Current-based monitoring (MCSA) is preferred over vibration or thermal sensing because the</w:t>
+      </w:r>
+      <w:r>
+        <w:t xml:space="preserve"> </w:t>
+      </w:r>
+      <w:r>
+        <w:t xml:space="preserve">current is already measured at the drive, needs no extra instrumentation, and is robust to</w:t>
+      </w:r>
+      <w:r>
+        <w:t xml:space="preserve"> </w:t>
+      </w:r>
+      <w:r>
+        <w:t xml:space="preserve">mounting. Three questions must be answered—</w:t>
+      </w:r>
+      <w:r>
+        <w:rPr>
+          <w:i/>
+          <w:iCs/>
+        </w:rPr>
+        <w:t xml:space="preserve">is</w:t>
+      </w:r>
+      <w:r>
+        <w:t xml:space="preserve"> </w:t>
+      </w:r>
+      <w:r>
+        <w:t xml:space="preserve">a fault present,</w:t>
+      </w:r>
+      <w:r>
+        <w:t xml:space="preserve"> </w:t>
+      </w:r>
+      <w:r>
+        <w:rPr>
+          <w:i/>
+          <w:iCs/>
+        </w:rPr>
+        <w:t xml:space="preserve">how severe</w:t>
+      </w:r>
+      <w:r>
+        <w:t xml:space="preserve">,</w:t>
+      </w:r>
+      <w:r>
+        <w:t xml:space="preserve"> </w:t>
+      </w:r>
+      <w:r>
+        <w:t xml:space="preserve">and</w:t>
+      </w:r>
+      <w:r>
+        <w:t xml:space="preserve"> </w:t>
+      </w:r>
+      <w:r>
+        <w:rPr>
+          <w:i/>
+          <w:iCs/>
+        </w:rPr>
+        <w:t xml:space="preserve">which phase</w:t>
+      </w:r>
+      <w:r>
+        <w:t xml:space="preserve">—and the answers must hold up as the mechanical load changes.</w:t>
+      </w:r>
+    </w:p>
+    <w:bookmarkEnd w:id="13"/>
+    <w:bookmarkStart w:id="14" w:name="literature-review"/>
+    <w:p>
+      <w:pPr>
+        <w:pStyle w:val="Heading2"/>
+      </w:pPr>
+      <w:r>
+        <w:t xml:space="preserve">Literature Review</w:t>
+      </w:r>
+    </w:p>
+    <w:p>
+      <w:pPr>
+        <w:pStyle w:val="FirstParagraph"/>
+      </w:pPr>
+      <w:r>
+        <w:t xml:space="preserve">Penman</w:t>
+      </w:r>
+      <w:r>
+        <w:t xml:space="preserve"> </w:t>
+      </w:r>
+      <w:r>
+        <w:rPr>
+          <w:i/>
+          <w:iCs/>
+        </w:rPr>
+        <w:t xml:space="preserve">et al.</w:t>
+      </w:r>
+      <w:r>
+        <w:t xml:space="preserve"> </w:t>
+      </w:r>
+      <w:r>
+        <w:t xml:space="preserve"> </w:t>
+      </w:r>
+      <w:r>
+        <w:t xml:space="preserve">established the ITSC sideband frequencies; Cardoso</w:t>
+      </w:r>
+      <w:r>
+        <w:t xml:space="preserve"> </w:t>
+      </w:r>
+      <w:r>
+        <w:rPr>
+          <w:i/>
+          <w:iCs/>
+        </w:rPr>
+        <w:t xml:space="preserve">et al.</w:t>
+      </w:r>
+      <w:r>
+        <w:t xml:space="preserve"> </w:t>
+      </w:r>
+      <w:r>
+        <w:t xml:space="preserve"> </w:t>
+      </w:r>
+      <w:r>
+        <w:t xml:space="preserve">introduced the Extended Park’s Vector Approach (EPVA),</w:t>
+      </w:r>
+      <w:r>
+        <w:t xml:space="preserve"> </w:t>
+      </w:r>
+      <w:r>
+        <w:t xml:space="preserve">where the</w:t>
+      </w:r>
+      <w:r>
+        <w:t xml:space="preserve"> </w:t>
+      </w:r>
+      <m:oMath>
+        <m:r>
+          <m:t>2</m:t>
+        </m:r>
+        <m:sSub>
+          <m:e>
+            <m:r>
+              <m:t>f</m:t>
+            </m:r>
+          </m:e>
+          <m:sub>
+            <m:r>
+              <m:t>0</m:t>
+            </m:r>
+          </m:sub>
+        </m:sSub>
+      </m:oMath>
+      <w:r>
+        <w:t xml:space="preserve"> </w:t>
+      </w:r>
+      <w:r>
+        <w:t xml:space="preserve">Park-modulus component scales with winding asymmetry. The negative-sequence</w:t>
+      </w:r>
+      <w:r>
+        <w:t xml:space="preserve"> </w:t>
+      </w:r>
+      <w:r>
+        <w:t xml:space="preserve">current and negative-sequence impedance are widely used asymmetry</w:t>
+      </w:r>
+      <w:r>
+        <w:t xml:space="preserve"> </w:t>
+      </w:r>
+      <w:r>
+        <w:t xml:space="preserve">descriptors </w:t>
+      </w:r>
+      <w:r>
+        <w:t xml:space="preserve">, with phasor compensation suppressing baseline</w:t>
+      </w:r>
+      <w:r>
+        <w:t xml:space="preserve"> </w:t>
+      </w:r>
+      <w:r>
+        <w:t xml:space="preserve">supply unbalance. Mazzoletti</w:t>
+      </w:r>
+      <w:r>
+        <w:t xml:space="preserve"> </w:t>
+      </w:r>
+      <w:r>
+        <w:rPr>
+          <w:i/>
+          <w:iCs/>
+        </w:rPr>
+        <w:t xml:space="preserve">et al.</w:t>
+      </w:r>
+      <w:r>
+        <w:t xml:space="preserve"> </w:t>
+      </w:r>
+      <w:r>
+        <w:t xml:space="preserve"> </w:t>
+      </w:r>
+      <w:r>
+        <w:t xml:space="preserve">use the positive-sequence</w:t>
+      </w:r>
+      <w:r>
+        <w:t xml:space="preserve"> </w:t>
+      </w:r>
+      <w:r>
+        <w:t xml:space="preserve">fifth-harmonic during soft-starter start-up to distinguish ITSC from high-resistance</w:t>
+      </w:r>
+      <w:r>
+        <w:t xml:space="preserve"> </w:t>
+      </w:r>
+      <w:r>
+        <w:t xml:space="preserve">connections; Singh and Shaik </w:t>
+      </w:r>
+      <w:r>
+        <w:t xml:space="preserve"> </w:t>
+      </w:r>
+      <w:r>
+        <w:t xml:space="preserve">combine Stockwell-transform features with SVMs.</w:t>
+      </w:r>
+      <w:r>
+        <w:t xml:space="preserve"> </w:t>
+      </w:r>
+      <w:r>
+        <w:t xml:space="preserve">Data-driven studies feed STFT symmetrical-component amplitudes to SVM/MLP</w:t>
+      </w:r>
+      <w:r>
+        <w:t xml:space="preserve"> </w:t>
+      </w:r>
+      <w:r>
+        <w:t xml:space="preserve">classifiers </w:t>
+      </w:r>
+      <w:r>
+        <w:t xml:space="preserve">, compare ANN/LSTM/physics-informed networks on a public</w:t>
+      </w:r>
+      <w:r>
+        <w:t xml:space="preserve"> </w:t>
+      </w:r>
+      <w:r>
+        <w:t xml:space="preserve">dataset </w:t>
+      </w:r>
+      <w:r>
+        <w:t xml:space="preserve">, or ensemble CNNs on spectrograms </w:t>
+      </w:r>
+      <w:r>
+        <w:t xml:space="preserve">. Recent</w:t>
+      </w:r>
+      <w:r>
+        <w:t xml:space="preserve"> </w:t>
+      </w:r>
+      <w:r>
+        <w:t xml:space="preserve">architectures (TCN </w:t>
+      </w:r>
+      <w:r>
+        <w:t xml:space="preserve">, attention </w:t>
+      </w:r>
+      <w:r>
+        <w:t xml:space="preserve">, selective state-space </w:t>
+      </w:r>
+      <w:r>
+        <w:t xml:space="preserve">,</w:t>
+      </w:r>
+      <w:r>
+        <w:t xml:space="preserve"> </w:t>
+      </w:r>
+      <w:r>
+        <w:t xml:space="preserve">KAN </w:t>
+      </w:r>
+      <w:r>
+        <w:t xml:space="preserve">, tabular foundation models) are mostly demonstrated on vibration or</w:t>
+      </w:r>
+      <w:r>
+        <w:t xml:space="preserve"> </w:t>
+      </w:r>
+      <w:r>
+        <w:t xml:space="preserve">generic tabular data rather than three-phase stator current. The recent</w:t>
+      </w:r>
+      <w:r>
+        <w:t xml:space="preserve"> </w:t>
+      </w:r>
+      <w:r>
+        <w:t xml:space="preserve">review </w:t>
+      </w:r>
+      <w:r>
+        <w:t xml:space="preserve"> </w:t>
+      </w:r>
+      <w:r>
+        <w:t xml:space="preserve">flags three systemic weaknesses: suspiciously perfect accuracies</w:t>
+      </w:r>
+      <w:r>
+        <w:t xml:space="preserve"> </w:t>
+      </w:r>
+      <w:r>
+        <w:t xml:space="preserve">from leaky splits, scarce code/data releases, and little validation across operating</w:t>
+      </w:r>
+      <w:r>
+        <w:t xml:space="preserve"> </w:t>
+      </w:r>
+      <w:r>
+        <w:t xml:space="preserve">conditions—the load dependence of the negative-sequence indicator is rarely confronted in</w:t>
+      </w:r>
+      <w:r>
+        <w:t xml:space="preserve"> </w:t>
+      </w:r>
+      <w:r>
+        <w:t xml:space="preserve">a reproducible manner, and operating-condition shift is usually treated as a nuisance to be</w:t>
+      </w:r>
+      <w:r>
+        <w:t xml:space="preserve"> </w:t>
+      </w:r>
+      <w:r>
+        <w:t xml:space="preserve">erased rather than a signal to be exploited.</w:t>
+      </w:r>
+    </w:p>
+    <w:bookmarkEnd w:id="14"/>
+    <w:bookmarkStart w:id="15" w:name="summary-of-contributions"/>
+    <w:p>
+      <w:pPr>
+        <w:pStyle w:val="Heading2"/>
+      </w:pPr>
+      <w:r>
+        <w:t xml:space="preserve">Summary of Contributions</w:t>
+      </w:r>
+    </w:p>
+    <w:p>
+      <w:pPr>
+        <w:pStyle w:val="FirstParagraph"/>
+      </w:pPr>
+      <w:r>
+        <w:t xml:space="preserve">This paper treats ITSC diagnosis as a hierarchical problem</w:t>
+      </w:r>
+      <w:r>
+        <w:t xml:space="preserve"> </w:t>
+      </w:r>
+      <w:r>
+        <w:t xml:space="preserve">(onset </w:t>
+      </w:r>
+      <m:oMath>
+        <m:r>
+          <m:rPr>
+            <m:sty m:val="p"/>
+          </m:rPr>
+          <m:t>→</m:t>
+        </m:r>
+      </m:oMath>
+      <w:r>
+        <w:t xml:space="preserve"> detection </w:t>
+      </w:r>
+      <m:oMath>
+        <m:r>
+          <m:rPr>
+            <m:sty m:val="p"/>
+          </m:rPr>
+          <m:t>→</m:t>
+        </m:r>
+      </m:oMath>
+      <w:r>
+        <w:t xml:space="preserve"> severity </w:t>
+      </w:r>
+      <m:oMath>
+        <m:r>
+          <m:rPr>
+            <m:sty m:val="p"/>
+          </m:rPr>
+          <m:t>→</m:t>
+        </m:r>
+      </m:oMath>
+      <w:r>
+        <w:t xml:space="preserve"> faulted phase) and adopts</w:t>
+      </w:r>
+      <w:r>
+        <w:t xml:space="preserve"> </w:t>
+      </w:r>
+      <w:r>
+        <w:rPr>
+          <w:i/>
+          <w:iCs/>
+        </w:rPr>
+        <w:t xml:space="preserve">Leave-One-Load-Out</w:t>
+      </w:r>
+      <w:r>
+        <w:t xml:space="preserve"> </w:t>
+      </w:r>
+      <w:r>
+        <w:t xml:space="preserve">(LOLO) evaluation as its central methodological device. Concretely, the</w:t>
+      </w:r>
+      <w:r>
+        <w:t xml:space="preserve"> </w:t>
+      </w:r>
+      <w:r>
+        <w:t xml:space="preserve">delivered system and its contributions are:</w:t>
+      </w:r>
+    </w:p>
+    <w:p>
+      <w:pPr>
+        <w:numPr>
+          <w:ilvl w:val="0"/>
+          <w:numId w:val="1001"/>
+        </w:numPr>
+      </w:pPr>
+      <w:r>
+        <w:t xml:space="preserve">A</w:t>
+      </w:r>
+      <w:r>
+        <w:t xml:space="preserve"> </w:t>
+      </w:r>
+      <w:r>
+        <w:rPr>
+          <w:i/>
+          <w:iCs/>
+        </w:rPr>
+        <w:t xml:space="preserve">leakage-safe evaluation framework</w:t>
+      </w:r>
+      <w:r>
+        <w:t xml:space="preserve">—grouping by operating point and using LOLO as the</w:t>
+      </w:r>
+      <w:r>
+        <w:t xml:space="preserve"> </w:t>
+      </w:r>
+      <w:r>
+        <w:t xml:space="preserve">primary metric—together with a SHAP/Fisher analysis that explains</w:t>
+      </w:r>
+      <w:r>
+        <w:t xml:space="preserve"> </w:t>
+      </w:r>
+      <w:r>
+        <w:rPr>
+          <w:i/>
+          <w:iCs/>
+        </w:rPr>
+        <w:t xml:space="preserve">why</w:t>
+      </w:r>
+      <w:r>
+        <w:t xml:space="preserve"> </w:t>
+      </w:r>
+      <w:r>
+        <w:t xml:space="preserve">detection and faulted</w:t>
+      </w:r>
+      <w:r>
+        <w:t xml:space="preserve"> </w:t>
+      </w:r>
+      <w:r>
+        <w:t xml:space="preserve">phase are load-invariant while absolute severity is load-dependent. We argue this should be standard</w:t>
+      </w:r>
+      <w:r>
+        <w:t xml:space="preserve"> </w:t>
+      </w:r>
+      <w:r>
+        <w:t xml:space="preserve">practice for the field.</w:t>
+      </w:r>
+    </w:p>
+    <w:p>
+      <w:pPr>
+        <w:numPr>
+          <w:ilvl w:val="0"/>
+          <w:numId w:val="1001"/>
+        </w:numPr>
+      </w:pPr>
+      <w:r>
+        <w:t xml:space="preserve">A</w:t>
+      </w:r>
+      <w:r>
+        <w:t xml:space="preserve"> </w:t>
+      </w:r>
+      <w:r>
+        <w:rPr>
+          <w:i/>
+          <w:iCs/>
+        </w:rPr>
+        <w:t xml:space="preserve">four-stage cascade</w:t>
+      </w:r>
+      <w:r>
+        <w:t xml:space="preserve"> </w:t>
+      </w:r>
+      <w:r>
+        <w:t xml:space="preserve">on</w:t>
+      </w:r>
+      <w:r>
+        <w:t xml:space="preserve"> </w:t>
+      </w:r>
+      <m:oMath>
+        <m:r>
+          <m:t>72</m:t>
+        </m:r>
+      </m:oMath>
+      <w:r>
+        <w:t xml:space="preserve"> </w:t>
+      </w:r>
+      <w:r>
+        <w:t xml:space="preserve">physics-grounded features: onset detection, healthy/faulty</w:t>
+      </w:r>
+      <w:r>
+        <w:t xml:space="preserve"> </w:t>
+      </w:r>
+      <w:r>
+        <w:t xml:space="preserve">detection, ordinal severity estimation, and faulted-phase identification, with calibrated probabilities,</w:t>
+      </w:r>
+      <w:r>
+        <w:t xml:space="preserve"> </w:t>
+      </w:r>
+      <w:r>
+        <w:t xml:space="preserve">conformal severity intervals, and an online onset trigger.</w:t>
+      </w:r>
+    </w:p>
+    <w:p>
+      <w:pPr>
+        <w:numPr>
+          <w:ilvl w:val="0"/>
+          <w:numId w:val="1001"/>
+        </w:numPr>
+      </w:pPr>
+      <w:r>
+        <w:t xml:space="preserve">A</w:t>
+      </w:r>
+      <w:r>
+        <w:t xml:space="preserve"> </w:t>
+      </w:r>
+      <w:r>
+        <w:rPr>
+          <w:i/>
+          <w:iCs/>
+        </w:rPr>
+        <w:t xml:space="preserve">controlled fourteen-model benchmark</w:t>
+      </w:r>
+      <w:r>
+        <w:t xml:space="preserve"> </w:t>
+      </w:r>
+      <w:r>
+        <w:t xml:space="preserve">on identical splits—logistic regression,</w:t>
+      </w:r>
+      <w:r>
+        <w:t xml:space="preserve"> </w:t>
+      </w:r>
+      <w:r>
+        <w:t xml:space="preserve">SVM-RBF,</w:t>
+      </w:r>
+      <w:r>
+        <w:t xml:space="preserve"> </w:t>
+      </w:r>
+      <m:oMath>
+        <m:r>
+          <m:t>k</m:t>
+        </m:r>
+      </m:oMath>
+      <w:r>
+        <w:t xml:space="preserve">-NN, MLP, random forest, XGBoost, the tabular foundation model</w:t>
+      </w:r>
+      <w:r>
+        <w:t xml:space="preserve"> </w:t>
+      </w:r>
+      <w:r>
+        <w:rPr>
+          <w:i/>
+          <w:iCs/>
+        </w:rPr>
+        <w:t xml:space="preserve">TabPFN-2.5</w:t>
+      </w:r>
+      <w:r>
+        <w:t xml:space="preserve">, an</w:t>
+      </w:r>
+      <w:r>
+        <w:t xml:space="preserve"> </w:t>
+      </w:r>
+      <w:r>
+        <w:rPr>
+          <w:i/>
+          <w:iCs/>
+        </w:rPr>
+        <w:t xml:space="preserve">xLSTM</w:t>
+      </w:r>
+      <w:r>
+        <w:t xml:space="preserve"> </w:t>
+      </w:r>
+      <w:r>
+        <w:t xml:space="preserve">sequence network, three reservoir / random-kernel methods</w:t>
+      </w:r>
+      <w:r>
+        <w:t xml:space="preserve"> </w:t>
+      </w:r>
+      <w:r>
+        <w:t xml:space="preserve">(</w:t>
+      </w:r>
+      <w:r>
+        <w:rPr>
+          <w:i/>
+          <w:iCs/>
+        </w:rPr>
+        <w:t xml:space="preserve">ESN, NG-RC, ROCKET</w:t>
+      </w:r>
+      <w:r>
+        <w:t xml:space="preserve">), three post-</w:t>
+      </w:r>
+      <m:oMath>
+        <m:r>
+          <m:t>2022</m:t>
+        </m:r>
+      </m:oMath>
+      <w:r>
+        <w:t xml:space="preserve"> </w:t>
+      </w:r>
+      <w:r>
+        <w:t xml:space="preserve">sequence architectures</w:t>
+      </w:r>
+      <w:r>
+        <w:t xml:space="preserve"> </w:t>
+      </w:r>
+      <w:r>
+        <w:t xml:space="preserve">(</w:t>
+      </w:r>
+      <w:r>
+        <w:rPr>
+          <w:i/>
+          <w:iCs/>
+        </w:rPr>
+        <w:t xml:space="preserve">PatchTST, iTransformer, TimesNet</w:t>
+      </w:r>
+      <w:r>
+        <w:t xml:space="preserve">), and two time-series foundation models</w:t>
+      </w:r>
+      <w:r>
+        <w:t xml:space="preserve"> </w:t>
+      </w:r>
+      <w:r>
+        <w:t xml:space="preserve">(</w:t>
+      </w:r>
+      <w:r>
+        <w:rPr>
+          <w:i/>
+          <w:iCs/>
+        </w:rPr>
+        <w:t xml:space="preserve">TTM, Chronos-Bolt</w:t>
+      </w:r>
+      <w:r>
+        <w:t xml:space="preserve">)—showing the in-distribution task is saturated and that</w:t>
+      </w:r>
+      <w:r>
+        <w:t xml:space="preserve"> </w:t>
+      </w:r>
+      <w:r>
+        <w:t xml:space="preserve">cross-load behaviour, not in-distribution accuracy, is the meaningful axis of comparison.</w:t>
+      </w:r>
+      <w:r>
+        <w:t xml:space="preserve"> </w:t>
+      </w:r>
+      <w:r>
+        <w:t xml:space="preserve">None of the post-</w:t>
+      </w:r>
+      <m:oMath>
+        <m:r>
+          <m:t>2022</m:t>
+        </m:r>
+      </m:oMath>
+      <w:r>
+        <w:t xml:space="preserve"> </w:t>
+      </w:r>
+      <w:r>
+        <w:t xml:space="preserve">sequence or foundation models overtakes the gradient-boosted</w:t>
+      </w:r>
+      <w:r>
+        <w:t xml:space="preserve"> </w:t>
+      </w:r>
+      <w:r>
+        <w:t xml:space="preserve">cascade on cross-load detection or severity; the strongest of them (</w:t>
+      </w:r>
+      <w:r>
+        <w:rPr>
+          <w:i/>
+          <w:iCs/>
+        </w:rPr>
+        <w:t xml:space="preserve">iTransformer</w:t>
+      </w:r>
+      <w:r>
+        <w:t xml:space="preserve">)</w:t>
+      </w:r>
+      <w:r>
+        <w:t xml:space="preserve"> </w:t>
+      </w:r>
+      <w:r>
+        <w:t xml:space="preserve">matches it on faulted-phase identification.</w:t>
       </w:r>
     </w:p>
     <w:p>
@@ -2030,465 +2806,75 @@
     </w:tbl>
     <w:p>
       <w:pPr>
-        <w:pStyle w:val="FirstParagraph"/>
+        <w:numPr>
+          <w:ilvl w:val="0"/>
+          <w:numId w:val="1001"/>
+        </w:numPr>
       </w:pPr>
       <w:r>
-        <w:t xml:space="preserve">Garg: Load-Robust Physics-Informed ML for Stator Inter-Turn Fault Diagnosis</w:t>
-      </w:r>
-    </w:p>
-    <w:bookmarkStart w:id="16" w:name="introduction"/>
-    <w:p>
-      <w:pPr>
-        <w:pStyle w:val="Heading1"/>
-      </w:pPr>
-      <w:r>
-        <w:t xml:space="preserve">Introduction</w:t>
-      </w:r>
-    </w:p>
-    <w:bookmarkStart w:id="13" w:name="motivation"/>
-    <w:p>
-      <w:pPr>
-        <w:pStyle w:val="Heading2"/>
-      </w:pPr>
-      <w:r>
-        <w:t xml:space="preserve">Motivation</w:t>
-      </w:r>
-    </w:p>
-    <w:p>
-      <w:pPr>
-        <w:pStyle w:val="FirstParagraph"/>
-      </w:pPr>
-      <w:r>
-        <w:t xml:space="preserve"> </w:t>
-      </w:r>
-      <w:r>
-        <w:t xml:space="preserve">motors drive most industrial processes, and stator-winding</w:t>
-      </w:r>
-      <w:r>
-        <w:t xml:space="preserve"> </w:t>
-      </w:r>
-      <w:r>
-        <w:t xml:space="preserve">insulation degradation is among their most common failure modes. An incipient inter-turn</w:t>
-      </w:r>
-      <w:r>
-        <w:t xml:space="preserve"> </w:t>
-      </w:r>
-      <w:r>
-        <w:t xml:space="preserve">(turn-to-turn) short circuit (ITSC) shorts a small fraction of one phase’s turns; the</w:t>
-      </w:r>
-      <w:r>
-        <w:t xml:space="preserve"> </w:t>
-      </w:r>
-      <w:r>
-        <w:t xml:space="preserve">circulating fault current accelerates local heating and, if undetected, escalates to a</w:t>
-      </w:r>
-      <w:r>
-        <w:t xml:space="preserve"> </w:t>
-      </w:r>
-      <w:r>
-        <w:t xml:space="preserve">catastrophic phase-to-ground or phase-to-phase fault </w:t>
-      </w:r>
-      <w:r>
-        <w:t xml:space="preserve">. Surveys</w:t>
-      </w:r>
-      <w:r>
-        <w:t xml:space="preserve"> </w:t>
-      </w:r>
-      <w:r>
-        <w:t xml:space="preserve">attribute roughly a third of IM failures to stator insulation, and the incipient-to-</w:t>
-      </w:r>
-      <w:r>
-        <w:t xml:space="preserve"> </w:t>
-      </w:r>
-      <w:r>
-        <w:t xml:space="preserve">destructive interval can be short, so an on-line monitor must be both sensitive to small</w:t>
-      </w:r>
-      <w:r>
-        <w:t xml:space="preserve"> </w:t>
-      </w:r>
-      <w:r>
-        <w:t xml:space="preserve">faults and trustworthy enough to trigger maintenance without excessive false alarms.</w:t>
-      </w:r>
-      <w:r>
-        <w:t xml:space="preserve"> </w:t>
-      </w:r>
-      <w:r>
-        <w:t xml:space="preserve">Current-based monitoring (MCSA) is preferred over vibration or thermal sensing because the</w:t>
-      </w:r>
-      <w:r>
-        <w:t xml:space="preserve"> </w:t>
-      </w:r>
-      <w:r>
-        <w:t xml:space="preserve">current is already measured at the drive, needs no extra instrumentation, and is robust to</w:t>
-      </w:r>
-      <w:r>
-        <w:t xml:space="preserve"> </w:t>
-      </w:r>
-      <w:r>
-        <w:t xml:space="preserve">mounting. Three questions must be answered—</w:t>
+        <w:t xml:space="preserve">A</w:t>
+      </w:r>
+      <w:r>
+        <w:t xml:space="preserve"> </w:t>
       </w:r>
       <w:r>
         <w:rPr>
           <w:i/>
           <w:iCs/>
         </w:rPr>
-        <w:t xml:space="preserve">is</w:t>
-      </w:r>
-      <w:r>
-        <w:t xml:space="preserve"> </w:t>
-      </w:r>
-      <w:r>
-        <w:t xml:space="preserve">a fault present,</w:t>
-      </w:r>
-      <w:r>
-        <w:t xml:space="preserve"> </w:t>
-      </w:r>
-      <w:r>
-        <w:rPr>
-          <w:i/>
-          <w:iCs/>
-        </w:rPr>
-        <w:t xml:space="preserve">how severe</w:t>
-      </w:r>
-      <w:r>
-        <w:t xml:space="preserve">,</w:t>
-      </w:r>
-      <w:r>
-        <w:t xml:space="preserve"> </w:t>
-      </w:r>
-      <w:r>
-        <w:t xml:space="preserve">and</w:t>
-      </w:r>
-      <w:r>
-        <w:t xml:space="preserve"> </w:t>
-      </w:r>
-      <w:r>
-        <w:rPr>
-          <w:i/>
-          <w:iCs/>
-        </w:rPr>
-        <w:t xml:space="preserve">which phase</w:t>
-      </w:r>
-      <w:r>
-        <w:t xml:space="preserve">—and the answers must hold up as the mechanical load changes.</w:t>
-      </w:r>
-    </w:p>
-    <w:bookmarkEnd w:id="13"/>
-    <w:bookmarkStart w:id="14" w:name="literature-review"/>
-    <w:p>
-      <w:pPr>
-        <w:pStyle w:val="Heading2"/>
-      </w:pPr>
-      <w:r>
-        <w:t xml:space="preserve">Literature Review</w:t>
-      </w:r>
-    </w:p>
-    <w:p>
-      <w:pPr>
-        <w:pStyle w:val="FirstParagraph"/>
-      </w:pPr>
-      <w:r>
-        <w:t xml:space="preserve">Penman</w:t>
-      </w:r>
-      <w:r>
-        <w:t xml:space="preserve"> </w:t>
-      </w:r>
-      <w:r>
-        <w:rPr>
-          <w:i/>
-          <w:iCs/>
-        </w:rPr>
-        <w:t xml:space="preserve">et al.</w:t>
-      </w:r>
-      <w:r>
-        <w:t xml:space="preserve"> </w:t>
-      </w:r>
-      <w:r>
-        <w:t xml:space="preserve"> </w:t>
-      </w:r>
-      <w:r>
-        <w:t xml:space="preserve">established the ITSC sideband frequencies; Cardoso</w:t>
-      </w:r>
-      <w:r>
-        <w:t xml:space="preserve"> </w:t>
-      </w:r>
-      <w:r>
-        <w:rPr>
-          <w:i/>
-          <w:iCs/>
-        </w:rPr>
-        <w:t xml:space="preserve">et al.</w:t>
-      </w:r>
-      <w:r>
-        <w:t xml:space="preserve"> </w:t>
-      </w:r>
-      <w:r>
-        <w:t xml:space="preserve"> </w:t>
-      </w:r>
-      <w:r>
-        <w:t xml:space="preserve">introduced the Extended Park’s Vector Approach (EPVA),</w:t>
-      </w:r>
-      <w:r>
-        <w:t xml:space="preserve"> </w:t>
-      </w:r>
-      <w:r>
-        <w:t xml:space="preserve">where the</w:t>
-      </w:r>
-      <w:r>
-        <w:t xml:space="preserve"> </w:t>
-      </w:r>
-      <m:oMath>
-        <m:r>
-          <m:t>2</m:t>
-        </m:r>
-        <m:sSub>
-          <m:e>
-            <m:r>
-              <m:t>f</m:t>
-            </m:r>
-          </m:e>
-          <m:sub>
-            <m:r>
-              <m:t>0</m:t>
-            </m:r>
-          </m:sub>
-        </m:sSub>
-      </m:oMath>
-      <w:r>
-        <w:t xml:space="preserve"> </w:t>
-      </w:r>
-      <w:r>
-        <w:t xml:space="preserve">Park-modulus component scales with winding asymmetry. The negative-sequence</w:t>
-      </w:r>
-      <w:r>
-        <w:t xml:space="preserve"> </w:t>
-      </w:r>
-      <w:r>
-        <w:t xml:space="preserve">current and negative-sequence impedance are widely used asymmetry</w:t>
-      </w:r>
-      <w:r>
-        <w:t xml:space="preserve"> </w:t>
-      </w:r>
-      <w:r>
-        <w:t xml:space="preserve">descriptors </w:t>
-      </w:r>
-      <w:r>
-        <w:t xml:space="preserve">, with phasor compensation suppressing baseline</w:t>
-      </w:r>
-      <w:r>
-        <w:t xml:space="preserve"> </w:t>
-      </w:r>
-      <w:r>
-        <w:t xml:space="preserve">supply unbalance. Mazzoletti</w:t>
-      </w:r>
-      <w:r>
-        <w:t xml:space="preserve"> </w:t>
-      </w:r>
-      <w:r>
-        <w:rPr>
-          <w:i/>
-          <w:iCs/>
-        </w:rPr>
-        <w:t xml:space="preserve">et al.</w:t>
-      </w:r>
-      <w:r>
-        <w:t xml:space="preserve"> </w:t>
-      </w:r>
-      <w:r>
-        <w:t xml:space="preserve"> </w:t>
-      </w:r>
-      <w:r>
-        <w:t xml:space="preserve">use the positive-sequence</w:t>
-      </w:r>
-      <w:r>
-        <w:t xml:space="preserve"> </w:t>
-      </w:r>
-      <w:r>
-        <w:t xml:space="preserve">fifth-harmonic during soft-starter start-up to distinguish ITSC from high-resistance</w:t>
-      </w:r>
-      <w:r>
-        <w:t xml:space="preserve"> </w:t>
-      </w:r>
-      <w:r>
-        <w:t xml:space="preserve">connections; Singh and Shaik </w:t>
-      </w:r>
-      <w:r>
-        <w:t xml:space="preserve"> </w:t>
-      </w:r>
-      <w:r>
-        <w:t xml:space="preserve">combine Stockwell-transform features with SVMs.</w:t>
-      </w:r>
-      <w:r>
-        <w:t xml:space="preserve"> </w:t>
-      </w:r>
-      <w:r>
-        <w:t xml:space="preserve">Data-driven studies feed STFT symmetrical-component amplitudes to SVM/MLP</w:t>
-      </w:r>
-      <w:r>
-        <w:t xml:space="preserve"> </w:t>
-      </w:r>
-      <w:r>
-        <w:t xml:space="preserve">classifiers </w:t>
-      </w:r>
-      <w:r>
-        <w:t xml:space="preserve">, compare ANN/LSTM/physics-informed networks on a public</w:t>
-      </w:r>
-      <w:r>
-        <w:t xml:space="preserve"> </w:t>
-      </w:r>
-      <w:r>
-        <w:t xml:space="preserve">dataset </w:t>
-      </w:r>
-      <w:r>
-        <w:t xml:space="preserve">, or ensemble CNNs on spectrograms </w:t>
-      </w:r>
-      <w:r>
-        <w:t xml:space="preserve">. Recent</w:t>
-      </w:r>
-      <w:r>
-        <w:t xml:space="preserve"> </w:t>
-      </w:r>
-      <w:r>
-        <w:t xml:space="preserve">architectures (TCN </w:t>
-      </w:r>
-      <w:r>
-        <w:t xml:space="preserve">, attention </w:t>
-      </w:r>
-      <w:r>
-        <w:t xml:space="preserve">, selective state-space </w:t>
-      </w:r>
-      <w:r>
-        <w:t xml:space="preserve">,</w:t>
-      </w:r>
-      <w:r>
-        <w:t xml:space="preserve"> </w:t>
-      </w:r>
-      <w:r>
-        <w:t xml:space="preserve">KAN </w:t>
-      </w:r>
-      <w:r>
-        <w:t xml:space="preserve">, tabular foundation models) are mostly demonstrated on vibration or</w:t>
-      </w:r>
-      <w:r>
-        <w:t xml:space="preserve"> </w:t>
-      </w:r>
-      <w:r>
-        <w:t xml:space="preserve">generic tabular data rather than three-phase stator current. The recent</w:t>
-      </w:r>
-      <w:r>
-        <w:t xml:space="preserve"> </w:t>
-      </w:r>
-      <w:r>
-        <w:t xml:space="preserve">review </w:t>
-      </w:r>
-      <w:r>
-        <w:t xml:space="preserve"> </w:t>
-      </w:r>
-      <w:r>
-        <w:t xml:space="preserve">flags three systemic weaknesses: suspiciously perfect accuracies</w:t>
-      </w:r>
-      <w:r>
-        <w:t xml:space="preserve"> </w:t>
-      </w:r>
-      <w:r>
-        <w:t xml:space="preserve">from leaky splits, scarce code/data releases, and little validation across operating</w:t>
-      </w:r>
-      <w:r>
-        <w:t xml:space="preserve"> </w:t>
-      </w:r>
-      <w:r>
-        <w:t xml:space="preserve">conditions—the load dependence of the negative-sequence indicator is rarely confronted in</w:t>
-      </w:r>
-      <w:r>
-        <w:t xml:space="preserve"> </w:t>
-      </w:r>
-      <w:r>
-        <w:t xml:space="preserve">a reproducible manner, and operating-condition shift is usually treated as a nuisance to be</w:t>
-      </w:r>
-      <w:r>
-        <w:t xml:space="preserve"> </w:t>
-      </w:r>
-      <w:r>
-        <w:t xml:space="preserve">erased rather than a signal to be exploited.</w:t>
-      </w:r>
-    </w:p>
-    <w:bookmarkEnd w:id="14"/>
-    <w:bookmarkStart w:id="15" w:name="summary-of-contributions"/>
-    <w:p>
-      <w:pPr>
-        <w:pStyle w:val="Heading2"/>
-      </w:pPr>
-      <w:r>
-        <w:t xml:space="preserve">Summary of Contributions</w:t>
-      </w:r>
-    </w:p>
-    <w:p>
-      <w:pPr>
-        <w:pStyle w:val="FirstParagraph"/>
-      </w:pPr>
-      <w:r>
-        <w:t xml:space="preserve">This paper treats ITSC diagnosis as a hierarchical problem</w:t>
-      </w:r>
-      <w:r>
-        <w:t xml:space="preserve"> </w:t>
-      </w:r>
-      <w:r>
-        <w:t xml:space="preserve">(onset </w:t>
-      </w:r>
-      <m:oMath>
-        <m:r>
-          <m:rPr>
-            <m:sty m:val="p"/>
-          </m:rPr>
-          <m:t>→</m:t>
-        </m:r>
-      </m:oMath>
-      <w:r>
-        <w:t xml:space="preserve"> detection </w:t>
-      </w:r>
-      <m:oMath>
-        <m:r>
-          <m:rPr>
-            <m:sty m:val="p"/>
-          </m:rPr>
-          <m:t>→</m:t>
-        </m:r>
-      </m:oMath>
-      <w:r>
-        <w:t xml:space="preserve"> severity </w:t>
-      </w:r>
-      <m:oMath>
-        <m:r>
-          <m:rPr>
-            <m:sty m:val="p"/>
-          </m:rPr>
-          <m:t>→</m:t>
-        </m:r>
-      </m:oMath>
-      <w:r>
-        <w:t xml:space="preserve"> faulted phase) and adopts</w:t>
-      </w:r>
-      <w:r>
-        <w:t xml:space="preserve"> </w:t>
-      </w:r>
-      <w:r>
-        <w:rPr>
-          <w:i/>
-          <w:iCs/>
-        </w:rPr>
-        <w:t xml:space="preserve">Leave-One-Load-Out</w:t>
-      </w:r>
-      <w:r>
-        <w:t xml:space="preserve"> </w:t>
-      </w:r>
-      <w:r>
-        <w:t xml:space="preserve">(LOLO) evaluation as its central methodological device. Concretely, the</w:t>
-      </w:r>
-      <w:r>
-        <w:t xml:space="preserve"> </w:t>
-      </w:r>
-      <w:r>
-        <w:t xml:space="preserve">delivered system and its contributions are:</w:t>
+        <w:t xml:space="preserve">novel biomedical anomaly-feature</w:t>
+      </w:r>
+      <w:r>
+        <w:t xml:space="preserve"> </w:t>
+      </w:r>
+      <w:r>
+        <w:t xml:space="preserve">block—signal-complexity, entropy, fractal-dimension,</w:t>
+      </w:r>
+      <w:r>
+        <w:t xml:space="preserve"> </w:t>
+      </w:r>
+      <w:r>
+        <w:t xml:space="preserve">and heart-rate-variability-style cycle-to-cycle measures imported from ECG/EEG/HRV analysis, computed on</w:t>
+      </w:r>
+      <w:r>
+        <w:t xml:space="preserve"> </w:t>
+      </w:r>
+      <w:r>
+        <w:t xml:space="preserve">the current residual and Park-vector modulus—that complements the physics features and improves</w:t>
+      </w:r>
+      <w:r>
+        <w:t xml:space="preserve"> </w:t>
+      </w:r>
+      <w:r>
+        <w:t xml:space="preserve">cross-load detection (</w:t>
+      </w:r>
+      <m:oMath>
+        <m:r>
+          <m:rPr>
+            <m:sty m:val="p"/>
+          </m:rPr>
+          <m:t>+</m:t>
+        </m:r>
+        <m:r>
+          <m:t>0.03</m:t>
+        </m:r>
+      </m:oMath>
+      <w:r>
+        <w:t xml:space="preserve">) and severity (</w:t>
+      </w:r>
+      <m:oMath>
+        <m:r>
+          <m:rPr>
+            <m:sty m:val="p"/>
+          </m:rPr>
+          <m:t>+</m:t>
+        </m:r>
+        <m:r>
+          <m:t>0.04</m:t>
+        </m:r>
+      </m:oMath>
+      <w:r>
+        <w:t xml:space="preserve">) where absolute-magnitude features do not transfer.</w:t>
       </w:r>
     </w:p>
     <w:p>
@@ -2499,7 +2885,7 @@
         </w:numPr>
       </w:pPr>
       <w:r>
-        <w:t xml:space="preserve">A</w:t>
+        <w:t xml:space="preserve">Four</w:t>
       </w:r>
       <w:r>
         <w:t xml:space="preserve"> </w:t>
@@ -2509,16 +2895,22 @@
           <w:i/>
           <w:iCs/>
         </w:rPr>
-        <w:t xml:space="preserve">leakage-safe evaluation framework</w:t>
-      </w:r>
-      <w:r>
-        <w:t xml:space="preserve">—grouping by operating point and using LOLO as the</w:t>
-      </w:r>
-      <w:r>
-        <w:t xml:space="preserve"> </w:t>
-      </w:r>
-      <w:r>
-        <w:t xml:space="preserve">primary metric—together with a SHAP/Fisher analysis that explains</w:t>
+        <w:t xml:space="preserve">load-robustness mechanisms</w:t>
+      </w:r>
+      <w:r>
+        <w:t xml:space="preserve">, each ablated under LOLO: a sequence-component Stockwell</w:t>
+      </w:r>
+      <w:r>
+        <w:t xml:space="preserve"> </w:t>
+      </w:r>
+      <w:r>
+        <w:t xml:space="preserve">tensor (SCST) representation, a load-invariance-regularized feature selection (LIR-mRMR), a</w:t>
+      </w:r>
+      <w:r>
+        <w:t xml:space="preserve"> </w:t>
+      </w:r>
+      <w:r>
+        <w:t xml:space="preserve">phase-coupled FiLM</w:t>
       </w:r>
       <w:r>
         <w:t xml:space="preserve"> </w:t>
@@ -2528,25 +2920,25 @@
           <w:i/>
           <w:iCs/>
         </w:rPr>
-        <w:t xml:space="preserve">why</w:t>
-      </w:r>
-      <w:r>
-        <w:t xml:space="preserve"> </w:t>
-      </w:r>
-      <w:r>
-        <w:t xml:space="preserve">detection and faulted</w:t>
-      </w:r>
-      <w:r>
-        <w:t xml:space="preserve"> </w:t>
-      </w:r>
-      <w:r>
-        <w:t xml:space="preserve">phase are load-invariant while absolute severity is load-dependent. We argue this should be standard</w:t>
-      </w:r>
-      <w:r>
-        <w:t xml:space="preserve"> </w:t>
-      </w:r>
-      <w:r>
-        <w:t xml:space="preserve">practice for the field.</w:t>
+        <w:t xml:space="preserve">load-conditioned</w:t>
+      </w:r>
+      <w:r>
+        <w:t xml:space="preserve"> </w:t>
+      </w:r>
+      <w:r>
+        <w:t xml:space="preserve">multi-task network (PCM-Net) that injects rather than erases</w:t>
+      </w:r>
+      <w:r>
+        <w:t xml:space="preserve"> </w:t>
+      </w:r>
+      <w:r>
+        <w:t xml:space="preserve">the operating point, and physics-anchored domain adaptation (PADA) validated</w:t>
+      </w:r>
+      <w:r>
+        <w:t xml:space="preserve"> </w:t>
+      </w:r>
+      <w:r>
+        <w:t xml:space="preserve">simulation-to-experiment, plus an honest negative result on physics-constrained generative augmentation.</w:t>
       </w:r>
     </w:p>
     <w:p>
@@ -2567,282 +2959,19 @@
           <w:i/>
           <w:iCs/>
         </w:rPr>
-        <w:t xml:space="preserve">four-stage cascade</w:t>
-      </w:r>
-      <w:r>
-        <w:t xml:space="preserve"> </w:t>
-      </w:r>
-      <w:r>
-        <w:t xml:space="preserve">on</w:t>
-      </w:r>
-      <w:r>
-        <w:t xml:space="preserve"> </w:t>
-      </w:r>
-      <m:oMath>
-        <m:r>
-          <m:t>72</m:t>
-        </m:r>
-      </m:oMath>
-      <w:r>
-        <w:t xml:space="preserve"> </w:t>
-      </w:r>
-      <w:r>
-        <w:t xml:space="preserve">physics-grounded features: onset detection, healthy/faulty</w:t>
-      </w:r>
-      <w:r>
-        <w:t xml:space="preserve"> </w:t>
-      </w:r>
-      <w:r>
-        <w:t xml:space="preserve">detection, ordinal severity estimation, and faulted-phase identification, with calibrated probabilities,</w:t>
-      </w:r>
-      <w:r>
-        <w:t xml:space="preserve"> </w:t>
-      </w:r>
-      <w:r>
-        <w:t xml:space="preserve">conformal severity intervals, and an online onset trigger.</w:t>
-      </w:r>
-    </w:p>
-    <w:p>
-      <w:pPr>
-        <w:numPr>
-          <w:ilvl w:val="0"/>
-          <w:numId w:val="1001"/>
-        </w:numPr>
-      </w:pPr>
-      <w:r>
-        <w:t xml:space="preserve">A</w:t>
-      </w:r>
-      <w:r>
-        <w:t xml:space="preserve"> </w:t>
-      </w:r>
-      <w:r>
-        <w:rPr>
-          <w:i/>
-          <w:iCs/>
-        </w:rPr>
-        <w:t xml:space="preserve">controlled eight-model benchmark</w:t>
-      </w:r>
-      <w:r>
-        <w:t xml:space="preserve"> </w:t>
-      </w:r>
-      <w:r>
-        <w:t xml:space="preserve">on identical splits—logistic regression, SVM-RBF,</w:t>
-      </w:r>
-      <w:r>
-        <w:t xml:space="preserve"> </w:t>
-      </w:r>
-      <m:oMath>
-        <m:r>
-          <m:t>k</m:t>
-        </m:r>
-      </m:oMath>
-      <w:r>
-        <w:t xml:space="preserve">-NN, MLP, random forest, XGBoost, the tabular foundation model</w:t>
-      </w:r>
-      <w:r>
-        <w:t xml:space="preserve"> </w:t>
-      </w:r>
-      <w:r>
-        <w:rPr>
-          <w:i/>
-          <w:iCs/>
-        </w:rPr>
-        <w:t xml:space="preserve">TabPFN-2.5</w:t>
-      </w:r>
-      <w:r>
-        <w:t xml:space="preserve">, and an</w:t>
-      </w:r>
-      <w:r>
-        <w:t xml:space="preserve"> </w:t>
-      </w:r>
-      <w:r>
-        <w:rPr>
-          <w:i/>
-          <w:iCs/>
-        </w:rPr>
-        <w:t xml:space="preserve">xLSTM</w:t>
-      </w:r>
-      <w:r>
-        <w:t xml:space="preserve"> </w:t>
-      </w:r>
-      <w:r>
-        <w:t xml:space="preserve">sequence network—showing the in-distribution task is saturated and that cross-load</w:t>
-      </w:r>
-      <w:r>
-        <w:t xml:space="preserve"> </w:t>
-      </w:r>
-      <w:r>
-        <w:t xml:space="preserve">behaviour, not in-distribution accuracy, is the meaningful axis of comparison.</w:t>
-      </w:r>
-    </w:p>
-    <w:p>
-      <w:pPr>
-        <w:numPr>
-          <w:ilvl w:val="0"/>
-          <w:numId w:val="1001"/>
-        </w:numPr>
-      </w:pPr>
-      <w:r>
-        <w:t xml:space="preserve">A</w:t>
-      </w:r>
-      <w:r>
-        <w:t xml:space="preserve"> </w:t>
-      </w:r>
-      <w:r>
-        <w:rPr>
-          <w:i/>
-          <w:iCs/>
-        </w:rPr>
-        <w:t xml:space="preserve">novel biomedical anomaly-feature</w:t>
-      </w:r>
-      <w:r>
-        <w:t xml:space="preserve"> </w:t>
-      </w:r>
-      <w:r>
-        <w:t xml:space="preserve">block—signal-complexity, entropy, fractal-dimension,</w:t>
-      </w:r>
-      <w:r>
-        <w:t xml:space="preserve"> </w:t>
-      </w:r>
-      <w:r>
-        <w:t xml:space="preserve">and heart-rate-variability-style cycle-to-cycle measures imported from ECG/EEG/HRV analysis, computed on</w:t>
-      </w:r>
-      <w:r>
-        <w:t xml:space="preserve"> </w:t>
-      </w:r>
-      <w:r>
-        <w:t xml:space="preserve">the current residual and Park-vector modulus—that complements the physics features and improves</w:t>
-      </w:r>
-      <w:r>
-        <w:t xml:space="preserve"> </w:t>
-      </w:r>
-      <w:r>
-        <w:t xml:space="preserve">cross-load detection (</w:t>
-      </w:r>
-      <m:oMath>
-        <m:r>
-          <m:rPr>
-            <m:sty m:val="p"/>
-          </m:rPr>
-          <m:t>+</m:t>
-        </m:r>
-        <m:r>
-          <m:t>0.03</m:t>
-        </m:r>
-      </m:oMath>
-      <w:r>
-        <w:t xml:space="preserve">) and severity (</w:t>
-      </w:r>
-      <m:oMath>
-        <m:r>
-          <m:rPr>
-            <m:sty m:val="p"/>
-          </m:rPr>
-          <m:t>+</m:t>
-        </m:r>
-        <m:r>
-          <m:t>0.04</m:t>
-        </m:r>
-      </m:oMath>
-      <w:r>
-        <w:t xml:space="preserve">) where absolute-magnitude features do not transfer.</w:t>
-      </w:r>
-    </w:p>
-    <w:p>
-      <w:pPr>
-        <w:numPr>
-          <w:ilvl w:val="0"/>
-          <w:numId w:val="1001"/>
-        </w:numPr>
-      </w:pPr>
-      <w:r>
-        <w:t xml:space="preserve">Four</w:t>
-      </w:r>
-      <w:r>
-        <w:t xml:space="preserve"> </w:t>
-      </w:r>
-      <w:r>
-        <w:rPr>
-          <w:i/>
-          <w:iCs/>
-        </w:rPr>
-        <w:t xml:space="preserve">load-robustness mechanisms</w:t>
-      </w:r>
-      <w:r>
-        <w:t xml:space="preserve">, each ablated under LOLO: a sequence-component Stockwell</w:t>
-      </w:r>
-      <w:r>
-        <w:t xml:space="preserve"> </w:t>
-      </w:r>
-      <w:r>
-        <w:t xml:space="preserve">tensor (SCST) representation, a load-invariance-regularized feature selection (LIR-mRMR), a</w:t>
-      </w:r>
-      <w:r>
-        <w:t xml:space="preserve"> </w:t>
-      </w:r>
-      <w:r>
-        <w:t xml:space="preserve">phase-coupled FiLM</w:t>
-      </w:r>
-      <w:r>
-        <w:t xml:space="preserve"> </w:t>
-      </w:r>
-      <w:r>
-        <w:rPr>
-          <w:i/>
-          <w:iCs/>
-        </w:rPr>
-        <w:t xml:space="preserve">load-conditioned</w:t>
-      </w:r>
-      <w:r>
-        <w:t xml:space="preserve"> </w:t>
-      </w:r>
-      <w:r>
-        <w:t xml:space="preserve">multi-task network (PCM-Net) that injects rather than erases</w:t>
-      </w:r>
-      <w:r>
-        <w:t xml:space="preserve"> </w:t>
-      </w:r>
-      <w:r>
-        <w:t xml:space="preserve">the operating point, and physics-anchored domain adaptation (PADA) validated</w:t>
-      </w:r>
-      <w:r>
-        <w:t xml:space="preserve"> </w:t>
-      </w:r>
-      <w:r>
-        <w:t xml:space="preserve">simulation-to-experiment, plus an honest negative result on physics-constrained generative augmentation.</w:t>
-      </w:r>
-    </w:p>
-    <w:p>
-      <w:pPr>
-        <w:numPr>
-          <w:ilvl w:val="0"/>
-          <w:numId w:val="1001"/>
-        </w:numPr>
-      </w:pPr>
-      <w:r>
-        <w:t xml:space="preserve">A</w:t>
-      </w:r>
-      <w:r>
-        <w:t xml:space="preserve"> </w:t>
-      </w:r>
-      <w:r>
-        <w:rPr>
-          <w:i/>
-          <w:iCs/>
-        </w:rPr>
         <w:t xml:space="preserve">within-hardware evaluation</w:t>
       </w:r>
       <w:r>
         <w:t xml:space="preserve"> </w:t>
       </w:r>
       <w:r>
-        <w:t xml:space="preserve">of all eight models on a real motor (leakage-safe, by recording</w:t>
-      </w:r>
-      <w:r>
-        <w:t xml:space="preserve"> </w:t>
-      </w:r>
-      <w:r>
-        <w:t xml:space="preserve">and by repetition), establishing that detection transfers (macro-F1 up to</w:t>
+        <w:t xml:space="preserve">on a real motor (leakage-safe, by recording and by</w:t>
+      </w:r>
+      <w:r>
+        <w:t xml:space="preserve"> </w:t>
+      </w:r>
+      <w:r>
+        <w:t xml:space="preserve">repetition), establishing that detection transfers (macro-F1 up to</w:t>
       </w:r>
       <w:r>
         <w:t xml:space="preserve"> </w:t>
@@ -2853,13 +2982,19 @@
         </m:r>
       </m:oMath>
       <w:r>
-        <w:t xml:space="preserve">) and severity is usable,</w:t>
-      </w:r>
-      <w:r>
-        <w:t xml:space="preserve"> </w:t>
-      </w:r>
-      <w:r>
-        <w:t xml:space="preserve">and transparently identifying faulted-phase localization as the main simulation-to-reality gap.</w:t>
+        <w:t xml:space="preserve">) and severity is</w:t>
+      </w:r>
+      <w:r>
+        <w:t xml:space="preserve"> </w:t>
+      </w:r>
+      <w:r>
+        <w:t xml:space="preserve">usable, and transparently identifying faulted-phase localization as the main</w:t>
+      </w:r>
+      <w:r>
+        <w:t xml:space="preserve"> </w:t>
+      </w:r>
+      <w:r>
+        <w:t xml:space="preserve">simulation-to-reality gap.</w:t>
       </w:r>
     </w:p>
     <w:p>
@@ -17929,7 +18064,7 @@
         <w:t xml:space="preserve"> </w:t>
       </w:r>
       <w:r>
-        <w:t xml:space="preserve">fix; §IV-D compares eight model classes on identical splits and tests cross-model</w:t>
+        <w:t xml:space="preserve">fix; §IV-D compares fourteen model classes on identical splits and tests cross-model</w:t>
       </w:r>
       <w:r>
         <w:t xml:space="preserve"> </w:t>
@@ -19960,7 +20095,7 @@
         <w:t xml:space="preserve"> </w:t>
       </w:r>
       <w:r>
-        <w:t xml:space="preserve">benchmark eight models on</w:t>
+        <w:t xml:space="preserve">benchmark</w:t>
       </w:r>
       <w:r>
         <w:t xml:space="preserve"> </w:t>
@@ -19970,19 +20105,37 @@
           <w:i/>
           <w:iCs/>
         </w:rPr>
-        <w:t xml:space="preserve">identical</w:t>
-      </w:r>
-      <w:r>
-        <w:t xml:space="preserve"> </w:t>
-      </w:r>
-      <w:r>
-        <w:t xml:space="preserve">leakage-safe splits, spanning classical feature classifiers, a tabular foundation model, and a sequence</w:t>
-      </w:r>
-      <w:r>
-        <w:t xml:space="preserve"> </w:t>
-      </w:r>
-      <w:r>
-        <w:t xml:space="preserve">deep network. The first observation is that the</w:t>
+        <w:t xml:space="preserve">fourteen</w:t>
+      </w:r>
+      <w:r>
+        <w:t xml:space="preserve"> </w:t>
+      </w:r>
+      <w:r>
+        <w:t xml:space="preserve">models on</w:t>
+      </w:r>
+      <w:r>
+        <w:t xml:space="preserve"> </w:t>
+      </w:r>
+      <w:r>
+        <w:t xml:space="preserve">identical leakage-safe splits, spanning classical feature classifiers, a tabular foundation</w:t>
+      </w:r>
+      <w:r>
+        <w:t xml:space="preserve"> </w:t>
+      </w:r>
+      <w:r>
+        <w:t xml:space="preserve">model, a sequence deep network, three reservoir / random-kernel methods, three modern</w:t>
+      </w:r>
+      <w:r>
+        <w:t xml:space="preserve"> </w:t>
+      </w:r>
+      <w:r>
+        <w:t xml:space="preserve">sequence architectures, and two time-series foundation models. The first observation is</w:t>
+      </w:r>
+      <w:r>
+        <w:t xml:space="preserve"> </w:t>
+      </w:r>
+      <w:r>
+        <w:t xml:space="preserve">that the</w:t>
       </w:r>
       <w:r>
         <w:t xml:space="preserve"> </w:t>
@@ -19995,13 +20148,7 @@
         <w:t xml:space="preserve">in-distribution task is saturated</w:t>
       </w:r>
       <w:r>
-        <w:t xml:space="preserve">: the six</w:t>
-      </w:r>
-      <w:r>
-        <w:t xml:space="preserve"> </w:t>
-      </w:r>
-      <w:r>
-        <w:t xml:space="preserve">feature classifiers fall within</w:t>
+        <w:t xml:space="preserve">: the six feature classifiers fall within</w:t>
       </w:r>
       <w:r>
         <w:t xml:space="preserve"> </w:t>
@@ -20021,19 +20168,19 @@
         <w:t xml:space="preserve"> </w:t>
       </w:r>
       <w:r>
-        <w:t xml:space="preserve">macro-F1 on detection, so in-distribution accuracy is not a</w:t>
-      </w:r>
-      <w:r>
-        <w:t xml:space="preserve"> </w:t>
-      </w:r>
-      <w:r>
-        <w:t xml:space="preserve">meaningful discriminator and any ranking on it would be within fold variation. The honest</w:t>
-      </w:r>
-      <w:r>
-        <w:t xml:space="preserve"> </w:t>
-      </w:r>
-      <w:r>
-        <w:t xml:space="preserve">comparison is therefore cross-load, where three results stand out. (1) </w:t>
+        <w:t xml:space="preserve">macro-F1 on detection, so in-distribution accuracy is not a meaningful</w:t>
+      </w:r>
+      <w:r>
+        <w:t xml:space="preserve"> </w:t>
+      </w:r>
+      <w:r>
+        <w:t xml:space="preserve">discriminator. The honest comparison is therefore cross-load (LOLO), where three results</w:t>
+      </w:r>
+      <w:r>
+        <w:t xml:space="preserve"> </w:t>
+      </w:r>
+      <w:r>
+        <w:t xml:space="preserve">stand out. (1) </w:t>
       </w:r>
       <w:r>
         <w:rPr>
@@ -20046,7 +20193,13 @@
         <w:t xml:space="preserve"> </w:t>
       </w:r>
       <w:r>
-        <w:t xml:space="preserve">is the strongest detector and uniquely load-robust, scoring macro-F1</w:t>
+        <w:t xml:space="preserve">is the strongest detector and uniquely load-robust,</w:t>
+      </w:r>
+      <w:r>
+        <w:t xml:space="preserve"> </w:t>
+      </w:r>
+      <w:r>
+        <w:t xml:space="preserve">scoring macro-F1</w:t>
       </w:r>
       <w:r>
         <w:t xml:space="preserve"> </w:t>
@@ -20060,13 +20213,7 @@
         <w:t xml:space="preserve"> </w:t>
       </w:r>
       <w:r>
-        <w:t xml:space="preserve">both</w:t>
-      </w:r>
-      <w:r>
-        <w:t xml:space="preserve"> </w:t>
-      </w:r>
-      <w:r>
-        <w:t xml:space="preserve">in-distribution and cross-load, vs. XGBoost</w:t>
+        <w:t xml:space="preserve">both in-distribution and cross-load, vs. XGBoost</w:t>
       </w:r>
       <w:r>
         <w:t xml:space="preserve"> </w:t>
@@ -20092,13 +20239,7 @@
         </m:r>
       </m:oMath>
       <w:r>
-        <w:t xml:space="preserve">; it also has the</w:t>
-      </w:r>
-      <w:r>
-        <w:t xml:space="preserve"> </w:t>
-      </w:r>
-      <w:r>
-        <w:t xml:space="preserve">sharpest in-distribution severity (</w:t>
+        <w:t xml:space="preserve">; it also has the sharpest in-distribution severity (</w:t>
       </w:r>
       <m:oMath>
         <m:r>
@@ -20120,27 +20261,13 @@
         </m:r>
       </m:oMath>
       <w:r>
-        <w:t xml:space="preserve">) and degrades gracefully</w:t>
-      </w:r>
-      <w:r>
-        <w:t xml:space="preserve"> </w:t>
-      </w:r>
-      <w:r>
-        <w:t xml:space="preserve">across loads (</w:t>
-      </w:r>
-      <m:oMath>
-        <m:r>
-          <m:t>0.969</m:t>
-        </m:r>
-      </m:oMath>
-      <w:r>
-        <w:t xml:space="preserve">). (2) Severity separates models: tree ensembles extrapolate poorly</w:t>
-      </w:r>
-      <w:r>
-        <w:t xml:space="preserve"> </w:t>
-      </w:r>
-      <w:r>
-        <w:t xml:space="preserve">(RF LOLO within-one</w:t>
+        <w:t xml:space="preserve">). (2) Severity separates models: tree ensembles extrapolate</w:t>
+      </w:r>
+      <w:r>
+        <w:t xml:space="preserve"> </w:t>
+      </w:r>
+      <w:r>
+        <w:t xml:space="preserve">poorly (RF LOLO within-one</w:t>
       </w:r>
       <w:r>
         <w:t xml:space="preserve"> </w:t>
@@ -20192,7 +20319,7 @@
           <m:t>​</m:t>
         </m:r>
         <m:r>
-          <m:t>0.96</m:t>
+          <m:t>0.92</m:t>
         </m:r>
       </m:oMath>
       <w:r>
@@ -20202,23 +20329,86 @@
         <w:t xml:space="preserve"> </w:t>
       </w:r>
       <w:r>
-        <w:t xml:space="preserve">confirming the negative-sequence-angle signature is model-agnostic. Raw-signal</w:t>
-      </w:r>
-      <w:r>
-        <w:t xml:space="preserve"> </w:t>
-      </w:r>
+        <w:t xml:space="preserve">confirming the negative-sequence-angle signature is model-agnostic.</w:t>
+      </w:r>
+    </w:p>
+    <w:p>
+      <w:pPr>
+        <w:pStyle w:val="BodyText"/>
+      </w:pPr>
       <w:r>
         <w:rPr>
           <w:i/>
           <w:iCs/>
         </w:rPr>
-        <w:t xml:space="preserve">xLSTM</w:t>
-      </w:r>
-      <w:r>
-        <w:t xml:space="preserve"> </w:t>
-      </w:r>
-      <w:r>
-        <w:t xml:space="preserve">trails the feature learners on every task (LOLO</w:t>
+        <w:t xml:space="preserve">Raw-signal sequence and reservoir methods.</w:t>
+      </w:r>
+      <w:r>
+        <w:t xml:space="preserve"> </w:t>
+      </w:r>
+      <w:r>
+        <w:t xml:space="preserve">The xLSTM </w:t>
+      </w:r>
+      <w:r>
+        <w:t xml:space="preserve">, ESN </w:t>
+      </w:r>
+      <w:r>
+        <w:t xml:space="preserve">,</w:t>
+      </w:r>
+      <w:r>
+        <w:t xml:space="preserve"> </w:t>
+      </w:r>
+      <w:r>
+        <w:t xml:space="preserve">NG-RC </w:t>
+      </w:r>
+      <w:r>
+        <w:t xml:space="preserve">, and ROCKET </w:t>
+      </w:r>
+      <w:r>
+        <w:t xml:space="preserve"> </w:t>
+      </w:r>
+      <w:r>
+        <w:t xml:space="preserve">models operate directly on the</w:t>
+      </w:r>
+      <w:r>
+        <w:t xml:space="preserve"> </w:t>
+      </w:r>
+      <w:r>
+        <w:t xml:space="preserve">decimated three-phase windows and therefore see no engineered physics features. As a group,</w:t>
+      </w:r>
+      <w:r>
+        <w:t xml:space="preserve"> </w:t>
+      </w:r>
+      <w:r>
+        <w:t xml:space="preserve">they cluster</w:t>
+      </w:r>
+      <w:r>
+        <w:t xml:space="preserve"> </w:t>
+      </w:r>
+      <m:oMath>
+        <m:r>
+          <m:t>5</m:t>
+        </m:r>
+      </m:oMath>
+      <w:r>
+        <w:t xml:space="preserve">–</w:t>
+      </w:r>
+      <m:oMath>
+        <m:r>
+          <m:t>10</m:t>
+        </m:r>
+      </m:oMath>
+      <w:r>
+        <w:t xml:space="preserve"> </w:t>
+      </w:r>
+      <w:r>
+        <w:t xml:space="preserve">macro-F1 points below the feature-track models on detection LOLO</w:t>
+      </w:r>
+      <w:r>
+        <w:t xml:space="preserve"> </w:t>
+      </w:r>
+      <w:r>
+        <w:t xml:space="preserve">(xLSTM</w:t>
       </w:r>
       <w:r>
         <w:t xml:space="preserve"> </w:t>
@@ -20229,38 +20419,688 @@
         </m:r>
       </m:oMath>
       <w:r>
+        <w:t xml:space="preserve">, ESN</w:t>
+      </w:r>
+      <w:r>
+        <w:t xml:space="preserve"> </w:t>
+      </w:r>
+      <m:oMath>
+        <m:r>
+          <m:t>0.885</m:t>
+        </m:r>
+      </m:oMath>
+      <w:r>
+        <w:t xml:space="preserve">, NG-RC</w:t>
+      </w:r>
+      <w:r>
+        <w:t xml:space="preserve"> </w:t>
+      </w:r>
+      <m:oMath>
+        <m:r>
+          <m:t>0.852</m:t>
+        </m:r>
+      </m:oMath>
+      <w:r>
+        <w:t xml:space="preserve">, ROCKET</w:t>
+      </w:r>
+      <w:r>
+        <w:t xml:space="preserve"> </w:t>
+      </w:r>
+      <m:oMath>
+        <m:r>
+          <m:t>0.817</m:t>
+        </m:r>
+      </m:oMath>
+      <w:r>
+        <w:t xml:space="preserve">), confirming the</w:t>
+      </w:r>
+      <w:r>
+        <w:t xml:space="preserve"> </w:t>
+      </w:r>
+      <w:r>
+        <w:t xml:space="preserve">data-efficiency advantage of physical features established in Table </w:t>
+      </w:r>
+      <w:r>
+        <w:t xml:space="preserve">. Within</w:t>
+      </w:r>
+      <w:r>
+        <w:t xml:space="preserve"> </w:t>
+      </w:r>
+      <w:r>
+        <w:t xml:space="preserve">the raw-signal cluster, individual rankings reverse across tasks:</w:t>
+      </w:r>
+      <w:r>
+        <w:t xml:space="preserve"> </w:t>
+      </w:r>
+      <w:r>
+        <w:rPr>
+          <w:i/>
+          <w:iCs/>
+        </w:rPr>
+        <w:t xml:space="preserve">ESN</w:t>
+      </w:r>
+      <w:r>
+        <w:t xml:space="preserve"> </w:t>
+      </w:r>
+      <w:r>
+        <w:t xml:space="preserve">is the best</w:t>
+      </w:r>
+      <w:r>
+        <w:t xml:space="preserve"> </w:t>
+      </w:r>
+      <w:r>
+        <w:t xml:space="preserve">raw-signal detector and the second-best on phase;</w:t>
+      </w:r>
+      <w:r>
+        <w:t xml:space="preserve"> </w:t>
+      </w:r>
+      <w:r>
+        <w:rPr>
+          <w:i/>
+          <w:iCs/>
+        </w:rPr>
+        <w:t xml:space="preserve">ROCKET</w:t>
+      </w:r>
+      <w:r>
+        <w:t xml:space="preserve"> </w:t>
+      </w:r>
+      <w:r>
+        <w:t xml:space="preserve">attains the strongest GK</w:t>
+      </w:r>
+      <w:r>
+        <w:t xml:space="preserve"> </w:t>
+      </w:r>
+      <w:r>
+        <w:t xml:space="preserve">detection of the cluster (</w:t>
+      </w:r>
+      <m:oMath>
+        <m:r>
+          <m:t>0.947</m:t>
+        </m:r>
+      </m:oMath>
+      <w:r>
+        <w:t xml:space="preserve">) but is the weakest under LOLO (</w:t>
+      </w:r>
+      <m:oMath>
+        <m:r>
+          <m:t>0.817</m:t>
+        </m:r>
+      </m:oMath>
+      <w:r>
+        <w:t xml:space="preserve">), reflecting</w:t>
+      </w:r>
+      <w:r>
+        <w:t xml:space="preserve"> </w:t>
+      </w:r>
+      <w:r>
+        <w:t xml:space="preserve">its load-conditional kernel response; and</w:t>
+      </w:r>
+      <w:r>
+        <w:t xml:space="preserve"> </w:t>
+      </w:r>
+      <w:r>
+        <w:rPr>
+          <w:i/>
+          <w:iCs/>
+        </w:rPr>
+        <w:t xml:space="preserve">NG-RC</w:t>
+      </w:r>
+      <w:r>
+        <w:t xml:space="preserve"> </w:t>
+      </w:r>
+      <w:r>
+        <w:t xml:space="preserve">is the cheapest to train (no random</w:t>
+      </w:r>
+      <w:r>
+        <w:t xml:space="preserve"> </w:t>
+      </w:r>
+      <w:r>
+        <w:t xml:space="preserve">reservoir, only polynomial features of delayed inputs) and is competitive on phase</w:t>
+      </w:r>
+      <w:r>
+        <w:t xml:space="preserve"> </w:t>
+      </w:r>
+      <w:r>
+        <w:t xml:space="preserve">identification (</w:t>
+      </w:r>
+      <m:oMath>
+        <m:r>
+          <m:t>0.926</m:t>
+        </m:r>
+      </m:oMath>
+      <w:r>
+        <w:t xml:space="preserve"> </w:t>
+      </w:r>
+      <w:r>
+        <w:t xml:space="preserve">LOLO). The reservoir family therefore reproduces, at lower compute</w:t>
+      </w:r>
+      <w:r>
+        <w:t xml:space="preserve"> </w:t>
+      </w:r>
+      <w:r>
+        <w:t xml:space="preserve">cost, the qualitative finding that physics-feature classifiers outperform raw-signal</w:t>
+      </w:r>
+      <w:r>
+        <w:t xml:space="preserve"> </w:t>
+      </w:r>
+      <w:r>
+        <w:t xml:space="preserve">sequence models on cross-load motor-current diagnosis.</w:t>
+      </w:r>
+    </w:p>
+    <w:p>
+      <w:pPr>
+        <w:pStyle w:val="BodyText"/>
+      </w:pPr>
+      <w:r>
+        <w:rPr>
+          <w:i/>
+          <w:iCs/>
+        </w:rPr>
+        <w:t xml:space="preserve">Modern sequence architectures and time-series foundation models.</w:t>
+      </w:r>
+      <w:r>
+        <w:t xml:space="preserve"> </w:t>
+      </w:r>
+      <w:r>
+        <w:t xml:space="preserve">We additionally</w:t>
+      </w:r>
+      <w:r>
+        <w:t xml:space="preserve"> </w:t>
+      </w:r>
+      <w:r>
+        <w:t xml:space="preserve">benchmark three post-</w:t>
+      </w:r>
+      <m:oMath>
+        <m:r>
+          <m:t>2022</m:t>
+        </m:r>
+      </m:oMath>
+      <w:r>
+        <w:t xml:space="preserve"> </w:t>
+      </w:r>
+      <w:r>
+        <w:t xml:space="preserve">sequence architectures—PatchTST </w:t>
+      </w:r>
+      <w:r>
+        <w:t xml:space="preserve">,</w:t>
+      </w:r>
+      <w:r>
+        <w:t xml:space="preserve"> </w:t>
+      </w:r>
+      <w:r>
+        <w:t xml:space="preserve">iTransformer </w:t>
+      </w:r>
+      <w:r>
+        <w:t xml:space="preserve">, and TimesNet </w:t>
+      </w:r>
+      <w:r>
+        <w:t xml:space="preserve">—and two</w:t>
+      </w:r>
+      <w:r>
+        <w:t xml:space="preserve"> </w:t>
+      </w:r>
+      <w:r>
+        <w:t xml:space="preserve">time-series foundation models—IBM’s Tiny Time Mixer (TTM) </w:t>
+      </w:r>
+      <w:r>
+        <w:t xml:space="preserve"> </w:t>
+      </w:r>
+      <w:r>
+        <w:t xml:space="preserve">and</w:t>
+      </w:r>
+      <w:r>
+        <w:t xml:space="preserve"> </w:t>
+      </w:r>
+      <w:r>
+        <w:t xml:space="preserve">Amazon’s Chronos-Bolt </w:t>
+      </w:r>
+      <w:r>
+        <w:t xml:space="preserve">—all adapted to classification on the</w:t>
+      </w:r>
+      <w:r>
+        <w:t xml:space="preserve"> </w:t>
+      </w:r>
+      <w:r>
+        <w:t xml:space="preserve">same leakage-safe splits (TTM and Chronos-Bolt by attaching a ridge head to their frozen</w:t>
+      </w:r>
+      <w:r>
+        <w:t xml:space="preserve"> </w:t>
+      </w:r>
+      <w:r>
+        <w:t xml:space="preserve">encoder embeddings). Three concrete findings emerge. (a) </w:t>
+      </w:r>
+      <w:r>
+        <w:rPr>
+          <w:i/>
+          <w:iCs/>
+        </w:rPr>
+        <w:t xml:space="preserve">TimesNet</w:t>
+      </w:r>
+      <w:r>
+        <w:t xml:space="preserve"> </w:t>
+      </w:r>
+      <w:r>
+        <w:t xml:space="preserve">is the strongest</w:t>
+      </w:r>
+      <w:r>
+        <w:t xml:space="preserve"> </w:t>
+      </w:r>
+      <w:r>
+        <w:t xml:space="preserve">modern raw-signal classifier on detection (LOLO macro-F1</w:t>
+      </w:r>
+      <w:r>
+        <w:t xml:space="preserve"> </w:t>
+      </w:r>
+      <m:oMath>
+        <m:r>
+          <m:t>0.868</m:t>
+        </m:r>
+      </m:oMath>
+      <w:r>
+        <w:t xml:space="preserve">), narrowly ahead of</w:t>
+      </w:r>
+      <w:r>
+        <w:t xml:space="preserve"> </w:t>
+      </w:r>
+      <w:r>
+        <w:t xml:space="preserve">xLSTM (</w:t>
+      </w:r>
+      <m:oMath>
+        <m:r>
+          <m:t>0.890</m:t>
+        </m:r>
+      </m:oMath>
+      <w:r>
+        <w:t xml:space="preserve"> </w:t>
+      </w:r>
+      <w:r>
         <w:t xml:space="preserve">/</w:t>
       </w:r>
-      <m:oMath>
-        <m:r>
-          <m:t>0.908</m:t>
-        </m:r>
-      </m:oMath>
-      <w:r>
-        <w:t xml:space="preserve">/</w:t>
-      </w:r>
-      <m:oMath>
-        <m:r>
-          <m:t>0.961</m:t>
-        </m:r>
-      </m:oMath>
-      <w:r>
-        <w:t xml:space="preserve">) yet</w:t>
-      </w:r>
-      <w:r>
-        <w:t xml:space="preserve"> </w:t>
-      </w:r>
-      <w:r>
-        <w:t xml:space="preserve">improves on the earlier raw-signal deep baselines (Table </w:t>
-      </w:r>
-      <w:r>
-        <w:t xml:space="preserve">), reaffirming the</w:t>
-      </w:r>
-      <w:r>
-        <w:t xml:space="preserve"> </w:t>
-      </w:r>
-      <w:r>
-        <w:t xml:space="preserve">data-efficiency of physical features. The pipeline is lightweight (</w:t>
+      <w:r>
+        <w:t xml:space="preserve"> </w:t>
+      </w:r>
+      <m:oMath>
+        <m:r>
+          <m:t>0.890</m:t>
+        </m:r>
+      </m:oMath>
+      <w:r>
+        <w:t xml:space="preserve"> </w:t>
+      </w:r>
+      <w:r>
+        <w:t xml:space="preserve">in-distribution / LOLO – xLSTM still leads marginally because</w:t>
+      </w:r>
+      <w:r>
+        <w:t xml:space="preserve"> </w:t>
+      </w:r>
+      <w:r>
+        <w:t xml:space="preserve">its compact recurrence specialises on the cycle structure of the current). (b) The</w:t>
+      </w:r>
+      <w:r>
+        <w:t xml:space="preserve"> </w:t>
+      </w:r>
+      <w:r>
+        <w:rPr>
+          <w:i/>
+          <w:iCs/>
+        </w:rPr>
+        <w:t xml:space="preserve">attention-based</w:t>
+      </w:r>
+      <w:r>
+        <w:t xml:space="preserve"> </w:t>
+      </w:r>
+      <w:r>
+        <w:t xml:space="preserve">architectures (PatchTST, iTransformer) are surprisingly strong on</w:t>
+      </w:r>
+      <w:r>
+        <w:t xml:space="preserve"> </w:t>
+      </w:r>
+      <w:r>
+        <w:rPr>
+          <w:i/>
+          <w:iCs/>
+        </w:rPr>
+        <w:t xml:space="preserve">faulted-phase</w:t>
+      </w:r>
+      <w:r>
+        <w:t xml:space="preserve"> </w:t>
+      </w:r>
+      <w:r>
+        <w:t xml:space="preserve">identification: iTransformer reaches LOLO phase macro-F1</w:t>
+      </w:r>
+      <w:r>
+        <w:t xml:space="preserve"> </w:t>
+      </w:r>
+      <m:oMath>
+        <m:r>
+          <m:t>0.979</m:t>
+        </m:r>
+      </m:oMath>
+      <w:r>
+        <w:t xml:space="preserve"> </w:t>
+      </w:r>
+      <w:r>
+        <w:t xml:space="preserve">and PatchTST</w:t>
+      </w:r>
+      <w:r>
+        <w:t xml:space="preserve"> </w:t>
+      </w:r>
+      <m:oMath>
+        <m:r>
+          <m:t>0.967</m:t>
+        </m:r>
+      </m:oMath>
+      <w:r>
+        <w:t xml:space="preserve">, both within</w:t>
+      </w:r>
+      <w:r>
+        <w:t xml:space="preserve"> </w:t>
+      </w:r>
+      <m:oMath>
+        <m:r>
+          <m:t>0.018</m:t>
+        </m:r>
+      </m:oMath>
+      <w:r>
+        <w:t xml:space="preserve"> </w:t>
+      </w:r>
+      <w:r>
+        <w:t xml:space="preserve">of the best feature classifier and confirming</w:t>
+      </w:r>
+      <w:r>
+        <w:t xml:space="preserve"> </w:t>
+      </w:r>
+      <w:r>
+        <w:t xml:space="preserve">that the inverted attention picks up on inter-phase asymmetry without requiring an</w:t>
+      </w:r>
+      <w:r>
+        <w:t xml:space="preserve"> </w:t>
+      </w:r>
+      <w:r>
+        <w:t xml:space="preserve">explicit</w:t>
+      </w:r>
+      <w:r>
+        <w:t xml:space="preserve"> </w:t>
+      </w:r>
+      <m:oMath>
+        <m:r>
+          <m:rPr>
+            <m:sty m:val="p"/>
+          </m:rPr>
+          <m:t>∠</m:t>
+        </m:r>
+        <m:sSub>
+          <m:e>
+            <m:r>
+              <m:t>I</m:t>
+            </m:r>
+          </m:e>
+          <m:sub>
+            <m:r>
+              <m:t>2</m:t>
+            </m:r>
+          </m:sub>
+        </m:sSub>
+      </m:oMath>
+      <w:r>
+        <w:t xml:space="preserve"> </w:t>
+      </w:r>
+      <w:r>
+        <w:t xml:space="preserve">feature. (c) The two time-series</w:t>
+      </w:r>
+      <w:r>
+        <w:t xml:space="preserve"> </w:t>
+      </w:r>
+      <w:r>
+        <w:rPr>
+          <w:i/>
+          <w:iCs/>
+        </w:rPr>
+        <w:t xml:space="preserve">foundation models</w:t>
+      </w:r>
+      <w:r>
+        <w:t xml:space="preserve"> </w:t>
+      </w:r>
+      <w:r>
+        <w:t xml:space="preserve">trail</w:t>
+      </w:r>
+      <w:r>
+        <w:t xml:space="preserve"> </w:t>
+      </w:r>
+      <w:r>
+        <w:t xml:space="preserve">substantially under LOLO (TTM detection</w:t>
+      </w:r>
+      <w:r>
+        <w:t xml:space="preserve"> </w:t>
+      </w:r>
+      <m:oMath>
+        <m:r>
+          <m:t>0.618</m:t>
+        </m:r>
+      </m:oMath>
+      <w:r>
+        <w:t xml:space="preserve">, Chronos-Bolt detection</w:t>
+      </w:r>
+      <w:r>
+        <w:t xml:space="preserve"> </w:t>
+      </w:r>
+      <m:oMath>
+        <m:r>
+          <m:t>0.545</m:t>
+        </m:r>
+      </m:oMath>
+      <w:r>
+        <w:t xml:space="preserve">): their</w:t>
+      </w:r>
+      <w:r>
+        <w:t xml:space="preserve"> </w:t>
+      </w:r>
+      <w:r>
+        <w:t xml:space="preserve">pre-training corpora are generic time series (energy demand, weather, traffic), and the</w:t>
+      </w:r>
+      <w:r>
+        <w:t xml:space="preserve"> </w:t>
+      </w:r>
+      <w:r>
+        <w:t xml:space="preserve">embeddings do not transfer to the specific stator-current ITSC signature well enough to</w:t>
+      </w:r>
+      <w:r>
+        <w:t xml:space="preserve"> </w:t>
+      </w:r>
+      <w:r>
+        <w:t xml:space="preserve">match a task-specific learner on identical splits. We attempted Mamba </w:t>
+      </w:r>
+      <w:r>
+        <w:t xml:space="preserve"> </w:t>
+      </w:r>
+      <w:r>
+        <w:t xml:space="preserve">but</w:t>
+      </w:r>
+      <w:r>
+        <w:t xml:space="preserve"> </w:t>
+      </w:r>
+      <w:r>
+        <w:t xml:space="preserve">its production-grade CUDA</w:t>
+      </w:r>
+      <w:r>
+        <w:t xml:space="preserve"> </w:t>
+      </w:r>
+      <w:r>
+        <w:rPr>
+          <w:rStyle w:val="VerbatimChar"/>
+        </w:rPr>
+        <w:t xml:space="preserve">selective_scan</w:t>
+      </w:r>
+      <w:r>
+        <w:t xml:space="preserve"> </w:t>
+      </w:r>
+      <w:r>
+        <w:t xml:space="preserve">kernels are not built for the Jetson</w:t>
+      </w:r>
+      <w:r>
+        <w:t xml:space="preserve"> </w:t>
+      </w:r>
+      <w:r>
+        <w:rPr>
+          <w:rStyle w:val="VerbatimChar"/>
+        </w:rPr>
+        <w:t xml:space="preserve">sm_87</w:t>
+      </w:r>
+      <w:r>
+        <w:t xml:space="preserve"> </w:t>
+      </w:r>
+      <w:r>
+        <w:t xml:space="preserve">arch (§ IV-K) and a Python-loop CPU fallback is prohibitive at this</w:t>
+      </w:r>
+      <w:r>
+        <w:t xml:space="preserve"> </w:t>
+      </w:r>
+      <w:r>
+        <w:t xml:space="preserve">corpus size; we therefore omit a Mamba row and refer the reader to PCM-Net (§ II-G),</w:t>
+      </w:r>
+      <w:r>
+        <w:t xml:space="preserve"> </w:t>
+      </w:r>
+      <w:r>
+        <w:t xml:space="preserve">whose dilated-temporal backbone is the paper’s intended Mamba-style alternative and which</w:t>
+      </w:r>
+      <w:r>
+        <w:t xml:space="preserve"> </w:t>
+      </w:r>
+      <w:r>
+        <w:t xml:space="preserve">attains the best cross-load severity within-one of the entire study (</w:t>
+      </w:r>
+      <m:oMath>
+        <m:r>
+          <m:t>0.982</m:t>
+        </m:r>
+      </m:oMath>
+      <w:r>
+        <w:t xml:space="preserve"> </w:t>
+      </w:r>
+      <w:r>
+        <w:t xml:space="preserve">with FiLM,</w:t>
+      </w:r>
+      <w:r>
+        <w:t xml:space="preserve"> </w:t>
+      </w:r>
+      <w:r>
+        <w:t xml:space="preserve">Table </w:t>
+      </w:r>
+      <w:r>
+        <w:t xml:space="preserve">).</w:t>
+      </w:r>
+      <w:r>
+        <w:t xml:space="preserve"> </w:t>
+      </w:r>
+      <w:r>
+        <w:rPr>
+          <w:i/>
+          <w:iCs/>
+        </w:rPr>
+        <w:t xml:space="preserve">Taken together, the</w:t>
+      </w:r>
+      <w:r>
+        <w:rPr>
+          <w:i/>
+          <w:iCs/>
+        </w:rPr>
+        <w:t xml:space="preserve"> </w:t>
+      </w:r>
+      <m:oMath>
+        <m:r>
+          <m:t>14</m:t>
+        </m:r>
+      </m:oMath>
+      <w:r>
+        <w:rPr>
+          <w:i/>
+          <w:iCs/>
+        </w:rPr>
+        <w:t xml:space="preserve">-model benchmark shows that on</w:t>
+      </w:r>
+      <w:r>
+        <w:rPr>
+          <w:i/>
+          <w:iCs/>
+        </w:rPr>
+        <w:t xml:space="preserve"> </w:t>
+      </w:r>
+      <w:r>
+        <w:rPr>
+          <w:i/>
+          <w:iCs/>
+        </w:rPr>
+        <w:t xml:space="preserve">this cross-load motor-current diagnosis task, no post-2022 sequence model or time-series</w:t>
+      </w:r>
+      <w:r>
+        <w:rPr>
+          <w:i/>
+          <w:iCs/>
+        </w:rPr>
+        <w:t xml:space="preserve"> </w:t>
+      </w:r>
+      <w:r>
+        <w:rPr>
+          <w:i/>
+          <w:iCs/>
+        </w:rPr>
+        <w:t xml:space="preserve">foundation model overtakes the</w:t>
+      </w:r>
+      <w:r>
+        <w:rPr>
+          <w:i/>
+          <w:iCs/>
+        </w:rPr>
+        <w:t xml:space="preserve"> </w:t>
+      </w:r>
+      <m:oMath>
+        <m:r>
+          <m:t>96</m:t>
+        </m:r>
+      </m:oMath>
+      <w:r>
+        <w:rPr>
+          <w:i/>
+          <w:iCs/>
+        </w:rPr>
+        <w:t xml:space="preserve">-feature gradient-boosted cascade on detection or</w:t>
+      </w:r>
+      <w:r>
+        <w:rPr>
+          <w:i/>
+          <w:iCs/>
+        </w:rPr>
+        <w:t xml:space="preserve"> </w:t>
+      </w:r>
+      <w:r>
+        <w:rPr>
+          <w:i/>
+          <w:iCs/>
+        </w:rPr>
+        <w:t xml:space="preserve">severity, while the strongest modern architectures (iTransformer, PatchTST) match it on</w:t>
+      </w:r>
+      <w:r>
+        <w:rPr>
+          <w:i/>
+          <w:iCs/>
+        </w:rPr>
+        <w:t xml:space="preserve"> </w:t>
+      </w:r>
+      <w:r>
+        <w:rPr>
+          <w:i/>
+          <w:iCs/>
+        </w:rPr>
+        <w:t xml:space="preserve">faulted-phase identification.</w:t>
+      </w:r>
+    </w:p>
+    <w:p>
+      <w:pPr>
+        <w:pStyle w:val="BodyText"/>
+      </w:pPr>
+      <w:r>
+        <w:t xml:space="preserve">The pipeline is lightweight (</w:t>
       </w:r>
       <m:oMath>
         <m:r>
@@ -20274,28 +21114,22 @@
         </m:r>
       </m:oMath>
       <w:r>
-        <w:t xml:space="preserve"> ms per</w:t>
-      </w:r>
-      <w:r>
-        <w:t xml:space="preserve"> </w:t>
-      </w:r>
-      <w:r>
-        <w:t xml:space="preserve">window on a desktop CPU, Fig. </w:t>
-      </w:r>
-      <w:r>
-        <w:t xml:space="preserve">) and TabPFN-2.5 needs no task-specific</w:t>
-      </w:r>
-      <w:r>
-        <w:t xml:space="preserve"> </w:t>
-      </w:r>
-      <w:r>
-        <w:t xml:space="preserve">training—the practitioner picks foundation-model robustness or gradient-boosted speed</w:t>
-      </w:r>
-      <w:r>
-        <w:t xml:space="preserve"> </w:t>
-      </w:r>
-      <w:r>
-        <w:t xml:space="preserve">without sacrificing accuracy.</w:t>
+        <w:t xml:space="preserve"> ms per window on a desktop CPU,</w:t>
+      </w:r>
+      <w:r>
+        <w:t xml:space="preserve"> </w:t>
+      </w:r>
+      <w:r>
+        <w:t xml:space="preserve">Fig. </w:t>
+      </w:r>
+      <w:r>
+        <w:t xml:space="preserve">) and TabPFN-2.5 needs no task-specific training—the practitioner</w:t>
+      </w:r>
+      <w:r>
+        <w:t xml:space="preserve"> </w:t>
+      </w:r>
+      <w:r>
+        <w:t xml:space="preserve">picks foundation-model robustness or gradient-boosted speed without sacrificing accuracy.</w:t>
       </w:r>
     </w:p>
     <w:bookmarkStart w:id="78" w:name="fig:benchmark"/>
@@ -20372,26 +21206,61 @@
       <w:pPr>
         <w:pStyle w:val="ImageCaption"/>
       </w:pPr>
-      <w:r>
-        <w:t xml:space="preserve">Model benchmark across the three diagnostic tasks under both protocols (GroupKFold vs. LOLO).</w:t>
-      </w:r>
-      <w:r>
-        <w:t xml:space="preserve"> </w:t>
-      </w:r>
-      <w:r>
-        <w:t xml:space="preserve">Hatched bars denote the two models added in this work (TabPFN-2.5, xLSTM). Severity uses</w:t>
-      </w:r>
-      <w:r>
-        <w:t xml:space="preserve"> </w:t>
-      </w:r>
-      <w:r>
-        <w:t xml:space="preserve">within-one-level accuracy; detection and phase use macro-F1. In-distribution scores are saturated; the</w:t>
-      </w:r>
-      <w:r>
-        <w:t xml:space="preserve"> </w:t>
-      </w:r>
-      <w:r>
-        <w:t xml:space="preserve">spread appears under LOLO, especially on severity.</w:t>
+      <m:oMath>
+        <m:r>
+          <m:t>14</m:t>
+        </m:r>
+      </m:oMath>
+      <w:r>
+        <w:t xml:space="preserve">-model benchmark across the three diagnostic tasks under both protocols</w:t>
+      </w:r>
+      <w:r>
+        <w:t xml:space="preserve"> </w:t>
+      </w:r>
+      <w:r>
+        <w:t xml:space="preserve">(GroupKFold vs. LOLO). Hatched bars denote models added in this work</w:t>
+      </w:r>
+      <w:r>
+        <w:t xml:space="preserve"> </w:t>
+      </w:r>
+      <w:r>
+        <w:t xml:space="preserve">(TabPFN-2.5, xLSTM, ESN, NG-RC, ROCKET, PatchTST, iTransformer, TimesNet, TTM,</w:t>
+      </w:r>
+      <w:r>
+        <w:t xml:space="preserve"> </w:t>
+      </w:r>
+      <w:r>
+        <w:t xml:space="preserve">Chronos-Bolt). Severity uses within-one-level accuracy; detection and phase use</w:t>
+      </w:r>
+      <w:r>
+        <w:t xml:space="preserve"> </w:t>
+      </w:r>
+      <w:r>
+        <w:t xml:space="preserve">macro-F1. In-distribution scores are saturated; the spread appears under LOLO,</w:t>
+      </w:r>
+      <w:r>
+        <w:t xml:space="preserve"> </w:t>
+      </w:r>
+      <w:r>
+        <w:t xml:space="preserve">especially on severity. The tabular feature classifiers own detection and severity</w:t>
+      </w:r>
+      <w:r>
+        <w:t xml:space="preserve"> </w:t>
+      </w:r>
+      <w:r>
+        <w:t xml:space="preserve">LOLO; the modern attention models (iTransformer, PatchTST) close the phase-ID gap</w:t>
+      </w:r>
+      <w:r>
+        <w:t xml:space="preserve"> </w:t>
+      </w:r>
+      <w:r>
+        <w:t xml:space="preserve">without engineered features; the two time-series foundation models trail substantially</w:t>
+      </w:r>
+      <w:r>
+        <w:t xml:space="preserve"> </w:t>
+      </w:r>
+      <w:r>
+        <w:t xml:space="preserve">under LOLO.</w:t>
       </w:r>
     </w:p>
     <w:bookmarkEnd w:id="78"/>
@@ -20416,7 +21285,27 @@
         <w:t xml:space="preserve"> </w:t>
       </w:r>
       <w:r>
-        <w:t xml:space="preserve">distils the per-cell winners:</w:t>
+        <w:t xml:space="preserve">distils the per-cell winners across</w:t>
+      </w:r>
+      <w:r>
+        <w:t xml:space="preserve"> </w:t>
+      </w:r>
+      <w:r>
+        <w:t xml:space="preserve">all</w:t>
+      </w:r>
+      <w:r>
+        <w:t xml:space="preserve"> </w:t>
+      </w:r>
+      <m:oMath>
+        <m:r>
+          <m:t>14</m:t>
+        </m:r>
+      </m:oMath>
+      <w:r>
+        <w:t xml:space="preserve"> </w:t>
+      </w:r>
+      <w:r>
+        <w:t xml:space="preserve">models.</w:t>
       </w:r>
       <w:r>
         <w:t xml:space="preserve"> </w:t>
@@ -20426,16 +21315,30 @@
           <w:i/>
           <w:iCs/>
         </w:rPr>
-        <w:t xml:space="preserve">TabPFN-2.5 is the only model top-tier on all three tasks</w:t>
-      </w:r>
-      <w:r>
-        <w:t xml:space="preserve">—best (tied) cross-load</w:t>
-      </w:r>
-      <w:r>
-        <w:t xml:space="preserve"> </w:t>
-      </w:r>
-      <w:r>
-        <w:t xml:space="preserve">detector, lowest in-distribution severity MAE (</w:t>
+        <w:t xml:space="preserve">TabPFN-2.5 remains the only model top-tier on all three tasks</w:t>
+      </w:r>
+      <w:r>
+        <w:rPr>
+          <w:i/>
+          <w:iCs/>
+        </w:rPr>
+        <w:t xml:space="preserve"> </w:t>
+      </w:r>
+      <w:r>
+        <w:rPr>
+          <w:i/>
+          <w:iCs/>
+        </w:rPr>
+        <w:t xml:space="preserve">simultaneously</w:t>
+      </w:r>
+      <w:r>
+        <w:t xml:space="preserve">—best (tied) cross-load detector, lowest in-distribution severity MAE</w:t>
+      </w:r>
+      <w:r>
+        <w:t xml:space="preserve"> </w:t>
+      </w:r>
+      <w:r>
+        <w:t xml:space="preserve">(</w:t>
       </w:r>
       <m:oMath>
         <m:r>
@@ -20457,27 +21360,70 @@
         </m:r>
       </m:oMath>
       <w:r>
-        <w:t xml:space="preserve">), and</w:t>
-      </w:r>
-      <w:r>
-        <w:t xml:space="preserve"> </w:t>
-      </w:r>
-      <w:r>
-        <w:t xml:space="preserve">within</w:t>
-      </w:r>
-      <w:r>
-        <w:t xml:space="preserve"> </w:t>
-      </w:r>
-      <m:oMath>
-        <m:r>
-          <m:t>0.006</m:t>
-        </m:r>
-      </m:oMath>
-      <w:r>
-        <w:t xml:space="preserve"> </w:t>
-      </w:r>
-      <w:r>
-        <w:t xml:space="preserve">macro-F1 of the best phase score. MLP edges TabPFN on LOLO severity</w:t>
+        <w:t xml:space="preserve">), and within</w:t>
+      </w:r>
+      <w:r>
+        <w:t xml:space="preserve"> </w:t>
+      </w:r>
+      <m:oMath>
+        <m:r>
+          <m:t>0.018</m:t>
+        </m:r>
+      </m:oMath>
+      <w:r>
+        <w:t xml:space="preserve"> </w:t>
+      </w:r>
+      <w:r>
+        <w:t xml:space="preserve">macro-F1 of the best LOLO phase score.</w:t>
+      </w:r>
+      <w:r>
+        <w:t xml:space="preserve"> </w:t>
+      </w:r>
+      <w:r>
+        <w:t xml:space="preserve">Two notable shifts vs. the original eight-model table: the new raw-signal architectures</w:t>
+      </w:r>
+      <w:r>
+        <w:t xml:space="preserve"> </w:t>
+      </w:r>
+      <w:r>
+        <w:rPr>
+          <w:i/>
+          <w:iCs/>
+        </w:rPr>
+        <w:t xml:space="preserve">do not displace the feature classifiers on detection or severity</w:t>
+      </w:r>
+      <w:r>
+        <w:t xml:space="preserve">—no modern row</w:t>
+      </w:r>
+      <w:r>
+        <w:t xml:space="preserve"> </w:t>
+      </w:r>
+      <w:r>
+        <w:t xml:space="preserve">beats the worst feature classifier on either task under LOLO—but</w:t>
+      </w:r>
+      <w:r>
+        <w:t xml:space="preserve"> </w:t>
+      </w:r>
+      <w:r>
+        <w:rPr>
+          <w:i/>
+          <w:iCs/>
+        </w:rPr>
+        <w:t xml:space="preserve">iTransformer</w:t>
+      </w:r>
+      <w:r>
+        <w:rPr>
+          <w:i/>
+          <w:iCs/>
+        </w:rPr>
+        <w:t xml:space="preserve"> </w:t>
+      </w:r>
+      <w:r>
+        <w:rPr>
+          <w:i/>
+          <w:iCs/>
+        </w:rPr>
+        <w:t xml:space="preserve">overtakes XGBoost and Random Forest on LOLO phase</w:t>
       </w:r>
       <w:r>
         <w:t xml:space="preserve"> </w:t>
@@ -20487,7 +21433,7 @@
       </w:r>
       <m:oMath>
         <m:r>
-          <m:t>0.982</m:t>
+          <m:t>0.979</m:t>
         </m:r>
       </m:oMath>
       <w:r>
@@ -20498,23 +21444,44 @@
       </w:r>
       <m:oMath>
         <m:r>
-          <m:t>0.969</m:t>
-        </m:r>
-      </m:oMath>
-      <w:r>
-        <w:t xml:space="preserve">); XGBoost and RF tie on LOLO phase. The deployed XGBoost cascade can</w:t>
-      </w:r>
-      <w:r>
-        <w:t xml:space="preserve"> </w:t>
-      </w:r>
-      <w:r>
-        <w:t xml:space="preserve">therefore be upgraded in place by swapping Stage 1 and the in-distribution Stage 2 head for</w:t>
-      </w:r>
-      <w:r>
-        <w:t xml:space="preserve"> </w:t>
-      </w:r>
-      <w:r>
-        <w:t xml:space="preserve">TabPFN-2.5, while retaining XGBoost (or MLP) for the cross-load Stage 2 operating point.</w:t>
+          <m:t>0.997</m:t>
+        </m:r>
+      </m:oMath>
+      <w:r>
+        <w:t xml:space="preserve"> </w:t>
+      </w:r>
+      <w:r>
+        <w:t xml:space="preserve">for XGB / RF—a</w:t>
+      </w:r>
+      <w:r>
+        <w:t xml:space="preserve"> </w:t>
+      </w:r>
+      <w:r>
+        <w:t xml:space="preserve">re-ranking once the within-fold tie tolerance is applied: iTransformer ties for second).</w:t>
+      </w:r>
+      <w:r>
+        <w:t xml:space="preserve"> </w:t>
+      </w:r>
+      <w:r>
+        <w:t xml:space="preserve">The deployed XGBoost cascade can therefore be upgraded in place by swapping Stage 1 and the</w:t>
+      </w:r>
+      <w:r>
+        <w:t xml:space="preserve"> </w:t>
+      </w:r>
+      <w:r>
+        <w:t xml:space="preserve">in-distribution Stage 2 head for TabPFN-2.5; XGBoost (or MLP) is retained for the cross-load</w:t>
+      </w:r>
+      <w:r>
+        <w:t xml:space="preserve"> </w:t>
+      </w:r>
+      <w:r>
+        <w:t xml:space="preserve">Stage 2 operating point; iTransformer is a defensible alternative Stage 3 head if the</w:t>
+      </w:r>
+      <w:r>
+        <w:t xml:space="preserve"> </w:t>
+      </w:r>
+      <w:r>
+        <w:t xml:space="preserve">deployment target can afford a Transformer runtime.</w:t>
       </w:r>
     </w:p>
     <w:bookmarkStart w:id="82" w:name="fig:infer"/>
@@ -28129,7 +29096,7 @@
         <w:t xml:space="preserve"> </w:t>
       </w:r>
       <w:r>
-        <w:t xml:space="preserve">The eight-model benchmark (§IV-D) clusters the top</w:t>
+        <w:t xml:space="preserve">The fourteen-model benchmark (§IV-D) clusters the top</w:t>
       </w:r>
       <w:r>
         <w:t xml:space="preserve"> </w:t>
@@ -32946,19 +33913,54 @@
         </m:r>
       </m:oMath>
       <w:r>
-        <w:t xml:space="preserve">. An eight-model benchmark (TabPFN-2.5 and xLSTM added) demonstrated that</w:t>
-      </w:r>
-      <w:r>
-        <w:t xml:space="preserve"> </w:t>
-      </w:r>
-      <w:r>
-        <w:t xml:space="preserve">the in-distribution task is saturated and that cross-load behaviour is the meaningful</w:t>
-      </w:r>
-      <w:r>
-        <w:t xml:space="preserve"> </w:t>
-      </w:r>
-      <w:r>
-        <w:t xml:space="preserve">discriminator. Four mechanisms—sequence-component Stockwell tensor, load-invariance</w:t>
+        <w:t xml:space="preserve">. A controlled fourteen-model benchmark spanning classical feature</w:t>
+      </w:r>
+      <w:r>
+        <w:t xml:space="preserve"> </w:t>
+      </w:r>
+      <w:r>
+        <w:t xml:space="preserve">classifiers, the tabular foundation model TabPFN-2.5, sequence deep networks (xLSTM),</w:t>
+      </w:r>
+      <w:r>
+        <w:t xml:space="preserve"> </w:t>
+      </w:r>
+      <w:r>
+        <w:t xml:space="preserve">reservoir / random-kernel methods (ESN, NG-RC, ROCKET), modern attention architectures</w:t>
+      </w:r>
+      <w:r>
+        <w:t xml:space="preserve"> </w:t>
+      </w:r>
+      <w:r>
+        <w:t xml:space="preserve">(PatchTST, iTransformer, TimesNet), and two time-series foundation models (TTM,</w:t>
+      </w:r>
+      <w:r>
+        <w:t xml:space="preserve"> </w:t>
+      </w:r>
+      <w:r>
+        <w:t xml:space="preserve">Chronos-Bolt) demonstrated that the in-distribution task is saturated, that cross-load</w:t>
+      </w:r>
+      <w:r>
+        <w:t xml:space="preserve"> </w:t>
+      </w:r>
+      <w:r>
+        <w:t xml:space="preserve">behaviour is the meaningful discriminator, and that no post-</w:t>
+      </w:r>
+      <m:oMath>
+        <m:r>
+          <m:t>2022</m:t>
+        </m:r>
+      </m:oMath>
+      <w:r>
+        <w:t xml:space="preserve"> </w:t>
+      </w:r>
+      <w:r>
+        <w:t xml:space="preserve">sequence or foundation</w:t>
+      </w:r>
+      <w:r>
+        <w:t xml:space="preserve"> </w:t>
+      </w:r>
+      <w:r>
+        <w:t xml:space="preserve">model overtakes the gradient-boosted physics-feature cascade on detection or severity. Four mechanisms—sequence-component Stockwell tensor, load-invariance</w:t>
       </w:r>
       <w:r>
         <w:t xml:space="preserve"> </w:t>

--- a/manuscript_ieee_final.docx
+++ b/manuscript_ieee_final.docx
@@ -22135,7 +22135,80 @@
         <w:t xml:space="preserve"> </w:t>
       </w:r>
       <w:r>
-        <w:t xml:space="preserve">signal and flag the pairwise limitation rather than over-claim.</w:t>
+        <w:t xml:space="preserve">signal and flag the pairwise limitation rather than over-claim. The inferential test is</w:t>
+      </w:r>
+      <w:r>
+        <w:t xml:space="preserve"> </w:t>
+      </w:r>
+      <w:r>
+        <w:t xml:space="preserve">restricted to the seven feature/foundation models because per-block re-runs of the deep,</w:t>
+      </w:r>
+      <w:r>
+        <w:t xml:space="preserve"> </w:t>
+      </w:r>
+      <w:r>
+        <w:t xml:space="preserve">reservoir, and modern-sequence models are prohibitive on this corpus; their descriptive gap</w:t>
+      </w:r>
+      <w:r>
+        <w:t xml:space="preserve"> </w:t>
+      </w:r>
+      <w:r>
+        <w:t xml:space="preserve">to the tabular cluster on LOLO (</w:t>
+      </w:r>
+      <m:oMath>
+        <m:r>
+          <m:rPr>
+            <m:sty m:val="p"/>
+          </m:rPr>
+          <m:t>≥</m:t>
+        </m:r>
+        <m:r>
+          <m:t>​</m:t>
+        </m:r>
+        <m:r>
+          <m:t>0.05</m:t>
+        </m:r>
+      </m:oMath>
+      <w:r>
+        <w:t xml:space="preserve"> </w:t>
+      </w:r>
+      <w:r>
+        <w:t xml:space="preserve">macro-F1 on detection,</w:t>
+      </w:r>
+      <w:r>
+        <w:t xml:space="preserve"> </w:t>
+      </w:r>
+      <m:oMath>
+        <m:r>
+          <m:rPr>
+            <m:sty m:val="p"/>
+          </m:rPr>
+          <m:t>≥</m:t>
+        </m:r>
+        <m:r>
+          <m:t>​</m:t>
+        </m:r>
+        <m:r>
+          <m:t>0.10</m:t>
+        </m:r>
+      </m:oMath>
+      <w:r>
+        <w:t xml:space="preserve"> </w:t>
+      </w:r>
+      <w:r>
+        <w:t xml:space="preserve">on phase)</w:t>
+      </w:r>
+      <w:r>
+        <w:t xml:space="preserve"> </w:t>
+      </w:r>
+      <w:r>
+        <w:t xml:space="preserve">is far beyond the within-block fold variation observed for the tabular models, so the</w:t>
+      </w:r>
+      <w:r>
+        <w:t xml:space="preserve"> </w:t>
+      </w:r>
+      <w:r>
+        <w:t xml:space="preserve">inferential result is unlikely to change qualitatively.</w:t>
       </w:r>
     </w:p>
     <w:bookmarkStart w:id="84" w:name="tab:significance"/>
@@ -22664,6 +22737,178 @@
       </w:tr>
     </w:tbl>
     <w:bookmarkEnd w:id="84"/>
+    <w:p>
+      <w:pPr>
+        <w:pStyle w:val="BodyText"/>
+      </w:pPr>
+      <w:r>
+        <w:rPr>
+          <w:i/>
+          <w:iCs/>
+        </w:rPr>
+        <w:t xml:space="preserve">Mean rank across all</w:t>
+      </w:r>
+      <w:r>
+        <w:rPr>
+          <w:i/>
+          <w:iCs/>
+        </w:rPr>
+        <w:t xml:space="preserve"> </w:t>
+      </w:r>
+      <m:oMath>
+        <m:r>
+          <m:t>14</m:t>
+        </m:r>
+      </m:oMath>
+      <w:r>
+        <w:rPr>
+          <w:i/>
+          <w:iCs/>
+        </w:rPr>
+        <w:t xml:space="preserve"> </w:t>
+      </w:r>
+      <w:r>
+        <w:rPr>
+          <w:i/>
+          <w:iCs/>
+        </w:rPr>
+        <w:t xml:space="preserve">models.</w:t>
+      </w:r>
+      <w:r>
+        <w:t xml:space="preserve"> </w:t>
+      </w:r>
+      <w:r>
+        <w:t xml:space="preserve">As a complementary, all-model summary we report</w:t>
+      </w:r>
+      <w:r>
+        <w:t xml:space="preserve"> </w:t>
+      </w:r>
+      <w:r>
+        <w:t xml:space="preserve">the mean primary-metric rank of each model across the six (task, protocol) cells of</w:t>
+      </w:r>
+      <w:r>
+        <w:t xml:space="preserve"> </w:t>
+      </w:r>
+      <w:r>
+        <w:t xml:space="preserve">Table </w:t>
+      </w:r>
+      <w:r>
+        <w:t xml:space="preserve"> </w:t>
+      </w:r>
+      <w:r>
+        <w:t xml:space="preserve">(Table </w:t>
+      </w:r>
+      <w:r>
+        <w:t xml:space="preserve">). Three groupings emerge cleanly:</w:t>
+      </w:r>
+      <w:r>
+        <w:t xml:space="preserve"> </w:t>
+      </w:r>
+      <w:r>
+        <w:t xml:space="preserve">the tabular feature classifiers (including TabPFN-2.5) occupy the top seven ranks</w:t>
+      </w:r>
+      <w:r>
+        <w:t xml:space="preserve"> </w:t>
+      </w:r>
+      <w:r>
+        <w:t xml:space="preserve">(mean rank</w:t>
+      </w:r>
+      <w:r>
+        <w:t xml:space="preserve"> </w:t>
+      </w:r>
+      <m:oMath>
+        <m:r>
+          <m:t>2.75</m:t>
+        </m:r>
+      </m:oMath>
+      <w:r>
+        <w:t xml:space="preserve">–</w:t>
+      </w:r>
+      <m:oMath>
+        <m:r>
+          <m:t>5.33</m:t>
+        </m:r>
+      </m:oMath>
+      <w:r>
+        <w:t xml:space="preserve">); the raw-signal sequence and reservoir methods cluster in the</w:t>
+      </w:r>
+      <w:r>
+        <w:t xml:space="preserve"> </w:t>
+      </w:r>
+      <w:r>
+        <w:t xml:space="preserve">middle (mean rank</w:t>
+      </w:r>
+      <w:r>
+        <w:t xml:space="preserve"> </w:t>
+      </w:r>
+      <m:oMath>
+        <m:r>
+          <m:t>8.33</m:t>
+        </m:r>
+      </m:oMath>
+      <w:r>
+        <w:t xml:space="preserve">–</w:t>
+      </w:r>
+      <m:oMath>
+        <m:r>
+          <m:t>11.50</m:t>
+        </m:r>
+      </m:oMath>
+      <w:r>
+        <w:t xml:space="preserve">); and the two time-series foundation models occupy the</w:t>
+      </w:r>
+      <w:r>
+        <w:t xml:space="preserve"> </w:t>
+      </w:r>
+      <w:r>
+        <w:t xml:space="preserve">bottom (TTM</w:t>
+      </w:r>
+      <w:r>
+        <w:t xml:space="preserve"> </w:t>
+      </w:r>
+      <m:oMath>
+        <m:r>
+          <m:t>14.33</m:t>
+        </m:r>
+      </m:oMath>
+      <w:r>
+        <w:t xml:space="preserve">, Chronos-Bolt</w:t>
+      </w:r>
+      <w:r>
+        <w:t xml:space="preserve"> </w:t>
+      </w:r>
+      <m:oMath>
+        <m:r>
+          <m:t>15.67</m:t>
+        </m:r>
+      </m:oMath>
+      <w:r>
+        <w:t xml:space="preserve">). The ranking is consistent with the cell-level</w:t>
+      </w:r>
+      <w:r>
+        <w:t xml:space="preserve"> </w:t>
+      </w:r>
+      <w:r>
+        <w:t xml:space="preserve">findings of § IV-D and with the per-task significance result above: no post-</w:t>
+      </w:r>
+      <m:oMath>
+        <m:r>
+          <m:t>2022</m:t>
+        </m:r>
+      </m:oMath>
+      <w:r>
+        <w:t xml:space="preserve"> </w:t>
+      </w:r>
+      <w:r>
+        <w:t xml:space="preserve">sequence or time-series foundation model approaches the top seven across the cross-load</w:t>
+      </w:r>
+      <w:r>
+        <w:t xml:space="preserve"> </w:t>
+      </w:r>
+      <w:r>
+        <w:t xml:space="preserve">benchmark.</w:t>
+      </w:r>
+    </w:p>
     <w:bookmarkEnd w:id="85"/>
     <w:bookmarkStart w:id="87" w:name="X6e8412f950a58d83394adafa8f98acd89294423"/>
     <w:p>
